--- a/discoverer-neo/docs/user-guide/manual/Discoverer-Neo-USER-Guide-Full-fr-FR.docx
+++ b/discoverer-neo/docs/user-guide/manual/Discoverer-Neo-USER-Guide-Full-fr-FR.docx
@@ -54,7 +54,7 @@
           <w:sz w:val="22"/>
           <w:szCs w:val="22"/>
         </w:rPr>
-        <w:t>Version 2.0.0</w:t>
+        <w:t>Version 2.0.1</w:t>
       </w:r>
     </w:p>
     <w:p>
@@ -74,7 +74,7 @@
     <w:sdt>
       <w:sdtPr>
         <w:alias w:val="Sommaire"/>
-        <w:id w:val="-933131995"/>
+        <w:id w:val="429481725"/>
       </w:sdtPr>
       <w:sdtEndPr/>
       <w:sdtContent>
@@ -102,7 +102,7 @@
           <w:r>
             <w:fldChar w:fldCharType="separate"/>
           </w:r>
-          <w:hyperlink w:anchor="_Toc241669026" w:history="1">
+          <w:hyperlink w:anchor="_Toc241671557" w:history="1">
             <w:r>
               <w:rPr>
                 <w:rStyle w:val="Hiperligao"/>
@@ -126,7 +126,7 @@
               <w:rPr>
                 <w:noProof/>
               </w:rPr>
-              <w:instrText xml:space="preserve"> PAGEREF _Toc241669026 \h </w:instrText>
+              <w:instrText xml:space="preserve"> PAGEREF _Toc241671557 \h </w:instrText>
             </w:r>
             <w:r>
               <w:rPr>
@@ -168,7 +168,7 @@
               <w14:ligatures w14:val="standardContextual"/>
             </w:rPr>
           </w:pPr>
-          <w:hyperlink w:anchor="_Toc241669027" w:history="1">
+          <w:hyperlink w:anchor="_Toc241671558" w:history="1">
             <w:r>
               <w:rPr>
                 <w:rStyle w:val="Hiperligao"/>
@@ -192,7 +192,7 @@
               <w:rPr>
                 <w:noProof/>
               </w:rPr>
-              <w:instrText xml:space="preserve"> PAGEREF _Toc241669027 \h </w:instrText>
+              <w:instrText xml:space="preserve"> PAGEREF _Toc241671558 \h </w:instrText>
             </w:r>
             <w:r>
               <w:rPr>
@@ -234,7 +234,7 @@
               <w14:ligatures w14:val="standardContextual"/>
             </w:rPr>
           </w:pPr>
-          <w:hyperlink w:anchor="_Toc241669028" w:history="1">
+          <w:hyperlink w:anchor="_Toc241671559" w:history="1">
             <w:r>
               <w:rPr>
                 <w:rStyle w:val="Hiperligao"/>
@@ -258,7 +258,7 @@
               <w:rPr>
                 <w:noProof/>
               </w:rPr>
-              <w:instrText xml:space="preserve"> PAGEREF _Toc241669028 \h </w:instrText>
+              <w:instrText xml:space="preserve"> PAGEREF _Toc241671559 \h </w:instrText>
             </w:r>
             <w:r>
               <w:rPr>
@@ -300,7 +300,7 @@
               <w14:ligatures w14:val="standardContextual"/>
             </w:rPr>
           </w:pPr>
-          <w:hyperlink w:anchor="_Toc241669029" w:history="1">
+          <w:hyperlink w:anchor="_Toc241671560" w:history="1">
             <w:r>
               <w:rPr>
                 <w:rStyle w:val="Hiperligao"/>
@@ -324,7 +324,7 @@
               <w:rPr>
                 <w:noProof/>
               </w:rPr>
-              <w:instrText xml:space="preserve"> PAGEREF _Toc241669029 \h </w:instrText>
+              <w:instrText xml:space="preserve"> PAGEREF _Toc241671560 \h </w:instrText>
             </w:r>
             <w:r>
               <w:rPr>
@@ -366,7 +366,7 @@
               <w14:ligatures w14:val="standardContextual"/>
             </w:rPr>
           </w:pPr>
-          <w:hyperlink w:anchor="_Toc241669030" w:history="1">
+          <w:hyperlink w:anchor="_Toc241671561" w:history="1">
             <w:r>
               <w:rPr>
                 <w:rStyle w:val="Hiperligao"/>
@@ -390,7 +390,7 @@
               <w:rPr>
                 <w:noProof/>
               </w:rPr>
-              <w:instrText xml:space="preserve"> PAGEREF _Toc241669030 \h </w:instrText>
+              <w:instrText xml:space="preserve"> PAGEREF _Toc241671561 \h </w:instrText>
             </w:r>
             <w:r>
               <w:rPr>
@@ -432,7 +432,7 @@
               <w14:ligatures w14:val="standardContextual"/>
             </w:rPr>
           </w:pPr>
-          <w:hyperlink w:anchor="_Toc241669031" w:history="1">
+          <w:hyperlink w:anchor="_Toc241671562" w:history="1">
             <w:r>
               <w:rPr>
                 <w:rStyle w:val="Hiperligao"/>
@@ -456,7 +456,7 @@
               <w:rPr>
                 <w:noProof/>
               </w:rPr>
-              <w:instrText xml:space="preserve"> PAGEREF _Toc241669031 \h </w:instrText>
+              <w:instrText xml:space="preserve"> PAGEREF _Toc241671562 \h </w:instrText>
             </w:r>
             <w:r>
               <w:rPr>
@@ -498,7 +498,7 @@
               <w14:ligatures w14:val="standardContextual"/>
             </w:rPr>
           </w:pPr>
-          <w:hyperlink w:anchor="_Toc241669032" w:history="1">
+          <w:hyperlink w:anchor="_Toc241671563" w:history="1">
             <w:r>
               <w:rPr>
                 <w:rStyle w:val="Hiperligao"/>
@@ -522,7 +522,7 @@
               <w:rPr>
                 <w:noProof/>
               </w:rPr>
-              <w:instrText xml:space="preserve"> PAGEREF _Toc241669032 \h </w:instrText>
+              <w:instrText xml:space="preserve"> PAGEREF _Toc241671563 \h </w:instrText>
             </w:r>
             <w:r>
               <w:rPr>
@@ -564,7 +564,7 @@
               <w14:ligatures w14:val="standardContextual"/>
             </w:rPr>
           </w:pPr>
-          <w:hyperlink w:anchor="_Toc241669033" w:history="1">
+          <w:hyperlink w:anchor="_Toc241671564" w:history="1">
             <w:r>
               <w:rPr>
                 <w:rStyle w:val="Hiperligao"/>
@@ -588,7 +588,7 @@
               <w:rPr>
                 <w:noProof/>
               </w:rPr>
-              <w:instrText xml:space="preserve"> PAGEREF _Toc241669033 \h </w:instrText>
+              <w:instrText xml:space="preserve"> PAGEREF _Toc241671564 \h </w:instrText>
             </w:r>
             <w:r>
               <w:rPr>
@@ -630,7 +630,7 @@
               <w14:ligatures w14:val="standardContextual"/>
             </w:rPr>
           </w:pPr>
-          <w:hyperlink w:anchor="_Toc241669034" w:history="1">
+          <w:hyperlink w:anchor="_Toc241671565" w:history="1">
             <w:r>
               <w:rPr>
                 <w:rStyle w:val="Hiperligao"/>
@@ -654,7 +654,7 @@
               <w:rPr>
                 <w:noProof/>
               </w:rPr>
-              <w:instrText xml:space="preserve"> PAGEREF _Toc241669034 \h </w:instrText>
+              <w:instrText xml:space="preserve"> PAGEREF _Toc241671565 \h </w:instrText>
             </w:r>
             <w:r>
               <w:rPr>
@@ -696,7 +696,7 @@
               <w14:ligatures w14:val="standardContextual"/>
             </w:rPr>
           </w:pPr>
-          <w:hyperlink w:anchor="_Toc241669035" w:history="1">
+          <w:hyperlink w:anchor="_Toc241671566" w:history="1">
             <w:r>
               <w:rPr>
                 <w:rStyle w:val="Hiperligao"/>
@@ -720,7 +720,7 @@
               <w:rPr>
                 <w:noProof/>
               </w:rPr>
-              <w:instrText xml:space="preserve"> PAGEREF _Toc241669035 \h </w:instrText>
+              <w:instrText xml:space="preserve"> PAGEREF _Toc241671566 \h </w:instrText>
             </w:r>
             <w:r>
               <w:rPr>
@@ -762,7 +762,7 @@
               <w14:ligatures w14:val="standardContextual"/>
             </w:rPr>
           </w:pPr>
-          <w:hyperlink w:anchor="_Toc241669036" w:history="1">
+          <w:hyperlink w:anchor="_Toc241671567" w:history="1">
             <w:r>
               <w:rPr>
                 <w:rStyle w:val="Hiperligao"/>
@@ -786,7 +786,7 @@
               <w:rPr>
                 <w:noProof/>
               </w:rPr>
-              <w:instrText xml:space="preserve"> PAGEREF _Toc241669036 \h </w:instrText>
+              <w:instrText xml:space="preserve"> PAGEREF _Toc241671567 \h </w:instrText>
             </w:r>
             <w:r>
               <w:rPr>
@@ -828,7 +828,7 @@
               <w14:ligatures w14:val="standardContextual"/>
             </w:rPr>
           </w:pPr>
-          <w:hyperlink w:anchor="_Toc241669037" w:history="1">
+          <w:hyperlink w:anchor="_Toc241671568" w:history="1">
             <w:r>
               <w:rPr>
                 <w:rStyle w:val="Hiperligao"/>
@@ -852,7 +852,7 @@
               <w:rPr>
                 <w:noProof/>
               </w:rPr>
-              <w:instrText xml:space="preserve"> PAGEREF _Toc241669037 \h </w:instrText>
+              <w:instrText xml:space="preserve"> PAGEREF _Toc241671568 \h </w:instrText>
             </w:r>
             <w:r>
               <w:rPr>
@@ -894,7 +894,7 @@
               <w14:ligatures w14:val="standardContextual"/>
             </w:rPr>
           </w:pPr>
-          <w:hyperlink w:anchor="_Toc241669038" w:history="1">
+          <w:hyperlink w:anchor="_Toc241671569" w:history="1">
             <w:r>
               <w:rPr>
                 <w:rStyle w:val="Hiperligao"/>
@@ -918,7 +918,7 @@
               <w:rPr>
                 <w:noProof/>
               </w:rPr>
-              <w:instrText xml:space="preserve"> PAGEREF _Toc241669038 \h </w:instrText>
+              <w:instrText xml:space="preserve"> PAGEREF _Toc241671569 \h </w:instrText>
             </w:r>
             <w:r>
               <w:rPr>
@@ -960,7 +960,7 @@
               <w14:ligatures w14:val="standardContextual"/>
             </w:rPr>
           </w:pPr>
-          <w:hyperlink w:anchor="_Toc241669039" w:history="1">
+          <w:hyperlink w:anchor="_Toc241671570" w:history="1">
             <w:r>
               <w:rPr>
                 <w:rStyle w:val="Hiperligao"/>
@@ -984,7 +984,7 @@
               <w:rPr>
                 <w:noProof/>
               </w:rPr>
-              <w:instrText xml:space="preserve"> PAGEREF _Toc241669039 \h </w:instrText>
+              <w:instrText xml:space="preserve"> PAGEREF _Toc241671570 \h </w:instrText>
             </w:r>
             <w:r>
               <w:rPr>
@@ -1026,7 +1026,7 @@
               <w14:ligatures w14:val="standardContextual"/>
             </w:rPr>
           </w:pPr>
-          <w:hyperlink w:anchor="_Toc241669040" w:history="1">
+          <w:hyperlink w:anchor="_Toc241671571" w:history="1">
             <w:r>
               <w:rPr>
                 <w:rStyle w:val="Hiperligao"/>
@@ -1050,7 +1050,7 @@
               <w:rPr>
                 <w:noProof/>
               </w:rPr>
-              <w:instrText xml:space="preserve"> PAGEREF _Toc241669040 \h </w:instrText>
+              <w:instrText xml:space="preserve"> PAGEREF _Toc241671571 \h </w:instrText>
             </w:r>
             <w:r>
               <w:rPr>
@@ -1092,7 +1092,7 @@
               <w14:ligatures w14:val="standardContextual"/>
             </w:rPr>
           </w:pPr>
-          <w:hyperlink w:anchor="_Toc241669041" w:history="1">
+          <w:hyperlink w:anchor="_Toc241671572" w:history="1">
             <w:r>
               <w:rPr>
                 <w:rStyle w:val="Hiperligao"/>
@@ -1116,7 +1116,7 @@
               <w:rPr>
                 <w:noProof/>
               </w:rPr>
-              <w:instrText xml:space="preserve"> PAGEREF _Toc241669041 \h </w:instrText>
+              <w:instrText xml:space="preserve"> PAGEREF _Toc241671572 \h </w:instrText>
             </w:r>
             <w:r>
               <w:rPr>
@@ -1158,7 +1158,7 @@
               <w14:ligatures w14:val="standardContextual"/>
             </w:rPr>
           </w:pPr>
-          <w:hyperlink w:anchor="_Toc241669042" w:history="1">
+          <w:hyperlink w:anchor="_Toc241671573" w:history="1">
             <w:r>
               <w:rPr>
                 <w:rStyle w:val="Hiperligao"/>
@@ -1182,7 +1182,7 @@
               <w:rPr>
                 <w:noProof/>
               </w:rPr>
-              <w:instrText xml:space="preserve"> PAGEREF _Toc241669042 \h </w:instrText>
+              <w:instrText xml:space="preserve"> PAGEREF _Toc241671573 \h </w:instrText>
             </w:r>
             <w:r>
               <w:rPr>
@@ -1224,7 +1224,7 @@
               <w14:ligatures w14:val="standardContextual"/>
             </w:rPr>
           </w:pPr>
-          <w:hyperlink w:anchor="_Toc241669043" w:history="1">
+          <w:hyperlink w:anchor="_Toc241671574" w:history="1">
             <w:r>
               <w:rPr>
                 <w:rStyle w:val="Hiperligao"/>
@@ -1248,7 +1248,7 @@
               <w:rPr>
                 <w:noProof/>
               </w:rPr>
-              <w:instrText xml:space="preserve"> PAGEREF _Toc241669043 \h </w:instrText>
+              <w:instrText xml:space="preserve"> PAGEREF _Toc241671574 \h </w:instrText>
             </w:r>
             <w:r>
               <w:rPr>
@@ -1290,7 +1290,7 @@
               <w14:ligatures w14:val="standardContextual"/>
             </w:rPr>
           </w:pPr>
-          <w:hyperlink w:anchor="_Toc241669044" w:history="1">
+          <w:hyperlink w:anchor="_Toc241671575" w:history="1">
             <w:r>
               <w:rPr>
                 <w:rStyle w:val="Hiperligao"/>
@@ -1314,7 +1314,7 @@
               <w:rPr>
                 <w:noProof/>
               </w:rPr>
-              <w:instrText xml:space="preserve"> PAGEREF _Toc241669044 \h </w:instrText>
+              <w:instrText xml:space="preserve"> PAGEREF _Toc241671575 \h </w:instrText>
             </w:r>
             <w:r>
               <w:rPr>
@@ -1356,7 +1356,7 @@
               <w14:ligatures w14:val="standardContextual"/>
             </w:rPr>
           </w:pPr>
-          <w:hyperlink w:anchor="_Toc241669045" w:history="1">
+          <w:hyperlink w:anchor="_Toc241671576" w:history="1">
             <w:r>
               <w:rPr>
                 <w:rStyle w:val="Hiperligao"/>
@@ -1380,7 +1380,7 @@
               <w:rPr>
                 <w:noProof/>
               </w:rPr>
-              <w:instrText xml:space="preserve"> PAGEREF _Toc241669045 \h </w:instrText>
+              <w:instrText xml:space="preserve"> PAGEREF _Toc241671576 \h </w:instrText>
             </w:r>
             <w:r>
               <w:rPr>
@@ -1422,7 +1422,7 @@
               <w14:ligatures w14:val="standardContextual"/>
             </w:rPr>
           </w:pPr>
-          <w:hyperlink w:anchor="_Toc241669046" w:history="1">
+          <w:hyperlink w:anchor="_Toc241671577" w:history="1">
             <w:r>
               <w:rPr>
                 <w:rStyle w:val="Hiperligao"/>
@@ -1446,7 +1446,7 @@
               <w:rPr>
                 <w:noProof/>
               </w:rPr>
-              <w:instrText xml:space="preserve"> PAGEREF _Toc241669046 \h </w:instrText>
+              <w:instrText xml:space="preserve"> PAGEREF _Toc241671577 \h </w:instrText>
             </w:r>
             <w:r>
               <w:rPr>
@@ -1488,7 +1488,7 @@
               <w14:ligatures w14:val="standardContextual"/>
             </w:rPr>
           </w:pPr>
-          <w:hyperlink w:anchor="_Toc241669047" w:history="1">
+          <w:hyperlink w:anchor="_Toc241671578" w:history="1">
             <w:r>
               <w:rPr>
                 <w:rStyle w:val="Hiperligao"/>
@@ -1512,7 +1512,7 @@
               <w:rPr>
                 <w:noProof/>
               </w:rPr>
-              <w:instrText xml:space="preserve"> PAGEREF _Toc241669047 \h </w:instrText>
+              <w:instrText xml:space="preserve"> PAGEREF _Toc241671578 \h </w:instrText>
             </w:r>
             <w:r>
               <w:rPr>
@@ -1554,7 +1554,7 @@
               <w14:ligatures w14:val="standardContextual"/>
             </w:rPr>
           </w:pPr>
-          <w:hyperlink w:anchor="_Toc241669048" w:history="1">
+          <w:hyperlink w:anchor="_Toc241671579" w:history="1">
             <w:r>
               <w:rPr>
                 <w:rStyle w:val="Hiperligao"/>
@@ -1578,7 +1578,7 @@
               <w:rPr>
                 <w:noProof/>
               </w:rPr>
-              <w:instrText xml:space="preserve"> PAGEREF _Toc241669048 \h </w:instrText>
+              <w:instrText xml:space="preserve"> PAGEREF _Toc241671579 \h </w:instrText>
             </w:r>
             <w:r>
               <w:rPr>
@@ -1620,7 +1620,7 @@
               <w14:ligatures w14:val="standardContextual"/>
             </w:rPr>
           </w:pPr>
-          <w:hyperlink w:anchor="_Toc241669049" w:history="1">
+          <w:hyperlink w:anchor="_Toc241671580" w:history="1">
             <w:r>
               <w:rPr>
                 <w:rStyle w:val="Hiperligao"/>
@@ -1644,7 +1644,7 @@
               <w:rPr>
                 <w:noProof/>
               </w:rPr>
-              <w:instrText xml:space="preserve"> PAGEREF _Toc241669049 \h </w:instrText>
+              <w:instrText xml:space="preserve"> PAGEREF _Toc241671580 \h </w:instrText>
             </w:r>
             <w:r>
               <w:rPr>
@@ -1686,7 +1686,7 @@
               <w14:ligatures w14:val="standardContextual"/>
             </w:rPr>
           </w:pPr>
-          <w:hyperlink w:anchor="_Toc241669050" w:history="1">
+          <w:hyperlink w:anchor="_Toc241671581" w:history="1">
             <w:r>
               <w:rPr>
                 <w:rStyle w:val="Hiperligao"/>
@@ -1710,7 +1710,7 @@
               <w:rPr>
                 <w:noProof/>
               </w:rPr>
-              <w:instrText xml:space="preserve"> PAGEREF _Toc241669050 \h </w:instrText>
+              <w:instrText xml:space="preserve"> PAGEREF _Toc241671581 \h </w:instrText>
             </w:r>
             <w:r>
               <w:rPr>
@@ -1752,7 +1752,7 @@
               <w14:ligatures w14:val="standardContextual"/>
             </w:rPr>
           </w:pPr>
-          <w:hyperlink w:anchor="_Toc241669051" w:history="1">
+          <w:hyperlink w:anchor="_Toc241671582" w:history="1">
             <w:r>
               <w:rPr>
                 <w:rStyle w:val="Hiperligao"/>
@@ -1776,7 +1776,7 @@
               <w:rPr>
                 <w:noProof/>
               </w:rPr>
-              <w:instrText xml:space="preserve"> PAGEREF _Toc241669051 \h </w:instrText>
+              <w:instrText xml:space="preserve"> PAGEREF _Toc241671582 \h </w:instrText>
             </w:r>
             <w:r>
               <w:rPr>
@@ -1818,7 +1818,7 @@
               <w14:ligatures w14:val="standardContextual"/>
             </w:rPr>
           </w:pPr>
-          <w:hyperlink w:anchor="_Toc241669052" w:history="1">
+          <w:hyperlink w:anchor="_Toc241671583" w:history="1">
             <w:r>
               <w:rPr>
                 <w:rStyle w:val="Hiperligao"/>
@@ -1842,7 +1842,7 @@
               <w:rPr>
                 <w:noProof/>
               </w:rPr>
-              <w:instrText xml:space="preserve"> PAGEREF _Toc241669052 \h </w:instrText>
+              <w:instrText xml:space="preserve"> PAGEREF _Toc241671583 \h </w:instrText>
             </w:r>
             <w:r>
               <w:rPr>
@@ -1884,7 +1884,7 @@
               <w14:ligatures w14:val="standardContextual"/>
             </w:rPr>
           </w:pPr>
-          <w:hyperlink w:anchor="_Toc241669053" w:history="1">
+          <w:hyperlink w:anchor="_Toc241671584" w:history="1">
             <w:r>
               <w:rPr>
                 <w:rStyle w:val="Hiperligao"/>
@@ -1908,7 +1908,7 @@
               <w:rPr>
                 <w:noProof/>
               </w:rPr>
-              <w:instrText xml:space="preserve"> PAGEREF _Toc241669053 \h </w:instrText>
+              <w:instrText xml:space="preserve"> PAGEREF _Toc241671584 \h </w:instrText>
             </w:r>
             <w:r>
               <w:rPr>
@@ -1950,7 +1950,7 @@
               <w14:ligatures w14:val="standardContextual"/>
             </w:rPr>
           </w:pPr>
-          <w:hyperlink w:anchor="_Toc241669054" w:history="1">
+          <w:hyperlink w:anchor="_Toc241671585" w:history="1">
             <w:r>
               <w:rPr>
                 <w:rStyle w:val="Hiperligao"/>
@@ -1974,7 +1974,7 @@
               <w:rPr>
                 <w:noProof/>
               </w:rPr>
-              <w:instrText xml:space="preserve"> PAGEREF _Toc241669054 \h </w:instrText>
+              <w:instrText xml:space="preserve"> PAGEREF _Toc241671585 \h </w:instrText>
             </w:r>
             <w:r>
               <w:rPr>
@@ -2016,7 +2016,7 @@
               <w14:ligatures w14:val="standardContextual"/>
             </w:rPr>
           </w:pPr>
-          <w:hyperlink w:anchor="_Toc241669055" w:history="1">
+          <w:hyperlink w:anchor="_Toc241671586" w:history="1">
             <w:r>
               <w:rPr>
                 <w:rStyle w:val="Hiperligao"/>
@@ -2040,7 +2040,7 @@
               <w:rPr>
                 <w:noProof/>
               </w:rPr>
-              <w:instrText xml:space="preserve"> PAGEREF _Toc241669055 \h </w:instrText>
+              <w:instrText xml:space="preserve"> PAGEREF _Toc241671586 \h </w:instrText>
             </w:r>
             <w:r>
               <w:rPr>
@@ -2088,7 +2088,7 @@
       <w:pPr>
         <w:pStyle w:val="Ttulo1"/>
       </w:pPr>
-      <w:bookmarkStart w:id="0" w:name="_Toc241669026"/>
+      <w:bookmarkStart w:id="0" w:name="_Toc241671557"/>
       <w:r>
         <w:lastRenderedPageBreak/>
         <w:t>Votre rôle en un coup d'œil</w:t>
@@ -2836,7 +2836,7 @@
       <w:pPr>
         <w:pStyle w:val="Ttulo2"/>
       </w:pPr>
-      <w:bookmarkStart w:id="1" w:name="_Toc241669027"/>
+      <w:bookmarkStart w:id="1" w:name="_Toc241671558"/>
       <w:r>
         <w:t>D'où viennent vos accès</w:t>
       </w:r>
@@ -3890,7 +3890,7 @@
       <w:pPr>
         <w:pStyle w:val="Ttulo2"/>
       </w:pPr>
-      <w:bookmarkStart w:id="2" w:name="_Toc241669028"/>
+      <w:bookmarkStart w:id="2" w:name="_Toc241671559"/>
       <w:r>
         <w:t>Se connecter, changer de mot de passe, se déconnecter</w:t>
       </w:r>
@@ -4005,7 +4005,7 @@
         </w:rPr>
         <w:lastRenderedPageBreak/>
         <w:drawing>
-          <wp:inline distT="0" distB="0" distL="0" distR="0" wp14:anchorId="58F181C2" wp14:editId="440BDB26">
+          <wp:inline distT="0" distB="0" distL="0" distR="0" wp14:anchorId="23537272" wp14:editId="535A3211">
             <wp:extent cx="5715000" cy="3571875"/>
             <wp:effectExtent l="0" t="0" r="0" b="0"/>
             <wp:docPr id="368" name="01-login.png" descr="La page de connexion avec E-mail, Mot de passe, Rester connecté et le bouton Se connecter." title="La page de connexion avec E-mail, Mot de passe, Rester connecté et le bouton Se connecter."/>
@@ -4439,7 +4439,7 @@
         <w:pStyle w:val="Ttulo1"/>
         <w:pageBreakBefore/>
       </w:pPr>
-      <w:bookmarkStart w:id="3" w:name="_Toc241669029"/>
+      <w:bookmarkStart w:id="3" w:name="_Toc241671560"/>
       <w:r>
         <w:lastRenderedPageBreak/>
         <w:t>Tableau de bord</w:t>
@@ -4472,7 +4472,7 @@
           <w:noProof/>
         </w:rPr>
         <w:drawing>
-          <wp:inline distT="0" distB="0" distL="0" distR="0" wp14:anchorId="15E31B52" wp14:editId="449BDC73">
+          <wp:inline distT="0" distB="0" distL="0" distR="0" wp14:anchorId="463F87EC" wp14:editId="0E4E4918">
             <wp:extent cx="5715000" cy="3571875"/>
             <wp:effectExtent l="0" t="0" r="0" b="0"/>
             <wp:docPr id="369" name="45-dashboard.png" descr="Le tableau de bord avec les cartes de synthèse et la liste Cartes récentes." title="Le tableau de bord avec les cartes de synthèse et la liste Cartes récentes."/>
@@ -5047,7 +5047,7 @@
         <w:pStyle w:val="Ttulo1"/>
         <w:pageBreakBefore/>
       </w:pPr>
-      <w:bookmarkStart w:id="4" w:name="_Toc241669030"/>
+      <w:bookmarkStart w:id="4" w:name="_Toc241671561"/>
       <w:r>
         <w:lastRenderedPageBreak/>
         <w:t>Cartes</w:t>
@@ -5080,7 +5080,7 @@
           <w:noProof/>
         </w:rPr>
         <w:drawing>
-          <wp:inline distT="0" distB="0" distL="0" distR="0" wp14:anchorId="2A650271" wp14:editId="001B7AA7">
+          <wp:inline distT="0" distB="0" distL="0" distR="0" wp14:anchorId="6C56E7D2" wp14:editId="5D0855C7">
             <wp:extent cx="5715000" cy="3429000"/>
             <wp:effectExtent l="0" t="0" r="0" b="0"/>
             <wp:docPr id="370" name="03-maps-mine.png" descr="La liste Cartes, onglet Mes cartes, affichant les icônes d'action sur la ligne de la carte." title="La liste Cartes, onglet Mes cartes, affichant les icônes d'action sur la ligne de la carte."/>
@@ -5132,7 +5132,7 @@
       <w:pPr>
         <w:pStyle w:val="Ttulo2"/>
       </w:pPr>
-      <w:bookmarkStart w:id="5" w:name="_Toc241669031"/>
+      <w:bookmarkStart w:id="5" w:name="_Toc241671562"/>
       <w:r>
         <w:t>Onglets, recherche et filtres</w:t>
       </w:r>
@@ -5883,7 +5883,7 @@
       <w:pPr>
         <w:pStyle w:val="Ttulo2"/>
       </w:pPr>
-      <w:bookmarkStart w:id="6" w:name="_Toc241669032"/>
+      <w:bookmarkStart w:id="6" w:name="_Toc241671563"/>
       <w:r>
         <w:lastRenderedPageBreak/>
         <w:t>Actions de ligne</w:t>
@@ -6620,7 +6620,7 @@
       <w:pPr>
         <w:pStyle w:val="Ttulo2"/>
       </w:pPr>
-      <w:bookmarkStart w:id="7" w:name="_Toc241669033"/>
+      <w:bookmarkStart w:id="7" w:name="_Toc241671564"/>
       <w:r>
         <w:t>Classeurs</w:t>
       </w:r>
@@ -7106,7 +7106,7 @@
           <w:noProof/>
         </w:rPr>
         <w:drawing>
-          <wp:inline distT="0" distB="0" distL="0" distR="0" wp14:anchorId="393D04BA" wp14:editId="74EB25EA">
+          <wp:inline distT="0" distB="0" distL="0" distR="0" wp14:anchorId="23CFA21D" wp14:editId="6F8AFECF">
             <wp:extent cx="2905125" cy="1676400"/>
             <wp:effectExtent l="0" t="0" r="0" b="0"/>
             <wp:docPr id="371" name="02-workbook-copy-dialog.png" descr="La boîte de dialogue Copier le classeur avec le champ du nom du nouveau classeur." title="La boîte de dialogue Copier le classeur avec le champ du nom du nouveau classeur."/>
@@ -7173,7 +7173,7 @@
       <w:pPr>
         <w:pStyle w:val="Ttulo2"/>
       </w:pPr>
-      <w:bookmarkStart w:id="8" w:name="_Toc241669034"/>
+      <w:bookmarkStart w:id="8" w:name="_Toc241671565"/>
       <w:r>
         <w:t>Copier une carte</w:t>
       </w:r>
@@ -7255,7 +7255,7 @@
       <w:pPr>
         <w:pStyle w:val="Ttulo2"/>
       </w:pPr>
-      <w:bookmarkStart w:id="9" w:name="_Toc241669035"/>
+      <w:bookmarkStart w:id="9" w:name="_Toc241671566"/>
       <w:r>
         <w:t>Partager une carte qui vous appartient</w:t>
       </w:r>
@@ -7339,7 +7339,7 @@
           <w:noProof/>
         </w:rPr>
         <w:drawing>
-          <wp:inline distT="0" distB="0" distL="0" distR="0" wp14:anchorId="7C1A8222" wp14:editId="1FFF4392">
+          <wp:inline distT="0" distB="0" distL="0" distR="0" wp14:anchorId="425E47F4" wp14:editId="35FB461D">
             <wp:extent cx="3743325" cy="1714500"/>
             <wp:effectExtent l="0" t="0" r="0" b="0"/>
             <wp:docPr id="372" name="29-share-dialog-search.png" descr="La boîte de dialogue Partager la carte avec une personne correspondante et les boutons Peut consulter, Peut exporter et Peut modifier." title="La boîte de dialogue Partager la carte avec une personne correspondante et les boutons Peut consulter, Peut exporter et Peut modifier."/>
@@ -7773,7 +7773,7 @@
         <w:pStyle w:val="Ttulo1"/>
         <w:pageBreakBefore/>
       </w:pPr>
-      <w:bookmarkStart w:id="10" w:name="_Toc241669036"/>
+      <w:bookmarkStart w:id="10" w:name="_Toc241671567"/>
       <w:r>
         <w:lastRenderedPageBreak/>
         <w:t>La visionneuse de cartes</w:t>
@@ -7796,7 +7796,7 @@
           <w:noProof/>
         </w:rPr>
         <w:drawing>
-          <wp:inline distT="0" distB="0" distL="0" distR="0" wp14:anchorId="1ECFFD33" wp14:editId="2C315A1B">
+          <wp:inline distT="0" distB="0" distL="0" distR="0" wp14:anchorId="03BDA4A6" wp14:editId="1D622D2D">
             <wp:extent cx="5715000" cy="3571875"/>
             <wp:effectExtent l="0" t="0" r="0" b="0"/>
             <wp:docPr id="373" name="25-viewer-results.png" descr="La visionneuse de cartes après une exécution terminée, avec la grille de résultats et les boutons d'exportation." title="La visionneuse de cartes après une exécution terminée, avec la grille de résultats et les boutons d'exportation."/>
@@ -8325,7 +8325,7 @@
       <w:pPr>
         <w:pStyle w:val="Ttulo2"/>
       </w:pPr>
-      <w:bookmarkStart w:id="11" w:name="_Toc241669037"/>
+      <w:bookmarkStart w:id="11" w:name="_Toc241671568"/>
       <w:r>
         <w:lastRenderedPageBreak/>
         <w:t>Paramètres d'exécution</w:t>
@@ -8368,7 +8368,7 @@
           <w:noProof/>
         </w:rPr>
         <w:drawing>
-          <wp:inline distT="0" distB="0" distL="0" distR="0" wp14:anchorId="7C5A89B5" wp14:editId="3861E508">
+          <wp:inline distT="0" distB="0" distL="0" distR="0" wp14:anchorId="5A6BEC04" wp14:editId="794A3908">
             <wp:extent cx="2905125" cy="2457450"/>
             <wp:effectExtent l="0" t="0" r="0" b="0"/>
             <wp:docPr id="374" name="24-viewer-params-filled.png" descr="La boîte de dialogue Paramètres d'exécution avec les deux valeurs obligatoires renseignées." title="La boîte de dialogue Paramètres d'exécution avec les deux valeurs obligatoires renseignées."/>
@@ -8420,7 +8420,7 @@
       <w:pPr>
         <w:pStyle w:val="Ttulo2"/>
       </w:pPr>
-      <w:bookmarkStart w:id="12" w:name="_Toc241669038"/>
+      <w:bookmarkStart w:id="12" w:name="_Toc241671569"/>
       <w:r>
         <w:t>Lire les résultats</w:t>
       </w:r>
@@ -9104,7 +9104,7 @@
       <w:pPr>
         <w:pStyle w:val="Ttulo2"/>
       </w:pPr>
-      <w:bookmarkStart w:id="13" w:name="_Toc241669039"/>
+      <w:bookmarkStart w:id="13" w:name="_Toc241671570"/>
       <w:r>
         <w:t>Exporter les résultats</w:t>
       </w:r>
@@ -9435,7 +9435,7 @@
           <w:noProof/>
         </w:rPr>
         <w:drawing>
-          <wp:inline distT="0" distB="0" distL="0" distR="0" wp14:anchorId="1E9C3C8C" wp14:editId="6ACB9C20">
+          <wp:inline distT="0" distB="0" distL="0" distR="0" wp14:anchorId="2F7AD11B" wp14:editId="15B4D38D">
             <wp:extent cx="3324225" cy="3990975"/>
             <wp:effectExtent l="0" t="0" r="0" b="0"/>
             <wp:docPr id="375" name="17-builder-pdf-dialog.png" descr="La boîte de dialogue d'exportation PDF avec les options d'orientation, de format du papier, de titre et de police." title="La boîte de dialogue d'exportation PDF avec les options d'orientation, de format du papier, de titre et de police."/>
@@ -9913,7 +9913,7 @@
         <w:pStyle w:val="Ttulo1"/>
         <w:pageBreakBefore/>
       </w:pPr>
-      <w:bookmarkStart w:id="14" w:name="_Toc241669040"/>
+      <w:bookmarkStart w:id="14" w:name="_Toc241671571"/>
       <w:r>
         <w:lastRenderedPageBreak/>
         <w:t>Créer et modifier des cartes</w:t>
@@ -9976,7 +9976,7 @@
           <w:noProof/>
         </w:rPr>
         <w:drawing>
-          <wp:inline distT="0" distB="0" distL="0" distR="0" wp14:anchorId="20316C97" wp14:editId="231FA52A">
+          <wp:inline distT="0" distB="0" distL="0" distR="0" wp14:anchorId="55247A6C" wp14:editId="737975E5">
             <wp:extent cx="5715000" cy="3571875"/>
             <wp:effectExtent l="0" t="0" r="0" b="0"/>
             <wp:docPr id="376" name="05-builder-overview.png" descr="Le créateur de cartes avec l'arborescence Domaines d'activité, la zone Colonnes et le panneau Propriétés." title="Le créateur de cartes avec l'arborescence Domaines d'activité, la zone Colonnes et le panneau Propriétés."/>
@@ -10083,7 +10083,7 @@
       <w:pPr>
         <w:pStyle w:val="Ttulo2"/>
       </w:pPr>
-      <w:bookmarkStart w:id="15" w:name="_Toc241669041"/>
+      <w:bookmarkStart w:id="15" w:name="_Toc241671572"/>
       <w:r>
         <w:t>Barre d'outils</w:t>
       </w:r>
@@ -11009,7 +11009,7 @@
       <w:pPr>
         <w:pStyle w:val="Ttulo2"/>
       </w:pPr>
-      <w:bookmarkStart w:id="16" w:name="_Toc241669042"/>
+      <w:bookmarkStart w:id="16" w:name="_Toc241671573"/>
       <w:r>
         <w:t>Ajouter des colonnes</w:t>
       </w:r>
@@ -11174,7 +11174,7 @@
       <w:pPr>
         <w:pStyle w:val="Ttulo2"/>
       </w:pPr>
-      <w:bookmarkStart w:id="17" w:name="_Toc241669043"/>
+      <w:bookmarkStart w:id="17" w:name="_Toc241671574"/>
       <w:r>
         <w:t>Configurer une colonne</w:t>
       </w:r>
@@ -12174,7 +12174,7 @@
           <w:noProof/>
         </w:rPr>
         <w:drawing>
-          <wp:inline distT="0" distB="0" distL="0" distR="0" wp14:anchorId="100FFA9A" wp14:editId="500D9E37">
+          <wp:inline distT="0" distB="0" distL="0" distR="0" wp14:anchorId="15ACCB47" wp14:editId="20FF2AA7">
             <wp:extent cx="5715000" cy="3571875"/>
             <wp:effectExtent l="0" t="0" r="0" b="0"/>
             <wp:docPr id="377" name="08-builder-column-aggregation.png" descr="La boîte de dialogue Configurer la colonne avec la liste Agrégation ouverte." title="La boîte de dialogue Configurer la colonne avec la liste Agrégation ouverte."/>
@@ -12226,7 +12226,7 @@
       <w:pPr>
         <w:pStyle w:val="Ttulo2"/>
       </w:pPr>
-      <w:bookmarkStart w:id="18" w:name="_Toc241669044"/>
+      <w:bookmarkStart w:id="18" w:name="_Toc241671575"/>
       <w:r>
         <w:lastRenderedPageBreak/>
         <w:t>Onglets du panneau de droite</w:t>
@@ -12972,7 +12972,7 @@
           <w:noProof/>
         </w:rPr>
         <w:drawing>
-          <wp:inline distT="0" distB="0" distL="0" distR="0" wp14:anchorId="357B8DA1" wp14:editId="5FF537AC">
+          <wp:inline distT="0" distB="0" distL="0" distR="0" wp14:anchorId="7814038F" wp14:editId="32D97C50">
             <wp:extent cx="5715000" cy="3571875"/>
             <wp:effectExtent l="0" t="0" r="0" b="0"/>
             <wp:docPr id="378" name="09-builder-conditions.png" descr="L'onglet Conditions listant les conditions de la carte avec les contrôles d'opérateur et de valeur ou d'invite." title="L'onglet Conditions listant les conditions de la carte avec les contrôles d'opérateur et de valeur ou d'invite."/>
@@ -13130,7 +13130,7 @@
       <w:pPr>
         <w:pStyle w:val="Ttulo2"/>
       </w:pPr>
-      <w:bookmarkStart w:id="19" w:name="_Toc241669045"/>
+      <w:bookmarkStart w:id="19" w:name="_Toc241671576"/>
       <w:r>
         <w:t>Mise en forme conditionnelle</w:t>
       </w:r>
@@ -13835,7 +13835,7 @@
           <w:noProof/>
         </w:rPr>
         <w:drawing>
-          <wp:inline distT="0" distB="0" distL="0" distR="0" wp14:anchorId="5D65A7AF" wp14:editId="1FDEDB7D">
+          <wp:inline distT="0" distB="0" distL="0" distR="0" wp14:anchorId="5C82CA2C" wp14:editId="2092F445">
             <wp:extent cx="3324225" cy="1457325"/>
             <wp:effectExtent l="0" t="0" r="0" b="0"/>
             <wp:docPr id="379" name="19-builder-formatting-dialog.png" descr="La boîte de dialogue Mise en forme avec la liste des règles et les contrôles Ajouter une règle." title="La boîte de dialogue Mise en forme avec la liste des règles et les contrôles Ajouter une règle."/>
@@ -13887,7 +13887,7 @@
       <w:pPr>
         <w:pStyle w:val="Ttulo2"/>
       </w:pPr>
-      <w:bookmarkStart w:id="20" w:name="_Toc241669046"/>
+      <w:bookmarkStart w:id="20" w:name="_Toc241671577"/>
       <w:r>
         <w:t>Exécuter depuis le créateur et exécutions refusées</w:t>
       </w:r>
@@ -13934,7 +13934,7 @@
       <w:pPr>
         <w:pStyle w:val="Ttulo2"/>
       </w:pPr>
-      <w:bookmarkStart w:id="21" w:name="_Toc241669047"/>
+      <w:bookmarkStart w:id="21" w:name="_Toc241671578"/>
       <w:r>
         <w:lastRenderedPageBreak/>
         <w:t>Exemple : créer une petite carte</w:t>
@@ -14084,7 +14084,7 @@
         <w:pStyle w:val="Ttulo1"/>
         <w:pageBreakBefore/>
       </w:pPr>
-      <w:bookmarkStart w:id="22" w:name="_Toc241669048"/>
+      <w:bookmarkStart w:id="22" w:name="_Toc241671579"/>
       <w:r>
         <w:lastRenderedPageBreak/>
         <w:t>Exécutions</w:t>
@@ -14117,7 +14117,7 @@
           <w:noProof/>
         </w:rPr>
         <w:drawing>
-          <wp:inline distT="0" distB="0" distL="0" distR="0" wp14:anchorId="43970800" wp14:editId="141ACDAE">
+          <wp:inline distT="0" distB="0" distL="0" distR="0" wp14:anchorId="40B1BF54" wp14:editId="7E05BF32">
             <wp:extent cx="5715000" cy="3571875"/>
             <wp:effectExtent l="0" t="0" r="0" b="0"/>
             <wp:docPr id="380" name="41-runs.png" descr="La page Exécutions avec les filtres et le tableau des exécutions et de leurs boutons d'exportation." title="La page Exécutions avec les filtres et le tableau des exécutions et de leurs boutons d'exportation."/>
@@ -15120,7 +15120,7 @@
         <w:pStyle w:val="Ttulo1"/>
         <w:pageBreakBefore/>
       </w:pPr>
-      <w:bookmarkStart w:id="23" w:name="_Toc241669049"/>
+      <w:bookmarkStart w:id="23" w:name="_Toc241671580"/>
       <w:r>
         <w:lastRenderedPageBreak/>
         <w:t>Exportations</w:t>
@@ -15153,7 +15153,7 @@
           <w:noProof/>
         </w:rPr>
         <w:drawing>
-          <wp:inline distT="0" distB="0" distL="0" distR="0" wp14:anchorId="63515258" wp14:editId="41D0D468">
+          <wp:inline distT="0" distB="0" distL="0" distR="0" wp14:anchorId="3D84DE85" wp14:editId="2D5969D0">
             <wp:extent cx="5715000" cy="3571875"/>
             <wp:effectExtent l="0" t="0" r="0" b="0"/>
             <wp:docPr id="381" name="44-exports.png" descr="La page Exportations listant les exportations avec un bouton Télécharger sur celles qui sont terminées." title="La page Exportations listant les exportations avec un bouton Télécharger sur celles qui sont terminées."/>
@@ -15570,7 +15570,7 @@
         <w:pStyle w:val="Ttulo1"/>
         <w:pageBreakBefore/>
       </w:pPr>
-      <w:bookmarkStart w:id="24" w:name="_Toc241669050"/>
+      <w:bookmarkStart w:id="24" w:name="_Toc241671581"/>
       <w:r>
         <w:lastRenderedPageBreak/>
         <w:t>Planifications</w:t>
@@ -15638,7 +15638,7 @@
           <w:noProof/>
         </w:rPr>
         <w:drawing>
-          <wp:inline distT="0" distB="0" distL="0" distR="0" wp14:anchorId="03717CD7" wp14:editId="33CEFC87">
+          <wp:inline distT="0" distB="0" distL="0" distR="0" wp14:anchorId="5A3D0DB4" wp14:editId="7343949E">
             <wp:extent cx="5715000" cy="3571875"/>
             <wp:effectExtent l="0" t="0" r="0" b="0"/>
             <wp:docPr id="382" name="38-schedules-list.png" descr="La page Planifications avec une planification en pause et ses icônes d'action." title="La page Planifications avec une planification en pause et ses icônes d'action."/>
@@ -16395,7 +16395,7 @@
       <w:pPr>
         <w:pStyle w:val="Ttulo2"/>
       </w:pPr>
-      <w:bookmarkStart w:id="25" w:name="_Toc241669051"/>
+      <w:bookmarkStart w:id="25" w:name="_Toc241671582"/>
       <w:r>
         <w:lastRenderedPageBreak/>
         <w:t>Nouvelle planification</w:t>
@@ -16606,7 +16606,7 @@
           <w:noProof/>
         </w:rPr>
         <w:drawing>
-          <wp:inline distT="0" distB="0" distL="0" distR="0" wp14:anchorId="26BA9844" wp14:editId="5F703EA5">
+          <wp:inline distT="0" distB="0" distL="0" distR="0" wp14:anchorId="02A976A0" wp14:editId="3A388A1A">
             <wp:extent cx="3743325" cy="4676775"/>
             <wp:effectExtent l="0" t="0" r="0" b="0"/>
             <wp:docPr id="383" name="37-schedule-filled.png" descr="La boîte de dialogue Nouvelle planification remplie, avec une fréquence mensuelle et Activé décoché." title="La boîte de dialogue Nouvelle planification remplie, avec une fréquence mensuelle et Activé décoché."/>
@@ -17444,7 +17444,7 @@
       <w:pPr>
         <w:pStyle w:val="Ttulo2"/>
       </w:pPr>
-      <w:bookmarkStart w:id="26" w:name="_Toc241669052"/>
+      <w:bookmarkStart w:id="26" w:name="_Toc241671583"/>
       <w:r>
         <w:t>Historique</w:t>
       </w:r>
@@ -17592,7 +17592,7 @@
         <w:pStyle w:val="Ttulo1"/>
         <w:pageBreakBefore/>
       </w:pPr>
-      <w:bookmarkStart w:id="27" w:name="_Toc241669053"/>
+      <w:bookmarkStart w:id="27" w:name="_Toc241671584"/>
       <w:r>
         <w:lastRenderedPageBreak/>
         <w:t>Paramètres</w:t>
@@ -17622,7 +17622,7 @@
           <w:noProof/>
         </w:rPr>
         <w:drawing>
-          <wp:inline distT="0" distB="0" distL="0" distR="0" wp14:anchorId="702026E4" wp14:editId="1C80E8B3">
+          <wp:inline distT="0" distB="0" distL="0" distR="0" wp14:anchorId="2616E735" wp14:editId="57B0ABFA">
             <wp:extent cx="5715000" cy="3571875"/>
             <wp:effectExtent l="0" t="0" r="0" b="0"/>
             <wp:docPr id="384" name="04-settings.png" descr="La page Paramètres avec les cartes Langue, Thème et Palette de couleurs." title="La page Paramètres avec les cartes Langue, Thème et Palette de couleurs."/>
@@ -18177,7 +18177,7 @@
         <w:pStyle w:val="Ttulo1"/>
         <w:pageBreakBefore/>
       </w:pPr>
-      <w:bookmarkStart w:id="28" w:name="_Toc241669054"/>
+      <w:bookmarkStart w:id="28" w:name="_Toc241671585"/>
       <w:r>
         <w:lastRenderedPageBreak/>
         <w:t>Questions fréquentes</w:t>
@@ -18359,7 +18359,7 @@
         <w:pStyle w:val="Ttulo1"/>
         <w:pageBreakBefore/>
       </w:pPr>
-      <w:bookmarkStart w:id="29" w:name="_Toc241669055"/>
+      <w:bookmarkStart w:id="29" w:name="_Toc241671586"/>
       <w:r>
         <w:lastRenderedPageBreak/>
         <w:t>Glossaire</w:t>
@@ -19372,7 +19372,7 @@
         <w:sz w:val="16"/>
         <w:szCs w:val="16"/>
       </w:rPr>
-      <w:t>Discoverer Neo 2.0.0 · Guide complet · USER</w:t>
+      <w:t>Discoverer Neo 2.0.1 · Guide complet · USER</w:t>
     </w:r>
   </w:p>
 </w:hdr>
@@ -19381,10 +19381,68 @@
 <file path=word/numbering.xml><?xml version="1.0" encoding="utf-8"?>
 <w:numbering xmlns:wpc="http://schemas.microsoft.com/office/word/2010/wordprocessingCanvas" xmlns:cx="http://schemas.microsoft.com/office/drawing/2014/chartex" xmlns:cx1="http://schemas.microsoft.com/office/drawing/2015/9/8/chartex" xmlns:cx2="http://schemas.microsoft.com/office/drawing/2015/10/21/chartex" xmlns:cx3="http://schemas.microsoft.com/office/drawing/2016/5/9/chartex" xmlns:cx4="http://schemas.microsoft.com/office/drawing/2016/5/10/chartex" xmlns:cx5="http://schemas.microsoft.com/office/drawing/2016/5/11/chartex" xmlns:cx6="http://schemas.microsoft.com/office/drawing/2016/5/12/chartex" xmlns:cx7="http://schemas.microsoft.com/office/drawing/2016/5/13/chartex" xmlns:cx8="http://schemas.microsoft.com/office/drawing/2016/5/14/chartex" xmlns:mc="http://schemas.openxmlformats.org/markup-compatibility/2006" xmlns:aink="http://schemas.microsoft.com/office/drawing/2016/ink" xmlns:am3d="http://schemas.microsoft.com/office/drawing/2017/model3d" xmlns:o="urn:schemas-microsoft-com:office:office" xmlns:oel="http://schemas.microsoft.com/office/2019/extlst" xmlns:r="http://schemas.openxmlformats.org/officeDocument/2006/relationships" xmlns:m="http://schemas.openxmlformats.org/officeDocument/2006/math" xmlns:v="urn:schemas-microsoft-com:vml" xmlns:wp14="http://schemas.microsoft.com/office/word/2010/wordprocessingDrawing" xmlns:wp="http://schemas.openxmlformats.org/drawingml/2006/wordprocessingDrawing" xmlns:w10="urn:schemas-microsoft-com:office:word" xmlns:w="http://schemas.openxmlformats.org/wordprocessingml/2006/main" xmlns:w14="http://schemas.microsoft.com/office/word/2010/wordml" xmlns:w15="http://schemas.microsoft.com/office/word/2012/wordml" xmlns:w16cex="http://schemas.microsoft.com/office/word/2018/wordml/cex" xmlns:w16cid="http://schemas.microsoft.com/office/word/2016/wordml/cid" xmlns:w16="http://schemas.microsoft.com/office/word/2018/wordml" xmlns:w16sdtdh="http://schemas.microsoft.com/office/word/2020/wordml/sdtdatahash" xmlns:w16se="http://schemas.microsoft.com/office/word/2015/wordml/symex" xmlns:wpg="http://schemas.microsoft.com/office/word/2010/wordprocessingGroup" xmlns:wpi="http://schemas.microsoft.com/office/word/2010/wordprocessingInk" xmlns:wne="http://schemas.microsoft.com/office/word/2006/wordml" xmlns:wps="http://schemas.microsoft.com/office/word/2010/wordprocessingShape" mc:Ignorable="w14 w15 w16se w16cid w16 w16cex w16sdtdh wp14">
   <w:abstractNum w:abstractNumId="0" w15:restartNumberingAfterBreak="0">
-    <w:nsid w:val="1393175F"/>
+    <w:nsid w:val="0AE51361"/>
     <w:multiLevelType w:val="hybridMultilevel"/>
-    <w:tmpl w:val="A1CA3414"/>
-    <w:lvl w:ilvl="0" w:tplc="56402646">
+    <w:tmpl w:val="5A1A268A"/>
+    <w:lvl w:ilvl="0" w:tplc="C2385C9A">
+      <w:start w:val="1"/>
+      <w:numFmt w:val="bullet"/>
+      <w:lvlText w:val="•"/>
+      <w:lvlJc w:val="left"/>
+      <w:pPr>
+        <w:ind w:left="360" w:hanging="260"/>
+      </w:pPr>
+    </w:lvl>
+    <w:lvl w:ilvl="1" w:tplc="EDE87824" w:tentative="1">
+      <w:start w:val="1"/>
+      <w:numFmt w:val="bullet"/>
+      <w:lvlText w:val="–"/>
+      <w:lvlJc w:val="left"/>
+      <w:pPr>
+        <w:ind w:left="720" w:hanging="260"/>
+      </w:pPr>
+    </w:lvl>
+    <w:lvl w:ilvl="2" w:tplc="9B1ABFFC">
+      <w:numFmt w:val="decimal"/>
+      <w:lvlText w:val=""/>
+      <w:lvlJc w:val="left"/>
+    </w:lvl>
+    <w:lvl w:ilvl="3" w:tplc="A972258A">
+      <w:numFmt w:val="decimal"/>
+      <w:lvlText w:val=""/>
+      <w:lvlJc w:val="left"/>
+    </w:lvl>
+    <w:lvl w:ilvl="4" w:tplc="8AA8B354">
+      <w:numFmt w:val="decimal"/>
+      <w:lvlText w:val=""/>
+      <w:lvlJc w:val="left"/>
+    </w:lvl>
+    <w:lvl w:ilvl="5" w:tplc="31084F06">
+      <w:numFmt w:val="decimal"/>
+      <w:lvlText w:val=""/>
+      <w:lvlJc w:val="left"/>
+    </w:lvl>
+    <w:lvl w:ilvl="6" w:tplc="21AE6C74">
+      <w:numFmt w:val="decimal"/>
+      <w:lvlText w:val=""/>
+      <w:lvlJc w:val="left"/>
+    </w:lvl>
+    <w:lvl w:ilvl="7" w:tplc="2EF00118">
+      <w:numFmt w:val="decimal"/>
+      <w:lvlText w:val=""/>
+      <w:lvlJc w:val="left"/>
+    </w:lvl>
+    <w:lvl w:ilvl="8" w:tplc="34784558">
+      <w:numFmt w:val="decimal"/>
+      <w:lvlText w:val=""/>
+      <w:lvlJc w:val="left"/>
+    </w:lvl>
+  </w:abstractNum>
+  <w:abstractNum w:abstractNumId="1" w15:restartNumberingAfterBreak="0">
+    <w:nsid w:val="165E47FB"/>
+    <w:multiLevelType w:val="hybridMultilevel"/>
+    <w:tmpl w:val="6D90ACA0"/>
+    <w:lvl w:ilvl="0" w:tplc="0AB882BA">
       <w:start w:val="1"/>
       <w:numFmt w:val="decimal"/>
       <w:lvlText w:val="%1."/>
@@ -19393,7 +19451,7 @@
         <w:ind w:left="360" w:hanging="300"/>
       </w:pPr>
     </w:lvl>
-    <w:lvl w:ilvl="1" w:tplc="CA768F42" w:tentative="1">
+    <w:lvl w:ilvl="1" w:tplc="BC2EBC82" w:tentative="1">
       <w:start w:val="1"/>
       <w:numFmt w:val="lowerLetter"/>
       <w:lvlText w:val="%2."/>
@@ -19402,221 +19460,47 @@
         <w:ind w:left="720" w:hanging="300"/>
       </w:pPr>
     </w:lvl>
-    <w:lvl w:ilvl="2" w:tplc="68C8169E">
+    <w:lvl w:ilvl="2" w:tplc="63D417AA">
       <w:numFmt w:val="decimal"/>
       <w:lvlText w:val=""/>
       <w:lvlJc w:val="left"/>
     </w:lvl>
-    <w:lvl w:ilvl="3" w:tplc="F7983F1A">
+    <w:lvl w:ilvl="3" w:tplc="2E1EBC68">
       <w:numFmt w:val="decimal"/>
       <w:lvlText w:val=""/>
       <w:lvlJc w:val="left"/>
     </w:lvl>
-    <w:lvl w:ilvl="4" w:tplc="18B88CB2">
+    <w:lvl w:ilvl="4" w:tplc="5A38692A">
       <w:numFmt w:val="decimal"/>
       <w:lvlText w:val=""/>
       <w:lvlJc w:val="left"/>
     </w:lvl>
-    <w:lvl w:ilvl="5" w:tplc="F962CF7A">
+    <w:lvl w:ilvl="5" w:tplc="E30015CE">
       <w:numFmt w:val="decimal"/>
       <w:lvlText w:val=""/>
       <w:lvlJc w:val="left"/>
     </w:lvl>
-    <w:lvl w:ilvl="6" w:tplc="0548DCB6">
+    <w:lvl w:ilvl="6" w:tplc="08EEF538">
       <w:numFmt w:val="decimal"/>
       <w:lvlText w:val=""/>
       <w:lvlJc w:val="left"/>
     </w:lvl>
-    <w:lvl w:ilvl="7" w:tplc="DCEE308A">
+    <w:lvl w:ilvl="7" w:tplc="2A22C920">
       <w:numFmt w:val="decimal"/>
       <w:lvlText w:val=""/>
       <w:lvlJc w:val="left"/>
     </w:lvl>
-    <w:lvl w:ilvl="8" w:tplc="7F2AF79C">
-      <w:numFmt w:val="decimal"/>
-      <w:lvlText w:val=""/>
-      <w:lvlJc w:val="left"/>
-    </w:lvl>
-  </w:abstractNum>
-  <w:abstractNum w:abstractNumId="1" w15:restartNumberingAfterBreak="0">
-    <w:nsid w:val="3F9B5B63"/>
-    <w:multiLevelType w:val="hybridMultilevel"/>
-    <w:tmpl w:val="781C4634"/>
-    <w:lvl w:ilvl="0" w:tplc="C4A8E7CE">
-      <w:start w:val="1"/>
-      <w:numFmt w:val="decimal"/>
-      <w:lvlText w:val="%1."/>
-      <w:lvlJc w:val="left"/>
-      <w:pPr>
-        <w:ind w:left="360" w:hanging="300"/>
-      </w:pPr>
-    </w:lvl>
-    <w:lvl w:ilvl="1" w:tplc="7D521BE0" w:tentative="1">
-      <w:start w:val="1"/>
-      <w:numFmt w:val="lowerLetter"/>
-      <w:lvlText w:val="%2."/>
-      <w:lvlJc w:val="left"/>
-      <w:pPr>
-        <w:ind w:left="720" w:hanging="300"/>
-      </w:pPr>
-    </w:lvl>
-    <w:lvl w:ilvl="2" w:tplc="EA4ADF5A">
-      <w:numFmt w:val="decimal"/>
-      <w:lvlText w:val=""/>
-      <w:lvlJc w:val="left"/>
-    </w:lvl>
-    <w:lvl w:ilvl="3" w:tplc="29D2E6AC">
-      <w:numFmt w:val="decimal"/>
-      <w:lvlText w:val=""/>
-      <w:lvlJc w:val="left"/>
-    </w:lvl>
-    <w:lvl w:ilvl="4" w:tplc="E93062D0">
-      <w:numFmt w:val="decimal"/>
-      <w:lvlText w:val=""/>
-      <w:lvlJc w:val="left"/>
-    </w:lvl>
-    <w:lvl w:ilvl="5" w:tplc="460E1EE0">
-      <w:numFmt w:val="decimal"/>
-      <w:lvlText w:val=""/>
-      <w:lvlJc w:val="left"/>
-    </w:lvl>
-    <w:lvl w:ilvl="6" w:tplc="D2E66E9A">
-      <w:numFmt w:val="decimal"/>
-      <w:lvlText w:val=""/>
-      <w:lvlJc w:val="left"/>
-    </w:lvl>
-    <w:lvl w:ilvl="7" w:tplc="99C45F4E">
-      <w:numFmt w:val="decimal"/>
-      <w:lvlText w:val=""/>
-      <w:lvlJc w:val="left"/>
-    </w:lvl>
-    <w:lvl w:ilvl="8" w:tplc="96B8BF26">
+    <w:lvl w:ilvl="8" w:tplc="54304B74">
       <w:numFmt w:val="decimal"/>
       <w:lvlText w:val=""/>
       <w:lvlJc w:val="left"/>
     </w:lvl>
   </w:abstractNum>
   <w:abstractNum w:abstractNumId="2" w15:restartNumberingAfterBreak="0">
-    <w:nsid w:val="453E1099"/>
+    <w:nsid w:val="1DC53E75"/>
     <w:multiLevelType w:val="hybridMultilevel"/>
-    <w:tmpl w:val="E910B60A"/>
-    <w:lvl w:ilvl="0" w:tplc="370AEAD6">
-      <w:start w:val="1"/>
-      <w:numFmt w:val="decimal"/>
-      <w:lvlText w:val="%1."/>
-      <w:lvlJc w:val="left"/>
-      <w:pPr>
-        <w:ind w:left="360" w:hanging="300"/>
-      </w:pPr>
-    </w:lvl>
-    <w:lvl w:ilvl="1" w:tplc="A4501200" w:tentative="1">
-      <w:start w:val="1"/>
-      <w:numFmt w:val="lowerLetter"/>
-      <w:lvlText w:val="%2."/>
-      <w:lvlJc w:val="left"/>
-      <w:pPr>
-        <w:ind w:left="720" w:hanging="300"/>
-      </w:pPr>
-    </w:lvl>
-    <w:lvl w:ilvl="2" w:tplc="F242716C">
-      <w:numFmt w:val="decimal"/>
-      <w:lvlText w:val=""/>
-      <w:lvlJc w:val="left"/>
-    </w:lvl>
-    <w:lvl w:ilvl="3" w:tplc="C9A44ADC">
-      <w:numFmt w:val="decimal"/>
-      <w:lvlText w:val=""/>
-      <w:lvlJc w:val="left"/>
-    </w:lvl>
-    <w:lvl w:ilvl="4" w:tplc="28B4DCDA">
-      <w:numFmt w:val="decimal"/>
-      <w:lvlText w:val=""/>
-      <w:lvlJc w:val="left"/>
-    </w:lvl>
-    <w:lvl w:ilvl="5" w:tplc="484875DC">
-      <w:numFmt w:val="decimal"/>
-      <w:lvlText w:val=""/>
-      <w:lvlJc w:val="left"/>
-    </w:lvl>
-    <w:lvl w:ilvl="6" w:tplc="0EDA28D4">
-      <w:numFmt w:val="decimal"/>
-      <w:lvlText w:val=""/>
-      <w:lvlJc w:val="left"/>
-    </w:lvl>
-    <w:lvl w:ilvl="7" w:tplc="AE766DA0">
-      <w:numFmt w:val="decimal"/>
-      <w:lvlText w:val=""/>
-      <w:lvlJc w:val="left"/>
-    </w:lvl>
-    <w:lvl w:ilvl="8" w:tplc="07186872">
-      <w:numFmt w:val="decimal"/>
-      <w:lvlText w:val=""/>
-      <w:lvlJc w:val="left"/>
-    </w:lvl>
-  </w:abstractNum>
-  <w:abstractNum w:abstractNumId="3" w15:restartNumberingAfterBreak="0">
-    <w:nsid w:val="4571331D"/>
-    <w:multiLevelType w:val="hybridMultilevel"/>
-    <w:tmpl w:val="48EAB4FA"/>
-    <w:lvl w:ilvl="0" w:tplc="651A0778">
-      <w:start w:val="1"/>
-      <w:numFmt w:val="decimal"/>
-      <w:lvlText w:val="%1."/>
-      <w:lvlJc w:val="left"/>
-      <w:pPr>
-        <w:ind w:left="360" w:hanging="300"/>
-      </w:pPr>
-    </w:lvl>
-    <w:lvl w:ilvl="1" w:tplc="DE46E1C0" w:tentative="1">
-      <w:start w:val="1"/>
-      <w:numFmt w:val="lowerLetter"/>
-      <w:lvlText w:val="%2."/>
-      <w:lvlJc w:val="left"/>
-      <w:pPr>
-        <w:ind w:left="720" w:hanging="300"/>
-      </w:pPr>
-    </w:lvl>
-    <w:lvl w:ilvl="2" w:tplc="3CDAC56E">
-      <w:numFmt w:val="decimal"/>
-      <w:lvlText w:val=""/>
-      <w:lvlJc w:val="left"/>
-    </w:lvl>
-    <w:lvl w:ilvl="3" w:tplc="C1E4FD4A">
-      <w:numFmt w:val="decimal"/>
-      <w:lvlText w:val=""/>
-      <w:lvlJc w:val="left"/>
-    </w:lvl>
-    <w:lvl w:ilvl="4" w:tplc="87AC48C2">
-      <w:numFmt w:val="decimal"/>
-      <w:lvlText w:val=""/>
-      <w:lvlJc w:val="left"/>
-    </w:lvl>
-    <w:lvl w:ilvl="5" w:tplc="BE6A9A08">
-      <w:numFmt w:val="decimal"/>
-      <w:lvlText w:val=""/>
-      <w:lvlJc w:val="left"/>
-    </w:lvl>
-    <w:lvl w:ilvl="6" w:tplc="C41AD3DA">
-      <w:numFmt w:val="decimal"/>
-      <w:lvlText w:val=""/>
-      <w:lvlJc w:val="left"/>
-    </w:lvl>
-    <w:lvl w:ilvl="7" w:tplc="CF105840">
-      <w:numFmt w:val="decimal"/>
-      <w:lvlText w:val=""/>
-      <w:lvlJc w:val="left"/>
-    </w:lvl>
-    <w:lvl w:ilvl="8" w:tplc="F20EB2D0">
-      <w:numFmt w:val="decimal"/>
-      <w:lvlText w:val=""/>
-      <w:lvlJc w:val="left"/>
-    </w:lvl>
-  </w:abstractNum>
-  <w:abstractNum w:abstractNumId="4" w15:restartNumberingAfterBreak="0">
-    <w:nsid w:val="488E3607"/>
-    <w:multiLevelType w:val="hybridMultilevel"/>
-    <w:tmpl w:val="C632FCBE"/>
-    <w:lvl w:ilvl="0" w:tplc="8898BB1C" w:tentative="1">
+    <w:tmpl w:val="9A1A86D0"/>
+    <w:lvl w:ilvl="0" w:tplc="6726B274" w:tentative="1">
       <w:start w:val="1"/>
       <w:numFmt w:val="bullet"/>
       <w:lvlText w:val="●"/>
@@ -19625,7 +19509,7 @@
         <w:ind w:left="720" w:hanging="360"/>
       </w:pPr>
     </w:lvl>
-    <w:lvl w:ilvl="1" w:tplc="BDFC210E" w:tentative="1">
+    <w:lvl w:ilvl="1" w:tplc="86BC7BBE" w:tentative="1">
       <w:start w:val="1"/>
       <w:numFmt w:val="bullet"/>
       <w:lvlText w:val="○"/>
@@ -19634,7 +19518,7 @@
         <w:ind w:left="1440" w:hanging="360"/>
       </w:pPr>
     </w:lvl>
-    <w:lvl w:ilvl="2" w:tplc="5E206952" w:tentative="1">
+    <w:lvl w:ilvl="2" w:tplc="BFB63E7E" w:tentative="1">
       <w:start w:val="1"/>
       <w:numFmt w:val="bullet"/>
       <w:lvlText w:val="■"/>
@@ -19643,7 +19527,7 @@
         <w:ind w:left="2160" w:hanging="360"/>
       </w:pPr>
     </w:lvl>
-    <w:lvl w:ilvl="3" w:tplc="FB58F1FE" w:tentative="1">
+    <w:lvl w:ilvl="3" w:tplc="D2942D8C" w:tentative="1">
       <w:start w:val="1"/>
       <w:numFmt w:val="bullet"/>
       <w:lvlText w:val="●"/>
@@ -19652,7 +19536,7 @@
         <w:ind w:left="2880" w:hanging="360"/>
       </w:pPr>
     </w:lvl>
-    <w:lvl w:ilvl="4" w:tplc="35D24866" w:tentative="1">
+    <w:lvl w:ilvl="4" w:tplc="B43E423C" w:tentative="1">
       <w:start w:val="1"/>
       <w:numFmt w:val="bullet"/>
       <w:lvlText w:val="○"/>
@@ -19661,7 +19545,7 @@
         <w:ind w:left="3600" w:hanging="360"/>
       </w:pPr>
     </w:lvl>
-    <w:lvl w:ilvl="5" w:tplc="D4B6D290" w:tentative="1">
+    <w:lvl w:ilvl="5" w:tplc="57BC4DA0" w:tentative="1">
       <w:start w:val="1"/>
       <w:numFmt w:val="bullet"/>
       <w:lvlText w:val="■"/>
@@ -19670,7 +19554,7 @@
         <w:ind w:left="4320" w:hanging="360"/>
       </w:pPr>
     </w:lvl>
-    <w:lvl w:ilvl="6" w:tplc="56240A8E" w:tentative="1">
+    <w:lvl w:ilvl="6" w:tplc="7444BEE2" w:tentative="1">
       <w:start w:val="1"/>
       <w:numFmt w:val="bullet"/>
       <w:lvlText w:val="●"/>
@@ -19679,7 +19563,7 @@
         <w:ind w:left="5040" w:hanging="360"/>
       </w:pPr>
     </w:lvl>
-    <w:lvl w:ilvl="7" w:tplc="5F3E5B4A" w:tentative="1">
+    <w:lvl w:ilvl="7" w:tplc="5DCE4610" w:tentative="1">
       <w:start w:val="1"/>
       <w:numFmt w:val="bullet"/>
       <w:lvlText w:val="●"/>
@@ -19688,7 +19572,7 @@
         <w:ind w:left="5760" w:hanging="360"/>
       </w:pPr>
     </w:lvl>
-    <w:lvl w:ilvl="8" w:tplc="85B4E2C0" w:tentative="1">
+    <w:lvl w:ilvl="8" w:tplc="388E2240" w:tentative="1">
       <w:start w:val="1"/>
       <w:numFmt w:val="bullet"/>
       <w:lvlText w:val="●"/>
@@ -19698,69 +19582,11 @@
       </w:pPr>
     </w:lvl>
   </w:abstractNum>
-  <w:abstractNum w:abstractNumId="5" w15:restartNumberingAfterBreak="0">
-    <w:nsid w:val="495B6522"/>
+  <w:abstractNum w:abstractNumId="3" w15:restartNumberingAfterBreak="0">
+    <w:nsid w:val="26C74FAC"/>
     <w:multiLevelType w:val="hybridMultilevel"/>
-    <w:tmpl w:val="32B26518"/>
-    <w:lvl w:ilvl="0" w:tplc="CB68D290">
-      <w:start w:val="1"/>
-      <w:numFmt w:val="bullet"/>
-      <w:lvlText w:val="•"/>
-      <w:lvlJc w:val="left"/>
-      <w:pPr>
-        <w:ind w:left="360" w:hanging="260"/>
-      </w:pPr>
-    </w:lvl>
-    <w:lvl w:ilvl="1" w:tplc="73F88D52" w:tentative="1">
-      <w:start w:val="1"/>
-      <w:numFmt w:val="bullet"/>
-      <w:lvlText w:val="–"/>
-      <w:lvlJc w:val="left"/>
-      <w:pPr>
-        <w:ind w:left="720" w:hanging="260"/>
-      </w:pPr>
-    </w:lvl>
-    <w:lvl w:ilvl="2" w:tplc="EC08B4F8">
-      <w:numFmt w:val="decimal"/>
-      <w:lvlText w:val=""/>
-      <w:lvlJc w:val="left"/>
-    </w:lvl>
-    <w:lvl w:ilvl="3" w:tplc="FE6AE5D0">
-      <w:numFmt w:val="decimal"/>
-      <w:lvlText w:val=""/>
-      <w:lvlJc w:val="left"/>
-    </w:lvl>
-    <w:lvl w:ilvl="4" w:tplc="DBDE57BE">
-      <w:numFmt w:val="decimal"/>
-      <w:lvlText w:val=""/>
-      <w:lvlJc w:val="left"/>
-    </w:lvl>
-    <w:lvl w:ilvl="5" w:tplc="AC829030">
-      <w:numFmt w:val="decimal"/>
-      <w:lvlText w:val=""/>
-      <w:lvlJc w:val="left"/>
-    </w:lvl>
-    <w:lvl w:ilvl="6" w:tplc="FEDE51A0">
-      <w:numFmt w:val="decimal"/>
-      <w:lvlText w:val=""/>
-      <w:lvlJc w:val="left"/>
-    </w:lvl>
-    <w:lvl w:ilvl="7" w:tplc="D8061EFC">
-      <w:numFmt w:val="decimal"/>
-      <w:lvlText w:val=""/>
-      <w:lvlJc w:val="left"/>
-    </w:lvl>
-    <w:lvl w:ilvl="8" w:tplc="EB4C515A">
-      <w:numFmt w:val="decimal"/>
-      <w:lvlText w:val=""/>
-      <w:lvlJc w:val="left"/>
-    </w:lvl>
-  </w:abstractNum>
-  <w:abstractNum w:abstractNumId="6" w15:restartNumberingAfterBreak="0">
-    <w:nsid w:val="710812E1"/>
-    <w:multiLevelType w:val="hybridMultilevel"/>
-    <w:tmpl w:val="C6148B84"/>
-    <w:lvl w:ilvl="0" w:tplc="D760242A">
+    <w:tmpl w:val="8570A2AA"/>
+    <w:lvl w:ilvl="0" w:tplc="DADA9DF4">
       <w:start w:val="1"/>
       <w:numFmt w:val="decimal"/>
       <w:lvlText w:val="%1."/>
@@ -19769,7 +19595,7 @@
         <w:ind w:left="360" w:hanging="300"/>
       </w:pPr>
     </w:lvl>
-    <w:lvl w:ilvl="1" w:tplc="EA4CFE3C" w:tentative="1">
+    <w:lvl w:ilvl="1" w:tplc="4A80943C" w:tentative="1">
       <w:start w:val="1"/>
       <w:numFmt w:val="lowerLetter"/>
       <w:lvlText w:val="%2."/>
@@ -19778,47 +19604,47 @@
         <w:ind w:left="720" w:hanging="300"/>
       </w:pPr>
     </w:lvl>
-    <w:lvl w:ilvl="2" w:tplc="E368A986">
+    <w:lvl w:ilvl="2" w:tplc="5BC8793E">
       <w:numFmt w:val="decimal"/>
       <w:lvlText w:val=""/>
       <w:lvlJc w:val="left"/>
     </w:lvl>
-    <w:lvl w:ilvl="3" w:tplc="0EB6AD28">
+    <w:lvl w:ilvl="3" w:tplc="CFBAA73A">
       <w:numFmt w:val="decimal"/>
       <w:lvlText w:val=""/>
       <w:lvlJc w:val="left"/>
     </w:lvl>
-    <w:lvl w:ilvl="4" w:tplc="55923C3E">
+    <w:lvl w:ilvl="4" w:tplc="E528BDD4">
       <w:numFmt w:val="decimal"/>
       <w:lvlText w:val=""/>
       <w:lvlJc w:val="left"/>
     </w:lvl>
-    <w:lvl w:ilvl="5" w:tplc="68B212BA">
+    <w:lvl w:ilvl="5" w:tplc="0C30E11E">
       <w:numFmt w:val="decimal"/>
       <w:lvlText w:val=""/>
       <w:lvlJc w:val="left"/>
     </w:lvl>
-    <w:lvl w:ilvl="6" w:tplc="DAF8E55E">
+    <w:lvl w:ilvl="6" w:tplc="BBF065A6">
       <w:numFmt w:val="decimal"/>
       <w:lvlText w:val=""/>
       <w:lvlJc w:val="left"/>
     </w:lvl>
-    <w:lvl w:ilvl="7" w:tplc="D856DD7E">
+    <w:lvl w:ilvl="7" w:tplc="0BEEF0D8">
       <w:numFmt w:val="decimal"/>
       <w:lvlText w:val=""/>
       <w:lvlJc w:val="left"/>
     </w:lvl>
-    <w:lvl w:ilvl="8" w:tplc="AF2CD9F0">
+    <w:lvl w:ilvl="8" w:tplc="2F867532">
       <w:numFmt w:val="decimal"/>
       <w:lvlText w:val=""/>
       <w:lvlJc w:val="left"/>
     </w:lvl>
   </w:abstractNum>
-  <w:abstractNum w:abstractNumId="7" w15:restartNumberingAfterBreak="0">
-    <w:nsid w:val="77B707D5"/>
+  <w:abstractNum w:abstractNumId="4" w15:restartNumberingAfterBreak="0">
+    <w:nsid w:val="679208AE"/>
     <w:multiLevelType w:val="hybridMultilevel"/>
-    <w:tmpl w:val="54A472E4"/>
-    <w:lvl w:ilvl="0" w:tplc="03366904">
+    <w:tmpl w:val="39D28836"/>
+    <w:lvl w:ilvl="0" w:tplc="F0709C2E">
       <w:start w:val="1"/>
       <w:numFmt w:val="decimal"/>
       <w:lvlText w:val="%1."/>
@@ -19827,7 +19653,7 @@
         <w:ind w:left="360" w:hanging="300"/>
       </w:pPr>
     </w:lvl>
-    <w:lvl w:ilvl="1" w:tplc="504CD9C6" w:tentative="1">
+    <w:lvl w:ilvl="1" w:tplc="0F684612" w:tentative="1">
       <w:start w:val="1"/>
       <w:numFmt w:val="lowerLetter"/>
       <w:lvlText w:val="%2."/>
@@ -19836,86 +19662,260 @@
         <w:ind w:left="720" w:hanging="300"/>
       </w:pPr>
     </w:lvl>
-    <w:lvl w:ilvl="2" w:tplc="3A7C1838">
+    <w:lvl w:ilvl="2" w:tplc="7D328CDE">
       <w:numFmt w:val="decimal"/>
       <w:lvlText w:val=""/>
       <w:lvlJc w:val="left"/>
     </w:lvl>
-    <w:lvl w:ilvl="3" w:tplc="9F248F0A">
+    <w:lvl w:ilvl="3" w:tplc="A87AEAA0">
       <w:numFmt w:val="decimal"/>
       <w:lvlText w:val=""/>
       <w:lvlJc w:val="left"/>
     </w:lvl>
-    <w:lvl w:ilvl="4" w:tplc="F8B83C24">
+    <w:lvl w:ilvl="4" w:tplc="8FF2BAC6">
       <w:numFmt w:val="decimal"/>
       <w:lvlText w:val=""/>
       <w:lvlJc w:val="left"/>
     </w:lvl>
-    <w:lvl w:ilvl="5" w:tplc="C2F26782">
+    <w:lvl w:ilvl="5" w:tplc="C66CD40E">
       <w:numFmt w:val="decimal"/>
       <w:lvlText w:val=""/>
       <w:lvlJc w:val="left"/>
     </w:lvl>
-    <w:lvl w:ilvl="6" w:tplc="40AC8BB6">
+    <w:lvl w:ilvl="6" w:tplc="D9181EB2">
       <w:numFmt w:val="decimal"/>
       <w:lvlText w:val=""/>
       <w:lvlJc w:val="left"/>
     </w:lvl>
-    <w:lvl w:ilvl="7" w:tplc="5B508AB4">
+    <w:lvl w:ilvl="7" w:tplc="E884C80C">
       <w:numFmt w:val="decimal"/>
       <w:lvlText w:val=""/>
       <w:lvlJc w:val="left"/>
     </w:lvl>
-    <w:lvl w:ilvl="8" w:tplc="8A288466">
+    <w:lvl w:ilvl="8" w:tplc="F6AE1590">
       <w:numFmt w:val="decimal"/>
       <w:lvlText w:val=""/>
       <w:lvlJc w:val="left"/>
     </w:lvl>
   </w:abstractNum>
-  <w:num w:numId="1" w16cid:durableId="2016615891">
+  <w:abstractNum w:abstractNumId="5" w15:restartNumberingAfterBreak="0">
+    <w:nsid w:val="67F456DA"/>
+    <w:multiLevelType w:val="hybridMultilevel"/>
+    <w:tmpl w:val="88B64486"/>
+    <w:lvl w:ilvl="0" w:tplc="4E4667EA">
+      <w:start w:val="1"/>
+      <w:numFmt w:val="decimal"/>
+      <w:lvlText w:val="%1."/>
+      <w:lvlJc w:val="left"/>
+      <w:pPr>
+        <w:ind w:left="360" w:hanging="300"/>
+      </w:pPr>
+    </w:lvl>
+    <w:lvl w:ilvl="1" w:tplc="F440013C" w:tentative="1">
+      <w:start w:val="1"/>
+      <w:numFmt w:val="lowerLetter"/>
+      <w:lvlText w:val="%2."/>
+      <w:lvlJc w:val="left"/>
+      <w:pPr>
+        <w:ind w:left="720" w:hanging="300"/>
+      </w:pPr>
+    </w:lvl>
+    <w:lvl w:ilvl="2" w:tplc="A224B40A">
+      <w:numFmt w:val="decimal"/>
+      <w:lvlText w:val=""/>
+      <w:lvlJc w:val="left"/>
+    </w:lvl>
+    <w:lvl w:ilvl="3" w:tplc="9A646046">
+      <w:numFmt w:val="decimal"/>
+      <w:lvlText w:val=""/>
+      <w:lvlJc w:val="left"/>
+    </w:lvl>
+    <w:lvl w:ilvl="4" w:tplc="DC763864">
+      <w:numFmt w:val="decimal"/>
+      <w:lvlText w:val=""/>
+      <w:lvlJc w:val="left"/>
+    </w:lvl>
+    <w:lvl w:ilvl="5" w:tplc="9D3A26F8">
+      <w:numFmt w:val="decimal"/>
+      <w:lvlText w:val=""/>
+      <w:lvlJc w:val="left"/>
+    </w:lvl>
+    <w:lvl w:ilvl="6" w:tplc="4BC2E2FE">
+      <w:numFmt w:val="decimal"/>
+      <w:lvlText w:val=""/>
+      <w:lvlJc w:val="left"/>
+    </w:lvl>
+    <w:lvl w:ilvl="7" w:tplc="A4A85D36">
+      <w:numFmt w:val="decimal"/>
+      <w:lvlText w:val=""/>
+      <w:lvlJc w:val="left"/>
+    </w:lvl>
+    <w:lvl w:ilvl="8" w:tplc="32EE4D90">
+      <w:numFmt w:val="decimal"/>
+      <w:lvlText w:val=""/>
+      <w:lvlJc w:val="left"/>
+    </w:lvl>
+  </w:abstractNum>
+  <w:abstractNum w:abstractNumId="6" w15:restartNumberingAfterBreak="0">
+    <w:nsid w:val="71C857A4"/>
+    <w:multiLevelType w:val="hybridMultilevel"/>
+    <w:tmpl w:val="D082B93C"/>
+    <w:lvl w:ilvl="0" w:tplc="E49254FA">
+      <w:start w:val="1"/>
+      <w:numFmt w:val="decimal"/>
+      <w:lvlText w:val="%1."/>
+      <w:lvlJc w:val="left"/>
+      <w:pPr>
+        <w:ind w:left="360" w:hanging="300"/>
+      </w:pPr>
+    </w:lvl>
+    <w:lvl w:ilvl="1" w:tplc="7BCEFD10" w:tentative="1">
+      <w:start w:val="1"/>
+      <w:numFmt w:val="lowerLetter"/>
+      <w:lvlText w:val="%2."/>
+      <w:lvlJc w:val="left"/>
+      <w:pPr>
+        <w:ind w:left="720" w:hanging="300"/>
+      </w:pPr>
+    </w:lvl>
+    <w:lvl w:ilvl="2" w:tplc="04769D4E">
+      <w:numFmt w:val="decimal"/>
+      <w:lvlText w:val=""/>
+      <w:lvlJc w:val="left"/>
+    </w:lvl>
+    <w:lvl w:ilvl="3" w:tplc="4D841AC4">
+      <w:numFmt w:val="decimal"/>
+      <w:lvlText w:val=""/>
+      <w:lvlJc w:val="left"/>
+    </w:lvl>
+    <w:lvl w:ilvl="4" w:tplc="214AA092">
+      <w:numFmt w:val="decimal"/>
+      <w:lvlText w:val=""/>
+      <w:lvlJc w:val="left"/>
+    </w:lvl>
+    <w:lvl w:ilvl="5" w:tplc="71089ACA">
+      <w:numFmt w:val="decimal"/>
+      <w:lvlText w:val=""/>
+      <w:lvlJc w:val="left"/>
+    </w:lvl>
+    <w:lvl w:ilvl="6" w:tplc="A01E50BA">
+      <w:numFmt w:val="decimal"/>
+      <w:lvlText w:val=""/>
+      <w:lvlJc w:val="left"/>
+    </w:lvl>
+    <w:lvl w:ilvl="7" w:tplc="6B02C8A4">
+      <w:numFmt w:val="decimal"/>
+      <w:lvlText w:val=""/>
+      <w:lvlJc w:val="left"/>
+    </w:lvl>
+    <w:lvl w:ilvl="8" w:tplc="C56A09F2">
+      <w:numFmt w:val="decimal"/>
+      <w:lvlText w:val=""/>
+      <w:lvlJc w:val="left"/>
+    </w:lvl>
+  </w:abstractNum>
+  <w:abstractNum w:abstractNumId="7" w15:restartNumberingAfterBreak="0">
+    <w:nsid w:val="74552166"/>
+    <w:multiLevelType w:val="hybridMultilevel"/>
+    <w:tmpl w:val="DDDA6D00"/>
+    <w:lvl w:ilvl="0" w:tplc="1EF4CAF8">
+      <w:start w:val="1"/>
+      <w:numFmt w:val="decimal"/>
+      <w:lvlText w:val="%1."/>
+      <w:lvlJc w:val="left"/>
+      <w:pPr>
+        <w:ind w:left="360" w:hanging="300"/>
+      </w:pPr>
+    </w:lvl>
+    <w:lvl w:ilvl="1" w:tplc="37EE124C" w:tentative="1">
+      <w:start w:val="1"/>
+      <w:numFmt w:val="lowerLetter"/>
+      <w:lvlText w:val="%2."/>
+      <w:lvlJc w:val="left"/>
+      <w:pPr>
+        <w:ind w:left="720" w:hanging="300"/>
+      </w:pPr>
+    </w:lvl>
+    <w:lvl w:ilvl="2" w:tplc="41060666">
+      <w:numFmt w:val="decimal"/>
+      <w:lvlText w:val=""/>
+      <w:lvlJc w:val="left"/>
+    </w:lvl>
+    <w:lvl w:ilvl="3" w:tplc="CF2ECE20">
+      <w:numFmt w:val="decimal"/>
+      <w:lvlText w:val=""/>
+      <w:lvlJc w:val="left"/>
+    </w:lvl>
+    <w:lvl w:ilvl="4" w:tplc="38E883D2">
+      <w:numFmt w:val="decimal"/>
+      <w:lvlText w:val=""/>
+      <w:lvlJc w:val="left"/>
+    </w:lvl>
+    <w:lvl w:ilvl="5" w:tplc="B6288A76">
+      <w:numFmt w:val="decimal"/>
+      <w:lvlText w:val=""/>
+      <w:lvlJc w:val="left"/>
+    </w:lvl>
+    <w:lvl w:ilvl="6" w:tplc="3DDC9D40">
+      <w:numFmt w:val="decimal"/>
+      <w:lvlText w:val=""/>
+      <w:lvlJc w:val="left"/>
+    </w:lvl>
+    <w:lvl w:ilvl="7" w:tplc="3B3A85DC">
+      <w:numFmt w:val="decimal"/>
+      <w:lvlText w:val=""/>
+      <w:lvlJc w:val="left"/>
+    </w:lvl>
+    <w:lvl w:ilvl="8" w:tplc="E79E5766">
+      <w:numFmt w:val="decimal"/>
+      <w:lvlText w:val=""/>
+      <w:lvlJc w:val="left"/>
+    </w:lvl>
+  </w:abstractNum>
+  <w:num w:numId="1" w16cid:durableId="1998217489">
+    <w:abstractNumId w:val="2"/>
+    <w:lvlOverride w:ilvl="0">
+      <w:startOverride w:val="1"/>
+    </w:lvlOverride>
+  </w:num>
+  <w:num w:numId="2" w16cid:durableId="119737342">
+    <w:abstractNumId w:val="0"/>
+    <w:lvlOverride w:ilvl="0">
+      <w:startOverride w:val="1"/>
+    </w:lvlOverride>
+  </w:num>
+  <w:num w:numId="3" w16cid:durableId="1925994883">
     <w:abstractNumId w:val="4"/>
     <w:lvlOverride w:ilvl="0">
       <w:startOverride w:val="1"/>
     </w:lvlOverride>
   </w:num>
-  <w:num w:numId="2" w16cid:durableId="1797944580">
+  <w:num w:numId="4" w16cid:durableId="611136101">
+    <w:abstractNumId w:val="1"/>
+    <w:lvlOverride w:ilvl="0">
+      <w:startOverride w:val="1"/>
+    </w:lvlOverride>
+  </w:num>
+  <w:num w:numId="5" w16cid:durableId="130051805">
+    <w:abstractNumId w:val="7"/>
+    <w:lvlOverride w:ilvl="0">
+      <w:startOverride w:val="1"/>
+    </w:lvlOverride>
+  </w:num>
+  <w:num w:numId="6" w16cid:durableId="1192064210">
+    <w:abstractNumId w:val="3"/>
+    <w:lvlOverride w:ilvl="0">
+      <w:startOverride w:val="1"/>
+    </w:lvlOverride>
+  </w:num>
+  <w:num w:numId="7" w16cid:durableId="285358759">
     <w:abstractNumId w:val="5"/>
     <w:lvlOverride w:ilvl="0">
       <w:startOverride w:val="1"/>
     </w:lvlOverride>
   </w:num>
-  <w:num w:numId="3" w16cid:durableId="1613392354">
-    <w:abstractNumId w:val="3"/>
-    <w:lvlOverride w:ilvl="0">
-      <w:startOverride w:val="1"/>
-    </w:lvlOverride>
-  </w:num>
-  <w:num w:numId="4" w16cid:durableId="1110591780">
-    <w:abstractNumId w:val="7"/>
-    <w:lvlOverride w:ilvl="0">
-      <w:startOverride w:val="1"/>
-    </w:lvlOverride>
-  </w:num>
-  <w:num w:numId="5" w16cid:durableId="1754815071">
+  <w:num w:numId="8" w16cid:durableId="2043703026">
     <w:abstractNumId w:val="6"/>
-    <w:lvlOverride w:ilvl="0">
-      <w:startOverride w:val="1"/>
-    </w:lvlOverride>
-  </w:num>
-  <w:num w:numId="6" w16cid:durableId="2024935116">
-    <w:abstractNumId w:val="0"/>
-    <w:lvlOverride w:ilvl="0">
-      <w:startOverride w:val="1"/>
-    </w:lvlOverride>
-  </w:num>
-  <w:num w:numId="7" w16cid:durableId="1370031014">
-    <w:abstractNumId w:val="2"/>
-    <w:lvlOverride w:ilvl="0">
-      <w:startOverride w:val="1"/>
-    </w:lvlOverride>
-  </w:num>
-  <w:num w:numId="8" w16cid:durableId="1804231422">
-    <w:abstractNumId w:val="1"/>
     <w:lvlOverride w:ilvl="0">
       <w:startOverride w:val="1"/>
     </w:lvlOverride>
@@ -20595,7 +20595,7 @@
     <w:autoRedefine/>
     <w:uiPriority w:val="39"/>
     <w:unhideWhenUsed/>
-    <w:rsid w:val="009F154B"/>
+    <w:rsid w:val="005E32CC"/>
     <w:pPr>
       <w:spacing w:after="100"/>
     </w:pPr>
@@ -20607,7 +20607,7 @@
     <w:autoRedefine/>
     <w:uiPriority w:val="39"/>
     <w:unhideWhenUsed/>
-    <w:rsid w:val="009F154B"/>
+    <w:rsid w:val="005E32CC"/>
     <w:pPr>
       <w:spacing w:after="100"/>
       <w:ind w:left="210"/>

--- a/discoverer-neo/docs/user-guide/manual/Discoverer-Neo-USER-Guide-Full-fr-FR.docx
+++ b/discoverer-neo/docs/user-guide/manual/Discoverer-Neo-USER-Guide-Full-fr-FR.docx
@@ -54,7 +54,7 @@
           <w:sz w:val="22"/>
           <w:szCs w:val="22"/>
         </w:rPr>
-        <w:t>Version 2.0.1</w:t>
+        <w:t>Version 2.1.0</w:t>
       </w:r>
     </w:p>
     <w:p>
@@ -74,7 +74,7 @@
     <w:sdt>
       <w:sdtPr>
         <w:alias w:val="Sommaire"/>
-        <w:id w:val="429481725"/>
+        <w:id w:val="1470401471"/>
       </w:sdtPr>
       <w:sdtEndPr/>
       <w:sdtContent>
@@ -102,7 +102,7 @@
           <w:r>
             <w:fldChar w:fldCharType="separate"/>
           </w:r>
-          <w:hyperlink w:anchor="_Toc241671557" w:history="1">
+          <w:hyperlink w:anchor="_Toc241696874" w:history="1">
             <w:r>
               <w:rPr>
                 <w:rStyle w:val="Hiperligao"/>
@@ -126,7 +126,7 @@
               <w:rPr>
                 <w:noProof/>
               </w:rPr>
-              <w:instrText xml:space="preserve"> PAGEREF _Toc241671557 \h </w:instrText>
+              <w:instrText xml:space="preserve"> PAGEREF _Toc241696874 \h </w:instrText>
             </w:r>
             <w:r>
               <w:rPr>
@@ -168,7 +168,7 @@
               <w14:ligatures w14:val="standardContextual"/>
             </w:rPr>
           </w:pPr>
-          <w:hyperlink w:anchor="_Toc241671558" w:history="1">
+          <w:hyperlink w:anchor="_Toc241696875" w:history="1">
             <w:r>
               <w:rPr>
                 <w:rStyle w:val="Hiperligao"/>
@@ -192,7 +192,7 @@
               <w:rPr>
                 <w:noProof/>
               </w:rPr>
-              <w:instrText xml:space="preserve"> PAGEREF _Toc241671558 \h </w:instrText>
+              <w:instrText xml:space="preserve"> PAGEREF _Toc241696875 \h </w:instrText>
             </w:r>
             <w:r>
               <w:rPr>
@@ -234,7 +234,7 @@
               <w14:ligatures w14:val="standardContextual"/>
             </w:rPr>
           </w:pPr>
-          <w:hyperlink w:anchor="_Toc241671559" w:history="1">
+          <w:hyperlink w:anchor="_Toc241696876" w:history="1">
             <w:r>
               <w:rPr>
                 <w:rStyle w:val="Hiperligao"/>
@@ -258,7 +258,7 @@
               <w:rPr>
                 <w:noProof/>
               </w:rPr>
-              <w:instrText xml:space="preserve"> PAGEREF _Toc241671559 \h </w:instrText>
+              <w:instrText xml:space="preserve"> PAGEREF _Toc241696876 \h </w:instrText>
             </w:r>
             <w:r>
               <w:rPr>
@@ -300,7 +300,7 @@
               <w14:ligatures w14:val="standardContextual"/>
             </w:rPr>
           </w:pPr>
-          <w:hyperlink w:anchor="_Toc241671560" w:history="1">
+          <w:hyperlink w:anchor="_Toc241696877" w:history="1">
             <w:r>
               <w:rPr>
                 <w:rStyle w:val="Hiperligao"/>
@@ -324,7 +324,7 @@
               <w:rPr>
                 <w:noProof/>
               </w:rPr>
-              <w:instrText xml:space="preserve"> PAGEREF _Toc241671560 \h </w:instrText>
+              <w:instrText xml:space="preserve"> PAGEREF _Toc241696877 \h </w:instrText>
             </w:r>
             <w:r>
               <w:rPr>
@@ -366,7 +366,7 @@
               <w14:ligatures w14:val="standardContextual"/>
             </w:rPr>
           </w:pPr>
-          <w:hyperlink w:anchor="_Toc241671561" w:history="1">
+          <w:hyperlink w:anchor="_Toc241696878" w:history="1">
             <w:r>
               <w:rPr>
                 <w:rStyle w:val="Hiperligao"/>
@@ -390,7 +390,7 @@
               <w:rPr>
                 <w:noProof/>
               </w:rPr>
-              <w:instrText xml:space="preserve"> PAGEREF _Toc241671561 \h </w:instrText>
+              <w:instrText xml:space="preserve"> PAGEREF _Toc241696878 \h </w:instrText>
             </w:r>
             <w:r>
               <w:rPr>
@@ -432,7 +432,7 @@
               <w14:ligatures w14:val="standardContextual"/>
             </w:rPr>
           </w:pPr>
-          <w:hyperlink w:anchor="_Toc241671562" w:history="1">
+          <w:hyperlink w:anchor="_Toc241696879" w:history="1">
             <w:r>
               <w:rPr>
                 <w:rStyle w:val="Hiperligao"/>
@@ -456,7 +456,7 @@
               <w:rPr>
                 <w:noProof/>
               </w:rPr>
-              <w:instrText xml:space="preserve"> PAGEREF _Toc241671562 \h </w:instrText>
+              <w:instrText xml:space="preserve"> PAGEREF _Toc241696879 \h </w:instrText>
             </w:r>
             <w:r>
               <w:rPr>
@@ -498,7 +498,7 @@
               <w14:ligatures w14:val="standardContextual"/>
             </w:rPr>
           </w:pPr>
-          <w:hyperlink w:anchor="_Toc241671563" w:history="1">
+          <w:hyperlink w:anchor="_Toc241696880" w:history="1">
             <w:r>
               <w:rPr>
                 <w:rStyle w:val="Hiperligao"/>
@@ -522,7 +522,7 @@
               <w:rPr>
                 <w:noProof/>
               </w:rPr>
-              <w:instrText xml:space="preserve"> PAGEREF _Toc241671563 \h </w:instrText>
+              <w:instrText xml:space="preserve"> PAGEREF _Toc241696880 \h </w:instrText>
             </w:r>
             <w:r>
               <w:rPr>
@@ -564,7 +564,7 @@
               <w14:ligatures w14:val="standardContextual"/>
             </w:rPr>
           </w:pPr>
-          <w:hyperlink w:anchor="_Toc241671564" w:history="1">
+          <w:hyperlink w:anchor="_Toc241696881" w:history="1">
             <w:r>
               <w:rPr>
                 <w:rStyle w:val="Hiperligao"/>
@@ -588,7 +588,7 @@
               <w:rPr>
                 <w:noProof/>
               </w:rPr>
-              <w:instrText xml:space="preserve"> PAGEREF _Toc241671564 \h </w:instrText>
+              <w:instrText xml:space="preserve"> PAGEREF _Toc241696881 \h </w:instrText>
             </w:r>
             <w:r>
               <w:rPr>
@@ -630,7 +630,7 @@
               <w14:ligatures w14:val="standardContextual"/>
             </w:rPr>
           </w:pPr>
-          <w:hyperlink w:anchor="_Toc241671565" w:history="1">
+          <w:hyperlink w:anchor="_Toc241696882" w:history="1">
             <w:r>
               <w:rPr>
                 <w:rStyle w:val="Hiperligao"/>
@@ -654,7 +654,7 @@
               <w:rPr>
                 <w:noProof/>
               </w:rPr>
-              <w:instrText xml:space="preserve"> PAGEREF _Toc241671565 \h </w:instrText>
+              <w:instrText xml:space="preserve"> PAGEREF _Toc241696882 \h </w:instrText>
             </w:r>
             <w:r>
               <w:rPr>
@@ -696,7 +696,7 @@
               <w14:ligatures w14:val="standardContextual"/>
             </w:rPr>
           </w:pPr>
-          <w:hyperlink w:anchor="_Toc241671566" w:history="1">
+          <w:hyperlink w:anchor="_Toc241696883" w:history="1">
             <w:r>
               <w:rPr>
                 <w:rStyle w:val="Hiperligao"/>
@@ -720,7 +720,7 @@
               <w:rPr>
                 <w:noProof/>
               </w:rPr>
-              <w:instrText xml:space="preserve"> PAGEREF _Toc241671566 \h </w:instrText>
+              <w:instrText xml:space="preserve"> PAGEREF _Toc241696883 \h </w:instrText>
             </w:r>
             <w:r>
               <w:rPr>
@@ -762,7 +762,7 @@
               <w14:ligatures w14:val="standardContextual"/>
             </w:rPr>
           </w:pPr>
-          <w:hyperlink w:anchor="_Toc241671567" w:history="1">
+          <w:hyperlink w:anchor="_Toc241696884" w:history="1">
             <w:r>
               <w:rPr>
                 <w:rStyle w:val="Hiperligao"/>
@@ -786,7 +786,7 @@
               <w:rPr>
                 <w:noProof/>
               </w:rPr>
-              <w:instrText xml:space="preserve"> PAGEREF _Toc241671567 \h </w:instrText>
+              <w:instrText xml:space="preserve"> PAGEREF _Toc241696884 \h </w:instrText>
             </w:r>
             <w:r>
               <w:rPr>
@@ -828,7 +828,7 @@
               <w14:ligatures w14:val="standardContextual"/>
             </w:rPr>
           </w:pPr>
-          <w:hyperlink w:anchor="_Toc241671568" w:history="1">
+          <w:hyperlink w:anchor="_Toc241696885" w:history="1">
             <w:r>
               <w:rPr>
                 <w:rStyle w:val="Hiperligao"/>
@@ -852,7 +852,7 @@
               <w:rPr>
                 <w:noProof/>
               </w:rPr>
-              <w:instrText xml:space="preserve"> PAGEREF _Toc241671568 \h </w:instrText>
+              <w:instrText xml:space="preserve"> PAGEREF _Toc241696885 \h </w:instrText>
             </w:r>
             <w:r>
               <w:rPr>
@@ -894,7 +894,7 @@
               <w14:ligatures w14:val="standardContextual"/>
             </w:rPr>
           </w:pPr>
-          <w:hyperlink w:anchor="_Toc241671569" w:history="1">
+          <w:hyperlink w:anchor="_Toc241696886" w:history="1">
             <w:r>
               <w:rPr>
                 <w:rStyle w:val="Hiperligao"/>
@@ -918,7 +918,7 @@
               <w:rPr>
                 <w:noProof/>
               </w:rPr>
-              <w:instrText xml:space="preserve"> PAGEREF _Toc241671569 \h </w:instrText>
+              <w:instrText xml:space="preserve"> PAGEREF _Toc241696886 \h </w:instrText>
             </w:r>
             <w:r>
               <w:rPr>
@@ -960,7 +960,7 @@
               <w14:ligatures w14:val="standardContextual"/>
             </w:rPr>
           </w:pPr>
-          <w:hyperlink w:anchor="_Toc241671570" w:history="1">
+          <w:hyperlink w:anchor="_Toc241696887" w:history="1">
             <w:r>
               <w:rPr>
                 <w:rStyle w:val="Hiperligao"/>
@@ -984,7 +984,7 @@
               <w:rPr>
                 <w:noProof/>
               </w:rPr>
-              <w:instrText xml:space="preserve"> PAGEREF _Toc241671570 \h </w:instrText>
+              <w:instrText xml:space="preserve"> PAGEREF _Toc241696887 \h </w:instrText>
             </w:r>
             <w:r>
               <w:rPr>
@@ -1026,7 +1026,7 @@
               <w14:ligatures w14:val="standardContextual"/>
             </w:rPr>
           </w:pPr>
-          <w:hyperlink w:anchor="_Toc241671571" w:history="1">
+          <w:hyperlink w:anchor="_Toc241696888" w:history="1">
             <w:r>
               <w:rPr>
                 <w:rStyle w:val="Hiperligao"/>
@@ -1050,7 +1050,7 @@
               <w:rPr>
                 <w:noProof/>
               </w:rPr>
-              <w:instrText xml:space="preserve"> PAGEREF _Toc241671571 \h </w:instrText>
+              <w:instrText xml:space="preserve"> PAGEREF _Toc241696888 \h </w:instrText>
             </w:r>
             <w:r>
               <w:rPr>
@@ -1092,7 +1092,7 @@
               <w14:ligatures w14:val="standardContextual"/>
             </w:rPr>
           </w:pPr>
-          <w:hyperlink w:anchor="_Toc241671572" w:history="1">
+          <w:hyperlink w:anchor="_Toc241696889" w:history="1">
             <w:r>
               <w:rPr>
                 <w:rStyle w:val="Hiperligao"/>
@@ -1116,7 +1116,7 @@
               <w:rPr>
                 <w:noProof/>
               </w:rPr>
-              <w:instrText xml:space="preserve"> PAGEREF _Toc241671572 \h </w:instrText>
+              <w:instrText xml:space="preserve"> PAGEREF _Toc241696889 \h </w:instrText>
             </w:r>
             <w:r>
               <w:rPr>
@@ -1158,7 +1158,7 @@
               <w14:ligatures w14:val="standardContextual"/>
             </w:rPr>
           </w:pPr>
-          <w:hyperlink w:anchor="_Toc241671573" w:history="1">
+          <w:hyperlink w:anchor="_Toc241696890" w:history="1">
             <w:r>
               <w:rPr>
                 <w:rStyle w:val="Hiperligao"/>
@@ -1182,7 +1182,7 @@
               <w:rPr>
                 <w:noProof/>
               </w:rPr>
-              <w:instrText xml:space="preserve"> PAGEREF _Toc241671573 \h </w:instrText>
+              <w:instrText xml:space="preserve"> PAGEREF _Toc241696890 \h </w:instrText>
             </w:r>
             <w:r>
               <w:rPr>
@@ -1224,7 +1224,7 @@
               <w14:ligatures w14:val="standardContextual"/>
             </w:rPr>
           </w:pPr>
-          <w:hyperlink w:anchor="_Toc241671574" w:history="1">
+          <w:hyperlink w:anchor="_Toc241696891" w:history="1">
             <w:r>
               <w:rPr>
                 <w:rStyle w:val="Hiperligao"/>
@@ -1248,7 +1248,7 @@
               <w:rPr>
                 <w:noProof/>
               </w:rPr>
-              <w:instrText xml:space="preserve"> PAGEREF _Toc241671574 \h </w:instrText>
+              <w:instrText xml:space="preserve"> PAGEREF _Toc241696891 \h </w:instrText>
             </w:r>
             <w:r>
               <w:rPr>
@@ -1290,7 +1290,7 @@
               <w14:ligatures w14:val="standardContextual"/>
             </w:rPr>
           </w:pPr>
-          <w:hyperlink w:anchor="_Toc241671575" w:history="1">
+          <w:hyperlink w:anchor="_Toc241696892" w:history="1">
             <w:r>
               <w:rPr>
                 <w:rStyle w:val="Hiperligao"/>
@@ -1314,7 +1314,7 @@
               <w:rPr>
                 <w:noProof/>
               </w:rPr>
-              <w:instrText xml:space="preserve"> PAGEREF _Toc241671575 \h </w:instrText>
+              <w:instrText xml:space="preserve"> PAGEREF _Toc241696892 \h </w:instrText>
             </w:r>
             <w:r>
               <w:rPr>
@@ -1356,7 +1356,7 @@
               <w14:ligatures w14:val="standardContextual"/>
             </w:rPr>
           </w:pPr>
-          <w:hyperlink w:anchor="_Toc241671576" w:history="1">
+          <w:hyperlink w:anchor="_Toc241696893" w:history="1">
             <w:r>
               <w:rPr>
                 <w:rStyle w:val="Hiperligao"/>
@@ -1380,7 +1380,7 @@
               <w:rPr>
                 <w:noProof/>
               </w:rPr>
-              <w:instrText xml:space="preserve"> PAGEREF _Toc241671576 \h </w:instrText>
+              <w:instrText xml:space="preserve"> PAGEREF _Toc241696893 \h </w:instrText>
             </w:r>
             <w:r>
               <w:rPr>
@@ -1422,7 +1422,7 @@
               <w14:ligatures w14:val="standardContextual"/>
             </w:rPr>
           </w:pPr>
-          <w:hyperlink w:anchor="_Toc241671577" w:history="1">
+          <w:hyperlink w:anchor="_Toc241696894" w:history="1">
             <w:r>
               <w:rPr>
                 <w:rStyle w:val="Hiperligao"/>
@@ -1446,7 +1446,7 @@
               <w:rPr>
                 <w:noProof/>
               </w:rPr>
-              <w:instrText xml:space="preserve"> PAGEREF _Toc241671577 \h </w:instrText>
+              <w:instrText xml:space="preserve"> PAGEREF _Toc241696894 \h </w:instrText>
             </w:r>
             <w:r>
               <w:rPr>
@@ -1488,7 +1488,7 @@
               <w14:ligatures w14:val="standardContextual"/>
             </w:rPr>
           </w:pPr>
-          <w:hyperlink w:anchor="_Toc241671578" w:history="1">
+          <w:hyperlink w:anchor="_Toc241696895" w:history="1">
             <w:r>
               <w:rPr>
                 <w:rStyle w:val="Hiperligao"/>
@@ -1512,7 +1512,7 @@
               <w:rPr>
                 <w:noProof/>
               </w:rPr>
-              <w:instrText xml:space="preserve"> PAGEREF _Toc241671578 \h </w:instrText>
+              <w:instrText xml:space="preserve"> PAGEREF _Toc241696895 \h </w:instrText>
             </w:r>
             <w:r>
               <w:rPr>
@@ -1554,7 +1554,7 @@
               <w14:ligatures w14:val="standardContextual"/>
             </w:rPr>
           </w:pPr>
-          <w:hyperlink w:anchor="_Toc241671579" w:history="1">
+          <w:hyperlink w:anchor="_Toc241696896" w:history="1">
             <w:r>
               <w:rPr>
                 <w:rStyle w:val="Hiperligao"/>
@@ -1578,7 +1578,7 @@
               <w:rPr>
                 <w:noProof/>
               </w:rPr>
-              <w:instrText xml:space="preserve"> PAGEREF _Toc241671579 \h </w:instrText>
+              <w:instrText xml:space="preserve"> PAGEREF _Toc241696896 \h </w:instrText>
             </w:r>
             <w:r>
               <w:rPr>
@@ -1620,7 +1620,7 @@
               <w14:ligatures w14:val="standardContextual"/>
             </w:rPr>
           </w:pPr>
-          <w:hyperlink w:anchor="_Toc241671580" w:history="1">
+          <w:hyperlink w:anchor="_Toc241696897" w:history="1">
             <w:r>
               <w:rPr>
                 <w:rStyle w:val="Hiperligao"/>
@@ -1644,7 +1644,7 @@
               <w:rPr>
                 <w:noProof/>
               </w:rPr>
-              <w:instrText xml:space="preserve"> PAGEREF _Toc241671580 \h </w:instrText>
+              <w:instrText xml:space="preserve"> PAGEREF _Toc241696897 \h </w:instrText>
             </w:r>
             <w:r>
               <w:rPr>
@@ -1686,7 +1686,7 @@
               <w14:ligatures w14:val="standardContextual"/>
             </w:rPr>
           </w:pPr>
-          <w:hyperlink w:anchor="_Toc241671581" w:history="1">
+          <w:hyperlink w:anchor="_Toc241696898" w:history="1">
             <w:r>
               <w:rPr>
                 <w:rStyle w:val="Hiperligao"/>
@@ -1710,7 +1710,7 @@
               <w:rPr>
                 <w:noProof/>
               </w:rPr>
-              <w:instrText xml:space="preserve"> PAGEREF _Toc241671581 \h </w:instrText>
+              <w:instrText xml:space="preserve"> PAGEREF _Toc241696898 \h </w:instrText>
             </w:r>
             <w:r>
               <w:rPr>
@@ -1752,7 +1752,7 @@
               <w14:ligatures w14:val="standardContextual"/>
             </w:rPr>
           </w:pPr>
-          <w:hyperlink w:anchor="_Toc241671582" w:history="1">
+          <w:hyperlink w:anchor="_Toc241696899" w:history="1">
             <w:r>
               <w:rPr>
                 <w:rStyle w:val="Hiperligao"/>
@@ -1776,7 +1776,7 @@
               <w:rPr>
                 <w:noProof/>
               </w:rPr>
-              <w:instrText xml:space="preserve"> PAGEREF _Toc241671582 \h </w:instrText>
+              <w:instrText xml:space="preserve"> PAGEREF _Toc241696899 \h </w:instrText>
             </w:r>
             <w:r>
               <w:rPr>
@@ -1818,7 +1818,7 @@
               <w14:ligatures w14:val="standardContextual"/>
             </w:rPr>
           </w:pPr>
-          <w:hyperlink w:anchor="_Toc241671583" w:history="1">
+          <w:hyperlink w:anchor="_Toc241696900" w:history="1">
             <w:r>
               <w:rPr>
                 <w:rStyle w:val="Hiperligao"/>
@@ -1842,7 +1842,7 @@
               <w:rPr>
                 <w:noProof/>
               </w:rPr>
-              <w:instrText xml:space="preserve"> PAGEREF _Toc241671583 \h </w:instrText>
+              <w:instrText xml:space="preserve"> PAGEREF _Toc241696900 \h </w:instrText>
             </w:r>
             <w:r>
               <w:rPr>
@@ -1884,7 +1884,7 @@
               <w14:ligatures w14:val="standardContextual"/>
             </w:rPr>
           </w:pPr>
-          <w:hyperlink w:anchor="_Toc241671584" w:history="1">
+          <w:hyperlink w:anchor="_Toc241696901" w:history="1">
             <w:r>
               <w:rPr>
                 <w:rStyle w:val="Hiperligao"/>
@@ -1908,7 +1908,7 @@
               <w:rPr>
                 <w:noProof/>
               </w:rPr>
-              <w:instrText xml:space="preserve"> PAGEREF _Toc241671584 \h </w:instrText>
+              <w:instrText xml:space="preserve"> PAGEREF _Toc241696901 \h </w:instrText>
             </w:r>
             <w:r>
               <w:rPr>
@@ -1950,7 +1950,7 @@
               <w14:ligatures w14:val="standardContextual"/>
             </w:rPr>
           </w:pPr>
-          <w:hyperlink w:anchor="_Toc241671585" w:history="1">
+          <w:hyperlink w:anchor="_Toc241696902" w:history="1">
             <w:r>
               <w:rPr>
                 <w:rStyle w:val="Hiperligao"/>
@@ -1974,7 +1974,7 @@
               <w:rPr>
                 <w:noProof/>
               </w:rPr>
-              <w:instrText xml:space="preserve"> PAGEREF _Toc241671585 \h </w:instrText>
+              <w:instrText xml:space="preserve"> PAGEREF _Toc241696902 \h </w:instrText>
             </w:r>
             <w:r>
               <w:rPr>
@@ -2016,7 +2016,7 @@
               <w14:ligatures w14:val="standardContextual"/>
             </w:rPr>
           </w:pPr>
-          <w:hyperlink w:anchor="_Toc241671586" w:history="1">
+          <w:hyperlink w:anchor="_Toc241696903" w:history="1">
             <w:r>
               <w:rPr>
                 <w:rStyle w:val="Hiperligao"/>
@@ -2040,7 +2040,7 @@
               <w:rPr>
                 <w:noProof/>
               </w:rPr>
-              <w:instrText xml:space="preserve"> PAGEREF _Toc241671586 \h </w:instrText>
+              <w:instrText xml:space="preserve"> PAGEREF _Toc241696903 \h </w:instrText>
             </w:r>
             <w:r>
               <w:rPr>
@@ -2088,7 +2088,7 @@
       <w:pPr>
         <w:pStyle w:val="Ttulo1"/>
       </w:pPr>
-      <w:bookmarkStart w:id="0" w:name="_Toc241671557"/>
+      <w:bookmarkStart w:id="0" w:name="_Toc241696874"/>
       <w:r>
         <w:lastRenderedPageBreak/>
         <w:t>Votre rôle en un coup d'œil</w:t>
@@ -2836,7 +2836,7 @@
       <w:pPr>
         <w:pStyle w:val="Ttulo2"/>
       </w:pPr>
-      <w:bookmarkStart w:id="1" w:name="_Toc241671558"/>
+      <w:bookmarkStart w:id="1" w:name="_Toc241696875"/>
       <w:r>
         <w:t>D'où viennent vos accès</w:t>
       </w:r>
@@ -3890,7 +3890,7 @@
       <w:pPr>
         <w:pStyle w:val="Ttulo2"/>
       </w:pPr>
-      <w:bookmarkStart w:id="2" w:name="_Toc241671559"/>
+      <w:bookmarkStart w:id="2" w:name="_Toc241696876"/>
       <w:r>
         <w:t>Se connecter, changer de mot de passe, se déconnecter</w:t>
       </w:r>
@@ -4005,10 +4005,10 @@
         </w:rPr>
         <w:lastRenderedPageBreak/>
         <w:drawing>
-          <wp:inline distT="0" distB="0" distL="0" distR="0" wp14:anchorId="23537272" wp14:editId="535A3211">
+          <wp:inline distT="0" distB="0" distL="0" distR="0">
             <wp:extent cx="5715000" cy="3571875"/>
             <wp:effectExtent l="0" t="0" r="0" b="0"/>
-            <wp:docPr id="368" name="01-login.png" descr="La page de connexion avec E-mail, Mot de passe, Rester connecté et le bouton Se connecter." title="La page de connexion avec E-mail, Mot de passe, Rester connecté et le bouton Se connecter."/>
+            <wp:docPr id="332" name="01-login.png" descr="La page de connexion avec E-mail, Mot de passe, Rester connecté et le bouton Se connecter." title="La page de connexion avec E-mail, Mot de passe, Rester connecté et le bouton Se connecter."/>
             <wp:cNvGraphicFramePr>
               <a:graphicFrameLocks xmlns:a="http://schemas.openxmlformats.org/drawingml/2006/main" noChangeAspect="1"/>
             </wp:cNvGraphicFramePr>
@@ -4439,7 +4439,7 @@
         <w:pStyle w:val="Ttulo1"/>
         <w:pageBreakBefore/>
       </w:pPr>
-      <w:bookmarkStart w:id="3" w:name="_Toc241671560"/>
+      <w:bookmarkStart w:id="3" w:name="_Toc241696877"/>
       <w:r>
         <w:lastRenderedPageBreak/>
         <w:t>Tableau de bord</w:t>
@@ -4472,10 +4472,10 @@
           <w:noProof/>
         </w:rPr>
         <w:drawing>
-          <wp:inline distT="0" distB="0" distL="0" distR="0" wp14:anchorId="463F87EC" wp14:editId="0E4E4918">
+          <wp:inline distT="0" distB="0" distL="0" distR="0">
             <wp:extent cx="5715000" cy="3571875"/>
             <wp:effectExtent l="0" t="0" r="0" b="0"/>
-            <wp:docPr id="369" name="45-dashboard.png" descr="Le tableau de bord avec les cartes de synthèse et la liste Cartes récentes." title="Le tableau de bord avec les cartes de synthèse et la liste Cartes récentes."/>
+            <wp:docPr id="333" name="45-dashboard.png" descr="Le tableau de bord avec les cartes de synthèse et la liste Cartes récentes." title="Le tableau de bord avec les cartes de synthèse et la liste Cartes récentes."/>
             <wp:cNvGraphicFramePr>
               <a:graphicFrameLocks xmlns:a="http://schemas.openxmlformats.org/drawingml/2006/main" noChangeAspect="1"/>
             </wp:cNvGraphicFramePr>
@@ -5047,7 +5047,7 @@
         <w:pStyle w:val="Ttulo1"/>
         <w:pageBreakBefore/>
       </w:pPr>
-      <w:bookmarkStart w:id="4" w:name="_Toc241671561"/>
+      <w:bookmarkStart w:id="4" w:name="_Toc241696878"/>
       <w:r>
         <w:lastRenderedPageBreak/>
         <w:t>Cartes</w:t>
@@ -5080,10 +5080,10 @@
           <w:noProof/>
         </w:rPr>
         <w:drawing>
-          <wp:inline distT="0" distB="0" distL="0" distR="0" wp14:anchorId="6C56E7D2" wp14:editId="5D0855C7">
+          <wp:inline distT="0" distB="0" distL="0" distR="0">
             <wp:extent cx="5715000" cy="3429000"/>
             <wp:effectExtent l="0" t="0" r="0" b="0"/>
-            <wp:docPr id="370" name="03-maps-mine.png" descr="La liste Cartes, onglet Mes cartes, affichant les icônes d'action sur la ligne de la carte." title="La liste Cartes, onglet Mes cartes, affichant les icônes d'action sur la ligne de la carte."/>
+            <wp:docPr id="334" name="03-maps-mine.png" descr="La liste Cartes, onglet Mes cartes, affichant les icônes d'action sur la ligne de la carte." title="La liste Cartes, onglet Mes cartes, affichant les icônes d'action sur la ligne de la carte."/>
             <wp:cNvGraphicFramePr>
               <a:graphicFrameLocks xmlns:a="http://schemas.openxmlformats.org/drawingml/2006/main" noChangeAspect="1"/>
             </wp:cNvGraphicFramePr>
@@ -5132,7 +5132,7 @@
       <w:pPr>
         <w:pStyle w:val="Ttulo2"/>
       </w:pPr>
-      <w:bookmarkStart w:id="5" w:name="_Toc241671562"/>
+      <w:bookmarkStart w:id="5" w:name="_Toc241696879"/>
       <w:r>
         <w:t>Onglets, recherche et filtres</w:t>
       </w:r>
@@ -5883,7 +5883,7 @@
       <w:pPr>
         <w:pStyle w:val="Ttulo2"/>
       </w:pPr>
-      <w:bookmarkStart w:id="6" w:name="_Toc241671563"/>
+      <w:bookmarkStart w:id="6" w:name="_Toc241696880"/>
       <w:r>
         <w:lastRenderedPageBreak/>
         <w:t>Actions de ligne</w:t>
@@ -6620,7 +6620,7 @@
       <w:pPr>
         <w:pStyle w:val="Ttulo2"/>
       </w:pPr>
-      <w:bookmarkStart w:id="7" w:name="_Toc241671564"/>
+      <w:bookmarkStart w:id="7" w:name="_Toc241696881"/>
       <w:r>
         <w:t>Classeurs</w:t>
       </w:r>
@@ -7106,10 +7106,10 @@
           <w:noProof/>
         </w:rPr>
         <w:drawing>
-          <wp:inline distT="0" distB="0" distL="0" distR="0" wp14:anchorId="23CFA21D" wp14:editId="6F8AFECF">
+          <wp:inline distT="0" distB="0" distL="0" distR="0">
             <wp:extent cx="2905125" cy="1676400"/>
             <wp:effectExtent l="0" t="0" r="0" b="0"/>
-            <wp:docPr id="371" name="02-workbook-copy-dialog.png" descr="La boîte de dialogue Copier le classeur avec le champ du nom du nouveau classeur." title="La boîte de dialogue Copier le classeur avec le champ du nom du nouveau classeur."/>
+            <wp:docPr id="335" name="02-workbook-copy-dialog.png" descr="La boîte de dialogue Copier le classeur avec le champ du nom du nouveau classeur." title="La boîte de dialogue Copier le classeur avec le champ du nom du nouveau classeur."/>
             <wp:cNvGraphicFramePr>
               <a:graphicFrameLocks xmlns:a="http://schemas.openxmlformats.org/drawingml/2006/main" noChangeAspect="1"/>
             </wp:cNvGraphicFramePr>
@@ -7173,7 +7173,7 @@
       <w:pPr>
         <w:pStyle w:val="Ttulo2"/>
       </w:pPr>
-      <w:bookmarkStart w:id="8" w:name="_Toc241671565"/>
+      <w:bookmarkStart w:id="8" w:name="_Toc241696882"/>
       <w:r>
         <w:t>Copier une carte</w:t>
       </w:r>
@@ -7255,7 +7255,7 @@
       <w:pPr>
         <w:pStyle w:val="Ttulo2"/>
       </w:pPr>
-      <w:bookmarkStart w:id="9" w:name="_Toc241671566"/>
+      <w:bookmarkStart w:id="9" w:name="_Toc241696883"/>
       <w:r>
         <w:t>Partager une carte qui vous appartient</w:t>
       </w:r>
@@ -7339,10 +7339,10 @@
           <w:noProof/>
         </w:rPr>
         <w:drawing>
-          <wp:inline distT="0" distB="0" distL="0" distR="0" wp14:anchorId="425E47F4" wp14:editId="35FB461D">
+          <wp:inline distT="0" distB="0" distL="0" distR="0">
             <wp:extent cx="3743325" cy="1714500"/>
             <wp:effectExtent l="0" t="0" r="0" b="0"/>
-            <wp:docPr id="372" name="29-share-dialog-search.png" descr="La boîte de dialogue Partager la carte avec une personne correspondante et les boutons Peut consulter, Peut exporter et Peut modifier." title="La boîte de dialogue Partager la carte avec une personne correspondante et les boutons Peut consulter, Peut exporter et Peut modifier."/>
+            <wp:docPr id="336" name="29-share-dialog-search.png" descr="La boîte de dialogue Partager la carte avec une personne correspondante et les boutons Peut consulter, Peut exporter et Peut modifier." title="La boîte de dialogue Partager la carte avec une personne correspondante et les boutons Peut consulter, Peut exporter et Peut modifier."/>
             <wp:cNvGraphicFramePr>
               <a:graphicFrameLocks xmlns:a="http://schemas.openxmlformats.org/drawingml/2006/main" noChangeAspect="1"/>
             </wp:cNvGraphicFramePr>
@@ -7773,7 +7773,7 @@
         <w:pStyle w:val="Ttulo1"/>
         <w:pageBreakBefore/>
       </w:pPr>
-      <w:bookmarkStart w:id="10" w:name="_Toc241671567"/>
+      <w:bookmarkStart w:id="10" w:name="_Toc241696884"/>
       <w:r>
         <w:lastRenderedPageBreak/>
         <w:t>La visionneuse de cartes</w:t>
@@ -7796,10 +7796,10 @@
           <w:noProof/>
         </w:rPr>
         <w:drawing>
-          <wp:inline distT="0" distB="0" distL="0" distR="0" wp14:anchorId="03BDA4A6" wp14:editId="1D622D2D">
+          <wp:inline distT="0" distB="0" distL="0" distR="0">
             <wp:extent cx="5715000" cy="3571875"/>
             <wp:effectExtent l="0" t="0" r="0" b="0"/>
-            <wp:docPr id="373" name="25-viewer-results.png" descr="La visionneuse de cartes après une exécution terminée, avec la grille de résultats et les boutons d'exportation." title="La visionneuse de cartes après une exécution terminée, avec la grille de résultats et les boutons d'exportation."/>
+            <wp:docPr id="337" name="25-viewer-results.png" descr="La visionneuse de cartes après une exécution terminée, avec la grille de résultats et les boutons d'exportation." title="La visionneuse de cartes après une exécution terminée, avec la grille de résultats et les boutons d'exportation."/>
             <wp:cNvGraphicFramePr>
               <a:graphicFrameLocks xmlns:a="http://schemas.openxmlformats.org/drawingml/2006/main" noChangeAspect="1"/>
             </wp:cNvGraphicFramePr>
@@ -8325,7 +8325,7 @@
       <w:pPr>
         <w:pStyle w:val="Ttulo2"/>
       </w:pPr>
-      <w:bookmarkStart w:id="11" w:name="_Toc241671568"/>
+      <w:bookmarkStart w:id="11" w:name="_Toc241696885"/>
       <w:r>
         <w:lastRenderedPageBreak/>
         <w:t>Paramètres d'exécution</w:t>
@@ -8368,10 +8368,10 @@
           <w:noProof/>
         </w:rPr>
         <w:drawing>
-          <wp:inline distT="0" distB="0" distL="0" distR="0" wp14:anchorId="5A6BEC04" wp14:editId="794A3908">
+          <wp:inline distT="0" distB="0" distL="0" distR="0">
             <wp:extent cx="2905125" cy="2457450"/>
             <wp:effectExtent l="0" t="0" r="0" b="0"/>
-            <wp:docPr id="374" name="24-viewer-params-filled.png" descr="La boîte de dialogue Paramètres d'exécution avec les deux valeurs obligatoires renseignées." title="La boîte de dialogue Paramètres d'exécution avec les deux valeurs obligatoires renseignées."/>
+            <wp:docPr id="338" name="24-viewer-params-filled.png" descr="La boîte de dialogue Paramètres d'exécution avec les deux valeurs obligatoires renseignées." title="La boîte de dialogue Paramètres d'exécution avec les deux valeurs obligatoires renseignées."/>
             <wp:cNvGraphicFramePr>
               <a:graphicFrameLocks xmlns:a="http://schemas.openxmlformats.org/drawingml/2006/main" noChangeAspect="1"/>
             </wp:cNvGraphicFramePr>
@@ -8420,7 +8420,7 @@
       <w:pPr>
         <w:pStyle w:val="Ttulo2"/>
       </w:pPr>
-      <w:bookmarkStart w:id="12" w:name="_Toc241671569"/>
+      <w:bookmarkStart w:id="12" w:name="_Toc241696886"/>
       <w:r>
         <w:t>Lire les résultats</w:t>
       </w:r>
@@ -9104,7 +9104,7 @@
       <w:pPr>
         <w:pStyle w:val="Ttulo2"/>
       </w:pPr>
-      <w:bookmarkStart w:id="13" w:name="_Toc241671570"/>
+      <w:bookmarkStart w:id="13" w:name="_Toc241696887"/>
       <w:r>
         <w:t>Exporter les résultats</w:t>
       </w:r>
@@ -9435,10 +9435,10 @@
           <w:noProof/>
         </w:rPr>
         <w:drawing>
-          <wp:inline distT="0" distB="0" distL="0" distR="0" wp14:anchorId="2F7AD11B" wp14:editId="15B4D38D">
+          <wp:inline distT="0" distB="0" distL="0" distR="0">
             <wp:extent cx="3324225" cy="3990975"/>
             <wp:effectExtent l="0" t="0" r="0" b="0"/>
-            <wp:docPr id="375" name="17-builder-pdf-dialog.png" descr="La boîte de dialogue d'exportation PDF avec les options d'orientation, de format du papier, de titre et de police." title="La boîte de dialogue d'exportation PDF avec les options d'orientation, de format du papier, de titre et de police."/>
+            <wp:docPr id="339" name="17-builder-pdf-dialog.png" descr="La boîte de dialogue d'exportation PDF avec les options d'orientation, de format du papier, de titre et de police." title="La boîte de dialogue d'exportation PDF avec les options d'orientation, de format du papier, de titre et de police."/>
             <wp:cNvGraphicFramePr>
               <a:graphicFrameLocks xmlns:a="http://schemas.openxmlformats.org/drawingml/2006/main" noChangeAspect="1"/>
             </wp:cNvGraphicFramePr>
@@ -9913,7 +9913,7 @@
         <w:pStyle w:val="Ttulo1"/>
         <w:pageBreakBefore/>
       </w:pPr>
-      <w:bookmarkStart w:id="14" w:name="_Toc241671571"/>
+      <w:bookmarkStart w:id="14" w:name="_Toc241696888"/>
       <w:r>
         <w:lastRenderedPageBreak/>
         <w:t>Créer et modifier des cartes</w:t>
@@ -9976,10 +9976,10 @@
           <w:noProof/>
         </w:rPr>
         <w:drawing>
-          <wp:inline distT="0" distB="0" distL="0" distR="0" wp14:anchorId="55247A6C" wp14:editId="737975E5">
+          <wp:inline distT="0" distB="0" distL="0" distR="0">
             <wp:extent cx="5715000" cy="3571875"/>
             <wp:effectExtent l="0" t="0" r="0" b="0"/>
-            <wp:docPr id="376" name="05-builder-overview.png" descr="Le créateur de cartes avec l'arborescence Domaines d'activité, la zone Colonnes et le panneau Propriétés." title="Le créateur de cartes avec l'arborescence Domaines d'activité, la zone Colonnes et le panneau Propriétés."/>
+            <wp:docPr id="340" name="05-builder-overview.png" descr="Le créateur de cartes avec l'arborescence Domaines d'activité, la zone Colonnes et le panneau Propriétés." title="Le créateur de cartes avec l'arborescence Domaines d'activité, la zone Colonnes et le panneau Propriétés."/>
             <wp:cNvGraphicFramePr>
               <a:graphicFrameLocks xmlns:a="http://schemas.openxmlformats.org/drawingml/2006/main" noChangeAspect="1"/>
             </wp:cNvGraphicFramePr>
@@ -10083,7 +10083,7 @@
       <w:pPr>
         <w:pStyle w:val="Ttulo2"/>
       </w:pPr>
-      <w:bookmarkStart w:id="15" w:name="_Toc241671572"/>
+      <w:bookmarkStart w:id="15" w:name="_Toc241696889"/>
       <w:r>
         <w:t>Barre d'outils</w:t>
       </w:r>
@@ -11009,7 +11009,7 @@
       <w:pPr>
         <w:pStyle w:val="Ttulo2"/>
       </w:pPr>
-      <w:bookmarkStart w:id="16" w:name="_Toc241671573"/>
+      <w:bookmarkStart w:id="16" w:name="_Toc241696890"/>
       <w:r>
         <w:t>Ajouter des colonnes</w:t>
       </w:r>
@@ -11174,7 +11174,7 @@
       <w:pPr>
         <w:pStyle w:val="Ttulo2"/>
       </w:pPr>
-      <w:bookmarkStart w:id="17" w:name="_Toc241671574"/>
+      <w:bookmarkStart w:id="17" w:name="_Toc241696891"/>
       <w:r>
         <w:t>Configurer une colonne</w:t>
       </w:r>
@@ -12174,10 +12174,10 @@
           <w:noProof/>
         </w:rPr>
         <w:drawing>
-          <wp:inline distT="0" distB="0" distL="0" distR="0" wp14:anchorId="15ACCB47" wp14:editId="20FF2AA7">
+          <wp:inline distT="0" distB="0" distL="0" distR="0">
             <wp:extent cx="5715000" cy="3571875"/>
             <wp:effectExtent l="0" t="0" r="0" b="0"/>
-            <wp:docPr id="377" name="08-builder-column-aggregation.png" descr="La boîte de dialogue Configurer la colonne avec la liste Agrégation ouverte." title="La boîte de dialogue Configurer la colonne avec la liste Agrégation ouverte."/>
+            <wp:docPr id="341" name="08-builder-column-aggregation.png" descr="La boîte de dialogue Configurer la colonne avec la liste Agrégation ouverte." title="La boîte de dialogue Configurer la colonne avec la liste Agrégation ouverte."/>
             <wp:cNvGraphicFramePr>
               <a:graphicFrameLocks xmlns:a="http://schemas.openxmlformats.org/drawingml/2006/main" noChangeAspect="1"/>
             </wp:cNvGraphicFramePr>
@@ -12226,7 +12226,7 @@
       <w:pPr>
         <w:pStyle w:val="Ttulo2"/>
       </w:pPr>
-      <w:bookmarkStart w:id="18" w:name="_Toc241671575"/>
+      <w:bookmarkStart w:id="18" w:name="_Toc241696892"/>
       <w:r>
         <w:lastRenderedPageBreak/>
         <w:t>Onglets du panneau de droite</w:t>
@@ -12972,10 +12972,10 @@
           <w:noProof/>
         </w:rPr>
         <w:drawing>
-          <wp:inline distT="0" distB="0" distL="0" distR="0" wp14:anchorId="7814038F" wp14:editId="32D97C50">
+          <wp:inline distT="0" distB="0" distL="0" distR="0">
             <wp:extent cx="5715000" cy="3571875"/>
             <wp:effectExtent l="0" t="0" r="0" b="0"/>
-            <wp:docPr id="378" name="09-builder-conditions.png" descr="L'onglet Conditions listant les conditions de la carte avec les contrôles d'opérateur et de valeur ou d'invite." title="L'onglet Conditions listant les conditions de la carte avec les contrôles d'opérateur et de valeur ou d'invite."/>
+            <wp:docPr id="342" name="09-builder-conditions.png" descr="L'onglet Conditions listant les conditions de la carte avec les contrôles d'opérateur et de valeur ou d'invite." title="L'onglet Conditions listant les conditions de la carte avec les contrôles d'opérateur et de valeur ou d'invite."/>
             <wp:cNvGraphicFramePr>
               <a:graphicFrameLocks xmlns:a="http://schemas.openxmlformats.org/drawingml/2006/main" noChangeAspect="1"/>
             </wp:cNvGraphicFramePr>
@@ -13130,7 +13130,7 @@
       <w:pPr>
         <w:pStyle w:val="Ttulo2"/>
       </w:pPr>
-      <w:bookmarkStart w:id="19" w:name="_Toc241671576"/>
+      <w:bookmarkStart w:id="19" w:name="_Toc241696893"/>
       <w:r>
         <w:t>Mise en forme conditionnelle</w:t>
       </w:r>
@@ -13835,10 +13835,10 @@
           <w:noProof/>
         </w:rPr>
         <w:drawing>
-          <wp:inline distT="0" distB="0" distL="0" distR="0" wp14:anchorId="5C82CA2C" wp14:editId="2092F445">
+          <wp:inline distT="0" distB="0" distL="0" distR="0">
             <wp:extent cx="3324225" cy="1457325"/>
             <wp:effectExtent l="0" t="0" r="0" b="0"/>
-            <wp:docPr id="379" name="19-builder-formatting-dialog.png" descr="La boîte de dialogue Mise en forme avec la liste des règles et les contrôles Ajouter une règle." title="La boîte de dialogue Mise en forme avec la liste des règles et les contrôles Ajouter une règle."/>
+            <wp:docPr id="343" name="19-builder-formatting-dialog.png" descr="La boîte de dialogue Mise en forme avec la liste des règles et les contrôles Ajouter une règle." title="La boîte de dialogue Mise en forme avec la liste des règles et les contrôles Ajouter une règle."/>
             <wp:cNvGraphicFramePr>
               <a:graphicFrameLocks xmlns:a="http://schemas.openxmlformats.org/drawingml/2006/main" noChangeAspect="1"/>
             </wp:cNvGraphicFramePr>
@@ -13887,7 +13887,7 @@
       <w:pPr>
         <w:pStyle w:val="Ttulo2"/>
       </w:pPr>
-      <w:bookmarkStart w:id="20" w:name="_Toc241671577"/>
+      <w:bookmarkStart w:id="20" w:name="_Toc241696894"/>
       <w:r>
         <w:t>Exécuter depuis le créateur et exécutions refusées</w:t>
       </w:r>
@@ -13934,7 +13934,7 @@
       <w:pPr>
         <w:pStyle w:val="Ttulo2"/>
       </w:pPr>
-      <w:bookmarkStart w:id="21" w:name="_Toc241671578"/>
+      <w:bookmarkStart w:id="21" w:name="_Toc241696895"/>
       <w:r>
         <w:lastRenderedPageBreak/>
         <w:t>Exemple : créer une petite carte</w:t>
@@ -14084,7 +14084,7 @@
         <w:pStyle w:val="Ttulo1"/>
         <w:pageBreakBefore/>
       </w:pPr>
-      <w:bookmarkStart w:id="22" w:name="_Toc241671579"/>
+      <w:bookmarkStart w:id="22" w:name="_Toc241696896"/>
       <w:r>
         <w:lastRenderedPageBreak/>
         <w:t>Exécutions</w:t>
@@ -14117,10 +14117,10 @@
           <w:noProof/>
         </w:rPr>
         <w:drawing>
-          <wp:inline distT="0" distB="0" distL="0" distR="0" wp14:anchorId="40B1BF54" wp14:editId="7E05BF32">
+          <wp:inline distT="0" distB="0" distL="0" distR="0">
             <wp:extent cx="5715000" cy="3571875"/>
             <wp:effectExtent l="0" t="0" r="0" b="0"/>
-            <wp:docPr id="380" name="41-runs.png" descr="La page Exécutions avec les filtres et le tableau des exécutions et de leurs boutons d'exportation." title="La page Exécutions avec les filtres et le tableau des exécutions et de leurs boutons d'exportation."/>
+            <wp:docPr id="344" name="41-runs.png" descr="La page Exécutions avec les filtres et le tableau des exécutions et de leurs boutons d'exportation." title="La page Exécutions avec les filtres et le tableau des exécutions et de leurs boutons d'exportation."/>
             <wp:cNvGraphicFramePr>
               <a:graphicFrameLocks xmlns:a="http://schemas.openxmlformats.org/drawingml/2006/main" noChangeAspect="1"/>
             </wp:cNvGraphicFramePr>
@@ -15120,7 +15120,7 @@
         <w:pStyle w:val="Ttulo1"/>
         <w:pageBreakBefore/>
       </w:pPr>
-      <w:bookmarkStart w:id="23" w:name="_Toc241671580"/>
+      <w:bookmarkStart w:id="23" w:name="_Toc241696897"/>
       <w:r>
         <w:lastRenderedPageBreak/>
         <w:t>Exportations</w:t>
@@ -15153,10 +15153,10 @@
           <w:noProof/>
         </w:rPr>
         <w:drawing>
-          <wp:inline distT="0" distB="0" distL="0" distR="0" wp14:anchorId="3D84DE85" wp14:editId="2D5969D0">
+          <wp:inline distT="0" distB="0" distL="0" distR="0">
             <wp:extent cx="5715000" cy="3571875"/>
             <wp:effectExtent l="0" t="0" r="0" b="0"/>
-            <wp:docPr id="381" name="44-exports.png" descr="La page Exportations listant les exportations avec un bouton Télécharger sur celles qui sont terminées." title="La page Exportations listant les exportations avec un bouton Télécharger sur celles qui sont terminées."/>
+            <wp:docPr id="345" name="44-exports.png" descr="La page Exportations listant les exportations avec un bouton Télécharger sur celles qui sont terminées." title="La page Exportations listant les exportations avec un bouton Télécharger sur celles qui sont terminées."/>
             <wp:cNvGraphicFramePr>
               <a:graphicFrameLocks xmlns:a="http://schemas.openxmlformats.org/drawingml/2006/main" noChangeAspect="1"/>
             </wp:cNvGraphicFramePr>
@@ -15570,7 +15570,7 @@
         <w:pStyle w:val="Ttulo1"/>
         <w:pageBreakBefore/>
       </w:pPr>
-      <w:bookmarkStart w:id="24" w:name="_Toc241671581"/>
+      <w:bookmarkStart w:id="24" w:name="_Toc241696898"/>
       <w:r>
         <w:lastRenderedPageBreak/>
         <w:t>Planifications</w:t>
@@ -15638,10 +15638,10 @@
           <w:noProof/>
         </w:rPr>
         <w:drawing>
-          <wp:inline distT="0" distB="0" distL="0" distR="0" wp14:anchorId="5A3D0DB4" wp14:editId="7343949E">
+          <wp:inline distT="0" distB="0" distL="0" distR="0">
             <wp:extent cx="5715000" cy="3571875"/>
             <wp:effectExtent l="0" t="0" r="0" b="0"/>
-            <wp:docPr id="382" name="38-schedules-list.png" descr="La page Planifications avec une planification en pause et ses icônes d'action." title="La page Planifications avec une planification en pause et ses icônes d'action."/>
+            <wp:docPr id="346" name="38-schedules-list.png" descr="La page Planifications avec une planification en pause et ses icônes d'action." title="La page Planifications avec une planification en pause et ses icônes d'action."/>
             <wp:cNvGraphicFramePr>
               <a:graphicFrameLocks xmlns:a="http://schemas.openxmlformats.org/drawingml/2006/main" noChangeAspect="1"/>
             </wp:cNvGraphicFramePr>
@@ -16395,7 +16395,7 @@
       <w:pPr>
         <w:pStyle w:val="Ttulo2"/>
       </w:pPr>
-      <w:bookmarkStart w:id="25" w:name="_Toc241671582"/>
+      <w:bookmarkStart w:id="25" w:name="_Toc241696899"/>
       <w:r>
         <w:lastRenderedPageBreak/>
         <w:t>Nouvelle planification</w:t>
@@ -16606,10 +16606,10 @@
           <w:noProof/>
         </w:rPr>
         <w:drawing>
-          <wp:inline distT="0" distB="0" distL="0" distR="0" wp14:anchorId="02A976A0" wp14:editId="3A388A1A">
+          <wp:inline distT="0" distB="0" distL="0" distR="0">
             <wp:extent cx="3743325" cy="4676775"/>
             <wp:effectExtent l="0" t="0" r="0" b="0"/>
-            <wp:docPr id="383" name="37-schedule-filled.png" descr="La boîte de dialogue Nouvelle planification remplie, avec une fréquence mensuelle et Activé décoché." title="La boîte de dialogue Nouvelle planification remplie, avec une fréquence mensuelle et Activé décoché."/>
+            <wp:docPr id="347" name="37-schedule-filled.png" descr="La boîte de dialogue Nouvelle planification remplie, avec une fréquence mensuelle et Activé décoché." title="La boîte de dialogue Nouvelle planification remplie, avec une fréquence mensuelle et Activé décoché."/>
             <wp:cNvGraphicFramePr>
               <a:graphicFrameLocks xmlns:a="http://schemas.openxmlformats.org/drawingml/2006/main" noChangeAspect="1"/>
             </wp:cNvGraphicFramePr>
@@ -17444,7 +17444,7 @@
       <w:pPr>
         <w:pStyle w:val="Ttulo2"/>
       </w:pPr>
-      <w:bookmarkStart w:id="26" w:name="_Toc241671583"/>
+      <w:bookmarkStart w:id="26" w:name="_Toc241696900"/>
       <w:r>
         <w:t>Historique</w:t>
       </w:r>
@@ -17592,7 +17592,7 @@
         <w:pStyle w:val="Ttulo1"/>
         <w:pageBreakBefore/>
       </w:pPr>
-      <w:bookmarkStart w:id="27" w:name="_Toc241671584"/>
+      <w:bookmarkStart w:id="27" w:name="_Toc241696901"/>
       <w:r>
         <w:lastRenderedPageBreak/>
         <w:t>Paramètres</w:t>
@@ -17622,10 +17622,10 @@
           <w:noProof/>
         </w:rPr>
         <w:drawing>
-          <wp:inline distT="0" distB="0" distL="0" distR="0" wp14:anchorId="2616E735" wp14:editId="57B0ABFA">
+          <wp:inline distT="0" distB="0" distL="0" distR="0">
             <wp:extent cx="5715000" cy="3571875"/>
             <wp:effectExtent l="0" t="0" r="0" b="0"/>
-            <wp:docPr id="384" name="04-settings.png" descr="La page Paramètres avec les cartes Langue, Thème et Palette de couleurs." title="La page Paramètres avec les cartes Langue, Thème et Palette de couleurs."/>
+            <wp:docPr id="348" name="04-settings.png" descr="La page Paramètres avec les cartes Langue, Thème et Palette de couleurs." title="La page Paramètres avec les cartes Langue, Thème et Palette de couleurs."/>
             <wp:cNvGraphicFramePr>
               <a:graphicFrameLocks xmlns:a="http://schemas.openxmlformats.org/drawingml/2006/main" noChangeAspect="1"/>
             </wp:cNvGraphicFramePr>
@@ -18177,7 +18177,7 @@
         <w:pStyle w:val="Ttulo1"/>
         <w:pageBreakBefore/>
       </w:pPr>
-      <w:bookmarkStart w:id="28" w:name="_Toc241671585"/>
+      <w:bookmarkStart w:id="28" w:name="_Toc241696902"/>
       <w:r>
         <w:lastRenderedPageBreak/>
         <w:t>Questions fréquentes</w:t>
@@ -18359,7 +18359,7 @@
         <w:pStyle w:val="Ttulo1"/>
         <w:pageBreakBefore/>
       </w:pPr>
-      <w:bookmarkStart w:id="29" w:name="_Toc241671586"/>
+      <w:bookmarkStart w:id="29" w:name="_Toc241696903"/>
       <w:r>
         <w:lastRenderedPageBreak/>
         <w:t>Glossaire</w:t>
@@ -19372,7 +19372,7 @@
         <w:sz w:val="16"/>
         <w:szCs w:val="16"/>
       </w:rPr>
-      <w:t>Discoverer Neo 2.0.1 · Guide complet · USER</w:t>
+      <w:t>Discoverer Neo 2.1.0 · Guide complet · USER</w:t>
     </w:r>
   </w:p>
 </w:hdr>
@@ -19381,10 +19381,10 @@
 <file path=word/numbering.xml><?xml version="1.0" encoding="utf-8"?>
 <w:numbering xmlns:wpc="http://schemas.microsoft.com/office/word/2010/wordprocessingCanvas" xmlns:cx="http://schemas.microsoft.com/office/drawing/2014/chartex" xmlns:cx1="http://schemas.microsoft.com/office/drawing/2015/9/8/chartex" xmlns:cx2="http://schemas.microsoft.com/office/drawing/2015/10/21/chartex" xmlns:cx3="http://schemas.microsoft.com/office/drawing/2016/5/9/chartex" xmlns:cx4="http://schemas.microsoft.com/office/drawing/2016/5/10/chartex" xmlns:cx5="http://schemas.microsoft.com/office/drawing/2016/5/11/chartex" xmlns:cx6="http://schemas.microsoft.com/office/drawing/2016/5/12/chartex" xmlns:cx7="http://schemas.microsoft.com/office/drawing/2016/5/13/chartex" xmlns:cx8="http://schemas.microsoft.com/office/drawing/2016/5/14/chartex" xmlns:mc="http://schemas.openxmlformats.org/markup-compatibility/2006" xmlns:aink="http://schemas.microsoft.com/office/drawing/2016/ink" xmlns:am3d="http://schemas.microsoft.com/office/drawing/2017/model3d" xmlns:o="urn:schemas-microsoft-com:office:office" xmlns:oel="http://schemas.microsoft.com/office/2019/extlst" xmlns:r="http://schemas.openxmlformats.org/officeDocument/2006/relationships" xmlns:m="http://schemas.openxmlformats.org/officeDocument/2006/math" xmlns:v="urn:schemas-microsoft-com:vml" xmlns:wp14="http://schemas.microsoft.com/office/word/2010/wordprocessingDrawing" xmlns:wp="http://schemas.openxmlformats.org/drawingml/2006/wordprocessingDrawing" xmlns:w10="urn:schemas-microsoft-com:office:word" xmlns:w="http://schemas.openxmlformats.org/wordprocessingml/2006/main" xmlns:w14="http://schemas.microsoft.com/office/word/2010/wordml" xmlns:w15="http://schemas.microsoft.com/office/word/2012/wordml" xmlns:w16cex="http://schemas.microsoft.com/office/word/2018/wordml/cex" xmlns:w16cid="http://schemas.microsoft.com/office/word/2016/wordml/cid" xmlns:w16="http://schemas.microsoft.com/office/word/2018/wordml" xmlns:w16sdtdh="http://schemas.microsoft.com/office/word/2020/wordml/sdtdatahash" xmlns:w16se="http://schemas.microsoft.com/office/word/2015/wordml/symex" xmlns:wpg="http://schemas.microsoft.com/office/word/2010/wordprocessingGroup" xmlns:wpi="http://schemas.microsoft.com/office/word/2010/wordprocessingInk" xmlns:wne="http://schemas.microsoft.com/office/word/2006/wordml" xmlns:wps="http://schemas.microsoft.com/office/word/2010/wordprocessingShape" mc:Ignorable="w14 w15 w16se w16cid w16 w16cex w16sdtdh wp14">
   <w:abstractNum w:abstractNumId="0" w15:restartNumberingAfterBreak="0">
-    <w:nsid w:val="0AE51361"/>
+    <w:nsid w:val="17AC55CE"/>
     <w:multiLevelType w:val="hybridMultilevel"/>
-    <w:tmpl w:val="5A1A268A"/>
-    <w:lvl w:ilvl="0" w:tplc="C2385C9A">
+    <w:tmpl w:val="FA5E9974"/>
+    <w:lvl w:ilvl="0" w:tplc="8B6661CC">
       <w:start w:val="1"/>
       <w:numFmt w:val="bullet"/>
       <w:lvlText w:val="•"/>
@@ -19393,7 +19393,7 @@
         <w:ind w:left="360" w:hanging="260"/>
       </w:pPr>
     </w:lvl>
-    <w:lvl w:ilvl="1" w:tplc="EDE87824" w:tentative="1">
+    <w:lvl w:ilvl="1" w:tplc="4C3CF9C4" w:tentative="1">
       <w:start w:val="1"/>
       <w:numFmt w:val="bullet"/>
       <w:lvlText w:val="–"/>
@@ -19402,47 +19402,47 @@
         <w:ind w:left="720" w:hanging="260"/>
       </w:pPr>
     </w:lvl>
-    <w:lvl w:ilvl="2" w:tplc="9B1ABFFC">
+    <w:lvl w:ilvl="2" w:tplc="88B2870A">
       <w:numFmt w:val="decimal"/>
       <w:lvlText w:val=""/>
       <w:lvlJc w:val="left"/>
     </w:lvl>
-    <w:lvl w:ilvl="3" w:tplc="A972258A">
+    <w:lvl w:ilvl="3" w:tplc="0254A030">
       <w:numFmt w:val="decimal"/>
       <w:lvlText w:val=""/>
       <w:lvlJc w:val="left"/>
     </w:lvl>
-    <w:lvl w:ilvl="4" w:tplc="8AA8B354">
+    <w:lvl w:ilvl="4" w:tplc="F738E890">
       <w:numFmt w:val="decimal"/>
       <w:lvlText w:val=""/>
       <w:lvlJc w:val="left"/>
     </w:lvl>
-    <w:lvl w:ilvl="5" w:tplc="31084F06">
+    <w:lvl w:ilvl="5" w:tplc="A1E08156">
       <w:numFmt w:val="decimal"/>
       <w:lvlText w:val=""/>
       <w:lvlJc w:val="left"/>
     </w:lvl>
-    <w:lvl w:ilvl="6" w:tplc="21AE6C74">
+    <w:lvl w:ilvl="6" w:tplc="59767D72">
       <w:numFmt w:val="decimal"/>
       <w:lvlText w:val=""/>
       <w:lvlJc w:val="left"/>
     </w:lvl>
-    <w:lvl w:ilvl="7" w:tplc="2EF00118">
+    <w:lvl w:ilvl="7" w:tplc="029092A6">
       <w:numFmt w:val="decimal"/>
       <w:lvlText w:val=""/>
       <w:lvlJc w:val="left"/>
     </w:lvl>
-    <w:lvl w:ilvl="8" w:tplc="34784558">
+    <w:lvl w:ilvl="8" w:tplc="6B2846DE">
       <w:numFmt w:val="decimal"/>
       <w:lvlText w:val=""/>
       <w:lvlJc w:val="left"/>
     </w:lvl>
   </w:abstractNum>
   <w:abstractNum w:abstractNumId="1" w15:restartNumberingAfterBreak="0">
-    <w:nsid w:val="165E47FB"/>
+    <w:nsid w:val="2C1C65BB"/>
     <w:multiLevelType w:val="hybridMultilevel"/>
-    <w:tmpl w:val="6D90ACA0"/>
-    <w:lvl w:ilvl="0" w:tplc="0AB882BA">
+    <w:tmpl w:val="ECE818D4"/>
+    <w:lvl w:ilvl="0" w:tplc="C6C04BFC">
       <w:start w:val="1"/>
       <w:numFmt w:val="decimal"/>
       <w:lvlText w:val="%1."/>
@@ -19451,7 +19451,7 @@
         <w:ind w:left="360" w:hanging="300"/>
       </w:pPr>
     </w:lvl>
-    <w:lvl w:ilvl="1" w:tplc="BC2EBC82" w:tentative="1">
+    <w:lvl w:ilvl="1" w:tplc="5D667CA0" w:tentative="1">
       <w:start w:val="1"/>
       <w:numFmt w:val="lowerLetter"/>
       <w:lvlText w:val="%2."/>
@@ -19460,47 +19460,279 @@
         <w:ind w:left="720" w:hanging="300"/>
       </w:pPr>
     </w:lvl>
-    <w:lvl w:ilvl="2" w:tplc="63D417AA">
+    <w:lvl w:ilvl="2" w:tplc="6A4C4EDE">
       <w:numFmt w:val="decimal"/>
       <w:lvlText w:val=""/>
       <w:lvlJc w:val="left"/>
     </w:lvl>
-    <w:lvl w:ilvl="3" w:tplc="2E1EBC68">
+    <w:lvl w:ilvl="3" w:tplc="320071F6">
       <w:numFmt w:val="decimal"/>
       <w:lvlText w:val=""/>
       <w:lvlJc w:val="left"/>
     </w:lvl>
-    <w:lvl w:ilvl="4" w:tplc="5A38692A">
+    <w:lvl w:ilvl="4" w:tplc="5BA427CE">
       <w:numFmt w:val="decimal"/>
       <w:lvlText w:val=""/>
       <w:lvlJc w:val="left"/>
     </w:lvl>
-    <w:lvl w:ilvl="5" w:tplc="E30015CE">
+    <w:lvl w:ilvl="5" w:tplc="715E926C">
       <w:numFmt w:val="decimal"/>
       <w:lvlText w:val=""/>
       <w:lvlJc w:val="left"/>
     </w:lvl>
-    <w:lvl w:ilvl="6" w:tplc="08EEF538">
+    <w:lvl w:ilvl="6" w:tplc="CBB800D6">
       <w:numFmt w:val="decimal"/>
       <w:lvlText w:val=""/>
       <w:lvlJc w:val="left"/>
     </w:lvl>
-    <w:lvl w:ilvl="7" w:tplc="2A22C920">
+    <w:lvl w:ilvl="7" w:tplc="9474CC76">
       <w:numFmt w:val="decimal"/>
       <w:lvlText w:val=""/>
       <w:lvlJc w:val="left"/>
     </w:lvl>
-    <w:lvl w:ilvl="8" w:tplc="54304B74">
+    <w:lvl w:ilvl="8" w:tplc="858E1026">
       <w:numFmt w:val="decimal"/>
       <w:lvlText w:val=""/>
       <w:lvlJc w:val="left"/>
     </w:lvl>
   </w:abstractNum>
   <w:abstractNum w:abstractNumId="2" w15:restartNumberingAfterBreak="0">
-    <w:nsid w:val="1DC53E75"/>
+    <w:nsid w:val="42A877F1"/>
     <w:multiLevelType w:val="hybridMultilevel"/>
-    <w:tmpl w:val="9A1A86D0"/>
-    <w:lvl w:ilvl="0" w:tplc="6726B274" w:tentative="1">
+    <w:tmpl w:val="483CA172"/>
+    <w:lvl w:ilvl="0" w:tplc="2D2C5060">
+      <w:start w:val="1"/>
+      <w:numFmt w:val="decimal"/>
+      <w:lvlText w:val="%1."/>
+      <w:lvlJc w:val="left"/>
+      <w:pPr>
+        <w:ind w:left="360" w:hanging="300"/>
+      </w:pPr>
+    </w:lvl>
+    <w:lvl w:ilvl="1" w:tplc="D5E0990E" w:tentative="1">
+      <w:start w:val="1"/>
+      <w:numFmt w:val="lowerLetter"/>
+      <w:lvlText w:val="%2."/>
+      <w:lvlJc w:val="left"/>
+      <w:pPr>
+        <w:ind w:left="720" w:hanging="300"/>
+      </w:pPr>
+    </w:lvl>
+    <w:lvl w:ilvl="2" w:tplc="3D320508">
+      <w:numFmt w:val="decimal"/>
+      <w:lvlText w:val=""/>
+      <w:lvlJc w:val="left"/>
+    </w:lvl>
+    <w:lvl w:ilvl="3" w:tplc="5CCED84C">
+      <w:numFmt w:val="decimal"/>
+      <w:lvlText w:val=""/>
+      <w:lvlJc w:val="left"/>
+    </w:lvl>
+    <w:lvl w:ilvl="4" w:tplc="9CE8E8E0">
+      <w:numFmt w:val="decimal"/>
+      <w:lvlText w:val=""/>
+      <w:lvlJc w:val="left"/>
+    </w:lvl>
+    <w:lvl w:ilvl="5" w:tplc="6A50E4FA">
+      <w:numFmt w:val="decimal"/>
+      <w:lvlText w:val=""/>
+      <w:lvlJc w:val="left"/>
+    </w:lvl>
+    <w:lvl w:ilvl="6" w:tplc="CECE4C52">
+      <w:numFmt w:val="decimal"/>
+      <w:lvlText w:val=""/>
+      <w:lvlJc w:val="left"/>
+    </w:lvl>
+    <w:lvl w:ilvl="7" w:tplc="704EF120">
+      <w:numFmt w:val="decimal"/>
+      <w:lvlText w:val=""/>
+      <w:lvlJc w:val="left"/>
+    </w:lvl>
+    <w:lvl w:ilvl="8" w:tplc="1A384F48">
+      <w:numFmt w:val="decimal"/>
+      <w:lvlText w:val=""/>
+      <w:lvlJc w:val="left"/>
+    </w:lvl>
+  </w:abstractNum>
+  <w:abstractNum w:abstractNumId="3" w15:restartNumberingAfterBreak="0">
+    <w:nsid w:val="56FA7B23"/>
+    <w:multiLevelType w:val="hybridMultilevel"/>
+    <w:tmpl w:val="7D7A4BF2"/>
+    <w:lvl w:ilvl="0" w:tplc="112E5AD2">
+      <w:start w:val="1"/>
+      <w:numFmt w:val="decimal"/>
+      <w:lvlText w:val="%1."/>
+      <w:lvlJc w:val="left"/>
+      <w:pPr>
+        <w:ind w:left="360" w:hanging="300"/>
+      </w:pPr>
+    </w:lvl>
+    <w:lvl w:ilvl="1" w:tplc="A98032D2" w:tentative="1">
+      <w:start w:val="1"/>
+      <w:numFmt w:val="lowerLetter"/>
+      <w:lvlText w:val="%2."/>
+      <w:lvlJc w:val="left"/>
+      <w:pPr>
+        <w:ind w:left="720" w:hanging="300"/>
+      </w:pPr>
+    </w:lvl>
+    <w:lvl w:ilvl="2" w:tplc="1272DD54">
+      <w:numFmt w:val="decimal"/>
+      <w:lvlText w:val=""/>
+      <w:lvlJc w:val="left"/>
+    </w:lvl>
+    <w:lvl w:ilvl="3" w:tplc="9754F076">
+      <w:numFmt w:val="decimal"/>
+      <w:lvlText w:val=""/>
+      <w:lvlJc w:val="left"/>
+    </w:lvl>
+    <w:lvl w:ilvl="4" w:tplc="6D1C23C6">
+      <w:numFmt w:val="decimal"/>
+      <w:lvlText w:val=""/>
+      <w:lvlJc w:val="left"/>
+    </w:lvl>
+    <w:lvl w:ilvl="5" w:tplc="D51A040A">
+      <w:numFmt w:val="decimal"/>
+      <w:lvlText w:val=""/>
+      <w:lvlJc w:val="left"/>
+    </w:lvl>
+    <w:lvl w:ilvl="6" w:tplc="5100F316">
+      <w:numFmt w:val="decimal"/>
+      <w:lvlText w:val=""/>
+      <w:lvlJc w:val="left"/>
+    </w:lvl>
+    <w:lvl w:ilvl="7" w:tplc="55F297EE">
+      <w:numFmt w:val="decimal"/>
+      <w:lvlText w:val=""/>
+      <w:lvlJc w:val="left"/>
+    </w:lvl>
+    <w:lvl w:ilvl="8" w:tplc="306AE0BA">
+      <w:numFmt w:val="decimal"/>
+      <w:lvlText w:val=""/>
+      <w:lvlJc w:val="left"/>
+    </w:lvl>
+  </w:abstractNum>
+  <w:abstractNum w:abstractNumId="4" w15:restartNumberingAfterBreak="0">
+    <w:nsid w:val="61984C54"/>
+    <w:multiLevelType w:val="hybridMultilevel"/>
+    <w:tmpl w:val="EE12C95A"/>
+    <w:lvl w:ilvl="0" w:tplc="37FC49C2">
+      <w:start w:val="1"/>
+      <w:numFmt w:val="decimal"/>
+      <w:lvlText w:val="%1."/>
+      <w:lvlJc w:val="left"/>
+      <w:pPr>
+        <w:ind w:left="360" w:hanging="300"/>
+      </w:pPr>
+    </w:lvl>
+    <w:lvl w:ilvl="1" w:tplc="0C44C94C" w:tentative="1">
+      <w:start w:val="1"/>
+      <w:numFmt w:val="lowerLetter"/>
+      <w:lvlText w:val="%2."/>
+      <w:lvlJc w:val="left"/>
+      <w:pPr>
+        <w:ind w:left="720" w:hanging="300"/>
+      </w:pPr>
+    </w:lvl>
+    <w:lvl w:ilvl="2" w:tplc="F1968FC8">
+      <w:numFmt w:val="decimal"/>
+      <w:lvlText w:val=""/>
+      <w:lvlJc w:val="left"/>
+    </w:lvl>
+    <w:lvl w:ilvl="3" w:tplc="7A6A92B6">
+      <w:numFmt w:val="decimal"/>
+      <w:lvlText w:val=""/>
+      <w:lvlJc w:val="left"/>
+    </w:lvl>
+    <w:lvl w:ilvl="4" w:tplc="B576FD80">
+      <w:numFmt w:val="decimal"/>
+      <w:lvlText w:val=""/>
+      <w:lvlJc w:val="left"/>
+    </w:lvl>
+    <w:lvl w:ilvl="5" w:tplc="D7B01712">
+      <w:numFmt w:val="decimal"/>
+      <w:lvlText w:val=""/>
+      <w:lvlJc w:val="left"/>
+    </w:lvl>
+    <w:lvl w:ilvl="6" w:tplc="5E8A57A6">
+      <w:numFmt w:val="decimal"/>
+      <w:lvlText w:val=""/>
+      <w:lvlJc w:val="left"/>
+    </w:lvl>
+    <w:lvl w:ilvl="7" w:tplc="12CC5E70">
+      <w:numFmt w:val="decimal"/>
+      <w:lvlText w:val=""/>
+      <w:lvlJc w:val="left"/>
+    </w:lvl>
+    <w:lvl w:ilvl="8" w:tplc="6478EEFE">
+      <w:numFmt w:val="decimal"/>
+      <w:lvlText w:val=""/>
+      <w:lvlJc w:val="left"/>
+    </w:lvl>
+  </w:abstractNum>
+  <w:abstractNum w:abstractNumId="5" w15:restartNumberingAfterBreak="0">
+    <w:nsid w:val="6D7F7253"/>
+    <w:multiLevelType w:val="hybridMultilevel"/>
+    <w:tmpl w:val="538ED8BE"/>
+    <w:lvl w:ilvl="0" w:tplc="AEFEDC3C">
+      <w:start w:val="1"/>
+      <w:numFmt w:val="decimal"/>
+      <w:lvlText w:val="%1."/>
+      <w:lvlJc w:val="left"/>
+      <w:pPr>
+        <w:ind w:left="360" w:hanging="300"/>
+      </w:pPr>
+    </w:lvl>
+    <w:lvl w:ilvl="1" w:tplc="836E8EF8" w:tentative="1">
+      <w:start w:val="1"/>
+      <w:numFmt w:val="lowerLetter"/>
+      <w:lvlText w:val="%2."/>
+      <w:lvlJc w:val="left"/>
+      <w:pPr>
+        <w:ind w:left="720" w:hanging="300"/>
+      </w:pPr>
+    </w:lvl>
+    <w:lvl w:ilvl="2" w:tplc="41CC9B5E">
+      <w:numFmt w:val="decimal"/>
+      <w:lvlText w:val=""/>
+      <w:lvlJc w:val="left"/>
+    </w:lvl>
+    <w:lvl w:ilvl="3" w:tplc="1324D3FA">
+      <w:numFmt w:val="decimal"/>
+      <w:lvlText w:val=""/>
+      <w:lvlJc w:val="left"/>
+    </w:lvl>
+    <w:lvl w:ilvl="4" w:tplc="A2727FB0">
+      <w:numFmt w:val="decimal"/>
+      <w:lvlText w:val=""/>
+      <w:lvlJc w:val="left"/>
+    </w:lvl>
+    <w:lvl w:ilvl="5" w:tplc="F112CEF6">
+      <w:numFmt w:val="decimal"/>
+      <w:lvlText w:val=""/>
+      <w:lvlJc w:val="left"/>
+    </w:lvl>
+    <w:lvl w:ilvl="6" w:tplc="674ADCAC">
+      <w:numFmt w:val="decimal"/>
+      <w:lvlText w:val=""/>
+      <w:lvlJc w:val="left"/>
+    </w:lvl>
+    <w:lvl w:ilvl="7" w:tplc="3F806E9E">
+      <w:numFmt w:val="decimal"/>
+      <w:lvlText w:val=""/>
+      <w:lvlJc w:val="left"/>
+    </w:lvl>
+    <w:lvl w:ilvl="8" w:tplc="3C46A770">
+      <w:numFmt w:val="decimal"/>
+      <w:lvlText w:val=""/>
+      <w:lvlJc w:val="left"/>
+    </w:lvl>
+  </w:abstractNum>
+  <w:abstractNum w:abstractNumId="6" w15:restartNumberingAfterBreak="0">
+    <w:nsid w:val="75AD3272"/>
+    <w:multiLevelType w:val="hybridMultilevel"/>
+    <w:tmpl w:val="17349C8C"/>
+    <w:lvl w:ilvl="0" w:tplc="1F5C8356" w:tentative="1">
       <w:start w:val="1"/>
       <w:numFmt w:val="bullet"/>
       <w:lvlText w:val="●"/>
@@ -19509,7 +19741,7 @@
         <w:ind w:left="720" w:hanging="360"/>
       </w:pPr>
     </w:lvl>
-    <w:lvl w:ilvl="1" w:tplc="86BC7BBE" w:tentative="1">
+    <w:lvl w:ilvl="1" w:tplc="E3CA3D28" w:tentative="1">
       <w:start w:val="1"/>
       <w:numFmt w:val="bullet"/>
       <w:lvlText w:val="○"/>
@@ -19518,7 +19750,7 @@
         <w:ind w:left="1440" w:hanging="360"/>
       </w:pPr>
     </w:lvl>
-    <w:lvl w:ilvl="2" w:tplc="BFB63E7E" w:tentative="1">
+    <w:lvl w:ilvl="2" w:tplc="97762966" w:tentative="1">
       <w:start w:val="1"/>
       <w:numFmt w:val="bullet"/>
       <w:lvlText w:val="■"/>
@@ -19527,7 +19759,7 @@
         <w:ind w:left="2160" w:hanging="360"/>
       </w:pPr>
     </w:lvl>
-    <w:lvl w:ilvl="3" w:tplc="D2942D8C" w:tentative="1">
+    <w:lvl w:ilvl="3" w:tplc="84AAFFE4" w:tentative="1">
       <w:start w:val="1"/>
       <w:numFmt w:val="bullet"/>
       <w:lvlText w:val="●"/>
@@ -19536,7 +19768,7 @@
         <w:ind w:left="2880" w:hanging="360"/>
       </w:pPr>
     </w:lvl>
-    <w:lvl w:ilvl="4" w:tplc="B43E423C" w:tentative="1">
+    <w:lvl w:ilvl="4" w:tplc="7152F0C8" w:tentative="1">
       <w:start w:val="1"/>
       <w:numFmt w:val="bullet"/>
       <w:lvlText w:val="○"/>
@@ -19545,7 +19777,7 @@
         <w:ind w:left="3600" w:hanging="360"/>
       </w:pPr>
     </w:lvl>
-    <w:lvl w:ilvl="5" w:tplc="57BC4DA0" w:tentative="1">
+    <w:lvl w:ilvl="5" w:tplc="D0421BE2" w:tentative="1">
       <w:start w:val="1"/>
       <w:numFmt w:val="bullet"/>
       <w:lvlText w:val="■"/>
@@ -19554,7 +19786,7 @@
         <w:ind w:left="4320" w:hanging="360"/>
       </w:pPr>
     </w:lvl>
-    <w:lvl w:ilvl="6" w:tplc="7444BEE2" w:tentative="1">
+    <w:lvl w:ilvl="6" w:tplc="034CEF64" w:tentative="1">
       <w:start w:val="1"/>
       <w:numFmt w:val="bullet"/>
       <w:lvlText w:val="●"/>
@@ -19563,7 +19795,7 @@
         <w:ind w:left="5040" w:hanging="360"/>
       </w:pPr>
     </w:lvl>
-    <w:lvl w:ilvl="7" w:tplc="5DCE4610" w:tentative="1">
+    <w:lvl w:ilvl="7" w:tplc="4D785754" w:tentative="1">
       <w:start w:val="1"/>
       <w:numFmt w:val="bullet"/>
       <w:lvlText w:val="●"/>
@@ -19572,7 +19804,7 @@
         <w:ind w:left="5760" w:hanging="360"/>
       </w:pPr>
     </w:lvl>
-    <w:lvl w:ilvl="8" w:tplc="388E2240" w:tentative="1">
+    <w:lvl w:ilvl="8" w:tplc="BE007A1C" w:tentative="1">
       <w:start w:val="1"/>
       <w:numFmt w:val="bullet"/>
       <w:lvlText w:val="●"/>
@@ -19582,11 +19814,11 @@
       </w:pPr>
     </w:lvl>
   </w:abstractNum>
-  <w:abstractNum w:abstractNumId="3" w15:restartNumberingAfterBreak="0">
-    <w:nsid w:val="26C74FAC"/>
+  <w:abstractNum w:abstractNumId="7" w15:restartNumberingAfterBreak="0">
+    <w:nsid w:val="7F0B21E0"/>
     <w:multiLevelType w:val="hybridMultilevel"/>
-    <w:tmpl w:val="8570A2AA"/>
-    <w:lvl w:ilvl="0" w:tplc="DADA9DF4">
+    <w:tmpl w:val="7256D7CC"/>
+    <w:lvl w:ilvl="0" w:tplc="65C49634">
       <w:start w:val="1"/>
       <w:numFmt w:val="decimal"/>
       <w:lvlText w:val="%1."/>
@@ -19595,7 +19827,7 @@
         <w:ind w:left="360" w:hanging="300"/>
       </w:pPr>
     </w:lvl>
-    <w:lvl w:ilvl="1" w:tplc="4A80943C" w:tentative="1">
+    <w:lvl w:ilvl="1" w:tplc="DBA87A3C" w:tentative="1">
       <w:start w:val="1"/>
       <w:numFmt w:val="lowerLetter"/>
       <w:lvlText w:val="%2."/>
@@ -19604,318 +19836,86 @@
         <w:ind w:left="720" w:hanging="300"/>
       </w:pPr>
     </w:lvl>
-    <w:lvl w:ilvl="2" w:tplc="5BC8793E">
+    <w:lvl w:ilvl="2" w:tplc="DDC80382">
       <w:numFmt w:val="decimal"/>
       <w:lvlText w:val=""/>
       <w:lvlJc w:val="left"/>
     </w:lvl>
-    <w:lvl w:ilvl="3" w:tplc="CFBAA73A">
+    <w:lvl w:ilvl="3" w:tplc="14E017E0">
       <w:numFmt w:val="decimal"/>
       <w:lvlText w:val=""/>
       <w:lvlJc w:val="left"/>
     </w:lvl>
-    <w:lvl w:ilvl="4" w:tplc="E528BDD4">
+    <w:lvl w:ilvl="4" w:tplc="71A0A80E">
       <w:numFmt w:val="decimal"/>
       <w:lvlText w:val=""/>
       <w:lvlJc w:val="left"/>
     </w:lvl>
-    <w:lvl w:ilvl="5" w:tplc="0C30E11E">
+    <w:lvl w:ilvl="5" w:tplc="B0B0F2CA">
       <w:numFmt w:val="decimal"/>
       <w:lvlText w:val=""/>
       <w:lvlJc w:val="left"/>
     </w:lvl>
-    <w:lvl w:ilvl="6" w:tplc="BBF065A6">
+    <w:lvl w:ilvl="6" w:tplc="D1F65BF8">
       <w:numFmt w:val="decimal"/>
       <w:lvlText w:val=""/>
       <w:lvlJc w:val="left"/>
     </w:lvl>
-    <w:lvl w:ilvl="7" w:tplc="0BEEF0D8">
+    <w:lvl w:ilvl="7" w:tplc="C4546774">
       <w:numFmt w:val="decimal"/>
       <w:lvlText w:val=""/>
       <w:lvlJc w:val="left"/>
     </w:lvl>
-    <w:lvl w:ilvl="8" w:tplc="2F867532">
+    <w:lvl w:ilvl="8" w:tplc="6368E358">
       <w:numFmt w:val="decimal"/>
       <w:lvlText w:val=""/>
       <w:lvlJc w:val="left"/>
     </w:lvl>
   </w:abstractNum>
-  <w:abstractNum w:abstractNumId="4" w15:restartNumberingAfterBreak="0">
-    <w:nsid w:val="679208AE"/>
-    <w:multiLevelType w:val="hybridMultilevel"/>
-    <w:tmpl w:val="39D28836"/>
-    <w:lvl w:ilvl="0" w:tplc="F0709C2E">
-      <w:start w:val="1"/>
-      <w:numFmt w:val="decimal"/>
-      <w:lvlText w:val="%1."/>
-      <w:lvlJc w:val="left"/>
-      <w:pPr>
-        <w:ind w:left="360" w:hanging="300"/>
-      </w:pPr>
-    </w:lvl>
-    <w:lvl w:ilvl="1" w:tplc="0F684612" w:tentative="1">
-      <w:start w:val="1"/>
-      <w:numFmt w:val="lowerLetter"/>
-      <w:lvlText w:val="%2."/>
-      <w:lvlJc w:val="left"/>
-      <w:pPr>
-        <w:ind w:left="720" w:hanging="300"/>
-      </w:pPr>
-    </w:lvl>
-    <w:lvl w:ilvl="2" w:tplc="7D328CDE">
-      <w:numFmt w:val="decimal"/>
-      <w:lvlText w:val=""/>
-      <w:lvlJc w:val="left"/>
-    </w:lvl>
-    <w:lvl w:ilvl="3" w:tplc="A87AEAA0">
-      <w:numFmt w:val="decimal"/>
-      <w:lvlText w:val=""/>
-      <w:lvlJc w:val="left"/>
-    </w:lvl>
-    <w:lvl w:ilvl="4" w:tplc="8FF2BAC6">
-      <w:numFmt w:val="decimal"/>
-      <w:lvlText w:val=""/>
-      <w:lvlJc w:val="left"/>
-    </w:lvl>
-    <w:lvl w:ilvl="5" w:tplc="C66CD40E">
-      <w:numFmt w:val="decimal"/>
-      <w:lvlText w:val=""/>
-      <w:lvlJc w:val="left"/>
-    </w:lvl>
-    <w:lvl w:ilvl="6" w:tplc="D9181EB2">
-      <w:numFmt w:val="decimal"/>
-      <w:lvlText w:val=""/>
-      <w:lvlJc w:val="left"/>
-    </w:lvl>
-    <w:lvl w:ilvl="7" w:tplc="E884C80C">
-      <w:numFmt w:val="decimal"/>
-      <w:lvlText w:val=""/>
-      <w:lvlJc w:val="left"/>
-    </w:lvl>
-    <w:lvl w:ilvl="8" w:tplc="F6AE1590">
-      <w:numFmt w:val="decimal"/>
-      <w:lvlText w:val=""/>
-      <w:lvlJc w:val="left"/>
-    </w:lvl>
-  </w:abstractNum>
-  <w:abstractNum w:abstractNumId="5" w15:restartNumberingAfterBreak="0">
-    <w:nsid w:val="67F456DA"/>
-    <w:multiLevelType w:val="hybridMultilevel"/>
-    <w:tmpl w:val="88B64486"/>
-    <w:lvl w:ilvl="0" w:tplc="4E4667EA">
-      <w:start w:val="1"/>
-      <w:numFmt w:val="decimal"/>
-      <w:lvlText w:val="%1."/>
-      <w:lvlJc w:val="left"/>
-      <w:pPr>
-        <w:ind w:left="360" w:hanging="300"/>
-      </w:pPr>
-    </w:lvl>
-    <w:lvl w:ilvl="1" w:tplc="F440013C" w:tentative="1">
-      <w:start w:val="1"/>
-      <w:numFmt w:val="lowerLetter"/>
-      <w:lvlText w:val="%2."/>
-      <w:lvlJc w:val="left"/>
-      <w:pPr>
-        <w:ind w:left="720" w:hanging="300"/>
-      </w:pPr>
-    </w:lvl>
-    <w:lvl w:ilvl="2" w:tplc="A224B40A">
-      <w:numFmt w:val="decimal"/>
-      <w:lvlText w:val=""/>
-      <w:lvlJc w:val="left"/>
-    </w:lvl>
-    <w:lvl w:ilvl="3" w:tplc="9A646046">
-      <w:numFmt w:val="decimal"/>
-      <w:lvlText w:val=""/>
-      <w:lvlJc w:val="left"/>
-    </w:lvl>
-    <w:lvl w:ilvl="4" w:tplc="DC763864">
-      <w:numFmt w:val="decimal"/>
-      <w:lvlText w:val=""/>
-      <w:lvlJc w:val="left"/>
-    </w:lvl>
-    <w:lvl w:ilvl="5" w:tplc="9D3A26F8">
-      <w:numFmt w:val="decimal"/>
-      <w:lvlText w:val=""/>
-      <w:lvlJc w:val="left"/>
-    </w:lvl>
-    <w:lvl w:ilvl="6" w:tplc="4BC2E2FE">
-      <w:numFmt w:val="decimal"/>
-      <w:lvlText w:val=""/>
-      <w:lvlJc w:val="left"/>
-    </w:lvl>
-    <w:lvl w:ilvl="7" w:tplc="A4A85D36">
-      <w:numFmt w:val="decimal"/>
-      <w:lvlText w:val=""/>
-      <w:lvlJc w:val="left"/>
-    </w:lvl>
-    <w:lvl w:ilvl="8" w:tplc="32EE4D90">
-      <w:numFmt w:val="decimal"/>
-      <w:lvlText w:val=""/>
-      <w:lvlJc w:val="left"/>
-    </w:lvl>
-  </w:abstractNum>
-  <w:abstractNum w:abstractNumId="6" w15:restartNumberingAfterBreak="0">
-    <w:nsid w:val="71C857A4"/>
-    <w:multiLevelType w:val="hybridMultilevel"/>
-    <w:tmpl w:val="D082B93C"/>
-    <w:lvl w:ilvl="0" w:tplc="E49254FA">
-      <w:start w:val="1"/>
-      <w:numFmt w:val="decimal"/>
-      <w:lvlText w:val="%1."/>
-      <w:lvlJc w:val="left"/>
-      <w:pPr>
-        <w:ind w:left="360" w:hanging="300"/>
-      </w:pPr>
-    </w:lvl>
-    <w:lvl w:ilvl="1" w:tplc="7BCEFD10" w:tentative="1">
-      <w:start w:val="1"/>
-      <w:numFmt w:val="lowerLetter"/>
-      <w:lvlText w:val="%2."/>
-      <w:lvlJc w:val="left"/>
-      <w:pPr>
-        <w:ind w:left="720" w:hanging="300"/>
-      </w:pPr>
-    </w:lvl>
-    <w:lvl w:ilvl="2" w:tplc="04769D4E">
-      <w:numFmt w:val="decimal"/>
-      <w:lvlText w:val=""/>
-      <w:lvlJc w:val="left"/>
-    </w:lvl>
-    <w:lvl w:ilvl="3" w:tplc="4D841AC4">
-      <w:numFmt w:val="decimal"/>
-      <w:lvlText w:val=""/>
-      <w:lvlJc w:val="left"/>
-    </w:lvl>
-    <w:lvl w:ilvl="4" w:tplc="214AA092">
-      <w:numFmt w:val="decimal"/>
-      <w:lvlText w:val=""/>
-      <w:lvlJc w:val="left"/>
-    </w:lvl>
-    <w:lvl w:ilvl="5" w:tplc="71089ACA">
-      <w:numFmt w:val="decimal"/>
-      <w:lvlText w:val=""/>
-      <w:lvlJc w:val="left"/>
-    </w:lvl>
-    <w:lvl w:ilvl="6" w:tplc="A01E50BA">
-      <w:numFmt w:val="decimal"/>
-      <w:lvlText w:val=""/>
-      <w:lvlJc w:val="left"/>
-    </w:lvl>
-    <w:lvl w:ilvl="7" w:tplc="6B02C8A4">
-      <w:numFmt w:val="decimal"/>
-      <w:lvlText w:val=""/>
-      <w:lvlJc w:val="left"/>
-    </w:lvl>
-    <w:lvl w:ilvl="8" w:tplc="C56A09F2">
-      <w:numFmt w:val="decimal"/>
-      <w:lvlText w:val=""/>
-      <w:lvlJc w:val="left"/>
-    </w:lvl>
-  </w:abstractNum>
-  <w:abstractNum w:abstractNumId="7" w15:restartNumberingAfterBreak="0">
-    <w:nsid w:val="74552166"/>
-    <w:multiLevelType w:val="hybridMultilevel"/>
-    <w:tmpl w:val="DDDA6D00"/>
-    <w:lvl w:ilvl="0" w:tplc="1EF4CAF8">
-      <w:start w:val="1"/>
-      <w:numFmt w:val="decimal"/>
-      <w:lvlText w:val="%1."/>
-      <w:lvlJc w:val="left"/>
-      <w:pPr>
-        <w:ind w:left="360" w:hanging="300"/>
-      </w:pPr>
-    </w:lvl>
-    <w:lvl w:ilvl="1" w:tplc="37EE124C" w:tentative="1">
-      <w:start w:val="1"/>
-      <w:numFmt w:val="lowerLetter"/>
-      <w:lvlText w:val="%2."/>
-      <w:lvlJc w:val="left"/>
-      <w:pPr>
-        <w:ind w:left="720" w:hanging="300"/>
-      </w:pPr>
-    </w:lvl>
-    <w:lvl w:ilvl="2" w:tplc="41060666">
-      <w:numFmt w:val="decimal"/>
-      <w:lvlText w:val=""/>
-      <w:lvlJc w:val="left"/>
-    </w:lvl>
-    <w:lvl w:ilvl="3" w:tplc="CF2ECE20">
-      <w:numFmt w:val="decimal"/>
-      <w:lvlText w:val=""/>
-      <w:lvlJc w:val="left"/>
-    </w:lvl>
-    <w:lvl w:ilvl="4" w:tplc="38E883D2">
-      <w:numFmt w:val="decimal"/>
-      <w:lvlText w:val=""/>
-      <w:lvlJc w:val="left"/>
-    </w:lvl>
-    <w:lvl w:ilvl="5" w:tplc="B6288A76">
-      <w:numFmt w:val="decimal"/>
-      <w:lvlText w:val=""/>
-      <w:lvlJc w:val="left"/>
-    </w:lvl>
-    <w:lvl w:ilvl="6" w:tplc="3DDC9D40">
-      <w:numFmt w:val="decimal"/>
-      <w:lvlText w:val=""/>
-      <w:lvlJc w:val="left"/>
-    </w:lvl>
-    <w:lvl w:ilvl="7" w:tplc="3B3A85DC">
-      <w:numFmt w:val="decimal"/>
-      <w:lvlText w:val=""/>
-      <w:lvlJc w:val="left"/>
-    </w:lvl>
-    <w:lvl w:ilvl="8" w:tplc="E79E5766">
-      <w:numFmt w:val="decimal"/>
-      <w:lvlText w:val=""/>
-      <w:lvlJc w:val="left"/>
-    </w:lvl>
-  </w:abstractNum>
-  <w:num w:numId="1" w16cid:durableId="1998217489">
-    <w:abstractNumId w:val="2"/>
+  <w:num w:numId="1" w16cid:durableId="660692683">
+    <w:abstractNumId w:val="6"/>
     <w:lvlOverride w:ilvl="0">
       <w:startOverride w:val="1"/>
     </w:lvlOverride>
   </w:num>
-  <w:num w:numId="2" w16cid:durableId="119737342">
+  <w:num w:numId="2" w16cid:durableId="78598065">
     <w:abstractNumId w:val="0"/>
     <w:lvlOverride w:ilvl="0">
       <w:startOverride w:val="1"/>
     </w:lvlOverride>
   </w:num>
-  <w:num w:numId="3" w16cid:durableId="1925994883">
+  <w:num w:numId="3" w16cid:durableId="695347915">
+    <w:abstractNumId w:val="1"/>
+    <w:lvlOverride w:ilvl="0">
+      <w:startOverride w:val="1"/>
+    </w:lvlOverride>
+  </w:num>
+  <w:num w:numId="4" w16cid:durableId="914826088">
+    <w:abstractNumId w:val="7"/>
+    <w:lvlOverride w:ilvl="0">
+      <w:startOverride w:val="1"/>
+    </w:lvlOverride>
+  </w:num>
+  <w:num w:numId="5" w16cid:durableId="795219934">
+    <w:abstractNumId w:val="3"/>
+    <w:lvlOverride w:ilvl="0">
+      <w:startOverride w:val="1"/>
+    </w:lvlOverride>
+  </w:num>
+  <w:num w:numId="6" w16cid:durableId="871848779">
+    <w:abstractNumId w:val="5"/>
+    <w:lvlOverride w:ilvl="0">
+      <w:startOverride w:val="1"/>
+    </w:lvlOverride>
+  </w:num>
+  <w:num w:numId="7" w16cid:durableId="2036997228">
     <w:abstractNumId w:val="4"/>
     <w:lvlOverride w:ilvl="0">
       <w:startOverride w:val="1"/>
     </w:lvlOverride>
   </w:num>
-  <w:num w:numId="4" w16cid:durableId="611136101">
-    <w:abstractNumId w:val="1"/>
-    <w:lvlOverride w:ilvl="0">
-      <w:startOverride w:val="1"/>
-    </w:lvlOverride>
-  </w:num>
-  <w:num w:numId="5" w16cid:durableId="130051805">
-    <w:abstractNumId w:val="7"/>
-    <w:lvlOverride w:ilvl="0">
-      <w:startOverride w:val="1"/>
-    </w:lvlOverride>
-  </w:num>
-  <w:num w:numId="6" w16cid:durableId="1192064210">
-    <w:abstractNumId w:val="3"/>
-    <w:lvlOverride w:ilvl="0">
-      <w:startOverride w:val="1"/>
-    </w:lvlOverride>
-  </w:num>
-  <w:num w:numId="7" w16cid:durableId="285358759">
-    <w:abstractNumId w:val="5"/>
-    <w:lvlOverride w:ilvl="0">
-      <w:startOverride w:val="1"/>
-    </w:lvlOverride>
-  </w:num>
-  <w:num w:numId="8" w16cid:durableId="2043703026">
-    <w:abstractNumId w:val="6"/>
+  <w:num w:numId="8" w16cid:durableId="1111239308">
+    <w:abstractNumId w:val="2"/>
     <w:lvlOverride w:ilvl="0">
       <w:startOverride w:val="1"/>
     </w:lvlOverride>
@@ -20595,7 +20595,7 @@
     <w:autoRedefine/>
     <w:uiPriority w:val="39"/>
     <w:unhideWhenUsed/>
-    <w:rsid w:val="005E32CC"/>
+    <w:rsid w:val="00CF0F1F"/>
     <w:pPr>
       <w:spacing w:after="100"/>
     </w:pPr>
@@ -20607,7 +20607,7 @@
     <w:autoRedefine/>
     <w:uiPriority w:val="39"/>
     <w:unhideWhenUsed/>
-    <w:rsid w:val="005E32CC"/>
+    <w:rsid w:val="00CF0F1F"/>
     <w:pPr>
       <w:spacing w:after="100"/>
       <w:ind w:left="210"/>

--- a/discoverer-neo/docs/user-guide/manual/Discoverer-Neo-USER-Guide-Full-fr-FR.docx
+++ b/discoverer-neo/docs/user-guide/manual/Discoverer-Neo-USER-Guide-Full-fr-FR.docx
@@ -74,7 +74,7 @@
     <w:sdt>
       <w:sdtPr>
         <w:alias w:val="Sommaire"/>
-        <w:id w:val="1470401471"/>
+        <w:id w:val="853694840"/>
       </w:sdtPr>
       <w:sdtEndPr/>
       <w:sdtContent>
@@ -102,7 +102,7 @@
           <w:r>
             <w:fldChar w:fldCharType="separate"/>
           </w:r>
-          <w:hyperlink w:anchor="_Toc241696874" w:history="1">
+          <w:hyperlink w:anchor="_Toc241745746" w:history="1">
             <w:r>
               <w:rPr>
                 <w:rStyle w:val="Hiperligao"/>
@@ -126,7 +126,7 @@
               <w:rPr>
                 <w:noProof/>
               </w:rPr>
-              <w:instrText xml:space="preserve"> PAGEREF _Toc241696874 \h </w:instrText>
+              <w:instrText xml:space="preserve"> PAGEREF _Toc241745746 \h </w:instrText>
             </w:r>
             <w:r>
               <w:rPr>
@@ -168,7 +168,7 @@
               <w14:ligatures w14:val="standardContextual"/>
             </w:rPr>
           </w:pPr>
-          <w:hyperlink w:anchor="_Toc241696875" w:history="1">
+          <w:hyperlink w:anchor="_Toc241745747" w:history="1">
             <w:r>
               <w:rPr>
                 <w:rStyle w:val="Hiperligao"/>
@@ -192,7 +192,7 @@
               <w:rPr>
                 <w:noProof/>
               </w:rPr>
-              <w:instrText xml:space="preserve"> PAGEREF _Toc241696875 \h </w:instrText>
+              <w:instrText xml:space="preserve"> PAGEREF _Toc241745747 \h </w:instrText>
             </w:r>
             <w:r>
               <w:rPr>
@@ -234,7 +234,7 @@
               <w14:ligatures w14:val="standardContextual"/>
             </w:rPr>
           </w:pPr>
-          <w:hyperlink w:anchor="_Toc241696876" w:history="1">
+          <w:hyperlink w:anchor="_Toc241745748" w:history="1">
             <w:r>
               <w:rPr>
                 <w:rStyle w:val="Hiperligao"/>
@@ -258,7 +258,7 @@
               <w:rPr>
                 <w:noProof/>
               </w:rPr>
-              <w:instrText xml:space="preserve"> PAGEREF _Toc241696876 \h </w:instrText>
+              <w:instrText xml:space="preserve"> PAGEREF _Toc241745748 \h </w:instrText>
             </w:r>
             <w:r>
               <w:rPr>
@@ -300,7 +300,7 @@
               <w14:ligatures w14:val="standardContextual"/>
             </w:rPr>
           </w:pPr>
-          <w:hyperlink w:anchor="_Toc241696877" w:history="1">
+          <w:hyperlink w:anchor="_Toc241745749" w:history="1">
             <w:r>
               <w:rPr>
                 <w:rStyle w:val="Hiperligao"/>
@@ -324,7 +324,7 @@
               <w:rPr>
                 <w:noProof/>
               </w:rPr>
-              <w:instrText xml:space="preserve"> PAGEREF _Toc241696877 \h </w:instrText>
+              <w:instrText xml:space="preserve"> PAGEREF _Toc241745749 \h </w:instrText>
             </w:r>
             <w:r>
               <w:rPr>
@@ -366,7 +366,7 @@
               <w14:ligatures w14:val="standardContextual"/>
             </w:rPr>
           </w:pPr>
-          <w:hyperlink w:anchor="_Toc241696878" w:history="1">
+          <w:hyperlink w:anchor="_Toc241745750" w:history="1">
             <w:r>
               <w:rPr>
                 <w:rStyle w:val="Hiperligao"/>
@@ -390,7 +390,7 @@
               <w:rPr>
                 <w:noProof/>
               </w:rPr>
-              <w:instrText xml:space="preserve"> PAGEREF _Toc241696878 \h </w:instrText>
+              <w:instrText xml:space="preserve"> PAGEREF _Toc241745750 \h </w:instrText>
             </w:r>
             <w:r>
               <w:rPr>
@@ -432,7 +432,7 @@
               <w14:ligatures w14:val="standardContextual"/>
             </w:rPr>
           </w:pPr>
-          <w:hyperlink w:anchor="_Toc241696879" w:history="1">
+          <w:hyperlink w:anchor="_Toc241745751" w:history="1">
             <w:r>
               <w:rPr>
                 <w:rStyle w:val="Hiperligao"/>
@@ -456,7 +456,7 @@
               <w:rPr>
                 <w:noProof/>
               </w:rPr>
-              <w:instrText xml:space="preserve"> PAGEREF _Toc241696879 \h </w:instrText>
+              <w:instrText xml:space="preserve"> PAGEREF _Toc241745751 \h </w:instrText>
             </w:r>
             <w:r>
               <w:rPr>
@@ -498,7 +498,7 @@
               <w14:ligatures w14:val="standardContextual"/>
             </w:rPr>
           </w:pPr>
-          <w:hyperlink w:anchor="_Toc241696880" w:history="1">
+          <w:hyperlink w:anchor="_Toc241745752" w:history="1">
             <w:r>
               <w:rPr>
                 <w:rStyle w:val="Hiperligao"/>
@@ -522,7 +522,7 @@
               <w:rPr>
                 <w:noProof/>
               </w:rPr>
-              <w:instrText xml:space="preserve"> PAGEREF _Toc241696880 \h </w:instrText>
+              <w:instrText xml:space="preserve"> PAGEREF _Toc241745752 \h </w:instrText>
             </w:r>
             <w:r>
               <w:rPr>
@@ -564,7 +564,7 @@
               <w14:ligatures w14:val="standardContextual"/>
             </w:rPr>
           </w:pPr>
-          <w:hyperlink w:anchor="_Toc241696881" w:history="1">
+          <w:hyperlink w:anchor="_Toc241745753" w:history="1">
             <w:r>
               <w:rPr>
                 <w:rStyle w:val="Hiperligao"/>
@@ -588,7 +588,7 @@
               <w:rPr>
                 <w:noProof/>
               </w:rPr>
-              <w:instrText xml:space="preserve"> PAGEREF _Toc241696881 \h </w:instrText>
+              <w:instrText xml:space="preserve"> PAGEREF _Toc241745753 \h </w:instrText>
             </w:r>
             <w:r>
               <w:rPr>
@@ -630,7 +630,7 @@
               <w14:ligatures w14:val="standardContextual"/>
             </w:rPr>
           </w:pPr>
-          <w:hyperlink w:anchor="_Toc241696882" w:history="1">
+          <w:hyperlink w:anchor="_Toc241745754" w:history="1">
             <w:r>
               <w:rPr>
                 <w:rStyle w:val="Hiperligao"/>
@@ -654,7 +654,7 @@
               <w:rPr>
                 <w:noProof/>
               </w:rPr>
-              <w:instrText xml:space="preserve"> PAGEREF _Toc241696882 \h </w:instrText>
+              <w:instrText xml:space="preserve"> PAGEREF _Toc241745754 \h </w:instrText>
             </w:r>
             <w:r>
               <w:rPr>
@@ -696,7 +696,7 @@
               <w14:ligatures w14:val="standardContextual"/>
             </w:rPr>
           </w:pPr>
-          <w:hyperlink w:anchor="_Toc241696883" w:history="1">
+          <w:hyperlink w:anchor="_Toc241745755" w:history="1">
             <w:r>
               <w:rPr>
                 <w:rStyle w:val="Hiperligao"/>
@@ -720,7 +720,7 @@
               <w:rPr>
                 <w:noProof/>
               </w:rPr>
-              <w:instrText xml:space="preserve"> PAGEREF _Toc241696883 \h </w:instrText>
+              <w:instrText xml:space="preserve"> PAGEREF _Toc241745755 \h </w:instrText>
             </w:r>
             <w:r>
               <w:rPr>
@@ -762,7 +762,7 @@
               <w14:ligatures w14:val="standardContextual"/>
             </w:rPr>
           </w:pPr>
-          <w:hyperlink w:anchor="_Toc241696884" w:history="1">
+          <w:hyperlink w:anchor="_Toc241745756" w:history="1">
             <w:r>
               <w:rPr>
                 <w:rStyle w:val="Hiperligao"/>
@@ -786,7 +786,7 @@
               <w:rPr>
                 <w:noProof/>
               </w:rPr>
-              <w:instrText xml:space="preserve"> PAGEREF _Toc241696884 \h </w:instrText>
+              <w:instrText xml:space="preserve"> PAGEREF _Toc241745756 \h </w:instrText>
             </w:r>
             <w:r>
               <w:rPr>
@@ -828,7 +828,7 @@
               <w14:ligatures w14:val="standardContextual"/>
             </w:rPr>
           </w:pPr>
-          <w:hyperlink w:anchor="_Toc241696885" w:history="1">
+          <w:hyperlink w:anchor="_Toc241745757" w:history="1">
             <w:r>
               <w:rPr>
                 <w:rStyle w:val="Hiperligao"/>
@@ -852,7 +852,7 @@
               <w:rPr>
                 <w:noProof/>
               </w:rPr>
-              <w:instrText xml:space="preserve"> PAGEREF _Toc241696885 \h </w:instrText>
+              <w:instrText xml:space="preserve"> PAGEREF _Toc241745757 \h </w:instrText>
             </w:r>
             <w:r>
               <w:rPr>
@@ -894,7 +894,7 @@
               <w14:ligatures w14:val="standardContextual"/>
             </w:rPr>
           </w:pPr>
-          <w:hyperlink w:anchor="_Toc241696886" w:history="1">
+          <w:hyperlink w:anchor="_Toc241745758" w:history="1">
             <w:r>
               <w:rPr>
                 <w:rStyle w:val="Hiperligao"/>
@@ -918,7 +918,7 @@
               <w:rPr>
                 <w:noProof/>
               </w:rPr>
-              <w:instrText xml:space="preserve"> PAGEREF _Toc241696886 \h </w:instrText>
+              <w:instrText xml:space="preserve"> PAGEREF _Toc241745758 \h </w:instrText>
             </w:r>
             <w:r>
               <w:rPr>
@@ -960,7 +960,7 @@
               <w14:ligatures w14:val="standardContextual"/>
             </w:rPr>
           </w:pPr>
-          <w:hyperlink w:anchor="_Toc241696887" w:history="1">
+          <w:hyperlink w:anchor="_Toc241745759" w:history="1">
             <w:r>
               <w:rPr>
                 <w:rStyle w:val="Hiperligao"/>
@@ -984,7 +984,7 @@
               <w:rPr>
                 <w:noProof/>
               </w:rPr>
-              <w:instrText xml:space="preserve"> PAGEREF _Toc241696887 \h </w:instrText>
+              <w:instrText xml:space="preserve"> PAGEREF _Toc241745759 \h </w:instrText>
             </w:r>
             <w:r>
               <w:rPr>
@@ -1026,7 +1026,7 @@
               <w14:ligatures w14:val="standardContextual"/>
             </w:rPr>
           </w:pPr>
-          <w:hyperlink w:anchor="_Toc241696888" w:history="1">
+          <w:hyperlink w:anchor="_Toc241745760" w:history="1">
             <w:r>
               <w:rPr>
                 <w:rStyle w:val="Hiperligao"/>
@@ -1050,7 +1050,7 @@
               <w:rPr>
                 <w:noProof/>
               </w:rPr>
-              <w:instrText xml:space="preserve"> PAGEREF _Toc241696888 \h </w:instrText>
+              <w:instrText xml:space="preserve"> PAGEREF _Toc241745760 \h </w:instrText>
             </w:r>
             <w:r>
               <w:rPr>
@@ -1092,7 +1092,7 @@
               <w14:ligatures w14:val="standardContextual"/>
             </w:rPr>
           </w:pPr>
-          <w:hyperlink w:anchor="_Toc241696889" w:history="1">
+          <w:hyperlink w:anchor="_Toc241745761" w:history="1">
             <w:r>
               <w:rPr>
                 <w:rStyle w:val="Hiperligao"/>
@@ -1116,7 +1116,7 @@
               <w:rPr>
                 <w:noProof/>
               </w:rPr>
-              <w:instrText xml:space="preserve"> PAGEREF _Toc241696889 \h </w:instrText>
+              <w:instrText xml:space="preserve"> PAGEREF _Toc241745761 \h </w:instrText>
             </w:r>
             <w:r>
               <w:rPr>
@@ -1158,7 +1158,7 @@
               <w14:ligatures w14:val="standardContextual"/>
             </w:rPr>
           </w:pPr>
-          <w:hyperlink w:anchor="_Toc241696890" w:history="1">
+          <w:hyperlink w:anchor="_Toc241745762" w:history="1">
             <w:r>
               <w:rPr>
                 <w:rStyle w:val="Hiperligao"/>
@@ -1182,7 +1182,7 @@
               <w:rPr>
                 <w:noProof/>
               </w:rPr>
-              <w:instrText xml:space="preserve"> PAGEREF _Toc241696890 \h </w:instrText>
+              <w:instrText xml:space="preserve"> PAGEREF _Toc241745762 \h </w:instrText>
             </w:r>
             <w:r>
               <w:rPr>
@@ -1224,7 +1224,7 @@
               <w14:ligatures w14:val="standardContextual"/>
             </w:rPr>
           </w:pPr>
-          <w:hyperlink w:anchor="_Toc241696891" w:history="1">
+          <w:hyperlink w:anchor="_Toc241745763" w:history="1">
             <w:r>
               <w:rPr>
                 <w:rStyle w:val="Hiperligao"/>
@@ -1248,7 +1248,7 @@
               <w:rPr>
                 <w:noProof/>
               </w:rPr>
-              <w:instrText xml:space="preserve"> PAGEREF _Toc241696891 \h </w:instrText>
+              <w:instrText xml:space="preserve"> PAGEREF _Toc241745763 \h </w:instrText>
             </w:r>
             <w:r>
               <w:rPr>
@@ -1290,7 +1290,7 @@
               <w14:ligatures w14:val="standardContextual"/>
             </w:rPr>
           </w:pPr>
-          <w:hyperlink w:anchor="_Toc241696892" w:history="1">
+          <w:hyperlink w:anchor="_Toc241745764" w:history="1">
             <w:r>
               <w:rPr>
                 <w:rStyle w:val="Hiperligao"/>
@@ -1314,7 +1314,7 @@
               <w:rPr>
                 <w:noProof/>
               </w:rPr>
-              <w:instrText xml:space="preserve"> PAGEREF _Toc241696892 \h </w:instrText>
+              <w:instrText xml:space="preserve"> PAGEREF _Toc241745764 \h </w:instrText>
             </w:r>
             <w:r>
               <w:rPr>
@@ -1356,7 +1356,7 @@
               <w14:ligatures w14:val="standardContextual"/>
             </w:rPr>
           </w:pPr>
-          <w:hyperlink w:anchor="_Toc241696893" w:history="1">
+          <w:hyperlink w:anchor="_Toc241745765" w:history="1">
             <w:r>
               <w:rPr>
                 <w:rStyle w:val="Hiperligao"/>
@@ -1380,7 +1380,7 @@
               <w:rPr>
                 <w:noProof/>
               </w:rPr>
-              <w:instrText xml:space="preserve"> PAGEREF _Toc241696893 \h </w:instrText>
+              <w:instrText xml:space="preserve"> PAGEREF _Toc241745765 \h </w:instrText>
             </w:r>
             <w:r>
               <w:rPr>
@@ -1422,7 +1422,7 @@
               <w14:ligatures w14:val="standardContextual"/>
             </w:rPr>
           </w:pPr>
-          <w:hyperlink w:anchor="_Toc241696894" w:history="1">
+          <w:hyperlink w:anchor="_Toc241745766" w:history="1">
             <w:r>
               <w:rPr>
                 <w:rStyle w:val="Hiperligao"/>
@@ -1446,7 +1446,7 @@
               <w:rPr>
                 <w:noProof/>
               </w:rPr>
-              <w:instrText xml:space="preserve"> PAGEREF _Toc241696894 \h </w:instrText>
+              <w:instrText xml:space="preserve"> PAGEREF _Toc241745766 \h </w:instrText>
             </w:r>
             <w:r>
               <w:rPr>
@@ -1488,7 +1488,7 @@
               <w14:ligatures w14:val="standardContextual"/>
             </w:rPr>
           </w:pPr>
-          <w:hyperlink w:anchor="_Toc241696895" w:history="1">
+          <w:hyperlink w:anchor="_Toc241745767" w:history="1">
             <w:r>
               <w:rPr>
                 <w:rStyle w:val="Hiperligao"/>
@@ -1512,7 +1512,7 @@
               <w:rPr>
                 <w:noProof/>
               </w:rPr>
-              <w:instrText xml:space="preserve"> PAGEREF _Toc241696895 \h </w:instrText>
+              <w:instrText xml:space="preserve"> PAGEREF _Toc241745767 \h </w:instrText>
             </w:r>
             <w:r>
               <w:rPr>
@@ -1554,7 +1554,7 @@
               <w14:ligatures w14:val="standardContextual"/>
             </w:rPr>
           </w:pPr>
-          <w:hyperlink w:anchor="_Toc241696896" w:history="1">
+          <w:hyperlink w:anchor="_Toc241745768" w:history="1">
             <w:r>
               <w:rPr>
                 <w:rStyle w:val="Hiperligao"/>
@@ -1578,7 +1578,7 @@
               <w:rPr>
                 <w:noProof/>
               </w:rPr>
-              <w:instrText xml:space="preserve"> PAGEREF _Toc241696896 \h </w:instrText>
+              <w:instrText xml:space="preserve"> PAGEREF _Toc241745768 \h </w:instrText>
             </w:r>
             <w:r>
               <w:rPr>
@@ -1620,7 +1620,7 @@
               <w14:ligatures w14:val="standardContextual"/>
             </w:rPr>
           </w:pPr>
-          <w:hyperlink w:anchor="_Toc241696897" w:history="1">
+          <w:hyperlink w:anchor="_Toc241745769" w:history="1">
             <w:r>
               <w:rPr>
                 <w:rStyle w:val="Hiperligao"/>
@@ -1644,7 +1644,7 @@
               <w:rPr>
                 <w:noProof/>
               </w:rPr>
-              <w:instrText xml:space="preserve"> PAGEREF _Toc241696897 \h </w:instrText>
+              <w:instrText xml:space="preserve"> PAGEREF _Toc241745769 \h </w:instrText>
             </w:r>
             <w:r>
               <w:rPr>
@@ -1686,7 +1686,7 @@
               <w14:ligatures w14:val="standardContextual"/>
             </w:rPr>
           </w:pPr>
-          <w:hyperlink w:anchor="_Toc241696898" w:history="1">
+          <w:hyperlink w:anchor="_Toc241745770" w:history="1">
             <w:r>
               <w:rPr>
                 <w:rStyle w:val="Hiperligao"/>
@@ -1710,7 +1710,7 @@
               <w:rPr>
                 <w:noProof/>
               </w:rPr>
-              <w:instrText xml:space="preserve"> PAGEREF _Toc241696898 \h </w:instrText>
+              <w:instrText xml:space="preserve"> PAGEREF _Toc241745770 \h </w:instrText>
             </w:r>
             <w:r>
               <w:rPr>
@@ -1752,7 +1752,7 @@
               <w14:ligatures w14:val="standardContextual"/>
             </w:rPr>
           </w:pPr>
-          <w:hyperlink w:anchor="_Toc241696899" w:history="1">
+          <w:hyperlink w:anchor="_Toc241745771" w:history="1">
             <w:r>
               <w:rPr>
                 <w:rStyle w:val="Hiperligao"/>
@@ -1776,7 +1776,7 @@
               <w:rPr>
                 <w:noProof/>
               </w:rPr>
-              <w:instrText xml:space="preserve"> PAGEREF _Toc241696899 \h </w:instrText>
+              <w:instrText xml:space="preserve"> PAGEREF _Toc241745771 \h </w:instrText>
             </w:r>
             <w:r>
               <w:rPr>
@@ -1818,7 +1818,7 @@
               <w14:ligatures w14:val="standardContextual"/>
             </w:rPr>
           </w:pPr>
-          <w:hyperlink w:anchor="_Toc241696900" w:history="1">
+          <w:hyperlink w:anchor="_Toc241745772" w:history="1">
             <w:r>
               <w:rPr>
                 <w:rStyle w:val="Hiperligao"/>
@@ -1842,7 +1842,7 @@
               <w:rPr>
                 <w:noProof/>
               </w:rPr>
-              <w:instrText xml:space="preserve"> PAGEREF _Toc241696900 \h </w:instrText>
+              <w:instrText xml:space="preserve"> PAGEREF _Toc241745772 \h </w:instrText>
             </w:r>
             <w:r>
               <w:rPr>
@@ -1884,7 +1884,7 @@
               <w14:ligatures w14:val="standardContextual"/>
             </w:rPr>
           </w:pPr>
-          <w:hyperlink w:anchor="_Toc241696901" w:history="1">
+          <w:hyperlink w:anchor="_Toc241745773" w:history="1">
             <w:r>
               <w:rPr>
                 <w:rStyle w:val="Hiperligao"/>
@@ -1908,7 +1908,7 @@
               <w:rPr>
                 <w:noProof/>
               </w:rPr>
-              <w:instrText xml:space="preserve"> PAGEREF _Toc241696901 \h </w:instrText>
+              <w:instrText xml:space="preserve"> PAGEREF _Toc241745773 \h </w:instrText>
             </w:r>
             <w:r>
               <w:rPr>
@@ -1950,7 +1950,7 @@
               <w14:ligatures w14:val="standardContextual"/>
             </w:rPr>
           </w:pPr>
-          <w:hyperlink w:anchor="_Toc241696902" w:history="1">
+          <w:hyperlink w:anchor="_Toc241745774" w:history="1">
             <w:r>
               <w:rPr>
                 <w:rStyle w:val="Hiperligao"/>
@@ -1974,7 +1974,7 @@
               <w:rPr>
                 <w:noProof/>
               </w:rPr>
-              <w:instrText xml:space="preserve"> PAGEREF _Toc241696902 \h </w:instrText>
+              <w:instrText xml:space="preserve"> PAGEREF _Toc241745774 \h </w:instrText>
             </w:r>
             <w:r>
               <w:rPr>
@@ -2016,7 +2016,7 @@
               <w14:ligatures w14:val="standardContextual"/>
             </w:rPr>
           </w:pPr>
-          <w:hyperlink w:anchor="_Toc241696903" w:history="1">
+          <w:hyperlink w:anchor="_Toc241745775" w:history="1">
             <w:r>
               <w:rPr>
                 <w:rStyle w:val="Hiperligao"/>
@@ -2040,7 +2040,7 @@
               <w:rPr>
                 <w:noProof/>
               </w:rPr>
-              <w:instrText xml:space="preserve"> PAGEREF _Toc241696903 \h </w:instrText>
+              <w:instrText xml:space="preserve"> PAGEREF _Toc241745775 \h </w:instrText>
             </w:r>
             <w:r>
               <w:rPr>
@@ -2088,7 +2088,7 @@
       <w:pPr>
         <w:pStyle w:val="Ttulo1"/>
       </w:pPr>
-      <w:bookmarkStart w:id="0" w:name="_Toc241696874"/>
+      <w:bookmarkStart w:id="0" w:name="_Toc241745746"/>
       <w:r>
         <w:lastRenderedPageBreak/>
         <w:t>Votre rôle en un coup d'œil</w:t>
@@ -2155,7 +2155,7 @@
           <w:left w:w="10" w:type="dxa"/>
           <w:right w:w="10" w:type="dxa"/>
         </w:tblCellMar>
-        <w:tblLook w:val="04A0" w:firstRow="1" w:lastRow="0" w:firstColumn="1" w:lastColumn="0" w:noHBand="0" w:noVBand="1"/>
+        <w:tblLook w:val="0000" w:firstRow="0" w:lastRow="0" w:firstColumn="0" w:lastColumn="0" w:noHBand="0" w:noVBand="0"/>
       </w:tblPr>
       <w:tblGrid>
         <w:gridCol w:w="3423"/>
@@ -2836,7 +2836,7 @@
       <w:pPr>
         <w:pStyle w:val="Ttulo2"/>
       </w:pPr>
-      <w:bookmarkStart w:id="1" w:name="_Toc241696875"/>
+      <w:bookmarkStart w:id="1" w:name="_Toc241745747"/>
       <w:r>
         <w:t>D'où viennent vos accès</w:t>
       </w:r>
@@ -2958,7 +2958,7 @@
           <w:left w:w="10" w:type="dxa"/>
           <w:right w:w="10" w:type="dxa"/>
         </w:tblCellMar>
-        <w:tblLook w:val="04A0" w:firstRow="1" w:lastRow="0" w:firstColumn="1" w:lastColumn="0" w:noHBand="0" w:noVBand="1"/>
+        <w:tblLook w:val="0000" w:firstRow="0" w:lastRow="0" w:firstColumn="0" w:lastColumn="0" w:noHBand="0" w:noVBand="0"/>
       </w:tblPr>
       <w:tblGrid>
         <w:gridCol w:w="1981"/>
@@ -3890,7 +3890,7 @@
       <w:pPr>
         <w:pStyle w:val="Ttulo2"/>
       </w:pPr>
-      <w:bookmarkStart w:id="2" w:name="_Toc241696876"/>
+      <w:bookmarkStart w:id="2" w:name="_Toc241745748"/>
       <w:r>
         <w:t>Se connecter, changer de mot de passe, se déconnecter</w:t>
       </w:r>
@@ -4005,7 +4005,7 @@
         </w:rPr>
         <w:lastRenderedPageBreak/>
         <w:drawing>
-          <wp:inline distT="0" distB="0" distL="0" distR="0">
+          <wp:inline distT="0" distB="0" distL="0" distR="0" wp14:anchorId="5492659B" wp14:editId="0F50D8EF">
             <wp:extent cx="5715000" cy="3571875"/>
             <wp:effectExtent l="0" t="0" r="0" b="0"/>
             <wp:docPr id="332" name="01-login.png" descr="La page de connexion avec E-mail, Mot de passe, Rester connecté et le bouton Se connecter." title="La page de connexion avec E-mail, Mot de passe, Rester connecté et le bouton Se connecter."/>
@@ -4083,7 +4083,7 @@
           <w:left w:w="10" w:type="dxa"/>
           <w:right w:w="10" w:type="dxa"/>
         </w:tblCellMar>
-        <w:tblLook w:val="04A0" w:firstRow="1" w:lastRow="0" w:firstColumn="1" w:lastColumn="0" w:noHBand="0" w:noVBand="1"/>
+        <w:tblLook w:val="0000" w:firstRow="0" w:lastRow="0" w:firstColumn="0" w:lastColumn="0" w:noHBand="0" w:noVBand="0"/>
       </w:tblPr>
       <w:tblGrid>
         <w:gridCol w:w="2578"/>
@@ -4439,7 +4439,7 @@
         <w:pStyle w:val="Ttulo1"/>
         <w:pageBreakBefore/>
       </w:pPr>
-      <w:bookmarkStart w:id="3" w:name="_Toc241696877"/>
+      <w:bookmarkStart w:id="3" w:name="_Toc241745749"/>
       <w:r>
         <w:lastRenderedPageBreak/>
         <w:t>Tableau de bord</w:t>
@@ -4472,7 +4472,7 @@
           <w:noProof/>
         </w:rPr>
         <w:drawing>
-          <wp:inline distT="0" distB="0" distL="0" distR="0">
+          <wp:inline distT="0" distB="0" distL="0" distR="0" wp14:anchorId="2B9EF256" wp14:editId="0BC398D9">
             <wp:extent cx="5715000" cy="3571875"/>
             <wp:effectExtent l="0" t="0" r="0" b="0"/>
             <wp:docPr id="333" name="45-dashboard.png" descr="Le tableau de bord avec les cartes de synthèse et la liste Cartes récentes." title="Le tableau de bord avec les cartes de synthèse et la liste Cartes récentes."/>
@@ -4535,7 +4535,7 @@
           <w:left w:w="10" w:type="dxa"/>
           <w:right w:w="10" w:type="dxa"/>
         </w:tblCellMar>
-        <w:tblLook w:val="04A0" w:firstRow="1" w:lastRow="0" w:firstColumn="1" w:lastColumn="0" w:noHBand="0" w:noVBand="1"/>
+        <w:tblLook w:val="0000" w:firstRow="0" w:lastRow="0" w:firstColumn="0" w:lastColumn="0" w:noHBand="0" w:noVBand="0"/>
       </w:tblPr>
       <w:tblGrid>
         <w:gridCol w:w="2888"/>
@@ -5047,7 +5047,7 @@
         <w:pStyle w:val="Ttulo1"/>
         <w:pageBreakBefore/>
       </w:pPr>
-      <w:bookmarkStart w:id="4" w:name="_Toc241696878"/>
+      <w:bookmarkStart w:id="4" w:name="_Toc241745750"/>
       <w:r>
         <w:lastRenderedPageBreak/>
         <w:t>Cartes</w:t>
@@ -5080,7 +5080,7 @@
           <w:noProof/>
         </w:rPr>
         <w:drawing>
-          <wp:inline distT="0" distB="0" distL="0" distR="0">
+          <wp:inline distT="0" distB="0" distL="0" distR="0" wp14:anchorId="69CB7ADF" wp14:editId="3E35A623">
             <wp:extent cx="5715000" cy="3429000"/>
             <wp:effectExtent l="0" t="0" r="0" b="0"/>
             <wp:docPr id="334" name="03-maps-mine.png" descr="La liste Cartes, onglet Mes cartes, affichant les icônes d'action sur la ligne de la carte." title="La liste Cartes, onglet Mes cartes, affichant les icônes d'action sur la ligne de la carte."/>
@@ -5132,7 +5132,7 @@
       <w:pPr>
         <w:pStyle w:val="Ttulo2"/>
       </w:pPr>
-      <w:bookmarkStart w:id="5" w:name="_Toc241696879"/>
+      <w:bookmarkStart w:id="5" w:name="_Toc241745751"/>
       <w:r>
         <w:t>Onglets, recherche et filtres</w:t>
       </w:r>
@@ -5153,7 +5153,7 @@
           <w:left w:w="10" w:type="dxa"/>
           <w:right w:w="10" w:type="dxa"/>
         </w:tblCellMar>
-        <w:tblLook w:val="04A0" w:firstRow="1" w:lastRow="0" w:firstColumn="1" w:lastColumn="0" w:noHBand="0" w:noVBand="1"/>
+        <w:tblLook w:val="0000" w:firstRow="0" w:lastRow="0" w:firstColumn="0" w:lastColumn="0" w:noHBand="0" w:noVBand="0"/>
       </w:tblPr>
       <w:tblGrid>
         <w:gridCol w:w="3438"/>
@@ -5883,7 +5883,7 @@
       <w:pPr>
         <w:pStyle w:val="Ttulo2"/>
       </w:pPr>
-      <w:bookmarkStart w:id="6" w:name="_Toc241696880"/>
+      <w:bookmarkStart w:id="6" w:name="_Toc241745752"/>
       <w:r>
         <w:lastRenderedPageBreak/>
         <w:t>Actions de ligne</w:t>
@@ -5910,7 +5910,7 @@
           <w:left w:w="10" w:type="dxa"/>
           <w:right w:w="10" w:type="dxa"/>
         </w:tblCellMar>
-        <w:tblLook w:val="04A0" w:firstRow="1" w:lastRow="0" w:firstColumn="1" w:lastColumn="0" w:noHBand="0" w:noVBand="1"/>
+        <w:tblLook w:val="0000" w:firstRow="0" w:lastRow="0" w:firstColumn="0" w:lastColumn="0" w:noHBand="0" w:noVBand="0"/>
       </w:tblPr>
       <w:tblGrid>
         <w:gridCol w:w="3139"/>
@@ -6620,7 +6620,7 @@
       <w:pPr>
         <w:pStyle w:val="Ttulo2"/>
       </w:pPr>
-      <w:bookmarkStart w:id="7" w:name="_Toc241696881"/>
+      <w:bookmarkStart w:id="7" w:name="_Toc241745753"/>
       <w:r>
         <w:t>Classeurs</w:t>
       </w:r>
@@ -6656,7 +6656,7 @@
           <w:left w:w="10" w:type="dxa"/>
           <w:right w:w="10" w:type="dxa"/>
         </w:tblCellMar>
-        <w:tblLook w:val="04A0" w:firstRow="1" w:lastRow="0" w:firstColumn="1" w:lastColumn="0" w:noHBand="0" w:noVBand="1"/>
+        <w:tblLook w:val="0000" w:firstRow="0" w:lastRow="0" w:firstColumn="0" w:lastColumn="0" w:noHBand="0" w:noVBand="0"/>
       </w:tblPr>
       <w:tblGrid>
         <w:gridCol w:w="3438"/>
@@ -7106,7 +7106,7 @@
           <w:noProof/>
         </w:rPr>
         <w:drawing>
-          <wp:inline distT="0" distB="0" distL="0" distR="0">
+          <wp:inline distT="0" distB="0" distL="0" distR="0" wp14:anchorId="2B33607C" wp14:editId="6D0951BB">
             <wp:extent cx="2905125" cy="1676400"/>
             <wp:effectExtent l="0" t="0" r="0" b="0"/>
             <wp:docPr id="335" name="02-workbook-copy-dialog.png" descr="La boîte de dialogue Copier le classeur avec le champ du nom du nouveau classeur." title="La boîte de dialogue Copier le classeur avec le champ du nom du nouveau classeur."/>
@@ -7173,7 +7173,7 @@
       <w:pPr>
         <w:pStyle w:val="Ttulo2"/>
       </w:pPr>
-      <w:bookmarkStart w:id="8" w:name="_Toc241696882"/>
+      <w:bookmarkStart w:id="8" w:name="_Toc241745754"/>
       <w:r>
         <w:t>Copier une carte</w:t>
       </w:r>
@@ -7255,7 +7255,7 @@
       <w:pPr>
         <w:pStyle w:val="Ttulo2"/>
       </w:pPr>
-      <w:bookmarkStart w:id="9" w:name="_Toc241696883"/>
+      <w:bookmarkStart w:id="9" w:name="_Toc241745755"/>
       <w:r>
         <w:t>Partager une carte qui vous appartient</w:t>
       </w:r>
@@ -7339,7 +7339,7 @@
           <w:noProof/>
         </w:rPr>
         <w:drawing>
-          <wp:inline distT="0" distB="0" distL="0" distR="0">
+          <wp:inline distT="0" distB="0" distL="0" distR="0" wp14:anchorId="1991673A" wp14:editId="7A31CBF2">
             <wp:extent cx="3743325" cy="1714500"/>
             <wp:effectExtent l="0" t="0" r="0" b="0"/>
             <wp:docPr id="336" name="29-share-dialog-search.png" descr="La boîte de dialogue Partager la carte avec une personne correspondante et les boutons Peut consulter, Peut exporter et Peut modifier." title="La boîte de dialogue Partager la carte avec une personne correspondante et les boutons Peut consulter, Peut exporter et Peut modifier."/>
@@ -7402,7 +7402,7 @@
           <w:left w:w="10" w:type="dxa"/>
           <w:right w:w="10" w:type="dxa"/>
         </w:tblCellMar>
-        <w:tblLook w:val="04A0" w:firstRow="1" w:lastRow="0" w:firstColumn="1" w:lastColumn="0" w:noHBand="0" w:noVBand="1"/>
+        <w:tblLook w:val="0000" w:firstRow="0" w:lastRow="0" w:firstColumn="0" w:lastColumn="0" w:noHBand="0" w:noVBand="0"/>
       </w:tblPr>
       <w:tblGrid>
         <w:gridCol w:w="3008"/>
@@ -7773,7 +7773,7 @@
         <w:pStyle w:val="Ttulo1"/>
         <w:pageBreakBefore/>
       </w:pPr>
-      <w:bookmarkStart w:id="10" w:name="_Toc241696884"/>
+      <w:bookmarkStart w:id="10" w:name="_Toc241745756"/>
       <w:r>
         <w:lastRenderedPageBreak/>
         <w:t>La visionneuse de cartes</w:t>
@@ -7796,7 +7796,7 @@
           <w:noProof/>
         </w:rPr>
         <w:drawing>
-          <wp:inline distT="0" distB="0" distL="0" distR="0">
+          <wp:inline distT="0" distB="0" distL="0" distR="0" wp14:anchorId="636A05BD" wp14:editId="756B0331">
             <wp:extent cx="5715000" cy="3571875"/>
             <wp:effectExtent l="0" t="0" r="0" b="0"/>
             <wp:docPr id="337" name="25-viewer-results.png" descr="La visionneuse de cartes après une exécution terminée, avec la grille de résultats et les boutons d'exportation." title="La visionneuse de cartes après une exécution terminée, avec la grille de résultats et les boutons d'exportation."/>
@@ -7859,7 +7859,7 @@
           <w:left w:w="10" w:type="dxa"/>
           <w:right w:w="10" w:type="dxa"/>
         </w:tblCellMar>
-        <w:tblLook w:val="04A0" w:firstRow="1" w:lastRow="0" w:firstColumn="1" w:lastColumn="0" w:noHBand="0" w:noVBand="1"/>
+        <w:tblLook w:val="0000" w:firstRow="0" w:lastRow="0" w:firstColumn="0" w:lastColumn="0" w:noHBand="0" w:noVBand="0"/>
       </w:tblPr>
       <w:tblGrid>
         <w:gridCol w:w="3924"/>
@@ -8325,7 +8325,7 @@
       <w:pPr>
         <w:pStyle w:val="Ttulo2"/>
       </w:pPr>
-      <w:bookmarkStart w:id="11" w:name="_Toc241696885"/>
+      <w:bookmarkStart w:id="11" w:name="_Toc241745757"/>
       <w:r>
         <w:lastRenderedPageBreak/>
         <w:t>Paramètres d'exécution</w:t>
@@ -8368,7 +8368,7 @@
           <w:noProof/>
         </w:rPr>
         <w:drawing>
-          <wp:inline distT="0" distB="0" distL="0" distR="0">
+          <wp:inline distT="0" distB="0" distL="0" distR="0" wp14:anchorId="25665F58" wp14:editId="63648636">
             <wp:extent cx="2905125" cy="2457450"/>
             <wp:effectExtent l="0" t="0" r="0" b="0"/>
             <wp:docPr id="338" name="24-viewer-params-filled.png" descr="La boîte de dialogue Paramètres d'exécution avec les deux valeurs obligatoires renseignées." title="La boîte de dialogue Paramètres d'exécution avec les deux valeurs obligatoires renseignées."/>
@@ -8420,7 +8420,7 @@
       <w:pPr>
         <w:pStyle w:val="Ttulo2"/>
       </w:pPr>
-      <w:bookmarkStart w:id="12" w:name="_Toc241696886"/>
+      <w:bookmarkStart w:id="12" w:name="_Toc241745758"/>
       <w:r>
         <w:t>Lire les résultats</w:t>
       </w:r>
@@ -8441,7 +8441,7 @@
           <w:left w:w="10" w:type="dxa"/>
           <w:right w:w="10" w:type="dxa"/>
         </w:tblCellMar>
-        <w:tblLook w:val="04A0" w:firstRow="1" w:lastRow="0" w:firstColumn="1" w:lastColumn="0" w:noHBand="0" w:noVBand="1"/>
+        <w:tblLook w:val="0000" w:firstRow="0" w:lastRow="0" w:firstColumn="0" w:lastColumn="0" w:noHBand="0" w:noVBand="0"/>
       </w:tblPr>
       <w:tblGrid>
         <w:gridCol w:w="3438"/>
@@ -9104,7 +9104,7 @@
       <w:pPr>
         <w:pStyle w:val="Ttulo2"/>
       </w:pPr>
-      <w:bookmarkStart w:id="13" w:name="_Toc241696887"/>
+      <w:bookmarkStart w:id="13" w:name="_Toc241745759"/>
       <w:r>
         <w:t>Exporter les résultats</w:t>
       </w:r>
@@ -9130,7 +9130,7 @@
           <w:left w:w="10" w:type="dxa"/>
           <w:right w:w="10" w:type="dxa"/>
         </w:tblCellMar>
-        <w:tblLook w:val="04A0" w:firstRow="1" w:lastRow="0" w:firstColumn="1" w:lastColumn="0" w:noHBand="0" w:noVBand="1"/>
+        <w:tblLook w:val="0000" w:firstRow="0" w:lastRow="0" w:firstColumn="0" w:lastColumn="0" w:noHBand="0" w:noVBand="0"/>
       </w:tblPr>
       <w:tblGrid>
         <w:gridCol w:w="3438"/>
@@ -9435,7 +9435,7 @@
           <w:noProof/>
         </w:rPr>
         <w:drawing>
-          <wp:inline distT="0" distB="0" distL="0" distR="0">
+          <wp:inline distT="0" distB="0" distL="0" distR="0" wp14:anchorId="227DBE41" wp14:editId="4CF88806">
             <wp:extent cx="3324225" cy="3990975"/>
             <wp:effectExtent l="0" t="0" r="0" b="0"/>
             <wp:docPr id="339" name="17-builder-pdf-dialog.png" descr="La boîte de dialogue d'exportation PDF avec les options d'orientation, de format du papier, de titre et de police." title="La boîte de dialogue d'exportation PDF avec les options d'orientation, de format du papier, de titre et de police."/>
@@ -9498,7 +9498,7 @@
           <w:left w:w="10" w:type="dxa"/>
           <w:right w:w="10" w:type="dxa"/>
         </w:tblCellMar>
-        <w:tblLook w:val="04A0" w:firstRow="1" w:lastRow="0" w:firstColumn="1" w:lastColumn="0" w:noHBand="0" w:noVBand="1"/>
+        <w:tblLook w:val="0000" w:firstRow="0" w:lastRow="0" w:firstColumn="0" w:lastColumn="0" w:noHBand="0" w:noVBand="0"/>
       </w:tblPr>
       <w:tblGrid>
         <w:gridCol w:w="2461"/>
@@ -9913,7 +9913,7 @@
         <w:pStyle w:val="Ttulo1"/>
         <w:pageBreakBefore/>
       </w:pPr>
-      <w:bookmarkStart w:id="14" w:name="_Toc241696888"/>
+      <w:bookmarkStart w:id="14" w:name="_Toc241745760"/>
       <w:r>
         <w:lastRenderedPageBreak/>
         <w:t>Créer et modifier des cartes</w:t>
@@ -9976,7 +9976,7 @@
           <w:noProof/>
         </w:rPr>
         <w:drawing>
-          <wp:inline distT="0" distB="0" distL="0" distR="0">
+          <wp:inline distT="0" distB="0" distL="0" distR="0" wp14:anchorId="758721CC" wp14:editId="5C288439">
             <wp:extent cx="5715000" cy="3571875"/>
             <wp:effectExtent l="0" t="0" r="0" b="0"/>
             <wp:docPr id="340" name="05-builder-overview.png" descr="Le créateur de cartes avec l'arborescence Domaines d'activité, la zone Colonnes et le panneau Propriétés." title="Le créateur de cartes avec l'arborescence Domaines d'activité, la zone Colonnes et le panneau Propriétés."/>
@@ -10083,7 +10083,7 @@
       <w:pPr>
         <w:pStyle w:val="Ttulo2"/>
       </w:pPr>
-      <w:bookmarkStart w:id="15" w:name="_Toc241696889"/>
+      <w:bookmarkStart w:id="15" w:name="_Toc241745761"/>
       <w:r>
         <w:t>Barre d'outils</w:t>
       </w:r>
@@ -10104,7 +10104,7 @@
           <w:left w:w="10" w:type="dxa"/>
           <w:right w:w="10" w:type="dxa"/>
         </w:tblCellMar>
-        <w:tblLook w:val="04A0" w:firstRow="1" w:lastRow="0" w:firstColumn="1" w:lastColumn="0" w:noHBand="0" w:noVBand="1"/>
+        <w:tblLook w:val="0000" w:firstRow="0" w:lastRow="0" w:firstColumn="0" w:lastColumn="0" w:noHBand="0" w:noVBand="0"/>
       </w:tblPr>
       <w:tblGrid>
         <w:gridCol w:w="3924"/>
@@ -11009,7 +11009,7 @@
       <w:pPr>
         <w:pStyle w:val="Ttulo2"/>
       </w:pPr>
-      <w:bookmarkStart w:id="16" w:name="_Toc241696890"/>
+      <w:bookmarkStart w:id="16" w:name="_Toc241745762"/>
       <w:r>
         <w:t>Ajouter des colonnes</w:t>
       </w:r>
@@ -11174,7 +11174,7 @@
       <w:pPr>
         <w:pStyle w:val="Ttulo2"/>
       </w:pPr>
-      <w:bookmarkStart w:id="17" w:name="_Toc241696891"/>
+      <w:bookmarkStart w:id="17" w:name="_Toc241745763"/>
       <w:r>
         <w:t>Configurer une colonne</w:t>
       </w:r>
@@ -11220,7 +11220,7 @@
           <w:left w:w="10" w:type="dxa"/>
           <w:right w:w="10" w:type="dxa"/>
         </w:tblCellMar>
-        <w:tblLook w:val="04A0" w:firstRow="1" w:lastRow="0" w:firstColumn="1" w:lastColumn="0" w:noHBand="0" w:noVBand="1"/>
+        <w:tblLook w:val="0000" w:firstRow="0" w:lastRow="0" w:firstColumn="0" w:lastColumn="0" w:noHBand="0" w:noVBand="0"/>
       </w:tblPr>
       <w:tblGrid>
         <w:gridCol w:w="3438"/>
@@ -12174,7 +12174,7 @@
           <w:noProof/>
         </w:rPr>
         <w:drawing>
-          <wp:inline distT="0" distB="0" distL="0" distR="0">
+          <wp:inline distT="0" distB="0" distL="0" distR="0" wp14:anchorId="196554F4" wp14:editId="5F78CABD">
             <wp:extent cx="5715000" cy="3571875"/>
             <wp:effectExtent l="0" t="0" r="0" b="0"/>
             <wp:docPr id="341" name="08-builder-column-aggregation.png" descr="La boîte de dialogue Configurer la colonne avec la liste Agrégation ouverte." title="La boîte de dialogue Configurer la colonne avec la liste Agrégation ouverte."/>
@@ -12226,7 +12226,7 @@
       <w:pPr>
         <w:pStyle w:val="Ttulo2"/>
       </w:pPr>
-      <w:bookmarkStart w:id="18" w:name="_Toc241696892"/>
+      <w:bookmarkStart w:id="18" w:name="_Toc241745764"/>
       <w:r>
         <w:lastRenderedPageBreak/>
         <w:t>Onglets du panneau de droite</w:t>
@@ -12248,7 +12248,7 @@
           <w:left w:w="10" w:type="dxa"/>
           <w:right w:w="10" w:type="dxa"/>
         </w:tblCellMar>
-        <w:tblLook w:val="04A0" w:firstRow="1" w:lastRow="0" w:firstColumn="1" w:lastColumn="0" w:noHBand="0" w:noVBand="1"/>
+        <w:tblLook w:val="0000" w:firstRow="0" w:lastRow="0" w:firstColumn="0" w:lastColumn="0" w:noHBand="0" w:noVBand="0"/>
       </w:tblPr>
       <w:tblGrid>
         <w:gridCol w:w="3282"/>
@@ -12972,7 +12972,7 @@
           <w:noProof/>
         </w:rPr>
         <w:drawing>
-          <wp:inline distT="0" distB="0" distL="0" distR="0">
+          <wp:inline distT="0" distB="0" distL="0" distR="0" wp14:anchorId="3806940B" wp14:editId="6F6A4C99">
             <wp:extent cx="5715000" cy="3571875"/>
             <wp:effectExtent l="0" t="0" r="0" b="0"/>
             <wp:docPr id="342" name="09-builder-conditions.png" descr="L'onglet Conditions listant les conditions de la carte avec les contrôles d'opérateur et de valeur ou d'invite." title="L'onglet Conditions listant les conditions de la carte avec les contrôles d'opérateur et de valeur ou d'invite."/>
@@ -13130,7 +13130,7 @@
       <w:pPr>
         <w:pStyle w:val="Ttulo2"/>
       </w:pPr>
-      <w:bookmarkStart w:id="19" w:name="_Toc241696893"/>
+      <w:bookmarkStart w:id="19" w:name="_Toc241745765"/>
       <w:r>
         <w:t>Mise en forme conditionnelle</w:t>
       </w:r>
@@ -13176,7 +13176,7 @@
           <w:left w:w="10" w:type="dxa"/>
           <w:right w:w="10" w:type="dxa"/>
         </w:tblCellMar>
-        <w:tblLook w:val="04A0" w:firstRow="1" w:lastRow="0" w:firstColumn="1" w:lastColumn="0" w:noHBand="0" w:noVBand="1"/>
+        <w:tblLook w:val="0000" w:firstRow="0" w:lastRow="0" w:firstColumn="0" w:lastColumn="0" w:noHBand="0" w:noVBand="0"/>
       </w:tblPr>
       <w:tblGrid>
         <w:gridCol w:w="3438"/>
@@ -13835,7 +13835,7 @@
           <w:noProof/>
         </w:rPr>
         <w:drawing>
-          <wp:inline distT="0" distB="0" distL="0" distR="0">
+          <wp:inline distT="0" distB="0" distL="0" distR="0" wp14:anchorId="5C098B48" wp14:editId="7531332D">
             <wp:extent cx="3324225" cy="1457325"/>
             <wp:effectExtent l="0" t="0" r="0" b="0"/>
             <wp:docPr id="343" name="19-builder-formatting-dialog.png" descr="La boîte de dialogue Mise en forme avec la liste des règles et les contrôles Ajouter une règle." title="La boîte de dialogue Mise en forme avec la liste des règles et les contrôles Ajouter une règle."/>
@@ -13887,7 +13887,7 @@
       <w:pPr>
         <w:pStyle w:val="Ttulo2"/>
       </w:pPr>
-      <w:bookmarkStart w:id="20" w:name="_Toc241696894"/>
+      <w:bookmarkStart w:id="20" w:name="_Toc241745766"/>
       <w:r>
         <w:t>Exécuter depuis le créateur et exécutions refusées</w:t>
       </w:r>
@@ -13934,7 +13934,7 @@
       <w:pPr>
         <w:pStyle w:val="Ttulo2"/>
       </w:pPr>
-      <w:bookmarkStart w:id="21" w:name="_Toc241696895"/>
+      <w:bookmarkStart w:id="21" w:name="_Toc241745767"/>
       <w:r>
         <w:lastRenderedPageBreak/>
         <w:t>Exemple : créer une petite carte</w:t>
@@ -14084,7 +14084,7 @@
         <w:pStyle w:val="Ttulo1"/>
         <w:pageBreakBefore/>
       </w:pPr>
-      <w:bookmarkStart w:id="22" w:name="_Toc241696896"/>
+      <w:bookmarkStart w:id="22" w:name="_Toc241745768"/>
       <w:r>
         <w:lastRenderedPageBreak/>
         <w:t>Exécutions</w:t>
@@ -14117,7 +14117,7 @@
           <w:noProof/>
         </w:rPr>
         <w:drawing>
-          <wp:inline distT="0" distB="0" distL="0" distR="0">
+          <wp:inline distT="0" distB="0" distL="0" distR="0" wp14:anchorId="7B85465F" wp14:editId="42E9A29F">
             <wp:extent cx="5715000" cy="3571875"/>
             <wp:effectExtent l="0" t="0" r="0" b="0"/>
             <wp:docPr id="344" name="41-runs.png" descr="La page Exécutions avec les filtres et le tableau des exécutions et de leurs boutons d'exportation." title="La page Exécutions avec les filtres et le tableau des exécutions et de leurs boutons d'exportation."/>
@@ -14180,7 +14180,7 @@
           <w:left w:w="10" w:type="dxa"/>
           <w:right w:w="10" w:type="dxa"/>
         </w:tblCellMar>
-        <w:tblLook w:val="04A0" w:firstRow="1" w:lastRow="0" w:firstColumn="1" w:lastColumn="0" w:noHBand="0" w:noVBand="1"/>
+        <w:tblLook w:val="0000" w:firstRow="0" w:lastRow="0" w:firstColumn="0" w:lastColumn="0" w:noHBand="0" w:noVBand="0"/>
       </w:tblPr>
       <w:tblGrid>
         <w:gridCol w:w="3438"/>
@@ -15120,7 +15120,7 @@
         <w:pStyle w:val="Ttulo1"/>
         <w:pageBreakBefore/>
       </w:pPr>
-      <w:bookmarkStart w:id="23" w:name="_Toc241696897"/>
+      <w:bookmarkStart w:id="23" w:name="_Toc241745769"/>
       <w:r>
         <w:lastRenderedPageBreak/>
         <w:t>Exportations</w:t>
@@ -15153,7 +15153,7 @@
           <w:noProof/>
         </w:rPr>
         <w:drawing>
-          <wp:inline distT="0" distB="0" distL="0" distR="0">
+          <wp:inline distT="0" distB="0" distL="0" distR="0" wp14:anchorId="18108E32" wp14:editId="4E2BE53C">
             <wp:extent cx="5715000" cy="3571875"/>
             <wp:effectExtent l="0" t="0" r="0" b="0"/>
             <wp:docPr id="345" name="44-exports.png" descr="La page Exportations listant les exportations avec un bouton Télécharger sur celles qui sont terminées." title="La page Exportations listant les exportations avec un bouton Télécharger sur celles qui sont terminées."/>
@@ -15216,7 +15216,7 @@
           <w:left w:w="10" w:type="dxa"/>
           <w:right w:w="10" w:type="dxa"/>
         </w:tblCellMar>
-        <w:tblLook w:val="04A0" w:firstRow="1" w:lastRow="0" w:firstColumn="1" w:lastColumn="0" w:noHBand="0" w:noVBand="1"/>
+        <w:tblLook w:val="0000" w:firstRow="0" w:lastRow="0" w:firstColumn="0" w:lastColumn="0" w:noHBand="0" w:noVBand="0"/>
       </w:tblPr>
       <w:tblGrid>
         <w:gridCol w:w="3438"/>
@@ -15570,7 +15570,7 @@
         <w:pStyle w:val="Ttulo1"/>
         <w:pageBreakBefore/>
       </w:pPr>
-      <w:bookmarkStart w:id="24" w:name="_Toc241696898"/>
+      <w:bookmarkStart w:id="24" w:name="_Toc241745770"/>
       <w:r>
         <w:lastRenderedPageBreak/>
         <w:t>Planifications</w:t>
@@ -15638,7 +15638,7 @@
           <w:noProof/>
         </w:rPr>
         <w:drawing>
-          <wp:inline distT="0" distB="0" distL="0" distR="0">
+          <wp:inline distT="0" distB="0" distL="0" distR="0" wp14:anchorId="05061D2C" wp14:editId="5699C373">
             <wp:extent cx="5715000" cy="3571875"/>
             <wp:effectExtent l="0" t="0" r="0" b="0"/>
             <wp:docPr id="346" name="38-schedules-list.png" descr="La page Planifications avec une planification en pause et ses icônes d'action." title="La page Planifications avec une planification en pause et ses icônes d'action."/>
@@ -15701,7 +15701,7 @@
           <w:left w:w="10" w:type="dxa"/>
           <w:right w:w="10" w:type="dxa"/>
         </w:tblCellMar>
-        <w:tblLook w:val="04A0" w:firstRow="1" w:lastRow="0" w:firstColumn="1" w:lastColumn="0" w:noHBand="0" w:noVBand="1"/>
+        <w:tblLook w:val="0000" w:firstRow="0" w:lastRow="0" w:firstColumn="0" w:lastColumn="0" w:noHBand="0" w:noVBand="0"/>
       </w:tblPr>
       <w:tblGrid>
         <w:gridCol w:w="3438"/>
@@ -16395,7 +16395,7 @@
       <w:pPr>
         <w:pStyle w:val="Ttulo2"/>
       </w:pPr>
-      <w:bookmarkStart w:id="25" w:name="_Toc241696899"/>
+      <w:bookmarkStart w:id="25" w:name="_Toc241745771"/>
       <w:r>
         <w:lastRenderedPageBreak/>
         <w:t>Nouvelle planification</w:t>
@@ -16606,7 +16606,7 @@
           <w:noProof/>
         </w:rPr>
         <w:drawing>
-          <wp:inline distT="0" distB="0" distL="0" distR="0">
+          <wp:inline distT="0" distB="0" distL="0" distR="0" wp14:anchorId="63EC01E5" wp14:editId="70119657">
             <wp:extent cx="3743325" cy="4676775"/>
             <wp:effectExtent l="0" t="0" r="0" b="0"/>
             <wp:docPr id="347" name="37-schedule-filled.png" descr="La boîte de dialogue Nouvelle planification remplie, avec une fréquence mensuelle et Activé décoché." title="La boîte de dialogue Nouvelle planification remplie, avec une fréquence mensuelle et Activé décoché."/>
@@ -16669,7 +16669,7 @@
           <w:left w:w="10" w:type="dxa"/>
           <w:right w:w="10" w:type="dxa"/>
         </w:tblCellMar>
-        <w:tblLook w:val="04A0" w:firstRow="1" w:lastRow="0" w:firstColumn="1" w:lastColumn="0" w:noHBand="0" w:noVBand="1"/>
+        <w:tblLook w:val="0000" w:firstRow="0" w:lastRow="0" w:firstColumn="0" w:lastColumn="0" w:noHBand="0" w:noVBand="0"/>
       </w:tblPr>
       <w:tblGrid>
         <w:gridCol w:w="2123"/>
@@ -17444,7 +17444,7 @@
       <w:pPr>
         <w:pStyle w:val="Ttulo2"/>
       </w:pPr>
-      <w:bookmarkStart w:id="26" w:name="_Toc241696900"/>
+      <w:bookmarkStart w:id="26" w:name="_Toc241745772"/>
       <w:r>
         <w:t>Historique</w:t>
       </w:r>
@@ -17592,7 +17592,7 @@
         <w:pStyle w:val="Ttulo1"/>
         <w:pageBreakBefore/>
       </w:pPr>
-      <w:bookmarkStart w:id="27" w:name="_Toc241696901"/>
+      <w:bookmarkStart w:id="27" w:name="_Toc241745773"/>
       <w:r>
         <w:lastRenderedPageBreak/>
         <w:t>Paramètres</w:t>
@@ -17622,7 +17622,7 @@
           <w:noProof/>
         </w:rPr>
         <w:drawing>
-          <wp:inline distT="0" distB="0" distL="0" distR="0">
+          <wp:inline distT="0" distB="0" distL="0" distR="0" wp14:anchorId="6DC173E0" wp14:editId="31874459">
             <wp:extent cx="5715000" cy="3571875"/>
             <wp:effectExtent l="0" t="0" r="0" b="0"/>
             <wp:docPr id="348" name="04-settings.png" descr="La page Paramètres avec les cartes Langue, Thème et Palette de couleurs." title="La page Paramètres avec les cartes Langue, Thème et Palette de couleurs."/>
@@ -17685,7 +17685,7 @@
           <w:left w:w="10" w:type="dxa"/>
           <w:right w:w="10" w:type="dxa"/>
         </w:tblCellMar>
-        <w:tblLook w:val="04A0" w:firstRow="1" w:lastRow="0" w:firstColumn="1" w:lastColumn="0" w:noHBand="0" w:noVBand="1"/>
+        <w:tblLook w:val="0000" w:firstRow="0" w:lastRow="0" w:firstColumn="0" w:lastColumn="0" w:noHBand="0" w:noVBand="0"/>
       </w:tblPr>
       <w:tblGrid>
         <w:gridCol w:w="3438"/>
@@ -18177,7 +18177,7 @@
         <w:pStyle w:val="Ttulo1"/>
         <w:pageBreakBefore/>
       </w:pPr>
-      <w:bookmarkStart w:id="28" w:name="_Toc241696902"/>
+      <w:bookmarkStart w:id="28" w:name="_Toc241745774"/>
       <w:r>
         <w:lastRenderedPageBreak/>
         <w:t>Questions fréquentes</w:t>
@@ -18359,7 +18359,7 @@
         <w:pStyle w:val="Ttulo1"/>
         <w:pageBreakBefore/>
       </w:pPr>
-      <w:bookmarkStart w:id="29" w:name="_Toc241696903"/>
+      <w:bookmarkStart w:id="29" w:name="_Toc241745775"/>
       <w:r>
         <w:lastRenderedPageBreak/>
         <w:t>Glossaire</w:t>
@@ -18381,7 +18381,7 @@
           <w:left w:w="10" w:type="dxa"/>
           <w:right w:w="10" w:type="dxa"/>
         </w:tblCellMar>
-        <w:tblLook w:val="04A0" w:firstRow="1" w:lastRow="0" w:firstColumn="1" w:lastColumn="0" w:noHBand="0" w:noVBand="1"/>
+        <w:tblLook w:val="0000" w:firstRow="0" w:lastRow="0" w:firstColumn="0" w:lastColumn="0" w:noHBand="0" w:noVBand="0"/>
       </w:tblPr>
       <w:tblGrid>
         <w:gridCol w:w="3438"/>
@@ -19381,358 +19381,10 @@
 <file path=word/numbering.xml><?xml version="1.0" encoding="utf-8"?>
 <w:numbering xmlns:wpc="http://schemas.microsoft.com/office/word/2010/wordprocessingCanvas" xmlns:cx="http://schemas.microsoft.com/office/drawing/2014/chartex" xmlns:cx1="http://schemas.microsoft.com/office/drawing/2015/9/8/chartex" xmlns:cx2="http://schemas.microsoft.com/office/drawing/2015/10/21/chartex" xmlns:cx3="http://schemas.microsoft.com/office/drawing/2016/5/9/chartex" xmlns:cx4="http://schemas.microsoft.com/office/drawing/2016/5/10/chartex" xmlns:cx5="http://schemas.microsoft.com/office/drawing/2016/5/11/chartex" xmlns:cx6="http://schemas.microsoft.com/office/drawing/2016/5/12/chartex" xmlns:cx7="http://schemas.microsoft.com/office/drawing/2016/5/13/chartex" xmlns:cx8="http://schemas.microsoft.com/office/drawing/2016/5/14/chartex" xmlns:mc="http://schemas.openxmlformats.org/markup-compatibility/2006" xmlns:aink="http://schemas.microsoft.com/office/drawing/2016/ink" xmlns:am3d="http://schemas.microsoft.com/office/drawing/2017/model3d" xmlns:o="urn:schemas-microsoft-com:office:office" xmlns:oel="http://schemas.microsoft.com/office/2019/extlst" xmlns:r="http://schemas.openxmlformats.org/officeDocument/2006/relationships" xmlns:m="http://schemas.openxmlformats.org/officeDocument/2006/math" xmlns:v="urn:schemas-microsoft-com:vml" xmlns:wp14="http://schemas.microsoft.com/office/word/2010/wordprocessingDrawing" xmlns:wp="http://schemas.openxmlformats.org/drawingml/2006/wordprocessingDrawing" xmlns:w10="urn:schemas-microsoft-com:office:word" xmlns:w="http://schemas.openxmlformats.org/wordprocessingml/2006/main" xmlns:w14="http://schemas.microsoft.com/office/word/2010/wordml" xmlns:w15="http://schemas.microsoft.com/office/word/2012/wordml" xmlns:w16cex="http://schemas.microsoft.com/office/word/2018/wordml/cex" xmlns:w16cid="http://schemas.microsoft.com/office/word/2016/wordml/cid" xmlns:w16="http://schemas.microsoft.com/office/word/2018/wordml" xmlns:w16sdtdh="http://schemas.microsoft.com/office/word/2020/wordml/sdtdatahash" xmlns:w16se="http://schemas.microsoft.com/office/word/2015/wordml/symex" xmlns:wpg="http://schemas.microsoft.com/office/word/2010/wordprocessingGroup" xmlns:wpi="http://schemas.microsoft.com/office/word/2010/wordprocessingInk" xmlns:wne="http://schemas.microsoft.com/office/word/2006/wordml" xmlns:wps="http://schemas.microsoft.com/office/word/2010/wordprocessingShape" mc:Ignorable="w14 w15 w16se w16cid w16 w16cex w16sdtdh wp14">
   <w:abstractNum w:abstractNumId="0" w15:restartNumberingAfterBreak="0">
-    <w:nsid w:val="17AC55CE"/>
+    <w:nsid w:val="04613972"/>
     <w:multiLevelType w:val="hybridMultilevel"/>
-    <w:tmpl w:val="FA5E9974"/>
-    <w:lvl w:ilvl="0" w:tplc="8B6661CC">
-      <w:start w:val="1"/>
-      <w:numFmt w:val="bullet"/>
-      <w:lvlText w:val="•"/>
-      <w:lvlJc w:val="left"/>
-      <w:pPr>
-        <w:ind w:left="360" w:hanging="260"/>
-      </w:pPr>
-    </w:lvl>
-    <w:lvl w:ilvl="1" w:tplc="4C3CF9C4" w:tentative="1">
-      <w:start w:val="1"/>
-      <w:numFmt w:val="bullet"/>
-      <w:lvlText w:val="–"/>
-      <w:lvlJc w:val="left"/>
-      <w:pPr>
-        <w:ind w:left="720" w:hanging="260"/>
-      </w:pPr>
-    </w:lvl>
-    <w:lvl w:ilvl="2" w:tplc="88B2870A">
-      <w:numFmt w:val="decimal"/>
-      <w:lvlText w:val=""/>
-      <w:lvlJc w:val="left"/>
-    </w:lvl>
-    <w:lvl w:ilvl="3" w:tplc="0254A030">
-      <w:numFmt w:val="decimal"/>
-      <w:lvlText w:val=""/>
-      <w:lvlJc w:val="left"/>
-    </w:lvl>
-    <w:lvl w:ilvl="4" w:tplc="F738E890">
-      <w:numFmt w:val="decimal"/>
-      <w:lvlText w:val=""/>
-      <w:lvlJc w:val="left"/>
-    </w:lvl>
-    <w:lvl w:ilvl="5" w:tplc="A1E08156">
-      <w:numFmt w:val="decimal"/>
-      <w:lvlText w:val=""/>
-      <w:lvlJc w:val="left"/>
-    </w:lvl>
-    <w:lvl w:ilvl="6" w:tplc="59767D72">
-      <w:numFmt w:val="decimal"/>
-      <w:lvlText w:val=""/>
-      <w:lvlJc w:val="left"/>
-    </w:lvl>
-    <w:lvl w:ilvl="7" w:tplc="029092A6">
-      <w:numFmt w:val="decimal"/>
-      <w:lvlText w:val=""/>
-      <w:lvlJc w:val="left"/>
-    </w:lvl>
-    <w:lvl w:ilvl="8" w:tplc="6B2846DE">
-      <w:numFmt w:val="decimal"/>
-      <w:lvlText w:val=""/>
-      <w:lvlJc w:val="left"/>
-    </w:lvl>
-  </w:abstractNum>
-  <w:abstractNum w:abstractNumId="1" w15:restartNumberingAfterBreak="0">
-    <w:nsid w:val="2C1C65BB"/>
-    <w:multiLevelType w:val="hybridMultilevel"/>
-    <w:tmpl w:val="ECE818D4"/>
-    <w:lvl w:ilvl="0" w:tplc="C6C04BFC">
-      <w:start w:val="1"/>
-      <w:numFmt w:val="decimal"/>
-      <w:lvlText w:val="%1."/>
-      <w:lvlJc w:val="left"/>
-      <w:pPr>
-        <w:ind w:left="360" w:hanging="300"/>
-      </w:pPr>
-    </w:lvl>
-    <w:lvl w:ilvl="1" w:tplc="5D667CA0" w:tentative="1">
-      <w:start w:val="1"/>
-      <w:numFmt w:val="lowerLetter"/>
-      <w:lvlText w:val="%2."/>
-      <w:lvlJc w:val="left"/>
-      <w:pPr>
-        <w:ind w:left="720" w:hanging="300"/>
-      </w:pPr>
-    </w:lvl>
-    <w:lvl w:ilvl="2" w:tplc="6A4C4EDE">
-      <w:numFmt w:val="decimal"/>
-      <w:lvlText w:val=""/>
-      <w:lvlJc w:val="left"/>
-    </w:lvl>
-    <w:lvl w:ilvl="3" w:tplc="320071F6">
-      <w:numFmt w:val="decimal"/>
-      <w:lvlText w:val=""/>
-      <w:lvlJc w:val="left"/>
-    </w:lvl>
-    <w:lvl w:ilvl="4" w:tplc="5BA427CE">
-      <w:numFmt w:val="decimal"/>
-      <w:lvlText w:val=""/>
-      <w:lvlJc w:val="left"/>
-    </w:lvl>
-    <w:lvl w:ilvl="5" w:tplc="715E926C">
-      <w:numFmt w:val="decimal"/>
-      <w:lvlText w:val=""/>
-      <w:lvlJc w:val="left"/>
-    </w:lvl>
-    <w:lvl w:ilvl="6" w:tplc="CBB800D6">
-      <w:numFmt w:val="decimal"/>
-      <w:lvlText w:val=""/>
-      <w:lvlJc w:val="left"/>
-    </w:lvl>
-    <w:lvl w:ilvl="7" w:tplc="9474CC76">
-      <w:numFmt w:val="decimal"/>
-      <w:lvlText w:val=""/>
-      <w:lvlJc w:val="left"/>
-    </w:lvl>
-    <w:lvl w:ilvl="8" w:tplc="858E1026">
-      <w:numFmt w:val="decimal"/>
-      <w:lvlText w:val=""/>
-      <w:lvlJc w:val="left"/>
-    </w:lvl>
-  </w:abstractNum>
-  <w:abstractNum w:abstractNumId="2" w15:restartNumberingAfterBreak="0">
-    <w:nsid w:val="42A877F1"/>
-    <w:multiLevelType w:val="hybridMultilevel"/>
-    <w:tmpl w:val="483CA172"/>
-    <w:lvl w:ilvl="0" w:tplc="2D2C5060">
-      <w:start w:val="1"/>
-      <w:numFmt w:val="decimal"/>
-      <w:lvlText w:val="%1."/>
-      <w:lvlJc w:val="left"/>
-      <w:pPr>
-        <w:ind w:left="360" w:hanging="300"/>
-      </w:pPr>
-    </w:lvl>
-    <w:lvl w:ilvl="1" w:tplc="D5E0990E" w:tentative="1">
-      <w:start w:val="1"/>
-      <w:numFmt w:val="lowerLetter"/>
-      <w:lvlText w:val="%2."/>
-      <w:lvlJc w:val="left"/>
-      <w:pPr>
-        <w:ind w:left="720" w:hanging="300"/>
-      </w:pPr>
-    </w:lvl>
-    <w:lvl w:ilvl="2" w:tplc="3D320508">
-      <w:numFmt w:val="decimal"/>
-      <w:lvlText w:val=""/>
-      <w:lvlJc w:val="left"/>
-    </w:lvl>
-    <w:lvl w:ilvl="3" w:tplc="5CCED84C">
-      <w:numFmt w:val="decimal"/>
-      <w:lvlText w:val=""/>
-      <w:lvlJc w:val="left"/>
-    </w:lvl>
-    <w:lvl w:ilvl="4" w:tplc="9CE8E8E0">
-      <w:numFmt w:val="decimal"/>
-      <w:lvlText w:val=""/>
-      <w:lvlJc w:val="left"/>
-    </w:lvl>
-    <w:lvl w:ilvl="5" w:tplc="6A50E4FA">
-      <w:numFmt w:val="decimal"/>
-      <w:lvlText w:val=""/>
-      <w:lvlJc w:val="left"/>
-    </w:lvl>
-    <w:lvl w:ilvl="6" w:tplc="CECE4C52">
-      <w:numFmt w:val="decimal"/>
-      <w:lvlText w:val=""/>
-      <w:lvlJc w:val="left"/>
-    </w:lvl>
-    <w:lvl w:ilvl="7" w:tplc="704EF120">
-      <w:numFmt w:val="decimal"/>
-      <w:lvlText w:val=""/>
-      <w:lvlJc w:val="left"/>
-    </w:lvl>
-    <w:lvl w:ilvl="8" w:tplc="1A384F48">
-      <w:numFmt w:val="decimal"/>
-      <w:lvlText w:val=""/>
-      <w:lvlJc w:val="left"/>
-    </w:lvl>
-  </w:abstractNum>
-  <w:abstractNum w:abstractNumId="3" w15:restartNumberingAfterBreak="0">
-    <w:nsid w:val="56FA7B23"/>
-    <w:multiLevelType w:val="hybridMultilevel"/>
-    <w:tmpl w:val="7D7A4BF2"/>
-    <w:lvl w:ilvl="0" w:tplc="112E5AD2">
-      <w:start w:val="1"/>
-      <w:numFmt w:val="decimal"/>
-      <w:lvlText w:val="%1."/>
-      <w:lvlJc w:val="left"/>
-      <w:pPr>
-        <w:ind w:left="360" w:hanging="300"/>
-      </w:pPr>
-    </w:lvl>
-    <w:lvl w:ilvl="1" w:tplc="A98032D2" w:tentative="1">
-      <w:start w:val="1"/>
-      <w:numFmt w:val="lowerLetter"/>
-      <w:lvlText w:val="%2."/>
-      <w:lvlJc w:val="left"/>
-      <w:pPr>
-        <w:ind w:left="720" w:hanging="300"/>
-      </w:pPr>
-    </w:lvl>
-    <w:lvl w:ilvl="2" w:tplc="1272DD54">
-      <w:numFmt w:val="decimal"/>
-      <w:lvlText w:val=""/>
-      <w:lvlJc w:val="left"/>
-    </w:lvl>
-    <w:lvl w:ilvl="3" w:tplc="9754F076">
-      <w:numFmt w:val="decimal"/>
-      <w:lvlText w:val=""/>
-      <w:lvlJc w:val="left"/>
-    </w:lvl>
-    <w:lvl w:ilvl="4" w:tplc="6D1C23C6">
-      <w:numFmt w:val="decimal"/>
-      <w:lvlText w:val=""/>
-      <w:lvlJc w:val="left"/>
-    </w:lvl>
-    <w:lvl w:ilvl="5" w:tplc="D51A040A">
-      <w:numFmt w:val="decimal"/>
-      <w:lvlText w:val=""/>
-      <w:lvlJc w:val="left"/>
-    </w:lvl>
-    <w:lvl w:ilvl="6" w:tplc="5100F316">
-      <w:numFmt w:val="decimal"/>
-      <w:lvlText w:val=""/>
-      <w:lvlJc w:val="left"/>
-    </w:lvl>
-    <w:lvl w:ilvl="7" w:tplc="55F297EE">
-      <w:numFmt w:val="decimal"/>
-      <w:lvlText w:val=""/>
-      <w:lvlJc w:val="left"/>
-    </w:lvl>
-    <w:lvl w:ilvl="8" w:tplc="306AE0BA">
-      <w:numFmt w:val="decimal"/>
-      <w:lvlText w:val=""/>
-      <w:lvlJc w:val="left"/>
-    </w:lvl>
-  </w:abstractNum>
-  <w:abstractNum w:abstractNumId="4" w15:restartNumberingAfterBreak="0">
-    <w:nsid w:val="61984C54"/>
-    <w:multiLevelType w:val="hybridMultilevel"/>
-    <w:tmpl w:val="EE12C95A"/>
-    <w:lvl w:ilvl="0" w:tplc="37FC49C2">
-      <w:start w:val="1"/>
-      <w:numFmt w:val="decimal"/>
-      <w:lvlText w:val="%1."/>
-      <w:lvlJc w:val="left"/>
-      <w:pPr>
-        <w:ind w:left="360" w:hanging="300"/>
-      </w:pPr>
-    </w:lvl>
-    <w:lvl w:ilvl="1" w:tplc="0C44C94C" w:tentative="1">
-      <w:start w:val="1"/>
-      <w:numFmt w:val="lowerLetter"/>
-      <w:lvlText w:val="%2."/>
-      <w:lvlJc w:val="left"/>
-      <w:pPr>
-        <w:ind w:left="720" w:hanging="300"/>
-      </w:pPr>
-    </w:lvl>
-    <w:lvl w:ilvl="2" w:tplc="F1968FC8">
-      <w:numFmt w:val="decimal"/>
-      <w:lvlText w:val=""/>
-      <w:lvlJc w:val="left"/>
-    </w:lvl>
-    <w:lvl w:ilvl="3" w:tplc="7A6A92B6">
-      <w:numFmt w:val="decimal"/>
-      <w:lvlText w:val=""/>
-      <w:lvlJc w:val="left"/>
-    </w:lvl>
-    <w:lvl w:ilvl="4" w:tplc="B576FD80">
-      <w:numFmt w:val="decimal"/>
-      <w:lvlText w:val=""/>
-      <w:lvlJc w:val="left"/>
-    </w:lvl>
-    <w:lvl w:ilvl="5" w:tplc="D7B01712">
-      <w:numFmt w:val="decimal"/>
-      <w:lvlText w:val=""/>
-      <w:lvlJc w:val="left"/>
-    </w:lvl>
-    <w:lvl w:ilvl="6" w:tplc="5E8A57A6">
-      <w:numFmt w:val="decimal"/>
-      <w:lvlText w:val=""/>
-      <w:lvlJc w:val="left"/>
-    </w:lvl>
-    <w:lvl w:ilvl="7" w:tplc="12CC5E70">
-      <w:numFmt w:val="decimal"/>
-      <w:lvlText w:val=""/>
-      <w:lvlJc w:val="left"/>
-    </w:lvl>
-    <w:lvl w:ilvl="8" w:tplc="6478EEFE">
-      <w:numFmt w:val="decimal"/>
-      <w:lvlText w:val=""/>
-      <w:lvlJc w:val="left"/>
-    </w:lvl>
-  </w:abstractNum>
-  <w:abstractNum w:abstractNumId="5" w15:restartNumberingAfterBreak="0">
-    <w:nsid w:val="6D7F7253"/>
-    <w:multiLevelType w:val="hybridMultilevel"/>
-    <w:tmpl w:val="538ED8BE"/>
-    <w:lvl w:ilvl="0" w:tplc="AEFEDC3C">
-      <w:start w:val="1"/>
-      <w:numFmt w:val="decimal"/>
-      <w:lvlText w:val="%1."/>
-      <w:lvlJc w:val="left"/>
-      <w:pPr>
-        <w:ind w:left="360" w:hanging="300"/>
-      </w:pPr>
-    </w:lvl>
-    <w:lvl w:ilvl="1" w:tplc="836E8EF8" w:tentative="1">
-      <w:start w:val="1"/>
-      <w:numFmt w:val="lowerLetter"/>
-      <w:lvlText w:val="%2."/>
-      <w:lvlJc w:val="left"/>
-      <w:pPr>
-        <w:ind w:left="720" w:hanging="300"/>
-      </w:pPr>
-    </w:lvl>
-    <w:lvl w:ilvl="2" w:tplc="41CC9B5E">
-      <w:numFmt w:val="decimal"/>
-      <w:lvlText w:val=""/>
-      <w:lvlJc w:val="left"/>
-    </w:lvl>
-    <w:lvl w:ilvl="3" w:tplc="1324D3FA">
-      <w:numFmt w:val="decimal"/>
-      <w:lvlText w:val=""/>
-      <w:lvlJc w:val="left"/>
-    </w:lvl>
-    <w:lvl w:ilvl="4" w:tplc="A2727FB0">
-      <w:numFmt w:val="decimal"/>
-      <w:lvlText w:val=""/>
-      <w:lvlJc w:val="left"/>
-    </w:lvl>
-    <w:lvl w:ilvl="5" w:tplc="F112CEF6">
-      <w:numFmt w:val="decimal"/>
-      <w:lvlText w:val=""/>
-      <w:lvlJc w:val="left"/>
-    </w:lvl>
-    <w:lvl w:ilvl="6" w:tplc="674ADCAC">
-      <w:numFmt w:val="decimal"/>
-      <w:lvlText w:val=""/>
-      <w:lvlJc w:val="left"/>
-    </w:lvl>
-    <w:lvl w:ilvl="7" w:tplc="3F806E9E">
-      <w:numFmt w:val="decimal"/>
-      <w:lvlText w:val=""/>
-      <w:lvlJc w:val="left"/>
-    </w:lvl>
-    <w:lvl w:ilvl="8" w:tplc="3C46A770">
-      <w:numFmt w:val="decimal"/>
-      <w:lvlText w:val=""/>
-      <w:lvlJc w:val="left"/>
-    </w:lvl>
-  </w:abstractNum>
-  <w:abstractNum w:abstractNumId="6" w15:restartNumberingAfterBreak="0">
-    <w:nsid w:val="75AD3272"/>
-    <w:multiLevelType w:val="hybridMultilevel"/>
-    <w:tmpl w:val="17349C8C"/>
-    <w:lvl w:ilvl="0" w:tplc="1F5C8356" w:tentative="1">
+    <w:tmpl w:val="EDF428C0"/>
+    <w:lvl w:ilvl="0" w:tplc="C3CA9584" w:tentative="1">
       <w:start w:val="1"/>
       <w:numFmt w:val="bullet"/>
       <w:lvlText w:val="●"/>
@@ -19741,7 +19393,7 @@
         <w:ind w:left="720" w:hanging="360"/>
       </w:pPr>
     </w:lvl>
-    <w:lvl w:ilvl="1" w:tplc="E3CA3D28" w:tentative="1">
+    <w:lvl w:ilvl="1" w:tplc="96AAA17E" w:tentative="1">
       <w:start w:val="1"/>
       <w:numFmt w:val="bullet"/>
       <w:lvlText w:val="○"/>
@@ -19750,7 +19402,7 @@
         <w:ind w:left="1440" w:hanging="360"/>
       </w:pPr>
     </w:lvl>
-    <w:lvl w:ilvl="2" w:tplc="97762966" w:tentative="1">
+    <w:lvl w:ilvl="2" w:tplc="D032A010" w:tentative="1">
       <w:start w:val="1"/>
       <w:numFmt w:val="bullet"/>
       <w:lvlText w:val="■"/>
@@ -19759,7 +19411,7 @@
         <w:ind w:left="2160" w:hanging="360"/>
       </w:pPr>
     </w:lvl>
-    <w:lvl w:ilvl="3" w:tplc="84AAFFE4" w:tentative="1">
+    <w:lvl w:ilvl="3" w:tplc="3400477A" w:tentative="1">
       <w:start w:val="1"/>
       <w:numFmt w:val="bullet"/>
       <w:lvlText w:val="●"/>
@@ -19768,7 +19420,7 @@
         <w:ind w:left="2880" w:hanging="360"/>
       </w:pPr>
     </w:lvl>
-    <w:lvl w:ilvl="4" w:tplc="7152F0C8" w:tentative="1">
+    <w:lvl w:ilvl="4" w:tplc="7500FE30" w:tentative="1">
       <w:start w:val="1"/>
       <w:numFmt w:val="bullet"/>
       <w:lvlText w:val="○"/>
@@ -19777,7 +19429,7 @@
         <w:ind w:left="3600" w:hanging="360"/>
       </w:pPr>
     </w:lvl>
-    <w:lvl w:ilvl="5" w:tplc="D0421BE2" w:tentative="1">
+    <w:lvl w:ilvl="5" w:tplc="19D8F3FC" w:tentative="1">
       <w:start w:val="1"/>
       <w:numFmt w:val="bullet"/>
       <w:lvlText w:val="■"/>
@@ -19786,7 +19438,7 @@
         <w:ind w:left="4320" w:hanging="360"/>
       </w:pPr>
     </w:lvl>
-    <w:lvl w:ilvl="6" w:tplc="034CEF64" w:tentative="1">
+    <w:lvl w:ilvl="6" w:tplc="9DF068D4" w:tentative="1">
       <w:start w:val="1"/>
       <w:numFmt w:val="bullet"/>
       <w:lvlText w:val="●"/>
@@ -19795,7 +19447,7 @@
         <w:ind w:left="5040" w:hanging="360"/>
       </w:pPr>
     </w:lvl>
-    <w:lvl w:ilvl="7" w:tplc="4D785754" w:tentative="1">
+    <w:lvl w:ilvl="7" w:tplc="224E8DC0" w:tentative="1">
       <w:start w:val="1"/>
       <w:numFmt w:val="bullet"/>
       <w:lvlText w:val="●"/>
@@ -19804,7 +19456,7 @@
         <w:ind w:left="5760" w:hanging="360"/>
       </w:pPr>
     </w:lvl>
-    <w:lvl w:ilvl="8" w:tplc="BE007A1C" w:tentative="1">
+    <w:lvl w:ilvl="8" w:tplc="7F64B446" w:tentative="1">
       <w:start w:val="1"/>
       <w:numFmt w:val="bullet"/>
       <w:lvlText w:val="●"/>
@@ -19814,11 +19466,11 @@
       </w:pPr>
     </w:lvl>
   </w:abstractNum>
-  <w:abstractNum w:abstractNumId="7" w15:restartNumberingAfterBreak="0">
-    <w:nsid w:val="7F0B21E0"/>
+  <w:abstractNum w:abstractNumId="1" w15:restartNumberingAfterBreak="0">
+    <w:nsid w:val="26A83E82"/>
     <w:multiLevelType w:val="hybridMultilevel"/>
-    <w:tmpl w:val="7256D7CC"/>
-    <w:lvl w:ilvl="0" w:tplc="65C49634">
+    <w:tmpl w:val="6A42F5C4"/>
+    <w:lvl w:ilvl="0" w:tplc="04A0C71E">
       <w:start w:val="1"/>
       <w:numFmt w:val="decimal"/>
       <w:lvlText w:val="%1."/>
@@ -19827,7 +19479,7 @@
         <w:ind w:left="360" w:hanging="300"/>
       </w:pPr>
     </w:lvl>
-    <w:lvl w:ilvl="1" w:tplc="DBA87A3C" w:tentative="1">
+    <w:lvl w:ilvl="1" w:tplc="6D2A82D8" w:tentative="1">
       <w:start w:val="1"/>
       <w:numFmt w:val="lowerLetter"/>
       <w:lvlText w:val="%2."/>
@@ -19836,86 +19488,434 @@
         <w:ind w:left="720" w:hanging="300"/>
       </w:pPr>
     </w:lvl>
-    <w:lvl w:ilvl="2" w:tplc="DDC80382">
+    <w:lvl w:ilvl="2" w:tplc="26620456">
       <w:numFmt w:val="decimal"/>
       <w:lvlText w:val=""/>
       <w:lvlJc w:val="left"/>
     </w:lvl>
-    <w:lvl w:ilvl="3" w:tplc="14E017E0">
+    <w:lvl w:ilvl="3" w:tplc="BC42C0F6">
       <w:numFmt w:val="decimal"/>
       <w:lvlText w:val=""/>
       <w:lvlJc w:val="left"/>
     </w:lvl>
-    <w:lvl w:ilvl="4" w:tplc="71A0A80E">
+    <w:lvl w:ilvl="4" w:tplc="5726B1DA">
       <w:numFmt w:val="decimal"/>
       <w:lvlText w:val=""/>
       <w:lvlJc w:val="left"/>
     </w:lvl>
-    <w:lvl w:ilvl="5" w:tplc="B0B0F2CA">
+    <w:lvl w:ilvl="5" w:tplc="7D5EE19A">
       <w:numFmt w:val="decimal"/>
       <w:lvlText w:val=""/>
       <w:lvlJc w:val="left"/>
     </w:lvl>
-    <w:lvl w:ilvl="6" w:tplc="D1F65BF8">
+    <w:lvl w:ilvl="6" w:tplc="88CEDA68">
       <w:numFmt w:val="decimal"/>
       <w:lvlText w:val=""/>
       <w:lvlJc w:val="left"/>
     </w:lvl>
-    <w:lvl w:ilvl="7" w:tplc="C4546774">
+    <w:lvl w:ilvl="7" w:tplc="50B46162">
       <w:numFmt w:val="decimal"/>
       <w:lvlText w:val=""/>
       <w:lvlJc w:val="left"/>
     </w:lvl>
-    <w:lvl w:ilvl="8" w:tplc="6368E358">
+    <w:lvl w:ilvl="8" w:tplc="5860E094">
       <w:numFmt w:val="decimal"/>
       <w:lvlText w:val=""/>
       <w:lvlJc w:val="left"/>
     </w:lvl>
   </w:abstractNum>
-  <w:num w:numId="1" w16cid:durableId="660692683">
+  <w:abstractNum w:abstractNumId="2" w15:restartNumberingAfterBreak="0">
+    <w:nsid w:val="2D170D7C"/>
+    <w:multiLevelType w:val="hybridMultilevel"/>
+    <w:tmpl w:val="DB64084C"/>
+    <w:lvl w:ilvl="0" w:tplc="D01EB5DA">
+      <w:start w:val="1"/>
+      <w:numFmt w:val="decimal"/>
+      <w:lvlText w:val="%1."/>
+      <w:lvlJc w:val="left"/>
+      <w:pPr>
+        <w:ind w:left="360" w:hanging="300"/>
+      </w:pPr>
+    </w:lvl>
+    <w:lvl w:ilvl="1" w:tplc="EDDE098C" w:tentative="1">
+      <w:start w:val="1"/>
+      <w:numFmt w:val="lowerLetter"/>
+      <w:lvlText w:val="%2."/>
+      <w:lvlJc w:val="left"/>
+      <w:pPr>
+        <w:ind w:left="720" w:hanging="300"/>
+      </w:pPr>
+    </w:lvl>
+    <w:lvl w:ilvl="2" w:tplc="82405FE0">
+      <w:numFmt w:val="decimal"/>
+      <w:lvlText w:val=""/>
+      <w:lvlJc w:val="left"/>
+    </w:lvl>
+    <w:lvl w:ilvl="3" w:tplc="A1388D16">
+      <w:numFmt w:val="decimal"/>
+      <w:lvlText w:val=""/>
+      <w:lvlJc w:val="left"/>
+    </w:lvl>
+    <w:lvl w:ilvl="4" w:tplc="2D6E4E70">
+      <w:numFmt w:val="decimal"/>
+      <w:lvlText w:val=""/>
+      <w:lvlJc w:val="left"/>
+    </w:lvl>
+    <w:lvl w:ilvl="5" w:tplc="AD72852A">
+      <w:numFmt w:val="decimal"/>
+      <w:lvlText w:val=""/>
+      <w:lvlJc w:val="left"/>
+    </w:lvl>
+    <w:lvl w:ilvl="6" w:tplc="FFE81DE4">
+      <w:numFmt w:val="decimal"/>
+      <w:lvlText w:val=""/>
+      <w:lvlJc w:val="left"/>
+    </w:lvl>
+    <w:lvl w:ilvl="7" w:tplc="1D467130">
+      <w:numFmt w:val="decimal"/>
+      <w:lvlText w:val=""/>
+      <w:lvlJc w:val="left"/>
+    </w:lvl>
+    <w:lvl w:ilvl="8" w:tplc="CF9AC84A">
+      <w:numFmt w:val="decimal"/>
+      <w:lvlText w:val=""/>
+      <w:lvlJc w:val="left"/>
+    </w:lvl>
+  </w:abstractNum>
+  <w:abstractNum w:abstractNumId="3" w15:restartNumberingAfterBreak="0">
+    <w:nsid w:val="2D4E3A93"/>
+    <w:multiLevelType w:val="hybridMultilevel"/>
+    <w:tmpl w:val="9C062CBE"/>
+    <w:lvl w:ilvl="0" w:tplc="C16A7208">
+      <w:start w:val="1"/>
+      <w:numFmt w:val="decimal"/>
+      <w:lvlText w:val="%1."/>
+      <w:lvlJc w:val="left"/>
+      <w:pPr>
+        <w:ind w:left="360" w:hanging="300"/>
+      </w:pPr>
+    </w:lvl>
+    <w:lvl w:ilvl="1" w:tplc="154A0302" w:tentative="1">
+      <w:start w:val="1"/>
+      <w:numFmt w:val="lowerLetter"/>
+      <w:lvlText w:val="%2."/>
+      <w:lvlJc w:val="left"/>
+      <w:pPr>
+        <w:ind w:left="720" w:hanging="300"/>
+      </w:pPr>
+    </w:lvl>
+    <w:lvl w:ilvl="2" w:tplc="BA18AC46">
+      <w:numFmt w:val="decimal"/>
+      <w:lvlText w:val=""/>
+      <w:lvlJc w:val="left"/>
+    </w:lvl>
+    <w:lvl w:ilvl="3" w:tplc="76DC5052">
+      <w:numFmt w:val="decimal"/>
+      <w:lvlText w:val=""/>
+      <w:lvlJc w:val="left"/>
+    </w:lvl>
+    <w:lvl w:ilvl="4" w:tplc="C89809E8">
+      <w:numFmt w:val="decimal"/>
+      <w:lvlText w:val=""/>
+      <w:lvlJc w:val="left"/>
+    </w:lvl>
+    <w:lvl w:ilvl="5" w:tplc="7EC02B28">
+      <w:numFmt w:val="decimal"/>
+      <w:lvlText w:val=""/>
+      <w:lvlJc w:val="left"/>
+    </w:lvl>
+    <w:lvl w:ilvl="6" w:tplc="E2A8003C">
+      <w:numFmt w:val="decimal"/>
+      <w:lvlText w:val=""/>
+      <w:lvlJc w:val="left"/>
+    </w:lvl>
+    <w:lvl w:ilvl="7" w:tplc="732852E2">
+      <w:numFmt w:val="decimal"/>
+      <w:lvlText w:val=""/>
+      <w:lvlJc w:val="left"/>
+    </w:lvl>
+    <w:lvl w:ilvl="8" w:tplc="3F52BE74">
+      <w:numFmt w:val="decimal"/>
+      <w:lvlText w:val=""/>
+      <w:lvlJc w:val="left"/>
+    </w:lvl>
+  </w:abstractNum>
+  <w:abstractNum w:abstractNumId="4" w15:restartNumberingAfterBreak="0">
+    <w:nsid w:val="2E721916"/>
+    <w:multiLevelType w:val="hybridMultilevel"/>
+    <w:tmpl w:val="4834504A"/>
+    <w:lvl w:ilvl="0" w:tplc="8E9A48C6">
+      <w:start w:val="1"/>
+      <w:numFmt w:val="decimal"/>
+      <w:lvlText w:val="%1."/>
+      <w:lvlJc w:val="left"/>
+      <w:pPr>
+        <w:ind w:left="360" w:hanging="300"/>
+      </w:pPr>
+    </w:lvl>
+    <w:lvl w:ilvl="1" w:tplc="66E84FD4" w:tentative="1">
+      <w:start w:val="1"/>
+      <w:numFmt w:val="lowerLetter"/>
+      <w:lvlText w:val="%2."/>
+      <w:lvlJc w:val="left"/>
+      <w:pPr>
+        <w:ind w:left="720" w:hanging="300"/>
+      </w:pPr>
+    </w:lvl>
+    <w:lvl w:ilvl="2" w:tplc="F11C4244">
+      <w:numFmt w:val="decimal"/>
+      <w:lvlText w:val=""/>
+      <w:lvlJc w:val="left"/>
+    </w:lvl>
+    <w:lvl w:ilvl="3" w:tplc="981C17F0">
+      <w:numFmt w:val="decimal"/>
+      <w:lvlText w:val=""/>
+      <w:lvlJc w:val="left"/>
+    </w:lvl>
+    <w:lvl w:ilvl="4" w:tplc="B652F4BA">
+      <w:numFmt w:val="decimal"/>
+      <w:lvlText w:val=""/>
+      <w:lvlJc w:val="left"/>
+    </w:lvl>
+    <w:lvl w:ilvl="5" w:tplc="473634CA">
+      <w:numFmt w:val="decimal"/>
+      <w:lvlText w:val=""/>
+      <w:lvlJc w:val="left"/>
+    </w:lvl>
+    <w:lvl w:ilvl="6" w:tplc="8F6474C0">
+      <w:numFmt w:val="decimal"/>
+      <w:lvlText w:val=""/>
+      <w:lvlJc w:val="left"/>
+    </w:lvl>
+    <w:lvl w:ilvl="7" w:tplc="51BADF86">
+      <w:numFmt w:val="decimal"/>
+      <w:lvlText w:val=""/>
+      <w:lvlJc w:val="left"/>
+    </w:lvl>
+    <w:lvl w:ilvl="8" w:tplc="A59E08DE">
+      <w:numFmt w:val="decimal"/>
+      <w:lvlText w:val=""/>
+      <w:lvlJc w:val="left"/>
+    </w:lvl>
+  </w:abstractNum>
+  <w:abstractNum w:abstractNumId="5" w15:restartNumberingAfterBreak="0">
+    <w:nsid w:val="2F90718A"/>
+    <w:multiLevelType w:val="hybridMultilevel"/>
+    <w:tmpl w:val="3886C854"/>
+    <w:lvl w:ilvl="0" w:tplc="E0F8367C">
+      <w:start w:val="1"/>
+      <w:numFmt w:val="decimal"/>
+      <w:lvlText w:val="%1."/>
+      <w:lvlJc w:val="left"/>
+      <w:pPr>
+        <w:ind w:left="360" w:hanging="300"/>
+      </w:pPr>
+    </w:lvl>
+    <w:lvl w:ilvl="1" w:tplc="7C28981E" w:tentative="1">
+      <w:start w:val="1"/>
+      <w:numFmt w:val="lowerLetter"/>
+      <w:lvlText w:val="%2."/>
+      <w:lvlJc w:val="left"/>
+      <w:pPr>
+        <w:ind w:left="720" w:hanging="300"/>
+      </w:pPr>
+    </w:lvl>
+    <w:lvl w:ilvl="2" w:tplc="3D6A66B0">
+      <w:numFmt w:val="decimal"/>
+      <w:lvlText w:val=""/>
+      <w:lvlJc w:val="left"/>
+    </w:lvl>
+    <w:lvl w:ilvl="3" w:tplc="D2C09B40">
+      <w:numFmt w:val="decimal"/>
+      <w:lvlText w:val=""/>
+      <w:lvlJc w:val="left"/>
+    </w:lvl>
+    <w:lvl w:ilvl="4" w:tplc="799E018A">
+      <w:numFmt w:val="decimal"/>
+      <w:lvlText w:val=""/>
+      <w:lvlJc w:val="left"/>
+    </w:lvl>
+    <w:lvl w:ilvl="5" w:tplc="7B58770C">
+      <w:numFmt w:val="decimal"/>
+      <w:lvlText w:val=""/>
+      <w:lvlJc w:val="left"/>
+    </w:lvl>
+    <w:lvl w:ilvl="6" w:tplc="99F26E84">
+      <w:numFmt w:val="decimal"/>
+      <w:lvlText w:val=""/>
+      <w:lvlJc w:val="left"/>
+    </w:lvl>
+    <w:lvl w:ilvl="7" w:tplc="1AF21F82">
+      <w:numFmt w:val="decimal"/>
+      <w:lvlText w:val=""/>
+      <w:lvlJc w:val="left"/>
+    </w:lvl>
+    <w:lvl w:ilvl="8" w:tplc="206C4574">
+      <w:numFmt w:val="decimal"/>
+      <w:lvlText w:val=""/>
+      <w:lvlJc w:val="left"/>
+    </w:lvl>
+  </w:abstractNum>
+  <w:abstractNum w:abstractNumId="6" w15:restartNumberingAfterBreak="0">
+    <w:nsid w:val="47A258C3"/>
+    <w:multiLevelType w:val="hybridMultilevel"/>
+    <w:tmpl w:val="E9EA7568"/>
+    <w:lvl w:ilvl="0" w:tplc="AD948D20">
+      <w:start w:val="1"/>
+      <w:numFmt w:val="decimal"/>
+      <w:lvlText w:val="%1."/>
+      <w:lvlJc w:val="left"/>
+      <w:pPr>
+        <w:ind w:left="360" w:hanging="300"/>
+      </w:pPr>
+    </w:lvl>
+    <w:lvl w:ilvl="1" w:tplc="80CA5C48" w:tentative="1">
+      <w:start w:val="1"/>
+      <w:numFmt w:val="lowerLetter"/>
+      <w:lvlText w:val="%2."/>
+      <w:lvlJc w:val="left"/>
+      <w:pPr>
+        <w:ind w:left="720" w:hanging="300"/>
+      </w:pPr>
+    </w:lvl>
+    <w:lvl w:ilvl="2" w:tplc="C90699A6">
+      <w:numFmt w:val="decimal"/>
+      <w:lvlText w:val=""/>
+      <w:lvlJc w:val="left"/>
+    </w:lvl>
+    <w:lvl w:ilvl="3" w:tplc="E0162698">
+      <w:numFmt w:val="decimal"/>
+      <w:lvlText w:val=""/>
+      <w:lvlJc w:val="left"/>
+    </w:lvl>
+    <w:lvl w:ilvl="4" w:tplc="FFE6C5EC">
+      <w:numFmt w:val="decimal"/>
+      <w:lvlText w:val=""/>
+      <w:lvlJc w:val="left"/>
+    </w:lvl>
+    <w:lvl w:ilvl="5" w:tplc="99EEBBBA">
+      <w:numFmt w:val="decimal"/>
+      <w:lvlText w:val=""/>
+      <w:lvlJc w:val="left"/>
+    </w:lvl>
+    <w:lvl w:ilvl="6" w:tplc="435209E0">
+      <w:numFmt w:val="decimal"/>
+      <w:lvlText w:val=""/>
+      <w:lvlJc w:val="left"/>
+    </w:lvl>
+    <w:lvl w:ilvl="7" w:tplc="2FBA437A">
+      <w:numFmt w:val="decimal"/>
+      <w:lvlText w:val=""/>
+      <w:lvlJc w:val="left"/>
+    </w:lvl>
+    <w:lvl w:ilvl="8" w:tplc="144032B0">
+      <w:numFmt w:val="decimal"/>
+      <w:lvlText w:val=""/>
+      <w:lvlJc w:val="left"/>
+    </w:lvl>
+  </w:abstractNum>
+  <w:abstractNum w:abstractNumId="7" w15:restartNumberingAfterBreak="0">
+    <w:nsid w:val="4D0448E1"/>
+    <w:multiLevelType w:val="hybridMultilevel"/>
+    <w:tmpl w:val="61A08C74"/>
+    <w:lvl w:ilvl="0" w:tplc="C2801BE8">
+      <w:start w:val="1"/>
+      <w:numFmt w:val="bullet"/>
+      <w:lvlText w:val="•"/>
+      <w:lvlJc w:val="left"/>
+      <w:pPr>
+        <w:ind w:left="360" w:hanging="260"/>
+      </w:pPr>
+    </w:lvl>
+    <w:lvl w:ilvl="1" w:tplc="E1703D2A" w:tentative="1">
+      <w:start w:val="1"/>
+      <w:numFmt w:val="bullet"/>
+      <w:lvlText w:val="–"/>
+      <w:lvlJc w:val="left"/>
+      <w:pPr>
+        <w:ind w:left="720" w:hanging="260"/>
+      </w:pPr>
+    </w:lvl>
+    <w:lvl w:ilvl="2" w:tplc="CFC8D7CE">
+      <w:numFmt w:val="decimal"/>
+      <w:lvlText w:val=""/>
+      <w:lvlJc w:val="left"/>
+    </w:lvl>
+    <w:lvl w:ilvl="3" w:tplc="8B34D7DE">
+      <w:numFmt w:val="decimal"/>
+      <w:lvlText w:val=""/>
+      <w:lvlJc w:val="left"/>
+    </w:lvl>
+    <w:lvl w:ilvl="4" w:tplc="E6FC10FA">
+      <w:numFmt w:val="decimal"/>
+      <w:lvlText w:val=""/>
+      <w:lvlJc w:val="left"/>
+    </w:lvl>
+    <w:lvl w:ilvl="5" w:tplc="90162944">
+      <w:numFmt w:val="decimal"/>
+      <w:lvlText w:val=""/>
+      <w:lvlJc w:val="left"/>
+    </w:lvl>
+    <w:lvl w:ilvl="6" w:tplc="880CC894">
+      <w:numFmt w:val="decimal"/>
+      <w:lvlText w:val=""/>
+      <w:lvlJc w:val="left"/>
+    </w:lvl>
+    <w:lvl w:ilvl="7" w:tplc="5FEC65F4">
+      <w:numFmt w:val="decimal"/>
+      <w:lvlText w:val=""/>
+      <w:lvlJc w:val="left"/>
+    </w:lvl>
+    <w:lvl w:ilvl="8" w:tplc="DF427D52">
+      <w:numFmt w:val="decimal"/>
+      <w:lvlText w:val=""/>
+      <w:lvlJc w:val="left"/>
+    </w:lvl>
+  </w:abstractNum>
+  <w:num w:numId="1" w16cid:durableId="1616979419">
+    <w:abstractNumId w:val="0"/>
+    <w:lvlOverride w:ilvl="0">
+      <w:startOverride w:val="1"/>
+    </w:lvlOverride>
+  </w:num>
+  <w:num w:numId="2" w16cid:durableId="882909548">
+    <w:abstractNumId w:val="7"/>
+    <w:lvlOverride w:ilvl="0">
+      <w:startOverride w:val="1"/>
+    </w:lvlOverride>
+  </w:num>
+  <w:num w:numId="3" w16cid:durableId="1274898718">
+    <w:abstractNumId w:val="2"/>
+    <w:lvlOverride w:ilvl="0">
+      <w:startOverride w:val="1"/>
+    </w:lvlOverride>
+  </w:num>
+  <w:num w:numId="4" w16cid:durableId="161118671">
+    <w:abstractNumId w:val="5"/>
+    <w:lvlOverride w:ilvl="0">
+      <w:startOverride w:val="1"/>
+    </w:lvlOverride>
+  </w:num>
+  <w:num w:numId="5" w16cid:durableId="1059480433">
+    <w:abstractNumId w:val="3"/>
+    <w:lvlOverride w:ilvl="0">
+      <w:startOverride w:val="1"/>
+    </w:lvlOverride>
+  </w:num>
+  <w:num w:numId="6" w16cid:durableId="1981761642">
+    <w:abstractNumId w:val="4"/>
+    <w:lvlOverride w:ilvl="0">
+      <w:startOverride w:val="1"/>
+    </w:lvlOverride>
+  </w:num>
+  <w:num w:numId="7" w16cid:durableId="1173909275">
     <w:abstractNumId w:val="6"/>
     <w:lvlOverride w:ilvl="0">
       <w:startOverride w:val="1"/>
     </w:lvlOverride>
   </w:num>
-  <w:num w:numId="2" w16cid:durableId="78598065">
-    <w:abstractNumId w:val="0"/>
-    <w:lvlOverride w:ilvl="0">
-      <w:startOverride w:val="1"/>
-    </w:lvlOverride>
-  </w:num>
-  <w:num w:numId="3" w16cid:durableId="695347915">
+  <w:num w:numId="8" w16cid:durableId="1993440706">
     <w:abstractNumId w:val="1"/>
-    <w:lvlOverride w:ilvl="0">
-      <w:startOverride w:val="1"/>
-    </w:lvlOverride>
-  </w:num>
-  <w:num w:numId="4" w16cid:durableId="914826088">
-    <w:abstractNumId w:val="7"/>
-    <w:lvlOverride w:ilvl="0">
-      <w:startOverride w:val="1"/>
-    </w:lvlOverride>
-  </w:num>
-  <w:num w:numId="5" w16cid:durableId="795219934">
-    <w:abstractNumId w:val="3"/>
-    <w:lvlOverride w:ilvl="0">
-      <w:startOverride w:val="1"/>
-    </w:lvlOverride>
-  </w:num>
-  <w:num w:numId="6" w16cid:durableId="871848779">
-    <w:abstractNumId w:val="5"/>
-    <w:lvlOverride w:ilvl="0">
-      <w:startOverride w:val="1"/>
-    </w:lvlOverride>
-  </w:num>
-  <w:num w:numId="7" w16cid:durableId="2036997228">
-    <w:abstractNumId w:val="4"/>
-    <w:lvlOverride w:ilvl="0">
-      <w:startOverride w:val="1"/>
-    </w:lvlOverride>
-  </w:num>
-  <w:num w:numId="8" w16cid:durableId="1111239308">
-    <w:abstractNumId w:val="2"/>
     <w:lvlOverride w:ilvl="0">
       <w:startOverride w:val="1"/>
     </w:lvlOverride>
@@ -20595,7 +20595,7 @@
     <w:autoRedefine/>
     <w:uiPriority w:val="39"/>
     <w:unhideWhenUsed/>
-    <w:rsid w:val="00CF0F1F"/>
+    <w:rsid w:val="00C4364D"/>
     <w:pPr>
       <w:spacing w:after="100"/>
     </w:pPr>
@@ -20607,7 +20607,7 @@
     <w:autoRedefine/>
     <w:uiPriority w:val="39"/>
     <w:unhideWhenUsed/>
-    <w:rsid w:val="00CF0F1F"/>
+    <w:rsid w:val="00C4364D"/>
     <w:pPr>
       <w:spacing w:after="100"/>
       <w:ind w:left="210"/>

--- a/discoverer-neo/docs/user-guide/manual/Discoverer-Neo-USER-Guide-Full-fr-FR.docx
+++ b/discoverer-neo/docs/user-guide/manual/Discoverer-Neo-USER-Guide-Full-fr-FR.docx
@@ -54,7 +54,7 @@
           <w:sz w:val="22"/>
           <w:szCs w:val="22"/>
         </w:rPr>
-        <w:t>Version 2.1.0</w:t>
+        <w:t>Version 2.1.1</w:t>
       </w:r>
     </w:p>
     <w:p>
@@ -74,7 +74,7 @@
     <w:sdt>
       <w:sdtPr>
         <w:alias w:val="Sommaire"/>
-        <w:id w:val="853694840"/>
+        <w:id w:val="1205836906"/>
       </w:sdtPr>
       <w:sdtEndPr/>
       <w:sdtContent>
@@ -102,7 +102,7 @@
           <w:r>
             <w:fldChar w:fldCharType="separate"/>
           </w:r>
-          <w:hyperlink w:anchor="_Toc241745746" w:history="1">
+          <w:hyperlink w:anchor="_Toc241748586" w:history="1">
             <w:r>
               <w:rPr>
                 <w:rStyle w:val="Hiperligao"/>
@@ -126,7 +126,7 @@
               <w:rPr>
                 <w:noProof/>
               </w:rPr>
-              <w:instrText xml:space="preserve"> PAGEREF _Toc241745746 \h </w:instrText>
+              <w:instrText xml:space="preserve"> PAGEREF _Toc241748586 \h </w:instrText>
             </w:r>
             <w:r>
               <w:rPr>
@@ -168,7 +168,7 @@
               <w14:ligatures w14:val="standardContextual"/>
             </w:rPr>
           </w:pPr>
-          <w:hyperlink w:anchor="_Toc241745747" w:history="1">
+          <w:hyperlink w:anchor="_Toc241748587" w:history="1">
             <w:r>
               <w:rPr>
                 <w:rStyle w:val="Hiperligao"/>
@@ -192,7 +192,7 @@
               <w:rPr>
                 <w:noProof/>
               </w:rPr>
-              <w:instrText xml:space="preserve"> PAGEREF _Toc241745747 \h </w:instrText>
+              <w:instrText xml:space="preserve"> PAGEREF _Toc241748587 \h </w:instrText>
             </w:r>
             <w:r>
               <w:rPr>
@@ -234,7 +234,7 @@
               <w14:ligatures w14:val="standardContextual"/>
             </w:rPr>
           </w:pPr>
-          <w:hyperlink w:anchor="_Toc241745748" w:history="1">
+          <w:hyperlink w:anchor="_Toc241748588" w:history="1">
             <w:r>
               <w:rPr>
                 <w:rStyle w:val="Hiperligao"/>
@@ -258,7 +258,7 @@
               <w:rPr>
                 <w:noProof/>
               </w:rPr>
-              <w:instrText xml:space="preserve"> PAGEREF _Toc241745748 \h </w:instrText>
+              <w:instrText xml:space="preserve"> PAGEREF _Toc241748588 \h </w:instrText>
             </w:r>
             <w:r>
               <w:rPr>
@@ -300,7 +300,7 @@
               <w14:ligatures w14:val="standardContextual"/>
             </w:rPr>
           </w:pPr>
-          <w:hyperlink w:anchor="_Toc241745749" w:history="1">
+          <w:hyperlink w:anchor="_Toc241748589" w:history="1">
             <w:r>
               <w:rPr>
                 <w:rStyle w:val="Hiperligao"/>
@@ -324,7 +324,7 @@
               <w:rPr>
                 <w:noProof/>
               </w:rPr>
-              <w:instrText xml:space="preserve"> PAGEREF _Toc241745749 \h </w:instrText>
+              <w:instrText xml:space="preserve"> PAGEREF _Toc241748589 \h </w:instrText>
             </w:r>
             <w:r>
               <w:rPr>
@@ -366,7 +366,7 @@
               <w14:ligatures w14:val="standardContextual"/>
             </w:rPr>
           </w:pPr>
-          <w:hyperlink w:anchor="_Toc241745750" w:history="1">
+          <w:hyperlink w:anchor="_Toc241748590" w:history="1">
             <w:r>
               <w:rPr>
                 <w:rStyle w:val="Hiperligao"/>
@@ -390,7 +390,7 @@
               <w:rPr>
                 <w:noProof/>
               </w:rPr>
-              <w:instrText xml:space="preserve"> PAGEREF _Toc241745750 \h </w:instrText>
+              <w:instrText xml:space="preserve"> PAGEREF _Toc241748590 \h </w:instrText>
             </w:r>
             <w:r>
               <w:rPr>
@@ -432,7 +432,7 @@
               <w14:ligatures w14:val="standardContextual"/>
             </w:rPr>
           </w:pPr>
-          <w:hyperlink w:anchor="_Toc241745751" w:history="1">
+          <w:hyperlink w:anchor="_Toc241748591" w:history="1">
             <w:r>
               <w:rPr>
                 <w:rStyle w:val="Hiperligao"/>
@@ -456,7 +456,7 @@
               <w:rPr>
                 <w:noProof/>
               </w:rPr>
-              <w:instrText xml:space="preserve"> PAGEREF _Toc241745751 \h </w:instrText>
+              <w:instrText xml:space="preserve"> PAGEREF _Toc241748591 \h </w:instrText>
             </w:r>
             <w:r>
               <w:rPr>
@@ -498,7 +498,7 @@
               <w14:ligatures w14:val="standardContextual"/>
             </w:rPr>
           </w:pPr>
-          <w:hyperlink w:anchor="_Toc241745752" w:history="1">
+          <w:hyperlink w:anchor="_Toc241748592" w:history="1">
             <w:r>
               <w:rPr>
                 <w:rStyle w:val="Hiperligao"/>
@@ -522,7 +522,7 @@
               <w:rPr>
                 <w:noProof/>
               </w:rPr>
-              <w:instrText xml:space="preserve"> PAGEREF _Toc241745752 \h </w:instrText>
+              <w:instrText xml:space="preserve"> PAGEREF _Toc241748592 \h </w:instrText>
             </w:r>
             <w:r>
               <w:rPr>
@@ -564,7 +564,7 @@
               <w14:ligatures w14:val="standardContextual"/>
             </w:rPr>
           </w:pPr>
-          <w:hyperlink w:anchor="_Toc241745753" w:history="1">
+          <w:hyperlink w:anchor="_Toc241748593" w:history="1">
             <w:r>
               <w:rPr>
                 <w:rStyle w:val="Hiperligao"/>
@@ -588,7 +588,7 @@
               <w:rPr>
                 <w:noProof/>
               </w:rPr>
-              <w:instrText xml:space="preserve"> PAGEREF _Toc241745753 \h </w:instrText>
+              <w:instrText xml:space="preserve"> PAGEREF _Toc241748593 \h </w:instrText>
             </w:r>
             <w:r>
               <w:rPr>
@@ -630,7 +630,7 @@
               <w14:ligatures w14:val="standardContextual"/>
             </w:rPr>
           </w:pPr>
-          <w:hyperlink w:anchor="_Toc241745754" w:history="1">
+          <w:hyperlink w:anchor="_Toc241748594" w:history="1">
             <w:r>
               <w:rPr>
                 <w:rStyle w:val="Hiperligao"/>
@@ -654,7 +654,7 @@
               <w:rPr>
                 <w:noProof/>
               </w:rPr>
-              <w:instrText xml:space="preserve"> PAGEREF _Toc241745754 \h </w:instrText>
+              <w:instrText xml:space="preserve"> PAGEREF _Toc241748594 \h </w:instrText>
             </w:r>
             <w:r>
               <w:rPr>
@@ -696,7 +696,7 @@
               <w14:ligatures w14:val="standardContextual"/>
             </w:rPr>
           </w:pPr>
-          <w:hyperlink w:anchor="_Toc241745755" w:history="1">
+          <w:hyperlink w:anchor="_Toc241748595" w:history="1">
             <w:r>
               <w:rPr>
                 <w:rStyle w:val="Hiperligao"/>
@@ -720,7 +720,7 @@
               <w:rPr>
                 <w:noProof/>
               </w:rPr>
-              <w:instrText xml:space="preserve"> PAGEREF _Toc241745755 \h </w:instrText>
+              <w:instrText xml:space="preserve"> PAGEREF _Toc241748595 \h </w:instrText>
             </w:r>
             <w:r>
               <w:rPr>
@@ -762,7 +762,7 @@
               <w14:ligatures w14:val="standardContextual"/>
             </w:rPr>
           </w:pPr>
-          <w:hyperlink w:anchor="_Toc241745756" w:history="1">
+          <w:hyperlink w:anchor="_Toc241748596" w:history="1">
             <w:r>
               <w:rPr>
                 <w:rStyle w:val="Hiperligao"/>
@@ -786,7 +786,7 @@
               <w:rPr>
                 <w:noProof/>
               </w:rPr>
-              <w:instrText xml:space="preserve"> PAGEREF _Toc241745756 \h </w:instrText>
+              <w:instrText xml:space="preserve"> PAGEREF _Toc241748596 \h </w:instrText>
             </w:r>
             <w:r>
               <w:rPr>
@@ -828,7 +828,7 @@
               <w14:ligatures w14:val="standardContextual"/>
             </w:rPr>
           </w:pPr>
-          <w:hyperlink w:anchor="_Toc241745757" w:history="1">
+          <w:hyperlink w:anchor="_Toc241748597" w:history="1">
             <w:r>
               <w:rPr>
                 <w:rStyle w:val="Hiperligao"/>
@@ -852,7 +852,7 @@
               <w:rPr>
                 <w:noProof/>
               </w:rPr>
-              <w:instrText xml:space="preserve"> PAGEREF _Toc241745757 \h </w:instrText>
+              <w:instrText xml:space="preserve"> PAGEREF _Toc241748597 \h </w:instrText>
             </w:r>
             <w:r>
               <w:rPr>
@@ -894,7 +894,7 @@
               <w14:ligatures w14:val="standardContextual"/>
             </w:rPr>
           </w:pPr>
-          <w:hyperlink w:anchor="_Toc241745758" w:history="1">
+          <w:hyperlink w:anchor="_Toc241748598" w:history="1">
             <w:r>
               <w:rPr>
                 <w:rStyle w:val="Hiperligao"/>
@@ -918,7 +918,7 @@
               <w:rPr>
                 <w:noProof/>
               </w:rPr>
-              <w:instrText xml:space="preserve"> PAGEREF _Toc241745758 \h </w:instrText>
+              <w:instrText xml:space="preserve"> PAGEREF _Toc241748598 \h </w:instrText>
             </w:r>
             <w:r>
               <w:rPr>
@@ -960,7 +960,7 @@
               <w14:ligatures w14:val="standardContextual"/>
             </w:rPr>
           </w:pPr>
-          <w:hyperlink w:anchor="_Toc241745759" w:history="1">
+          <w:hyperlink w:anchor="_Toc241748599" w:history="1">
             <w:r>
               <w:rPr>
                 <w:rStyle w:val="Hiperligao"/>
@@ -984,7 +984,7 @@
               <w:rPr>
                 <w:noProof/>
               </w:rPr>
-              <w:instrText xml:space="preserve"> PAGEREF _Toc241745759 \h </w:instrText>
+              <w:instrText xml:space="preserve"> PAGEREF _Toc241748599 \h </w:instrText>
             </w:r>
             <w:r>
               <w:rPr>
@@ -1026,7 +1026,7 @@
               <w14:ligatures w14:val="standardContextual"/>
             </w:rPr>
           </w:pPr>
-          <w:hyperlink w:anchor="_Toc241745760" w:history="1">
+          <w:hyperlink w:anchor="_Toc241748600" w:history="1">
             <w:r>
               <w:rPr>
                 <w:rStyle w:val="Hiperligao"/>
@@ -1050,7 +1050,7 @@
               <w:rPr>
                 <w:noProof/>
               </w:rPr>
-              <w:instrText xml:space="preserve"> PAGEREF _Toc241745760 \h </w:instrText>
+              <w:instrText xml:space="preserve"> PAGEREF _Toc241748600 \h </w:instrText>
             </w:r>
             <w:r>
               <w:rPr>
@@ -1092,7 +1092,7 @@
               <w14:ligatures w14:val="standardContextual"/>
             </w:rPr>
           </w:pPr>
-          <w:hyperlink w:anchor="_Toc241745761" w:history="1">
+          <w:hyperlink w:anchor="_Toc241748601" w:history="1">
             <w:r>
               <w:rPr>
                 <w:rStyle w:val="Hiperligao"/>
@@ -1116,7 +1116,7 @@
               <w:rPr>
                 <w:noProof/>
               </w:rPr>
-              <w:instrText xml:space="preserve"> PAGEREF _Toc241745761 \h </w:instrText>
+              <w:instrText xml:space="preserve"> PAGEREF _Toc241748601 \h </w:instrText>
             </w:r>
             <w:r>
               <w:rPr>
@@ -1158,7 +1158,7 @@
               <w14:ligatures w14:val="standardContextual"/>
             </w:rPr>
           </w:pPr>
-          <w:hyperlink w:anchor="_Toc241745762" w:history="1">
+          <w:hyperlink w:anchor="_Toc241748602" w:history="1">
             <w:r>
               <w:rPr>
                 <w:rStyle w:val="Hiperligao"/>
@@ -1182,7 +1182,7 @@
               <w:rPr>
                 <w:noProof/>
               </w:rPr>
-              <w:instrText xml:space="preserve"> PAGEREF _Toc241745762 \h </w:instrText>
+              <w:instrText xml:space="preserve"> PAGEREF _Toc241748602 \h </w:instrText>
             </w:r>
             <w:r>
               <w:rPr>
@@ -1224,7 +1224,7 @@
               <w14:ligatures w14:val="standardContextual"/>
             </w:rPr>
           </w:pPr>
-          <w:hyperlink w:anchor="_Toc241745763" w:history="1">
+          <w:hyperlink w:anchor="_Toc241748603" w:history="1">
             <w:r>
               <w:rPr>
                 <w:rStyle w:val="Hiperligao"/>
@@ -1248,7 +1248,7 @@
               <w:rPr>
                 <w:noProof/>
               </w:rPr>
-              <w:instrText xml:space="preserve"> PAGEREF _Toc241745763 \h </w:instrText>
+              <w:instrText xml:space="preserve"> PAGEREF _Toc241748603 \h </w:instrText>
             </w:r>
             <w:r>
               <w:rPr>
@@ -1290,7 +1290,7 @@
               <w14:ligatures w14:val="standardContextual"/>
             </w:rPr>
           </w:pPr>
-          <w:hyperlink w:anchor="_Toc241745764" w:history="1">
+          <w:hyperlink w:anchor="_Toc241748604" w:history="1">
             <w:r>
               <w:rPr>
                 <w:rStyle w:val="Hiperligao"/>
@@ -1314,7 +1314,7 @@
               <w:rPr>
                 <w:noProof/>
               </w:rPr>
-              <w:instrText xml:space="preserve"> PAGEREF _Toc241745764 \h </w:instrText>
+              <w:instrText xml:space="preserve"> PAGEREF _Toc241748604 \h </w:instrText>
             </w:r>
             <w:r>
               <w:rPr>
@@ -1356,7 +1356,7 @@
               <w14:ligatures w14:val="standardContextual"/>
             </w:rPr>
           </w:pPr>
-          <w:hyperlink w:anchor="_Toc241745765" w:history="1">
+          <w:hyperlink w:anchor="_Toc241748605" w:history="1">
             <w:r>
               <w:rPr>
                 <w:rStyle w:val="Hiperligao"/>
@@ -1380,7 +1380,7 @@
               <w:rPr>
                 <w:noProof/>
               </w:rPr>
-              <w:instrText xml:space="preserve"> PAGEREF _Toc241745765 \h </w:instrText>
+              <w:instrText xml:space="preserve"> PAGEREF _Toc241748605 \h </w:instrText>
             </w:r>
             <w:r>
               <w:rPr>
@@ -1422,7 +1422,7 @@
               <w14:ligatures w14:val="standardContextual"/>
             </w:rPr>
           </w:pPr>
-          <w:hyperlink w:anchor="_Toc241745766" w:history="1">
+          <w:hyperlink w:anchor="_Toc241748606" w:history="1">
             <w:r>
               <w:rPr>
                 <w:rStyle w:val="Hiperligao"/>
@@ -1446,7 +1446,7 @@
               <w:rPr>
                 <w:noProof/>
               </w:rPr>
-              <w:instrText xml:space="preserve"> PAGEREF _Toc241745766 \h </w:instrText>
+              <w:instrText xml:space="preserve"> PAGEREF _Toc241748606 \h </w:instrText>
             </w:r>
             <w:r>
               <w:rPr>
@@ -1488,7 +1488,7 @@
               <w14:ligatures w14:val="standardContextual"/>
             </w:rPr>
           </w:pPr>
-          <w:hyperlink w:anchor="_Toc241745767" w:history="1">
+          <w:hyperlink w:anchor="_Toc241748607" w:history="1">
             <w:r>
               <w:rPr>
                 <w:rStyle w:val="Hiperligao"/>
@@ -1512,7 +1512,7 @@
               <w:rPr>
                 <w:noProof/>
               </w:rPr>
-              <w:instrText xml:space="preserve"> PAGEREF _Toc241745767 \h </w:instrText>
+              <w:instrText xml:space="preserve"> PAGEREF _Toc241748607 \h </w:instrText>
             </w:r>
             <w:r>
               <w:rPr>
@@ -1554,7 +1554,7 @@
               <w14:ligatures w14:val="standardContextual"/>
             </w:rPr>
           </w:pPr>
-          <w:hyperlink w:anchor="_Toc241745768" w:history="1">
+          <w:hyperlink w:anchor="_Toc241748608" w:history="1">
             <w:r>
               <w:rPr>
                 <w:rStyle w:val="Hiperligao"/>
@@ -1578,7 +1578,7 @@
               <w:rPr>
                 <w:noProof/>
               </w:rPr>
-              <w:instrText xml:space="preserve"> PAGEREF _Toc241745768 \h </w:instrText>
+              <w:instrText xml:space="preserve"> PAGEREF _Toc241748608 \h </w:instrText>
             </w:r>
             <w:r>
               <w:rPr>
@@ -1620,7 +1620,7 @@
               <w14:ligatures w14:val="standardContextual"/>
             </w:rPr>
           </w:pPr>
-          <w:hyperlink w:anchor="_Toc241745769" w:history="1">
+          <w:hyperlink w:anchor="_Toc241748609" w:history="1">
             <w:r>
               <w:rPr>
                 <w:rStyle w:val="Hiperligao"/>
@@ -1644,7 +1644,7 @@
               <w:rPr>
                 <w:noProof/>
               </w:rPr>
-              <w:instrText xml:space="preserve"> PAGEREF _Toc241745769 \h </w:instrText>
+              <w:instrText xml:space="preserve"> PAGEREF _Toc241748609 \h </w:instrText>
             </w:r>
             <w:r>
               <w:rPr>
@@ -1686,7 +1686,7 @@
               <w14:ligatures w14:val="standardContextual"/>
             </w:rPr>
           </w:pPr>
-          <w:hyperlink w:anchor="_Toc241745770" w:history="1">
+          <w:hyperlink w:anchor="_Toc241748610" w:history="1">
             <w:r>
               <w:rPr>
                 <w:rStyle w:val="Hiperligao"/>
@@ -1710,7 +1710,7 @@
               <w:rPr>
                 <w:noProof/>
               </w:rPr>
-              <w:instrText xml:space="preserve"> PAGEREF _Toc241745770 \h </w:instrText>
+              <w:instrText xml:space="preserve"> PAGEREF _Toc241748610 \h </w:instrText>
             </w:r>
             <w:r>
               <w:rPr>
@@ -1752,7 +1752,7 @@
               <w14:ligatures w14:val="standardContextual"/>
             </w:rPr>
           </w:pPr>
-          <w:hyperlink w:anchor="_Toc241745771" w:history="1">
+          <w:hyperlink w:anchor="_Toc241748611" w:history="1">
             <w:r>
               <w:rPr>
                 <w:rStyle w:val="Hiperligao"/>
@@ -1776,7 +1776,7 @@
               <w:rPr>
                 <w:noProof/>
               </w:rPr>
-              <w:instrText xml:space="preserve"> PAGEREF _Toc241745771 \h </w:instrText>
+              <w:instrText xml:space="preserve"> PAGEREF _Toc241748611 \h </w:instrText>
             </w:r>
             <w:r>
               <w:rPr>
@@ -1818,7 +1818,7 @@
               <w14:ligatures w14:val="standardContextual"/>
             </w:rPr>
           </w:pPr>
-          <w:hyperlink w:anchor="_Toc241745772" w:history="1">
+          <w:hyperlink w:anchor="_Toc241748612" w:history="1">
             <w:r>
               <w:rPr>
                 <w:rStyle w:val="Hiperligao"/>
@@ -1842,7 +1842,7 @@
               <w:rPr>
                 <w:noProof/>
               </w:rPr>
-              <w:instrText xml:space="preserve"> PAGEREF _Toc241745772 \h </w:instrText>
+              <w:instrText xml:space="preserve"> PAGEREF _Toc241748612 \h </w:instrText>
             </w:r>
             <w:r>
               <w:rPr>
@@ -1884,7 +1884,7 @@
               <w14:ligatures w14:val="standardContextual"/>
             </w:rPr>
           </w:pPr>
-          <w:hyperlink w:anchor="_Toc241745773" w:history="1">
+          <w:hyperlink w:anchor="_Toc241748613" w:history="1">
             <w:r>
               <w:rPr>
                 <w:rStyle w:val="Hiperligao"/>
@@ -1908,7 +1908,7 @@
               <w:rPr>
                 <w:noProof/>
               </w:rPr>
-              <w:instrText xml:space="preserve"> PAGEREF _Toc241745773 \h </w:instrText>
+              <w:instrText xml:space="preserve"> PAGEREF _Toc241748613 \h </w:instrText>
             </w:r>
             <w:r>
               <w:rPr>
@@ -1950,7 +1950,7 @@
               <w14:ligatures w14:val="standardContextual"/>
             </w:rPr>
           </w:pPr>
-          <w:hyperlink w:anchor="_Toc241745774" w:history="1">
+          <w:hyperlink w:anchor="_Toc241748614" w:history="1">
             <w:r>
               <w:rPr>
                 <w:rStyle w:val="Hiperligao"/>
@@ -1974,7 +1974,7 @@
               <w:rPr>
                 <w:noProof/>
               </w:rPr>
-              <w:instrText xml:space="preserve"> PAGEREF _Toc241745774 \h </w:instrText>
+              <w:instrText xml:space="preserve"> PAGEREF _Toc241748614 \h </w:instrText>
             </w:r>
             <w:r>
               <w:rPr>
@@ -2016,7 +2016,7 @@
               <w14:ligatures w14:val="standardContextual"/>
             </w:rPr>
           </w:pPr>
-          <w:hyperlink w:anchor="_Toc241745775" w:history="1">
+          <w:hyperlink w:anchor="_Toc241748615" w:history="1">
             <w:r>
               <w:rPr>
                 <w:rStyle w:val="Hiperligao"/>
@@ -2040,7 +2040,7 @@
               <w:rPr>
                 <w:noProof/>
               </w:rPr>
-              <w:instrText xml:space="preserve"> PAGEREF _Toc241745775 \h </w:instrText>
+              <w:instrText xml:space="preserve"> PAGEREF _Toc241748615 \h </w:instrText>
             </w:r>
             <w:r>
               <w:rPr>
@@ -2088,7 +2088,7 @@
       <w:pPr>
         <w:pStyle w:val="Ttulo1"/>
       </w:pPr>
-      <w:bookmarkStart w:id="0" w:name="_Toc241745746"/>
+      <w:bookmarkStart w:id="0" w:name="_Toc241748586"/>
       <w:r>
         <w:lastRenderedPageBreak/>
         <w:t>Votre rôle en un coup d'œil</w:t>
@@ -2836,7 +2836,7 @@
       <w:pPr>
         <w:pStyle w:val="Ttulo2"/>
       </w:pPr>
-      <w:bookmarkStart w:id="1" w:name="_Toc241745747"/>
+      <w:bookmarkStart w:id="1" w:name="_Toc241748587"/>
       <w:r>
         <w:t>D'où viennent vos accès</w:t>
       </w:r>
@@ -3890,7 +3890,7 @@
       <w:pPr>
         <w:pStyle w:val="Ttulo2"/>
       </w:pPr>
-      <w:bookmarkStart w:id="2" w:name="_Toc241745748"/>
+      <w:bookmarkStart w:id="2" w:name="_Toc241748588"/>
       <w:r>
         <w:t>Se connecter, changer de mot de passe, se déconnecter</w:t>
       </w:r>
@@ -4005,7 +4005,7 @@
         </w:rPr>
         <w:lastRenderedPageBreak/>
         <w:drawing>
-          <wp:inline distT="0" distB="0" distL="0" distR="0" wp14:anchorId="5492659B" wp14:editId="0F50D8EF">
+          <wp:inline distT="0" distB="0" distL="0" distR="0" wp14:anchorId="5ADA3564" wp14:editId="003F111A">
             <wp:extent cx="5715000" cy="3571875"/>
             <wp:effectExtent l="0" t="0" r="0" b="0"/>
             <wp:docPr id="332" name="01-login.png" descr="La page de connexion avec E-mail, Mot de passe, Rester connecté et le bouton Se connecter." title="La page de connexion avec E-mail, Mot de passe, Rester connecté et le bouton Se connecter."/>
@@ -4439,7 +4439,7 @@
         <w:pStyle w:val="Ttulo1"/>
         <w:pageBreakBefore/>
       </w:pPr>
-      <w:bookmarkStart w:id="3" w:name="_Toc241745749"/>
+      <w:bookmarkStart w:id="3" w:name="_Toc241748589"/>
       <w:r>
         <w:lastRenderedPageBreak/>
         <w:t>Tableau de bord</w:t>
@@ -4472,7 +4472,7 @@
           <w:noProof/>
         </w:rPr>
         <w:drawing>
-          <wp:inline distT="0" distB="0" distL="0" distR="0" wp14:anchorId="2B9EF256" wp14:editId="0BC398D9">
+          <wp:inline distT="0" distB="0" distL="0" distR="0" wp14:anchorId="0E7FC8C6" wp14:editId="5745FB7E">
             <wp:extent cx="5715000" cy="3571875"/>
             <wp:effectExtent l="0" t="0" r="0" b="0"/>
             <wp:docPr id="333" name="45-dashboard.png" descr="Le tableau de bord avec les cartes de synthèse et la liste Cartes récentes." title="Le tableau de bord avec les cartes de synthèse et la liste Cartes récentes."/>
@@ -5047,7 +5047,7 @@
         <w:pStyle w:val="Ttulo1"/>
         <w:pageBreakBefore/>
       </w:pPr>
-      <w:bookmarkStart w:id="4" w:name="_Toc241745750"/>
+      <w:bookmarkStart w:id="4" w:name="_Toc241748590"/>
       <w:r>
         <w:lastRenderedPageBreak/>
         <w:t>Cartes</w:t>
@@ -5080,7 +5080,7 @@
           <w:noProof/>
         </w:rPr>
         <w:drawing>
-          <wp:inline distT="0" distB="0" distL="0" distR="0" wp14:anchorId="69CB7ADF" wp14:editId="3E35A623">
+          <wp:inline distT="0" distB="0" distL="0" distR="0" wp14:anchorId="32CDF562" wp14:editId="224B9023">
             <wp:extent cx="5715000" cy="3429000"/>
             <wp:effectExtent l="0" t="0" r="0" b="0"/>
             <wp:docPr id="334" name="03-maps-mine.png" descr="La liste Cartes, onglet Mes cartes, affichant les icônes d'action sur la ligne de la carte." title="La liste Cartes, onglet Mes cartes, affichant les icônes d'action sur la ligne de la carte."/>
@@ -5132,7 +5132,7 @@
       <w:pPr>
         <w:pStyle w:val="Ttulo2"/>
       </w:pPr>
-      <w:bookmarkStart w:id="5" w:name="_Toc241745751"/>
+      <w:bookmarkStart w:id="5" w:name="_Toc241748591"/>
       <w:r>
         <w:t>Onglets, recherche et filtres</w:t>
       </w:r>
@@ -5883,7 +5883,7 @@
       <w:pPr>
         <w:pStyle w:val="Ttulo2"/>
       </w:pPr>
-      <w:bookmarkStart w:id="6" w:name="_Toc241745752"/>
+      <w:bookmarkStart w:id="6" w:name="_Toc241748592"/>
       <w:r>
         <w:lastRenderedPageBreak/>
         <w:t>Actions de ligne</w:t>
@@ -6620,7 +6620,7 @@
       <w:pPr>
         <w:pStyle w:val="Ttulo2"/>
       </w:pPr>
-      <w:bookmarkStart w:id="7" w:name="_Toc241745753"/>
+      <w:bookmarkStart w:id="7" w:name="_Toc241748593"/>
       <w:r>
         <w:t>Classeurs</w:t>
       </w:r>
@@ -7106,7 +7106,7 @@
           <w:noProof/>
         </w:rPr>
         <w:drawing>
-          <wp:inline distT="0" distB="0" distL="0" distR="0" wp14:anchorId="2B33607C" wp14:editId="6D0951BB">
+          <wp:inline distT="0" distB="0" distL="0" distR="0" wp14:anchorId="47E558E5" wp14:editId="44901C49">
             <wp:extent cx="2905125" cy="1676400"/>
             <wp:effectExtent l="0" t="0" r="0" b="0"/>
             <wp:docPr id="335" name="02-workbook-copy-dialog.png" descr="La boîte de dialogue Copier le classeur avec le champ du nom du nouveau classeur." title="La boîte de dialogue Copier le classeur avec le champ du nom du nouveau classeur."/>
@@ -7173,7 +7173,7 @@
       <w:pPr>
         <w:pStyle w:val="Ttulo2"/>
       </w:pPr>
-      <w:bookmarkStart w:id="8" w:name="_Toc241745754"/>
+      <w:bookmarkStart w:id="8" w:name="_Toc241748594"/>
       <w:r>
         <w:t>Copier une carte</w:t>
       </w:r>
@@ -7255,7 +7255,7 @@
       <w:pPr>
         <w:pStyle w:val="Ttulo2"/>
       </w:pPr>
-      <w:bookmarkStart w:id="9" w:name="_Toc241745755"/>
+      <w:bookmarkStart w:id="9" w:name="_Toc241748595"/>
       <w:r>
         <w:t>Partager une carte qui vous appartient</w:t>
       </w:r>
@@ -7339,7 +7339,7 @@
           <w:noProof/>
         </w:rPr>
         <w:drawing>
-          <wp:inline distT="0" distB="0" distL="0" distR="0" wp14:anchorId="1991673A" wp14:editId="7A31CBF2">
+          <wp:inline distT="0" distB="0" distL="0" distR="0" wp14:anchorId="679A0737" wp14:editId="1B13BBFF">
             <wp:extent cx="3743325" cy="1714500"/>
             <wp:effectExtent l="0" t="0" r="0" b="0"/>
             <wp:docPr id="336" name="29-share-dialog-search.png" descr="La boîte de dialogue Partager la carte avec une personne correspondante et les boutons Peut consulter, Peut exporter et Peut modifier." title="La boîte de dialogue Partager la carte avec une personne correspondante et les boutons Peut consulter, Peut exporter et Peut modifier."/>
@@ -7773,7 +7773,7 @@
         <w:pStyle w:val="Ttulo1"/>
         <w:pageBreakBefore/>
       </w:pPr>
-      <w:bookmarkStart w:id="10" w:name="_Toc241745756"/>
+      <w:bookmarkStart w:id="10" w:name="_Toc241748596"/>
       <w:r>
         <w:lastRenderedPageBreak/>
         <w:t>La visionneuse de cartes</w:t>
@@ -7796,7 +7796,7 @@
           <w:noProof/>
         </w:rPr>
         <w:drawing>
-          <wp:inline distT="0" distB="0" distL="0" distR="0" wp14:anchorId="636A05BD" wp14:editId="756B0331">
+          <wp:inline distT="0" distB="0" distL="0" distR="0" wp14:anchorId="5F1FF881" wp14:editId="688D6904">
             <wp:extent cx="5715000" cy="3571875"/>
             <wp:effectExtent l="0" t="0" r="0" b="0"/>
             <wp:docPr id="337" name="25-viewer-results.png" descr="La visionneuse de cartes après une exécution terminée, avec la grille de résultats et les boutons d'exportation." title="La visionneuse de cartes après une exécution terminée, avec la grille de résultats et les boutons d'exportation."/>
@@ -8325,7 +8325,7 @@
       <w:pPr>
         <w:pStyle w:val="Ttulo2"/>
       </w:pPr>
-      <w:bookmarkStart w:id="11" w:name="_Toc241745757"/>
+      <w:bookmarkStart w:id="11" w:name="_Toc241748597"/>
       <w:r>
         <w:lastRenderedPageBreak/>
         <w:t>Paramètres d'exécution</w:t>
@@ -8368,7 +8368,7 @@
           <w:noProof/>
         </w:rPr>
         <w:drawing>
-          <wp:inline distT="0" distB="0" distL="0" distR="0" wp14:anchorId="25665F58" wp14:editId="63648636">
+          <wp:inline distT="0" distB="0" distL="0" distR="0" wp14:anchorId="1402BDD6" wp14:editId="48396620">
             <wp:extent cx="2905125" cy="2457450"/>
             <wp:effectExtent l="0" t="0" r="0" b="0"/>
             <wp:docPr id="338" name="24-viewer-params-filled.png" descr="La boîte de dialogue Paramètres d'exécution avec les deux valeurs obligatoires renseignées." title="La boîte de dialogue Paramètres d'exécution avec les deux valeurs obligatoires renseignées."/>
@@ -8420,7 +8420,7 @@
       <w:pPr>
         <w:pStyle w:val="Ttulo2"/>
       </w:pPr>
-      <w:bookmarkStart w:id="12" w:name="_Toc241745758"/>
+      <w:bookmarkStart w:id="12" w:name="_Toc241748598"/>
       <w:r>
         <w:t>Lire les résultats</w:t>
       </w:r>
@@ -9104,7 +9104,7 @@
       <w:pPr>
         <w:pStyle w:val="Ttulo2"/>
       </w:pPr>
-      <w:bookmarkStart w:id="13" w:name="_Toc241745759"/>
+      <w:bookmarkStart w:id="13" w:name="_Toc241748599"/>
       <w:r>
         <w:t>Exporter les résultats</w:t>
       </w:r>
@@ -9435,7 +9435,7 @@
           <w:noProof/>
         </w:rPr>
         <w:drawing>
-          <wp:inline distT="0" distB="0" distL="0" distR="0" wp14:anchorId="227DBE41" wp14:editId="4CF88806">
+          <wp:inline distT="0" distB="0" distL="0" distR="0" wp14:anchorId="5D0FB9FB" wp14:editId="3F5EC2A7">
             <wp:extent cx="3324225" cy="3990975"/>
             <wp:effectExtent l="0" t="0" r="0" b="0"/>
             <wp:docPr id="339" name="17-builder-pdf-dialog.png" descr="La boîte de dialogue d'exportation PDF avec les options d'orientation, de format du papier, de titre et de police." title="La boîte de dialogue d'exportation PDF avec les options d'orientation, de format du papier, de titre et de police."/>
@@ -9913,7 +9913,7 @@
         <w:pStyle w:val="Ttulo1"/>
         <w:pageBreakBefore/>
       </w:pPr>
-      <w:bookmarkStart w:id="14" w:name="_Toc241745760"/>
+      <w:bookmarkStart w:id="14" w:name="_Toc241748600"/>
       <w:r>
         <w:lastRenderedPageBreak/>
         <w:t>Créer et modifier des cartes</w:t>
@@ -9976,7 +9976,7 @@
           <w:noProof/>
         </w:rPr>
         <w:drawing>
-          <wp:inline distT="0" distB="0" distL="0" distR="0" wp14:anchorId="758721CC" wp14:editId="5C288439">
+          <wp:inline distT="0" distB="0" distL="0" distR="0" wp14:anchorId="315E4CCC" wp14:editId="09B4F692">
             <wp:extent cx="5715000" cy="3571875"/>
             <wp:effectExtent l="0" t="0" r="0" b="0"/>
             <wp:docPr id="340" name="05-builder-overview.png" descr="Le créateur de cartes avec l'arborescence Domaines d'activité, la zone Colonnes et le panneau Propriétés." title="Le créateur de cartes avec l'arborescence Domaines d'activité, la zone Colonnes et le panneau Propriétés."/>
@@ -10083,7 +10083,7 @@
       <w:pPr>
         <w:pStyle w:val="Ttulo2"/>
       </w:pPr>
-      <w:bookmarkStart w:id="15" w:name="_Toc241745761"/>
+      <w:bookmarkStart w:id="15" w:name="_Toc241748601"/>
       <w:r>
         <w:t>Barre d'outils</w:t>
       </w:r>
@@ -11009,7 +11009,7 @@
       <w:pPr>
         <w:pStyle w:val="Ttulo2"/>
       </w:pPr>
-      <w:bookmarkStart w:id="16" w:name="_Toc241745762"/>
+      <w:bookmarkStart w:id="16" w:name="_Toc241748602"/>
       <w:r>
         <w:t>Ajouter des colonnes</w:t>
       </w:r>
@@ -11174,7 +11174,7 @@
       <w:pPr>
         <w:pStyle w:val="Ttulo2"/>
       </w:pPr>
-      <w:bookmarkStart w:id="17" w:name="_Toc241745763"/>
+      <w:bookmarkStart w:id="17" w:name="_Toc241748603"/>
       <w:r>
         <w:t>Configurer une colonne</w:t>
       </w:r>
@@ -12174,7 +12174,7 @@
           <w:noProof/>
         </w:rPr>
         <w:drawing>
-          <wp:inline distT="0" distB="0" distL="0" distR="0" wp14:anchorId="196554F4" wp14:editId="5F78CABD">
+          <wp:inline distT="0" distB="0" distL="0" distR="0" wp14:anchorId="7E63E4F3" wp14:editId="59533B08">
             <wp:extent cx="5715000" cy="3571875"/>
             <wp:effectExtent l="0" t="0" r="0" b="0"/>
             <wp:docPr id="341" name="08-builder-column-aggregation.png" descr="La boîte de dialogue Configurer la colonne avec la liste Agrégation ouverte." title="La boîte de dialogue Configurer la colonne avec la liste Agrégation ouverte."/>
@@ -12226,7 +12226,7 @@
       <w:pPr>
         <w:pStyle w:val="Ttulo2"/>
       </w:pPr>
-      <w:bookmarkStart w:id="18" w:name="_Toc241745764"/>
+      <w:bookmarkStart w:id="18" w:name="_Toc241748604"/>
       <w:r>
         <w:lastRenderedPageBreak/>
         <w:t>Onglets du panneau de droite</w:t>
@@ -12972,7 +12972,7 @@
           <w:noProof/>
         </w:rPr>
         <w:drawing>
-          <wp:inline distT="0" distB="0" distL="0" distR="0" wp14:anchorId="3806940B" wp14:editId="6F6A4C99">
+          <wp:inline distT="0" distB="0" distL="0" distR="0" wp14:anchorId="690C8C61" wp14:editId="2172435A">
             <wp:extent cx="5715000" cy="3571875"/>
             <wp:effectExtent l="0" t="0" r="0" b="0"/>
             <wp:docPr id="342" name="09-builder-conditions.png" descr="L'onglet Conditions listant les conditions de la carte avec les contrôles d'opérateur et de valeur ou d'invite." title="L'onglet Conditions listant les conditions de la carte avec les contrôles d'opérateur et de valeur ou d'invite."/>
@@ -13130,7 +13130,7 @@
       <w:pPr>
         <w:pStyle w:val="Ttulo2"/>
       </w:pPr>
-      <w:bookmarkStart w:id="19" w:name="_Toc241745765"/>
+      <w:bookmarkStart w:id="19" w:name="_Toc241748605"/>
       <w:r>
         <w:t>Mise en forme conditionnelle</w:t>
       </w:r>
@@ -13835,7 +13835,7 @@
           <w:noProof/>
         </w:rPr>
         <w:drawing>
-          <wp:inline distT="0" distB="0" distL="0" distR="0" wp14:anchorId="5C098B48" wp14:editId="7531332D">
+          <wp:inline distT="0" distB="0" distL="0" distR="0" wp14:anchorId="378E8C91" wp14:editId="72B36B58">
             <wp:extent cx="3324225" cy="1457325"/>
             <wp:effectExtent l="0" t="0" r="0" b="0"/>
             <wp:docPr id="343" name="19-builder-formatting-dialog.png" descr="La boîte de dialogue Mise en forme avec la liste des règles et les contrôles Ajouter une règle." title="La boîte de dialogue Mise en forme avec la liste des règles et les contrôles Ajouter une règle."/>
@@ -13887,7 +13887,7 @@
       <w:pPr>
         <w:pStyle w:val="Ttulo2"/>
       </w:pPr>
-      <w:bookmarkStart w:id="20" w:name="_Toc241745766"/>
+      <w:bookmarkStart w:id="20" w:name="_Toc241748606"/>
       <w:r>
         <w:t>Exécuter depuis le créateur et exécutions refusées</w:t>
       </w:r>
@@ -13934,7 +13934,7 @@
       <w:pPr>
         <w:pStyle w:val="Ttulo2"/>
       </w:pPr>
-      <w:bookmarkStart w:id="21" w:name="_Toc241745767"/>
+      <w:bookmarkStart w:id="21" w:name="_Toc241748607"/>
       <w:r>
         <w:lastRenderedPageBreak/>
         <w:t>Exemple : créer une petite carte</w:t>
@@ -14084,7 +14084,7 @@
         <w:pStyle w:val="Ttulo1"/>
         <w:pageBreakBefore/>
       </w:pPr>
-      <w:bookmarkStart w:id="22" w:name="_Toc241745768"/>
+      <w:bookmarkStart w:id="22" w:name="_Toc241748608"/>
       <w:r>
         <w:lastRenderedPageBreak/>
         <w:t>Exécutions</w:t>
@@ -14117,7 +14117,7 @@
           <w:noProof/>
         </w:rPr>
         <w:drawing>
-          <wp:inline distT="0" distB="0" distL="0" distR="0" wp14:anchorId="7B85465F" wp14:editId="42E9A29F">
+          <wp:inline distT="0" distB="0" distL="0" distR="0" wp14:anchorId="6829F28C" wp14:editId="2C4ACE23">
             <wp:extent cx="5715000" cy="3571875"/>
             <wp:effectExtent l="0" t="0" r="0" b="0"/>
             <wp:docPr id="344" name="41-runs.png" descr="La page Exécutions avec les filtres et le tableau des exécutions et de leurs boutons d'exportation." title="La page Exécutions avec les filtres et le tableau des exécutions et de leurs boutons d'exportation."/>
@@ -15120,7 +15120,7 @@
         <w:pStyle w:val="Ttulo1"/>
         <w:pageBreakBefore/>
       </w:pPr>
-      <w:bookmarkStart w:id="23" w:name="_Toc241745769"/>
+      <w:bookmarkStart w:id="23" w:name="_Toc241748609"/>
       <w:r>
         <w:lastRenderedPageBreak/>
         <w:t>Exportations</w:t>
@@ -15153,7 +15153,7 @@
           <w:noProof/>
         </w:rPr>
         <w:drawing>
-          <wp:inline distT="0" distB="0" distL="0" distR="0" wp14:anchorId="18108E32" wp14:editId="4E2BE53C">
+          <wp:inline distT="0" distB="0" distL="0" distR="0" wp14:anchorId="4CD2D00F" wp14:editId="4E84A3E5">
             <wp:extent cx="5715000" cy="3571875"/>
             <wp:effectExtent l="0" t="0" r="0" b="0"/>
             <wp:docPr id="345" name="44-exports.png" descr="La page Exportations listant les exportations avec un bouton Télécharger sur celles qui sont terminées." title="La page Exportations listant les exportations avec un bouton Télécharger sur celles qui sont terminées."/>
@@ -15570,7 +15570,7 @@
         <w:pStyle w:val="Ttulo1"/>
         <w:pageBreakBefore/>
       </w:pPr>
-      <w:bookmarkStart w:id="24" w:name="_Toc241745770"/>
+      <w:bookmarkStart w:id="24" w:name="_Toc241748610"/>
       <w:r>
         <w:lastRenderedPageBreak/>
         <w:t>Planifications</w:t>
@@ -15638,7 +15638,7 @@
           <w:noProof/>
         </w:rPr>
         <w:drawing>
-          <wp:inline distT="0" distB="0" distL="0" distR="0" wp14:anchorId="05061D2C" wp14:editId="5699C373">
+          <wp:inline distT="0" distB="0" distL="0" distR="0" wp14:anchorId="519056DE" wp14:editId="296151D9">
             <wp:extent cx="5715000" cy="3571875"/>
             <wp:effectExtent l="0" t="0" r="0" b="0"/>
             <wp:docPr id="346" name="38-schedules-list.png" descr="La page Planifications avec une planification en pause et ses icônes d'action." title="La page Planifications avec une planification en pause et ses icônes d'action."/>
@@ -16395,7 +16395,7 @@
       <w:pPr>
         <w:pStyle w:val="Ttulo2"/>
       </w:pPr>
-      <w:bookmarkStart w:id="25" w:name="_Toc241745771"/>
+      <w:bookmarkStart w:id="25" w:name="_Toc241748611"/>
       <w:r>
         <w:lastRenderedPageBreak/>
         <w:t>Nouvelle planification</w:t>
@@ -16606,7 +16606,7 @@
           <w:noProof/>
         </w:rPr>
         <w:drawing>
-          <wp:inline distT="0" distB="0" distL="0" distR="0" wp14:anchorId="63EC01E5" wp14:editId="70119657">
+          <wp:inline distT="0" distB="0" distL="0" distR="0" wp14:anchorId="158DCB73" wp14:editId="7BC2B78A">
             <wp:extent cx="3743325" cy="4676775"/>
             <wp:effectExtent l="0" t="0" r="0" b="0"/>
             <wp:docPr id="347" name="37-schedule-filled.png" descr="La boîte de dialogue Nouvelle planification remplie, avec une fréquence mensuelle et Activé décoché." title="La boîte de dialogue Nouvelle planification remplie, avec une fréquence mensuelle et Activé décoché."/>
@@ -17444,7 +17444,7 @@
       <w:pPr>
         <w:pStyle w:val="Ttulo2"/>
       </w:pPr>
-      <w:bookmarkStart w:id="26" w:name="_Toc241745772"/>
+      <w:bookmarkStart w:id="26" w:name="_Toc241748612"/>
       <w:r>
         <w:t>Historique</w:t>
       </w:r>
@@ -17592,7 +17592,7 @@
         <w:pStyle w:val="Ttulo1"/>
         <w:pageBreakBefore/>
       </w:pPr>
-      <w:bookmarkStart w:id="27" w:name="_Toc241745773"/>
+      <w:bookmarkStart w:id="27" w:name="_Toc241748613"/>
       <w:r>
         <w:lastRenderedPageBreak/>
         <w:t>Paramètres</w:t>
@@ -17622,7 +17622,7 @@
           <w:noProof/>
         </w:rPr>
         <w:drawing>
-          <wp:inline distT="0" distB="0" distL="0" distR="0" wp14:anchorId="6DC173E0" wp14:editId="31874459">
+          <wp:inline distT="0" distB="0" distL="0" distR="0" wp14:anchorId="7808353F" wp14:editId="6DEFA580">
             <wp:extent cx="5715000" cy="3571875"/>
             <wp:effectExtent l="0" t="0" r="0" b="0"/>
             <wp:docPr id="348" name="04-settings.png" descr="La page Paramètres avec les cartes Langue, Thème et Palette de couleurs." title="La page Paramètres avec les cartes Langue, Thème et Palette de couleurs."/>
@@ -18177,7 +18177,7 @@
         <w:pStyle w:val="Ttulo1"/>
         <w:pageBreakBefore/>
       </w:pPr>
-      <w:bookmarkStart w:id="28" w:name="_Toc241745774"/>
+      <w:bookmarkStart w:id="28" w:name="_Toc241748614"/>
       <w:r>
         <w:lastRenderedPageBreak/>
         <w:t>Questions fréquentes</w:t>
@@ -18359,7 +18359,7 @@
         <w:pStyle w:val="Ttulo1"/>
         <w:pageBreakBefore/>
       </w:pPr>
-      <w:bookmarkStart w:id="29" w:name="_Toc241745775"/>
+      <w:bookmarkStart w:id="29" w:name="_Toc241748615"/>
       <w:r>
         <w:lastRenderedPageBreak/>
         <w:t>Glossaire</w:t>
@@ -19372,7 +19372,7 @@
         <w:sz w:val="16"/>
         <w:szCs w:val="16"/>
       </w:rPr>
-      <w:t>Discoverer Neo 2.1.0 · Guide complet · USER</w:t>
+      <w:t>Discoverer Neo 2.1.1 · Guide complet · USER</w:t>
     </w:r>
   </w:p>
 </w:hdr>
@@ -19381,10 +19381,416 @@
 <file path=word/numbering.xml><?xml version="1.0" encoding="utf-8"?>
 <w:numbering xmlns:wpc="http://schemas.microsoft.com/office/word/2010/wordprocessingCanvas" xmlns:cx="http://schemas.microsoft.com/office/drawing/2014/chartex" xmlns:cx1="http://schemas.microsoft.com/office/drawing/2015/9/8/chartex" xmlns:cx2="http://schemas.microsoft.com/office/drawing/2015/10/21/chartex" xmlns:cx3="http://schemas.microsoft.com/office/drawing/2016/5/9/chartex" xmlns:cx4="http://schemas.microsoft.com/office/drawing/2016/5/10/chartex" xmlns:cx5="http://schemas.microsoft.com/office/drawing/2016/5/11/chartex" xmlns:cx6="http://schemas.microsoft.com/office/drawing/2016/5/12/chartex" xmlns:cx7="http://schemas.microsoft.com/office/drawing/2016/5/13/chartex" xmlns:cx8="http://schemas.microsoft.com/office/drawing/2016/5/14/chartex" xmlns:mc="http://schemas.openxmlformats.org/markup-compatibility/2006" xmlns:aink="http://schemas.microsoft.com/office/drawing/2016/ink" xmlns:am3d="http://schemas.microsoft.com/office/drawing/2017/model3d" xmlns:o="urn:schemas-microsoft-com:office:office" xmlns:oel="http://schemas.microsoft.com/office/2019/extlst" xmlns:r="http://schemas.openxmlformats.org/officeDocument/2006/relationships" xmlns:m="http://schemas.openxmlformats.org/officeDocument/2006/math" xmlns:v="urn:schemas-microsoft-com:vml" xmlns:wp14="http://schemas.microsoft.com/office/word/2010/wordprocessingDrawing" xmlns:wp="http://schemas.openxmlformats.org/drawingml/2006/wordprocessingDrawing" xmlns:w10="urn:schemas-microsoft-com:office:word" xmlns:w="http://schemas.openxmlformats.org/wordprocessingml/2006/main" xmlns:w14="http://schemas.microsoft.com/office/word/2010/wordml" xmlns:w15="http://schemas.microsoft.com/office/word/2012/wordml" xmlns:w16cex="http://schemas.microsoft.com/office/word/2018/wordml/cex" xmlns:w16cid="http://schemas.microsoft.com/office/word/2016/wordml/cid" xmlns:w16="http://schemas.microsoft.com/office/word/2018/wordml" xmlns:w16sdtdh="http://schemas.microsoft.com/office/word/2020/wordml/sdtdatahash" xmlns:w16se="http://schemas.microsoft.com/office/word/2015/wordml/symex" xmlns:wpg="http://schemas.microsoft.com/office/word/2010/wordprocessingGroup" xmlns:wpi="http://schemas.microsoft.com/office/word/2010/wordprocessingInk" xmlns:wne="http://schemas.microsoft.com/office/word/2006/wordml" xmlns:wps="http://schemas.microsoft.com/office/word/2010/wordprocessingShape" mc:Ignorable="w14 w15 w16se w16cid w16 w16cex w16sdtdh wp14">
   <w:abstractNum w:abstractNumId="0" w15:restartNumberingAfterBreak="0">
-    <w:nsid w:val="04613972"/>
+    <w:nsid w:val="0AF4526A"/>
     <w:multiLevelType w:val="hybridMultilevel"/>
-    <w:tmpl w:val="EDF428C0"/>
-    <w:lvl w:ilvl="0" w:tplc="C3CA9584" w:tentative="1">
+    <w:tmpl w:val="F78C74EA"/>
+    <w:lvl w:ilvl="0" w:tplc="B9F0B9E4">
+      <w:start w:val="1"/>
+      <w:numFmt w:val="decimal"/>
+      <w:lvlText w:val="%1."/>
+      <w:lvlJc w:val="left"/>
+      <w:pPr>
+        <w:ind w:left="360" w:hanging="300"/>
+      </w:pPr>
+    </w:lvl>
+    <w:lvl w:ilvl="1" w:tplc="D7161E7C" w:tentative="1">
+      <w:start w:val="1"/>
+      <w:numFmt w:val="lowerLetter"/>
+      <w:lvlText w:val="%2."/>
+      <w:lvlJc w:val="left"/>
+      <w:pPr>
+        <w:ind w:left="720" w:hanging="300"/>
+      </w:pPr>
+    </w:lvl>
+    <w:lvl w:ilvl="2" w:tplc="BCBE5E48">
+      <w:numFmt w:val="decimal"/>
+      <w:lvlText w:val=""/>
+      <w:lvlJc w:val="left"/>
+    </w:lvl>
+    <w:lvl w:ilvl="3" w:tplc="735E6D0E">
+      <w:numFmt w:val="decimal"/>
+      <w:lvlText w:val=""/>
+      <w:lvlJc w:val="left"/>
+    </w:lvl>
+    <w:lvl w:ilvl="4" w:tplc="232C9F88">
+      <w:numFmt w:val="decimal"/>
+      <w:lvlText w:val=""/>
+      <w:lvlJc w:val="left"/>
+    </w:lvl>
+    <w:lvl w:ilvl="5" w:tplc="BAA6FB52">
+      <w:numFmt w:val="decimal"/>
+      <w:lvlText w:val=""/>
+      <w:lvlJc w:val="left"/>
+    </w:lvl>
+    <w:lvl w:ilvl="6" w:tplc="40964E58">
+      <w:numFmt w:val="decimal"/>
+      <w:lvlText w:val=""/>
+      <w:lvlJc w:val="left"/>
+    </w:lvl>
+    <w:lvl w:ilvl="7" w:tplc="DC1829F4">
+      <w:numFmt w:val="decimal"/>
+      <w:lvlText w:val=""/>
+      <w:lvlJc w:val="left"/>
+    </w:lvl>
+    <w:lvl w:ilvl="8" w:tplc="C9204D36">
+      <w:numFmt w:val="decimal"/>
+      <w:lvlText w:val=""/>
+      <w:lvlJc w:val="left"/>
+    </w:lvl>
+  </w:abstractNum>
+  <w:abstractNum w:abstractNumId="1" w15:restartNumberingAfterBreak="0">
+    <w:nsid w:val="28935488"/>
+    <w:multiLevelType w:val="hybridMultilevel"/>
+    <w:tmpl w:val="70FE54EC"/>
+    <w:lvl w:ilvl="0" w:tplc="7B248460">
+      <w:start w:val="1"/>
+      <w:numFmt w:val="decimal"/>
+      <w:lvlText w:val="%1."/>
+      <w:lvlJc w:val="left"/>
+      <w:pPr>
+        <w:ind w:left="360" w:hanging="300"/>
+      </w:pPr>
+    </w:lvl>
+    <w:lvl w:ilvl="1" w:tplc="C0ECD0E4" w:tentative="1">
+      <w:start w:val="1"/>
+      <w:numFmt w:val="lowerLetter"/>
+      <w:lvlText w:val="%2."/>
+      <w:lvlJc w:val="left"/>
+      <w:pPr>
+        <w:ind w:left="720" w:hanging="300"/>
+      </w:pPr>
+    </w:lvl>
+    <w:lvl w:ilvl="2" w:tplc="367EFC22">
+      <w:numFmt w:val="decimal"/>
+      <w:lvlText w:val=""/>
+      <w:lvlJc w:val="left"/>
+    </w:lvl>
+    <w:lvl w:ilvl="3" w:tplc="623C3234">
+      <w:numFmt w:val="decimal"/>
+      <w:lvlText w:val=""/>
+      <w:lvlJc w:val="left"/>
+    </w:lvl>
+    <w:lvl w:ilvl="4" w:tplc="42A28C36">
+      <w:numFmt w:val="decimal"/>
+      <w:lvlText w:val=""/>
+      <w:lvlJc w:val="left"/>
+    </w:lvl>
+    <w:lvl w:ilvl="5" w:tplc="81C4CE46">
+      <w:numFmt w:val="decimal"/>
+      <w:lvlText w:val=""/>
+      <w:lvlJc w:val="left"/>
+    </w:lvl>
+    <w:lvl w:ilvl="6" w:tplc="E5B63CDA">
+      <w:numFmt w:val="decimal"/>
+      <w:lvlText w:val=""/>
+      <w:lvlJc w:val="left"/>
+    </w:lvl>
+    <w:lvl w:ilvl="7" w:tplc="E5E897FE">
+      <w:numFmt w:val="decimal"/>
+      <w:lvlText w:val=""/>
+      <w:lvlJc w:val="left"/>
+    </w:lvl>
+    <w:lvl w:ilvl="8" w:tplc="4FFCCB90">
+      <w:numFmt w:val="decimal"/>
+      <w:lvlText w:val=""/>
+      <w:lvlJc w:val="left"/>
+    </w:lvl>
+  </w:abstractNum>
+  <w:abstractNum w:abstractNumId="2" w15:restartNumberingAfterBreak="0">
+    <w:nsid w:val="293F0145"/>
+    <w:multiLevelType w:val="hybridMultilevel"/>
+    <w:tmpl w:val="AB601C26"/>
+    <w:lvl w:ilvl="0" w:tplc="4C500CAC">
+      <w:start w:val="1"/>
+      <w:numFmt w:val="bullet"/>
+      <w:lvlText w:val="•"/>
+      <w:lvlJc w:val="left"/>
+      <w:pPr>
+        <w:ind w:left="360" w:hanging="260"/>
+      </w:pPr>
+    </w:lvl>
+    <w:lvl w:ilvl="1" w:tplc="8BD4C2EA" w:tentative="1">
+      <w:start w:val="1"/>
+      <w:numFmt w:val="bullet"/>
+      <w:lvlText w:val="–"/>
+      <w:lvlJc w:val="left"/>
+      <w:pPr>
+        <w:ind w:left="720" w:hanging="260"/>
+      </w:pPr>
+    </w:lvl>
+    <w:lvl w:ilvl="2" w:tplc="116CDDA6">
+      <w:numFmt w:val="decimal"/>
+      <w:lvlText w:val=""/>
+      <w:lvlJc w:val="left"/>
+    </w:lvl>
+    <w:lvl w:ilvl="3" w:tplc="C408106A">
+      <w:numFmt w:val="decimal"/>
+      <w:lvlText w:val=""/>
+      <w:lvlJc w:val="left"/>
+    </w:lvl>
+    <w:lvl w:ilvl="4" w:tplc="147E9352">
+      <w:numFmt w:val="decimal"/>
+      <w:lvlText w:val=""/>
+      <w:lvlJc w:val="left"/>
+    </w:lvl>
+    <w:lvl w:ilvl="5" w:tplc="5FB4EC82">
+      <w:numFmt w:val="decimal"/>
+      <w:lvlText w:val=""/>
+      <w:lvlJc w:val="left"/>
+    </w:lvl>
+    <w:lvl w:ilvl="6" w:tplc="D80CC4F0">
+      <w:numFmt w:val="decimal"/>
+      <w:lvlText w:val=""/>
+      <w:lvlJc w:val="left"/>
+    </w:lvl>
+    <w:lvl w:ilvl="7" w:tplc="D1D21B60">
+      <w:numFmt w:val="decimal"/>
+      <w:lvlText w:val=""/>
+      <w:lvlJc w:val="left"/>
+    </w:lvl>
+    <w:lvl w:ilvl="8" w:tplc="8E1EA144">
+      <w:numFmt w:val="decimal"/>
+      <w:lvlText w:val=""/>
+      <w:lvlJc w:val="left"/>
+    </w:lvl>
+  </w:abstractNum>
+  <w:abstractNum w:abstractNumId="3" w15:restartNumberingAfterBreak="0">
+    <w:nsid w:val="418C5B46"/>
+    <w:multiLevelType w:val="hybridMultilevel"/>
+    <w:tmpl w:val="AF12F79E"/>
+    <w:lvl w:ilvl="0" w:tplc="1B82AED0">
+      <w:start w:val="1"/>
+      <w:numFmt w:val="decimal"/>
+      <w:lvlText w:val="%1."/>
+      <w:lvlJc w:val="left"/>
+      <w:pPr>
+        <w:ind w:left="360" w:hanging="300"/>
+      </w:pPr>
+    </w:lvl>
+    <w:lvl w:ilvl="1" w:tplc="1780D7C2" w:tentative="1">
+      <w:start w:val="1"/>
+      <w:numFmt w:val="lowerLetter"/>
+      <w:lvlText w:val="%2."/>
+      <w:lvlJc w:val="left"/>
+      <w:pPr>
+        <w:ind w:left="720" w:hanging="300"/>
+      </w:pPr>
+    </w:lvl>
+    <w:lvl w:ilvl="2" w:tplc="D55828F6">
+      <w:numFmt w:val="decimal"/>
+      <w:lvlText w:val=""/>
+      <w:lvlJc w:val="left"/>
+    </w:lvl>
+    <w:lvl w:ilvl="3" w:tplc="EF46FA14">
+      <w:numFmt w:val="decimal"/>
+      <w:lvlText w:val=""/>
+      <w:lvlJc w:val="left"/>
+    </w:lvl>
+    <w:lvl w:ilvl="4" w:tplc="71C05582">
+      <w:numFmt w:val="decimal"/>
+      <w:lvlText w:val=""/>
+      <w:lvlJc w:val="left"/>
+    </w:lvl>
+    <w:lvl w:ilvl="5" w:tplc="CCAA1F0E">
+      <w:numFmt w:val="decimal"/>
+      <w:lvlText w:val=""/>
+      <w:lvlJc w:val="left"/>
+    </w:lvl>
+    <w:lvl w:ilvl="6" w:tplc="C0ECC21A">
+      <w:numFmt w:val="decimal"/>
+      <w:lvlText w:val=""/>
+      <w:lvlJc w:val="left"/>
+    </w:lvl>
+    <w:lvl w:ilvl="7" w:tplc="D702F94A">
+      <w:numFmt w:val="decimal"/>
+      <w:lvlText w:val=""/>
+      <w:lvlJc w:val="left"/>
+    </w:lvl>
+    <w:lvl w:ilvl="8" w:tplc="4D44998C">
+      <w:numFmt w:val="decimal"/>
+      <w:lvlText w:val=""/>
+      <w:lvlJc w:val="left"/>
+    </w:lvl>
+  </w:abstractNum>
+  <w:abstractNum w:abstractNumId="4" w15:restartNumberingAfterBreak="0">
+    <w:nsid w:val="498C4E39"/>
+    <w:multiLevelType w:val="hybridMultilevel"/>
+    <w:tmpl w:val="6C52F07E"/>
+    <w:lvl w:ilvl="0" w:tplc="C096B552">
+      <w:start w:val="1"/>
+      <w:numFmt w:val="decimal"/>
+      <w:lvlText w:val="%1."/>
+      <w:lvlJc w:val="left"/>
+      <w:pPr>
+        <w:ind w:left="360" w:hanging="300"/>
+      </w:pPr>
+    </w:lvl>
+    <w:lvl w:ilvl="1" w:tplc="8ACC4016" w:tentative="1">
+      <w:start w:val="1"/>
+      <w:numFmt w:val="lowerLetter"/>
+      <w:lvlText w:val="%2."/>
+      <w:lvlJc w:val="left"/>
+      <w:pPr>
+        <w:ind w:left="720" w:hanging="300"/>
+      </w:pPr>
+    </w:lvl>
+    <w:lvl w:ilvl="2" w:tplc="19927932">
+      <w:numFmt w:val="decimal"/>
+      <w:lvlText w:val=""/>
+      <w:lvlJc w:val="left"/>
+    </w:lvl>
+    <w:lvl w:ilvl="3" w:tplc="F8A6A804">
+      <w:numFmt w:val="decimal"/>
+      <w:lvlText w:val=""/>
+      <w:lvlJc w:val="left"/>
+    </w:lvl>
+    <w:lvl w:ilvl="4" w:tplc="1DA8FAF0">
+      <w:numFmt w:val="decimal"/>
+      <w:lvlText w:val=""/>
+      <w:lvlJc w:val="left"/>
+    </w:lvl>
+    <w:lvl w:ilvl="5" w:tplc="6C8461EA">
+      <w:numFmt w:val="decimal"/>
+      <w:lvlText w:val=""/>
+      <w:lvlJc w:val="left"/>
+    </w:lvl>
+    <w:lvl w:ilvl="6" w:tplc="C3784E76">
+      <w:numFmt w:val="decimal"/>
+      <w:lvlText w:val=""/>
+      <w:lvlJc w:val="left"/>
+    </w:lvl>
+    <w:lvl w:ilvl="7" w:tplc="68B8D978">
+      <w:numFmt w:val="decimal"/>
+      <w:lvlText w:val=""/>
+      <w:lvlJc w:val="left"/>
+    </w:lvl>
+    <w:lvl w:ilvl="8" w:tplc="8768014C">
+      <w:numFmt w:val="decimal"/>
+      <w:lvlText w:val=""/>
+      <w:lvlJc w:val="left"/>
+    </w:lvl>
+  </w:abstractNum>
+  <w:abstractNum w:abstractNumId="5" w15:restartNumberingAfterBreak="0">
+    <w:nsid w:val="6B822071"/>
+    <w:multiLevelType w:val="hybridMultilevel"/>
+    <w:tmpl w:val="9C9EC7F2"/>
+    <w:lvl w:ilvl="0" w:tplc="3F2E317C">
+      <w:start w:val="1"/>
+      <w:numFmt w:val="decimal"/>
+      <w:lvlText w:val="%1."/>
+      <w:lvlJc w:val="left"/>
+      <w:pPr>
+        <w:ind w:left="360" w:hanging="300"/>
+      </w:pPr>
+    </w:lvl>
+    <w:lvl w:ilvl="1" w:tplc="B00E9C8C" w:tentative="1">
+      <w:start w:val="1"/>
+      <w:numFmt w:val="lowerLetter"/>
+      <w:lvlText w:val="%2."/>
+      <w:lvlJc w:val="left"/>
+      <w:pPr>
+        <w:ind w:left="720" w:hanging="300"/>
+      </w:pPr>
+    </w:lvl>
+    <w:lvl w:ilvl="2" w:tplc="27240D26">
+      <w:numFmt w:val="decimal"/>
+      <w:lvlText w:val=""/>
+      <w:lvlJc w:val="left"/>
+    </w:lvl>
+    <w:lvl w:ilvl="3" w:tplc="C2B8A594">
+      <w:numFmt w:val="decimal"/>
+      <w:lvlText w:val=""/>
+      <w:lvlJc w:val="left"/>
+    </w:lvl>
+    <w:lvl w:ilvl="4" w:tplc="91304978">
+      <w:numFmt w:val="decimal"/>
+      <w:lvlText w:val=""/>
+      <w:lvlJc w:val="left"/>
+    </w:lvl>
+    <w:lvl w:ilvl="5" w:tplc="17882788">
+      <w:numFmt w:val="decimal"/>
+      <w:lvlText w:val=""/>
+      <w:lvlJc w:val="left"/>
+    </w:lvl>
+    <w:lvl w:ilvl="6" w:tplc="F8D247B8">
+      <w:numFmt w:val="decimal"/>
+      <w:lvlText w:val=""/>
+      <w:lvlJc w:val="left"/>
+    </w:lvl>
+    <w:lvl w:ilvl="7" w:tplc="AD9252B6">
+      <w:numFmt w:val="decimal"/>
+      <w:lvlText w:val=""/>
+      <w:lvlJc w:val="left"/>
+    </w:lvl>
+    <w:lvl w:ilvl="8" w:tplc="769CAF90">
+      <w:numFmt w:val="decimal"/>
+      <w:lvlText w:val=""/>
+      <w:lvlJc w:val="left"/>
+    </w:lvl>
+  </w:abstractNum>
+  <w:abstractNum w:abstractNumId="6" w15:restartNumberingAfterBreak="0">
+    <w:nsid w:val="79CB272E"/>
+    <w:multiLevelType w:val="hybridMultilevel"/>
+    <w:tmpl w:val="75524386"/>
+    <w:lvl w:ilvl="0" w:tplc="B9C8E4EE">
+      <w:start w:val="1"/>
+      <w:numFmt w:val="decimal"/>
+      <w:lvlText w:val="%1."/>
+      <w:lvlJc w:val="left"/>
+      <w:pPr>
+        <w:ind w:left="360" w:hanging="300"/>
+      </w:pPr>
+    </w:lvl>
+    <w:lvl w:ilvl="1" w:tplc="10944BC0" w:tentative="1">
+      <w:start w:val="1"/>
+      <w:numFmt w:val="lowerLetter"/>
+      <w:lvlText w:val="%2."/>
+      <w:lvlJc w:val="left"/>
+      <w:pPr>
+        <w:ind w:left="720" w:hanging="300"/>
+      </w:pPr>
+    </w:lvl>
+    <w:lvl w:ilvl="2" w:tplc="7874722A">
+      <w:numFmt w:val="decimal"/>
+      <w:lvlText w:val=""/>
+      <w:lvlJc w:val="left"/>
+    </w:lvl>
+    <w:lvl w:ilvl="3" w:tplc="4DB0EB46">
+      <w:numFmt w:val="decimal"/>
+      <w:lvlText w:val=""/>
+      <w:lvlJc w:val="left"/>
+    </w:lvl>
+    <w:lvl w:ilvl="4" w:tplc="885A8342">
+      <w:numFmt w:val="decimal"/>
+      <w:lvlText w:val=""/>
+      <w:lvlJc w:val="left"/>
+    </w:lvl>
+    <w:lvl w:ilvl="5" w:tplc="E32EEE0C">
+      <w:numFmt w:val="decimal"/>
+      <w:lvlText w:val=""/>
+      <w:lvlJc w:val="left"/>
+    </w:lvl>
+    <w:lvl w:ilvl="6" w:tplc="E06872C6">
+      <w:numFmt w:val="decimal"/>
+      <w:lvlText w:val=""/>
+      <w:lvlJc w:val="left"/>
+    </w:lvl>
+    <w:lvl w:ilvl="7" w:tplc="91200536">
+      <w:numFmt w:val="decimal"/>
+      <w:lvlText w:val=""/>
+      <w:lvlJc w:val="left"/>
+    </w:lvl>
+    <w:lvl w:ilvl="8" w:tplc="2F32E20A">
+      <w:numFmt w:val="decimal"/>
+      <w:lvlText w:val=""/>
+      <w:lvlJc w:val="left"/>
+    </w:lvl>
+  </w:abstractNum>
+  <w:abstractNum w:abstractNumId="7" w15:restartNumberingAfterBreak="0">
+    <w:nsid w:val="7F541CF2"/>
+    <w:multiLevelType w:val="hybridMultilevel"/>
+    <w:tmpl w:val="5C64D310"/>
+    <w:lvl w:ilvl="0" w:tplc="9D368A96" w:tentative="1">
       <w:start w:val="1"/>
       <w:numFmt w:val="bullet"/>
       <w:lvlText w:val="●"/>
@@ -19393,7 +19799,7 @@
         <w:ind w:left="720" w:hanging="360"/>
       </w:pPr>
     </w:lvl>
-    <w:lvl w:ilvl="1" w:tplc="96AAA17E" w:tentative="1">
+    <w:lvl w:ilvl="1" w:tplc="03DC6B20" w:tentative="1">
       <w:start w:val="1"/>
       <w:numFmt w:val="bullet"/>
       <w:lvlText w:val="○"/>
@@ -19402,7 +19808,7 @@
         <w:ind w:left="1440" w:hanging="360"/>
       </w:pPr>
     </w:lvl>
-    <w:lvl w:ilvl="2" w:tplc="D032A010" w:tentative="1">
+    <w:lvl w:ilvl="2" w:tplc="1100875E" w:tentative="1">
       <w:start w:val="1"/>
       <w:numFmt w:val="bullet"/>
       <w:lvlText w:val="■"/>
@@ -19411,7 +19817,7 @@
         <w:ind w:left="2160" w:hanging="360"/>
       </w:pPr>
     </w:lvl>
-    <w:lvl w:ilvl="3" w:tplc="3400477A" w:tentative="1">
+    <w:lvl w:ilvl="3" w:tplc="8DDA7F1E" w:tentative="1">
       <w:start w:val="1"/>
       <w:numFmt w:val="bullet"/>
       <w:lvlText w:val="●"/>
@@ -19420,7 +19826,7 @@
         <w:ind w:left="2880" w:hanging="360"/>
       </w:pPr>
     </w:lvl>
-    <w:lvl w:ilvl="4" w:tplc="7500FE30" w:tentative="1">
+    <w:lvl w:ilvl="4" w:tplc="23D63392" w:tentative="1">
       <w:start w:val="1"/>
       <w:numFmt w:val="bullet"/>
       <w:lvlText w:val="○"/>
@@ -19429,7 +19835,7 @@
         <w:ind w:left="3600" w:hanging="360"/>
       </w:pPr>
     </w:lvl>
-    <w:lvl w:ilvl="5" w:tplc="19D8F3FC" w:tentative="1">
+    <w:lvl w:ilvl="5" w:tplc="C97E87E8" w:tentative="1">
       <w:start w:val="1"/>
       <w:numFmt w:val="bullet"/>
       <w:lvlText w:val="■"/>
@@ -19438,7 +19844,7 @@
         <w:ind w:left="4320" w:hanging="360"/>
       </w:pPr>
     </w:lvl>
-    <w:lvl w:ilvl="6" w:tplc="9DF068D4" w:tentative="1">
+    <w:lvl w:ilvl="6" w:tplc="41629FA4" w:tentative="1">
       <w:start w:val="1"/>
       <w:numFmt w:val="bullet"/>
       <w:lvlText w:val="●"/>
@@ -19447,7 +19853,7 @@
         <w:ind w:left="5040" w:hanging="360"/>
       </w:pPr>
     </w:lvl>
-    <w:lvl w:ilvl="7" w:tplc="224E8DC0" w:tentative="1">
+    <w:lvl w:ilvl="7" w:tplc="E82ED36A" w:tentative="1">
       <w:start w:val="1"/>
       <w:numFmt w:val="bullet"/>
       <w:lvlText w:val="●"/>
@@ -19456,7 +19862,7 @@
         <w:ind w:left="5760" w:hanging="360"/>
       </w:pPr>
     </w:lvl>
-    <w:lvl w:ilvl="8" w:tplc="7F64B446" w:tentative="1">
+    <w:lvl w:ilvl="8" w:tplc="00A4D3A0" w:tentative="1">
       <w:start w:val="1"/>
       <w:numFmt w:val="bullet"/>
       <w:lvlText w:val="●"/>
@@ -19466,455 +19872,49 @@
       </w:pPr>
     </w:lvl>
   </w:abstractNum>
-  <w:abstractNum w:abstractNumId="1" w15:restartNumberingAfterBreak="0">
-    <w:nsid w:val="26A83E82"/>
-    <w:multiLevelType w:val="hybridMultilevel"/>
-    <w:tmpl w:val="6A42F5C4"/>
-    <w:lvl w:ilvl="0" w:tplc="04A0C71E">
-      <w:start w:val="1"/>
-      <w:numFmt w:val="decimal"/>
-      <w:lvlText w:val="%1."/>
-      <w:lvlJc w:val="left"/>
-      <w:pPr>
-        <w:ind w:left="360" w:hanging="300"/>
-      </w:pPr>
-    </w:lvl>
-    <w:lvl w:ilvl="1" w:tplc="6D2A82D8" w:tentative="1">
-      <w:start w:val="1"/>
-      <w:numFmt w:val="lowerLetter"/>
-      <w:lvlText w:val="%2."/>
-      <w:lvlJc w:val="left"/>
-      <w:pPr>
-        <w:ind w:left="720" w:hanging="300"/>
-      </w:pPr>
-    </w:lvl>
-    <w:lvl w:ilvl="2" w:tplc="26620456">
-      <w:numFmt w:val="decimal"/>
-      <w:lvlText w:val=""/>
-      <w:lvlJc w:val="left"/>
-    </w:lvl>
-    <w:lvl w:ilvl="3" w:tplc="BC42C0F6">
-      <w:numFmt w:val="decimal"/>
-      <w:lvlText w:val=""/>
-      <w:lvlJc w:val="left"/>
-    </w:lvl>
-    <w:lvl w:ilvl="4" w:tplc="5726B1DA">
-      <w:numFmt w:val="decimal"/>
-      <w:lvlText w:val=""/>
-      <w:lvlJc w:val="left"/>
-    </w:lvl>
-    <w:lvl w:ilvl="5" w:tplc="7D5EE19A">
-      <w:numFmt w:val="decimal"/>
-      <w:lvlText w:val=""/>
-      <w:lvlJc w:val="left"/>
-    </w:lvl>
-    <w:lvl w:ilvl="6" w:tplc="88CEDA68">
-      <w:numFmt w:val="decimal"/>
-      <w:lvlText w:val=""/>
-      <w:lvlJc w:val="left"/>
-    </w:lvl>
-    <w:lvl w:ilvl="7" w:tplc="50B46162">
-      <w:numFmt w:val="decimal"/>
-      <w:lvlText w:val=""/>
-      <w:lvlJc w:val="left"/>
-    </w:lvl>
-    <w:lvl w:ilvl="8" w:tplc="5860E094">
-      <w:numFmt w:val="decimal"/>
-      <w:lvlText w:val=""/>
-      <w:lvlJc w:val="left"/>
-    </w:lvl>
-  </w:abstractNum>
-  <w:abstractNum w:abstractNumId="2" w15:restartNumberingAfterBreak="0">
-    <w:nsid w:val="2D170D7C"/>
-    <w:multiLevelType w:val="hybridMultilevel"/>
-    <w:tmpl w:val="DB64084C"/>
-    <w:lvl w:ilvl="0" w:tplc="D01EB5DA">
-      <w:start w:val="1"/>
-      <w:numFmt w:val="decimal"/>
-      <w:lvlText w:val="%1."/>
-      <w:lvlJc w:val="left"/>
-      <w:pPr>
-        <w:ind w:left="360" w:hanging="300"/>
-      </w:pPr>
-    </w:lvl>
-    <w:lvl w:ilvl="1" w:tplc="EDDE098C" w:tentative="1">
-      <w:start w:val="1"/>
-      <w:numFmt w:val="lowerLetter"/>
-      <w:lvlText w:val="%2."/>
-      <w:lvlJc w:val="left"/>
-      <w:pPr>
-        <w:ind w:left="720" w:hanging="300"/>
-      </w:pPr>
-    </w:lvl>
-    <w:lvl w:ilvl="2" w:tplc="82405FE0">
-      <w:numFmt w:val="decimal"/>
-      <w:lvlText w:val=""/>
-      <w:lvlJc w:val="left"/>
-    </w:lvl>
-    <w:lvl w:ilvl="3" w:tplc="A1388D16">
-      <w:numFmt w:val="decimal"/>
-      <w:lvlText w:val=""/>
-      <w:lvlJc w:val="left"/>
-    </w:lvl>
-    <w:lvl w:ilvl="4" w:tplc="2D6E4E70">
-      <w:numFmt w:val="decimal"/>
-      <w:lvlText w:val=""/>
-      <w:lvlJc w:val="left"/>
-    </w:lvl>
-    <w:lvl w:ilvl="5" w:tplc="AD72852A">
-      <w:numFmt w:val="decimal"/>
-      <w:lvlText w:val=""/>
-      <w:lvlJc w:val="left"/>
-    </w:lvl>
-    <w:lvl w:ilvl="6" w:tplc="FFE81DE4">
-      <w:numFmt w:val="decimal"/>
-      <w:lvlText w:val=""/>
-      <w:lvlJc w:val="left"/>
-    </w:lvl>
-    <w:lvl w:ilvl="7" w:tplc="1D467130">
-      <w:numFmt w:val="decimal"/>
-      <w:lvlText w:val=""/>
-      <w:lvlJc w:val="left"/>
-    </w:lvl>
-    <w:lvl w:ilvl="8" w:tplc="CF9AC84A">
-      <w:numFmt w:val="decimal"/>
-      <w:lvlText w:val=""/>
-      <w:lvlJc w:val="left"/>
-    </w:lvl>
-  </w:abstractNum>
-  <w:abstractNum w:abstractNumId="3" w15:restartNumberingAfterBreak="0">
-    <w:nsid w:val="2D4E3A93"/>
-    <w:multiLevelType w:val="hybridMultilevel"/>
-    <w:tmpl w:val="9C062CBE"/>
-    <w:lvl w:ilvl="0" w:tplc="C16A7208">
-      <w:start w:val="1"/>
-      <w:numFmt w:val="decimal"/>
-      <w:lvlText w:val="%1."/>
-      <w:lvlJc w:val="left"/>
-      <w:pPr>
-        <w:ind w:left="360" w:hanging="300"/>
-      </w:pPr>
-    </w:lvl>
-    <w:lvl w:ilvl="1" w:tplc="154A0302" w:tentative="1">
-      <w:start w:val="1"/>
-      <w:numFmt w:val="lowerLetter"/>
-      <w:lvlText w:val="%2."/>
-      <w:lvlJc w:val="left"/>
-      <w:pPr>
-        <w:ind w:left="720" w:hanging="300"/>
-      </w:pPr>
-    </w:lvl>
-    <w:lvl w:ilvl="2" w:tplc="BA18AC46">
-      <w:numFmt w:val="decimal"/>
-      <w:lvlText w:val=""/>
-      <w:lvlJc w:val="left"/>
-    </w:lvl>
-    <w:lvl w:ilvl="3" w:tplc="76DC5052">
-      <w:numFmt w:val="decimal"/>
-      <w:lvlText w:val=""/>
-      <w:lvlJc w:val="left"/>
-    </w:lvl>
-    <w:lvl w:ilvl="4" w:tplc="C89809E8">
-      <w:numFmt w:val="decimal"/>
-      <w:lvlText w:val=""/>
-      <w:lvlJc w:val="left"/>
-    </w:lvl>
-    <w:lvl w:ilvl="5" w:tplc="7EC02B28">
-      <w:numFmt w:val="decimal"/>
-      <w:lvlText w:val=""/>
-      <w:lvlJc w:val="left"/>
-    </w:lvl>
-    <w:lvl w:ilvl="6" w:tplc="E2A8003C">
-      <w:numFmt w:val="decimal"/>
-      <w:lvlText w:val=""/>
-      <w:lvlJc w:val="left"/>
-    </w:lvl>
-    <w:lvl w:ilvl="7" w:tplc="732852E2">
-      <w:numFmt w:val="decimal"/>
-      <w:lvlText w:val=""/>
-      <w:lvlJc w:val="left"/>
-    </w:lvl>
-    <w:lvl w:ilvl="8" w:tplc="3F52BE74">
-      <w:numFmt w:val="decimal"/>
-      <w:lvlText w:val=""/>
-      <w:lvlJc w:val="left"/>
-    </w:lvl>
-  </w:abstractNum>
-  <w:abstractNum w:abstractNumId="4" w15:restartNumberingAfterBreak="0">
-    <w:nsid w:val="2E721916"/>
-    <w:multiLevelType w:val="hybridMultilevel"/>
-    <w:tmpl w:val="4834504A"/>
-    <w:lvl w:ilvl="0" w:tplc="8E9A48C6">
-      <w:start w:val="1"/>
-      <w:numFmt w:val="decimal"/>
-      <w:lvlText w:val="%1."/>
-      <w:lvlJc w:val="left"/>
-      <w:pPr>
-        <w:ind w:left="360" w:hanging="300"/>
-      </w:pPr>
-    </w:lvl>
-    <w:lvl w:ilvl="1" w:tplc="66E84FD4" w:tentative="1">
-      <w:start w:val="1"/>
-      <w:numFmt w:val="lowerLetter"/>
-      <w:lvlText w:val="%2."/>
-      <w:lvlJc w:val="left"/>
-      <w:pPr>
-        <w:ind w:left="720" w:hanging="300"/>
-      </w:pPr>
-    </w:lvl>
-    <w:lvl w:ilvl="2" w:tplc="F11C4244">
-      <w:numFmt w:val="decimal"/>
-      <w:lvlText w:val=""/>
-      <w:lvlJc w:val="left"/>
-    </w:lvl>
-    <w:lvl w:ilvl="3" w:tplc="981C17F0">
-      <w:numFmt w:val="decimal"/>
-      <w:lvlText w:val=""/>
-      <w:lvlJc w:val="left"/>
-    </w:lvl>
-    <w:lvl w:ilvl="4" w:tplc="B652F4BA">
-      <w:numFmt w:val="decimal"/>
-      <w:lvlText w:val=""/>
-      <w:lvlJc w:val="left"/>
-    </w:lvl>
-    <w:lvl w:ilvl="5" w:tplc="473634CA">
-      <w:numFmt w:val="decimal"/>
-      <w:lvlText w:val=""/>
-      <w:lvlJc w:val="left"/>
-    </w:lvl>
-    <w:lvl w:ilvl="6" w:tplc="8F6474C0">
-      <w:numFmt w:val="decimal"/>
-      <w:lvlText w:val=""/>
-      <w:lvlJc w:val="left"/>
-    </w:lvl>
-    <w:lvl w:ilvl="7" w:tplc="51BADF86">
-      <w:numFmt w:val="decimal"/>
-      <w:lvlText w:val=""/>
-      <w:lvlJc w:val="left"/>
-    </w:lvl>
-    <w:lvl w:ilvl="8" w:tplc="A59E08DE">
-      <w:numFmt w:val="decimal"/>
-      <w:lvlText w:val=""/>
-      <w:lvlJc w:val="left"/>
-    </w:lvl>
-  </w:abstractNum>
-  <w:abstractNum w:abstractNumId="5" w15:restartNumberingAfterBreak="0">
-    <w:nsid w:val="2F90718A"/>
-    <w:multiLevelType w:val="hybridMultilevel"/>
-    <w:tmpl w:val="3886C854"/>
-    <w:lvl w:ilvl="0" w:tplc="E0F8367C">
-      <w:start w:val="1"/>
-      <w:numFmt w:val="decimal"/>
-      <w:lvlText w:val="%1."/>
-      <w:lvlJc w:val="left"/>
-      <w:pPr>
-        <w:ind w:left="360" w:hanging="300"/>
-      </w:pPr>
-    </w:lvl>
-    <w:lvl w:ilvl="1" w:tplc="7C28981E" w:tentative="1">
-      <w:start w:val="1"/>
-      <w:numFmt w:val="lowerLetter"/>
-      <w:lvlText w:val="%2."/>
-      <w:lvlJc w:val="left"/>
-      <w:pPr>
-        <w:ind w:left="720" w:hanging="300"/>
-      </w:pPr>
-    </w:lvl>
-    <w:lvl w:ilvl="2" w:tplc="3D6A66B0">
-      <w:numFmt w:val="decimal"/>
-      <w:lvlText w:val=""/>
-      <w:lvlJc w:val="left"/>
-    </w:lvl>
-    <w:lvl w:ilvl="3" w:tplc="D2C09B40">
-      <w:numFmt w:val="decimal"/>
-      <w:lvlText w:val=""/>
-      <w:lvlJc w:val="left"/>
-    </w:lvl>
-    <w:lvl w:ilvl="4" w:tplc="799E018A">
-      <w:numFmt w:val="decimal"/>
-      <w:lvlText w:val=""/>
-      <w:lvlJc w:val="left"/>
-    </w:lvl>
-    <w:lvl w:ilvl="5" w:tplc="7B58770C">
-      <w:numFmt w:val="decimal"/>
-      <w:lvlText w:val=""/>
-      <w:lvlJc w:val="left"/>
-    </w:lvl>
-    <w:lvl w:ilvl="6" w:tplc="99F26E84">
-      <w:numFmt w:val="decimal"/>
-      <w:lvlText w:val=""/>
-      <w:lvlJc w:val="left"/>
-    </w:lvl>
-    <w:lvl w:ilvl="7" w:tplc="1AF21F82">
-      <w:numFmt w:val="decimal"/>
-      <w:lvlText w:val=""/>
-      <w:lvlJc w:val="left"/>
-    </w:lvl>
-    <w:lvl w:ilvl="8" w:tplc="206C4574">
-      <w:numFmt w:val="decimal"/>
-      <w:lvlText w:val=""/>
-      <w:lvlJc w:val="left"/>
-    </w:lvl>
-  </w:abstractNum>
-  <w:abstractNum w:abstractNumId="6" w15:restartNumberingAfterBreak="0">
-    <w:nsid w:val="47A258C3"/>
-    <w:multiLevelType w:val="hybridMultilevel"/>
-    <w:tmpl w:val="E9EA7568"/>
-    <w:lvl w:ilvl="0" w:tplc="AD948D20">
-      <w:start w:val="1"/>
-      <w:numFmt w:val="decimal"/>
-      <w:lvlText w:val="%1."/>
-      <w:lvlJc w:val="left"/>
-      <w:pPr>
-        <w:ind w:left="360" w:hanging="300"/>
-      </w:pPr>
-    </w:lvl>
-    <w:lvl w:ilvl="1" w:tplc="80CA5C48" w:tentative="1">
-      <w:start w:val="1"/>
-      <w:numFmt w:val="lowerLetter"/>
-      <w:lvlText w:val="%2."/>
-      <w:lvlJc w:val="left"/>
-      <w:pPr>
-        <w:ind w:left="720" w:hanging="300"/>
-      </w:pPr>
-    </w:lvl>
-    <w:lvl w:ilvl="2" w:tplc="C90699A6">
-      <w:numFmt w:val="decimal"/>
-      <w:lvlText w:val=""/>
-      <w:lvlJc w:val="left"/>
-    </w:lvl>
-    <w:lvl w:ilvl="3" w:tplc="E0162698">
-      <w:numFmt w:val="decimal"/>
-      <w:lvlText w:val=""/>
-      <w:lvlJc w:val="left"/>
-    </w:lvl>
-    <w:lvl w:ilvl="4" w:tplc="FFE6C5EC">
-      <w:numFmt w:val="decimal"/>
-      <w:lvlText w:val=""/>
-      <w:lvlJc w:val="left"/>
-    </w:lvl>
-    <w:lvl w:ilvl="5" w:tplc="99EEBBBA">
-      <w:numFmt w:val="decimal"/>
-      <w:lvlText w:val=""/>
-      <w:lvlJc w:val="left"/>
-    </w:lvl>
-    <w:lvl w:ilvl="6" w:tplc="435209E0">
-      <w:numFmt w:val="decimal"/>
-      <w:lvlText w:val=""/>
-      <w:lvlJc w:val="left"/>
-    </w:lvl>
-    <w:lvl w:ilvl="7" w:tplc="2FBA437A">
-      <w:numFmt w:val="decimal"/>
-      <w:lvlText w:val=""/>
-      <w:lvlJc w:val="left"/>
-    </w:lvl>
-    <w:lvl w:ilvl="8" w:tplc="144032B0">
-      <w:numFmt w:val="decimal"/>
-      <w:lvlText w:val=""/>
-      <w:lvlJc w:val="left"/>
-    </w:lvl>
-  </w:abstractNum>
-  <w:abstractNum w:abstractNumId="7" w15:restartNumberingAfterBreak="0">
-    <w:nsid w:val="4D0448E1"/>
-    <w:multiLevelType w:val="hybridMultilevel"/>
-    <w:tmpl w:val="61A08C74"/>
-    <w:lvl w:ilvl="0" w:tplc="C2801BE8">
-      <w:start w:val="1"/>
-      <w:numFmt w:val="bullet"/>
-      <w:lvlText w:val="•"/>
-      <w:lvlJc w:val="left"/>
-      <w:pPr>
-        <w:ind w:left="360" w:hanging="260"/>
-      </w:pPr>
-    </w:lvl>
-    <w:lvl w:ilvl="1" w:tplc="E1703D2A" w:tentative="1">
-      <w:start w:val="1"/>
-      <w:numFmt w:val="bullet"/>
-      <w:lvlText w:val="–"/>
-      <w:lvlJc w:val="left"/>
-      <w:pPr>
-        <w:ind w:left="720" w:hanging="260"/>
-      </w:pPr>
-    </w:lvl>
-    <w:lvl w:ilvl="2" w:tplc="CFC8D7CE">
-      <w:numFmt w:val="decimal"/>
-      <w:lvlText w:val=""/>
-      <w:lvlJc w:val="left"/>
-    </w:lvl>
-    <w:lvl w:ilvl="3" w:tplc="8B34D7DE">
-      <w:numFmt w:val="decimal"/>
-      <w:lvlText w:val=""/>
-      <w:lvlJc w:val="left"/>
-    </w:lvl>
-    <w:lvl w:ilvl="4" w:tplc="E6FC10FA">
-      <w:numFmt w:val="decimal"/>
-      <w:lvlText w:val=""/>
-      <w:lvlJc w:val="left"/>
-    </w:lvl>
-    <w:lvl w:ilvl="5" w:tplc="90162944">
-      <w:numFmt w:val="decimal"/>
-      <w:lvlText w:val=""/>
-      <w:lvlJc w:val="left"/>
-    </w:lvl>
-    <w:lvl w:ilvl="6" w:tplc="880CC894">
-      <w:numFmt w:val="decimal"/>
-      <w:lvlText w:val=""/>
-      <w:lvlJc w:val="left"/>
-    </w:lvl>
-    <w:lvl w:ilvl="7" w:tplc="5FEC65F4">
-      <w:numFmt w:val="decimal"/>
-      <w:lvlText w:val=""/>
-      <w:lvlJc w:val="left"/>
-    </w:lvl>
-    <w:lvl w:ilvl="8" w:tplc="DF427D52">
-      <w:numFmt w:val="decimal"/>
-      <w:lvlText w:val=""/>
-      <w:lvlJc w:val="left"/>
-    </w:lvl>
-  </w:abstractNum>
-  <w:num w:numId="1" w16cid:durableId="1616979419">
+  <w:num w:numId="1" w16cid:durableId="1645767783">
+    <w:abstractNumId w:val="7"/>
+    <w:lvlOverride w:ilvl="0">
+      <w:startOverride w:val="1"/>
+    </w:lvlOverride>
+  </w:num>
+  <w:num w:numId="2" w16cid:durableId="14311142">
+    <w:abstractNumId w:val="2"/>
+    <w:lvlOverride w:ilvl="0">
+      <w:startOverride w:val="1"/>
+    </w:lvlOverride>
+  </w:num>
+  <w:num w:numId="3" w16cid:durableId="1868832774">
+    <w:abstractNumId w:val="6"/>
+    <w:lvlOverride w:ilvl="0">
+      <w:startOverride w:val="1"/>
+    </w:lvlOverride>
+  </w:num>
+  <w:num w:numId="4" w16cid:durableId="1615284176">
     <w:abstractNumId w:val="0"/>
     <w:lvlOverride w:ilvl="0">
       <w:startOverride w:val="1"/>
     </w:lvlOverride>
   </w:num>
-  <w:num w:numId="2" w16cid:durableId="882909548">
-    <w:abstractNumId w:val="7"/>
+  <w:num w:numId="5" w16cid:durableId="2083985932">
+    <w:abstractNumId w:val="3"/>
     <w:lvlOverride w:ilvl="0">
       <w:startOverride w:val="1"/>
     </w:lvlOverride>
   </w:num>
-  <w:num w:numId="3" w16cid:durableId="1274898718">
-    <w:abstractNumId w:val="2"/>
-    <w:lvlOverride w:ilvl="0">
-      <w:startOverride w:val="1"/>
-    </w:lvlOverride>
-  </w:num>
-  <w:num w:numId="4" w16cid:durableId="161118671">
+  <w:num w:numId="6" w16cid:durableId="1774128604">
     <w:abstractNumId w:val="5"/>
     <w:lvlOverride w:ilvl="0">
       <w:startOverride w:val="1"/>
     </w:lvlOverride>
   </w:num>
-  <w:num w:numId="5" w16cid:durableId="1059480433">
-    <w:abstractNumId w:val="3"/>
-    <w:lvlOverride w:ilvl="0">
-      <w:startOverride w:val="1"/>
-    </w:lvlOverride>
-  </w:num>
-  <w:num w:numId="6" w16cid:durableId="1981761642">
+  <w:num w:numId="7" w16cid:durableId="561140202">
     <w:abstractNumId w:val="4"/>
     <w:lvlOverride w:ilvl="0">
       <w:startOverride w:val="1"/>
     </w:lvlOverride>
   </w:num>
-  <w:num w:numId="7" w16cid:durableId="1173909275">
-    <w:abstractNumId w:val="6"/>
-    <w:lvlOverride w:ilvl="0">
-      <w:startOverride w:val="1"/>
-    </w:lvlOverride>
-  </w:num>
-  <w:num w:numId="8" w16cid:durableId="1993440706">
+  <w:num w:numId="8" w16cid:durableId="1528446403">
     <w:abstractNumId w:val="1"/>
     <w:lvlOverride w:ilvl="0">
       <w:startOverride w:val="1"/>
@@ -20595,7 +20595,7 @@
     <w:autoRedefine/>
     <w:uiPriority w:val="39"/>
     <w:unhideWhenUsed/>
-    <w:rsid w:val="00C4364D"/>
+    <w:rsid w:val="00800CC3"/>
     <w:pPr>
       <w:spacing w:after="100"/>
     </w:pPr>
@@ -20607,7 +20607,7 @@
     <w:autoRedefine/>
     <w:uiPriority w:val="39"/>
     <w:unhideWhenUsed/>
-    <w:rsid w:val="00C4364D"/>
+    <w:rsid w:val="00800CC3"/>
     <w:pPr>
       <w:spacing w:after="100"/>
       <w:ind w:left="210"/>

--- a/discoverer-neo/docs/user-guide/manual/Discoverer-Neo-USER-Guide-Full-fr-FR.docx
+++ b/discoverer-neo/docs/user-guide/manual/Discoverer-Neo-USER-Guide-Full-fr-FR.docx
@@ -54,7 +54,7 @@
           <w:sz w:val="22"/>
           <w:szCs w:val="22"/>
         </w:rPr>
-        <w:t>Version 2.1.1</w:t>
+        <w:t>Version 2.2.0</w:t>
       </w:r>
     </w:p>
     <w:p>
@@ -74,7 +74,7 @@
     <w:sdt>
       <w:sdtPr>
         <w:alias w:val="Sommaire"/>
-        <w:id w:val="1205836906"/>
+        <w:id w:val="-2147040844"/>
       </w:sdtPr>
       <w:sdtEndPr/>
       <w:sdtContent>
@@ -102,7 +102,7 @@
           <w:r>
             <w:fldChar w:fldCharType="separate"/>
           </w:r>
-          <w:hyperlink w:anchor="_Toc241748586" w:history="1">
+          <w:hyperlink w:anchor="_Toc241848831" w:history="1">
             <w:r>
               <w:rPr>
                 <w:rStyle w:val="Hiperligao"/>
@@ -126,7 +126,7 @@
               <w:rPr>
                 <w:noProof/>
               </w:rPr>
-              <w:instrText xml:space="preserve"> PAGEREF _Toc241748586 \h </w:instrText>
+              <w:instrText xml:space="preserve"> PAGEREF _Toc241848831 \h </w:instrText>
             </w:r>
             <w:r>
               <w:rPr>
@@ -168,7 +168,7 @@
               <w14:ligatures w14:val="standardContextual"/>
             </w:rPr>
           </w:pPr>
-          <w:hyperlink w:anchor="_Toc241748587" w:history="1">
+          <w:hyperlink w:anchor="_Toc241848832" w:history="1">
             <w:r>
               <w:rPr>
                 <w:rStyle w:val="Hiperligao"/>
@@ -192,7 +192,7 @@
               <w:rPr>
                 <w:noProof/>
               </w:rPr>
-              <w:instrText xml:space="preserve"> PAGEREF _Toc241748587 \h </w:instrText>
+              <w:instrText xml:space="preserve"> PAGEREF _Toc241848832 \h </w:instrText>
             </w:r>
             <w:r>
               <w:rPr>
@@ -234,7 +234,7 @@
               <w14:ligatures w14:val="standardContextual"/>
             </w:rPr>
           </w:pPr>
-          <w:hyperlink w:anchor="_Toc241748588" w:history="1">
+          <w:hyperlink w:anchor="_Toc241848833" w:history="1">
             <w:r>
               <w:rPr>
                 <w:rStyle w:val="Hiperligao"/>
@@ -258,7 +258,7 @@
               <w:rPr>
                 <w:noProof/>
               </w:rPr>
-              <w:instrText xml:space="preserve"> PAGEREF _Toc241748588 \h </w:instrText>
+              <w:instrText xml:space="preserve"> PAGEREF _Toc241848833 \h </w:instrText>
             </w:r>
             <w:r>
               <w:rPr>
@@ -300,7 +300,7 @@
               <w14:ligatures w14:val="standardContextual"/>
             </w:rPr>
           </w:pPr>
-          <w:hyperlink w:anchor="_Toc241748589" w:history="1">
+          <w:hyperlink w:anchor="_Toc241848834" w:history="1">
             <w:r>
               <w:rPr>
                 <w:rStyle w:val="Hiperligao"/>
@@ -324,7 +324,7 @@
               <w:rPr>
                 <w:noProof/>
               </w:rPr>
-              <w:instrText xml:space="preserve"> PAGEREF _Toc241748589 \h </w:instrText>
+              <w:instrText xml:space="preserve"> PAGEREF _Toc241848834 \h </w:instrText>
             </w:r>
             <w:r>
               <w:rPr>
@@ -366,7 +366,7 @@
               <w14:ligatures w14:val="standardContextual"/>
             </w:rPr>
           </w:pPr>
-          <w:hyperlink w:anchor="_Toc241748590" w:history="1">
+          <w:hyperlink w:anchor="_Toc241848835" w:history="1">
             <w:r>
               <w:rPr>
                 <w:rStyle w:val="Hiperligao"/>
@@ -390,7 +390,7 @@
               <w:rPr>
                 <w:noProof/>
               </w:rPr>
-              <w:instrText xml:space="preserve"> PAGEREF _Toc241748590 \h </w:instrText>
+              <w:instrText xml:space="preserve"> PAGEREF _Toc241848835 \h </w:instrText>
             </w:r>
             <w:r>
               <w:rPr>
@@ -432,7 +432,7 @@
               <w14:ligatures w14:val="standardContextual"/>
             </w:rPr>
           </w:pPr>
-          <w:hyperlink w:anchor="_Toc241748591" w:history="1">
+          <w:hyperlink w:anchor="_Toc241848836" w:history="1">
             <w:r>
               <w:rPr>
                 <w:rStyle w:val="Hiperligao"/>
@@ -456,7 +456,7 @@
               <w:rPr>
                 <w:noProof/>
               </w:rPr>
-              <w:instrText xml:space="preserve"> PAGEREF _Toc241748591 \h </w:instrText>
+              <w:instrText xml:space="preserve"> PAGEREF _Toc241848836 \h </w:instrText>
             </w:r>
             <w:r>
               <w:rPr>
@@ -498,7 +498,7 @@
               <w14:ligatures w14:val="standardContextual"/>
             </w:rPr>
           </w:pPr>
-          <w:hyperlink w:anchor="_Toc241748592" w:history="1">
+          <w:hyperlink w:anchor="_Toc241848837" w:history="1">
             <w:r>
               <w:rPr>
                 <w:rStyle w:val="Hiperligao"/>
@@ -522,7 +522,7 @@
               <w:rPr>
                 <w:noProof/>
               </w:rPr>
-              <w:instrText xml:space="preserve"> PAGEREF _Toc241748592 \h </w:instrText>
+              <w:instrText xml:space="preserve"> PAGEREF _Toc241848837 \h </w:instrText>
             </w:r>
             <w:r>
               <w:rPr>
@@ -564,7 +564,7 @@
               <w14:ligatures w14:val="standardContextual"/>
             </w:rPr>
           </w:pPr>
-          <w:hyperlink w:anchor="_Toc241748593" w:history="1">
+          <w:hyperlink w:anchor="_Toc241848838" w:history="1">
             <w:r>
               <w:rPr>
                 <w:rStyle w:val="Hiperligao"/>
@@ -588,7 +588,7 @@
               <w:rPr>
                 <w:noProof/>
               </w:rPr>
-              <w:instrText xml:space="preserve"> PAGEREF _Toc241748593 \h </w:instrText>
+              <w:instrText xml:space="preserve"> PAGEREF _Toc241848838 \h </w:instrText>
             </w:r>
             <w:r>
               <w:rPr>
@@ -630,7 +630,7 @@
               <w14:ligatures w14:val="standardContextual"/>
             </w:rPr>
           </w:pPr>
-          <w:hyperlink w:anchor="_Toc241748594" w:history="1">
+          <w:hyperlink w:anchor="_Toc241848839" w:history="1">
             <w:r>
               <w:rPr>
                 <w:rStyle w:val="Hiperligao"/>
@@ -654,7 +654,7 @@
               <w:rPr>
                 <w:noProof/>
               </w:rPr>
-              <w:instrText xml:space="preserve"> PAGEREF _Toc241748594 \h </w:instrText>
+              <w:instrText xml:space="preserve"> PAGEREF _Toc241848839 \h </w:instrText>
             </w:r>
             <w:r>
               <w:rPr>
@@ -696,7 +696,7 @@
               <w14:ligatures w14:val="standardContextual"/>
             </w:rPr>
           </w:pPr>
-          <w:hyperlink w:anchor="_Toc241748595" w:history="1">
+          <w:hyperlink w:anchor="_Toc241848840" w:history="1">
             <w:r>
               <w:rPr>
                 <w:rStyle w:val="Hiperligao"/>
@@ -720,7 +720,7 @@
               <w:rPr>
                 <w:noProof/>
               </w:rPr>
-              <w:instrText xml:space="preserve"> PAGEREF _Toc241748595 \h </w:instrText>
+              <w:instrText xml:space="preserve"> PAGEREF _Toc241848840 \h </w:instrText>
             </w:r>
             <w:r>
               <w:rPr>
@@ -762,7 +762,7 @@
               <w14:ligatures w14:val="standardContextual"/>
             </w:rPr>
           </w:pPr>
-          <w:hyperlink w:anchor="_Toc241748596" w:history="1">
+          <w:hyperlink w:anchor="_Toc241848841" w:history="1">
             <w:r>
               <w:rPr>
                 <w:rStyle w:val="Hiperligao"/>
@@ -786,7 +786,7 @@
               <w:rPr>
                 <w:noProof/>
               </w:rPr>
-              <w:instrText xml:space="preserve"> PAGEREF _Toc241748596 \h </w:instrText>
+              <w:instrText xml:space="preserve"> PAGEREF _Toc241848841 \h </w:instrText>
             </w:r>
             <w:r>
               <w:rPr>
@@ -828,7 +828,7 @@
               <w14:ligatures w14:val="standardContextual"/>
             </w:rPr>
           </w:pPr>
-          <w:hyperlink w:anchor="_Toc241748597" w:history="1">
+          <w:hyperlink w:anchor="_Toc241848842" w:history="1">
             <w:r>
               <w:rPr>
                 <w:rStyle w:val="Hiperligao"/>
@@ -852,7 +852,7 @@
               <w:rPr>
                 <w:noProof/>
               </w:rPr>
-              <w:instrText xml:space="preserve"> PAGEREF _Toc241748597 \h </w:instrText>
+              <w:instrText xml:space="preserve"> PAGEREF _Toc241848842 \h </w:instrText>
             </w:r>
             <w:r>
               <w:rPr>
@@ -894,7 +894,7 @@
               <w14:ligatures w14:val="standardContextual"/>
             </w:rPr>
           </w:pPr>
-          <w:hyperlink w:anchor="_Toc241748598" w:history="1">
+          <w:hyperlink w:anchor="_Toc241848843" w:history="1">
             <w:r>
               <w:rPr>
                 <w:rStyle w:val="Hiperligao"/>
@@ -918,7 +918,7 @@
               <w:rPr>
                 <w:noProof/>
               </w:rPr>
-              <w:instrText xml:space="preserve"> PAGEREF _Toc241748598 \h </w:instrText>
+              <w:instrText xml:space="preserve"> PAGEREF _Toc241848843 \h </w:instrText>
             </w:r>
             <w:r>
               <w:rPr>
@@ -960,7 +960,7 @@
               <w14:ligatures w14:val="standardContextual"/>
             </w:rPr>
           </w:pPr>
-          <w:hyperlink w:anchor="_Toc241748599" w:history="1">
+          <w:hyperlink w:anchor="_Toc241848844" w:history="1">
             <w:r>
               <w:rPr>
                 <w:rStyle w:val="Hiperligao"/>
@@ -984,7 +984,7 @@
               <w:rPr>
                 <w:noProof/>
               </w:rPr>
-              <w:instrText xml:space="preserve"> PAGEREF _Toc241748599 \h </w:instrText>
+              <w:instrText xml:space="preserve"> PAGEREF _Toc241848844 \h </w:instrText>
             </w:r>
             <w:r>
               <w:rPr>
@@ -1026,7 +1026,7 @@
               <w14:ligatures w14:val="standardContextual"/>
             </w:rPr>
           </w:pPr>
-          <w:hyperlink w:anchor="_Toc241748600" w:history="1">
+          <w:hyperlink w:anchor="_Toc241848845" w:history="1">
             <w:r>
               <w:rPr>
                 <w:rStyle w:val="Hiperligao"/>
@@ -1050,7 +1050,7 @@
               <w:rPr>
                 <w:noProof/>
               </w:rPr>
-              <w:instrText xml:space="preserve"> PAGEREF _Toc241748600 \h </w:instrText>
+              <w:instrText xml:space="preserve"> PAGEREF _Toc241848845 \h </w:instrText>
             </w:r>
             <w:r>
               <w:rPr>
@@ -1092,7 +1092,7 @@
               <w14:ligatures w14:val="standardContextual"/>
             </w:rPr>
           </w:pPr>
-          <w:hyperlink w:anchor="_Toc241748601" w:history="1">
+          <w:hyperlink w:anchor="_Toc241848846" w:history="1">
             <w:r>
               <w:rPr>
                 <w:rStyle w:val="Hiperligao"/>
@@ -1116,7 +1116,7 @@
               <w:rPr>
                 <w:noProof/>
               </w:rPr>
-              <w:instrText xml:space="preserve"> PAGEREF _Toc241748601 \h </w:instrText>
+              <w:instrText xml:space="preserve"> PAGEREF _Toc241848846 \h </w:instrText>
             </w:r>
             <w:r>
               <w:rPr>
@@ -1158,7 +1158,7 @@
               <w14:ligatures w14:val="standardContextual"/>
             </w:rPr>
           </w:pPr>
-          <w:hyperlink w:anchor="_Toc241748602" w:history="1">
+          <w:hyperlink w:anchor="_Toc241848847" w:history="1">
             <w:r>
               <w:rPr>
                 <w:rStyle w:val="Hiperligao"/>
@@ -1182,7 +1182,7 @@
               <w:rPr>
                 <w:noProof/>
               </w:rPr>
-              <w:instrText xml:space="preserve"> PAGEREF _Toc241748602 \h </w:instrText>
+              <w:instrText xml:space="preserve"> PAGEREF _Toc241848847 \h </w:instrText>
             </w:r>
             <w:r>
               <w:rPr>
@@ -1224,7 +1224,7 @@
               <w14:ligatures w14:val="standardContextual"/>
             </w:rPr>
           </w:pPr>
-          <w:hyperlink w:anchor="_Toc241748603" w:history="1">
+          <w:hyperlink w:anchor="_Toc241848848" w:history="1">
             <w:r>
               <w:rPr>
                 <w:rStyle w:val="Hiperligao"/>
@@ -1248,7 +1248,7 @@
               <w:rPr>
                 <w:noProof/>
               </w:rPr>
-              <w:instrText xml:space="preserve"> PAGEREF _Toc241748603 \h </w:instrText>
+              <w:instrText xml:space="preserve"> PAGEREF _Toc241848848 \h </w:instrText>
             </w:r>
             <w:r>
               <w:rPr>
@@ -1290,7 +1290,7 @@
               <w14:ligatures w14:val="standardContextual"/>
             </w:rPr>
           </w:pPr>
-          <w:hyperlink w:anchor="_Toc241748604" w:history="1">
+          <w:hyperlink w:anchor="_Toc241848849" w:history="1">
             <w:r>
               <w:rPr>
                 <w:rStyle w:val="Hiperligao"/>
@@ -1314,7 +1314,7 @@
               <w:rPr>
                 <w:noProof/>
               </w:rPr>
-              <w:instrText xml:space="preserve"> PAGEREF _Toc241748604 \h </w:instrText>
+              <w:instrText xml:space="preserve"> PAGEREF _Toc241848849 \h </w:instrText>
             </w:r>
             <w:r>
               <w:rPr>
@@ -1356,7 +1356,7 @@
               <w14:ligatures w14:val="standardContextual"/>
             </w:rPr>
           </w:pPr>
-          <w:hyperlink w:anchor="_Toc241748605" w:history="1">
+          <w:hyperlink w:anchor="_Toc241848850" w:history="1">
             <w:r>
               <w:rPr>
                 <w:rStyle w:val="Hiperligao"/>
@@ -1380,7 +1380,7 @@
               <w:rPr>
                 <w:noProof/>
               </w:rPr>
-              <w:instrText xml:space="preserve"> PAGEREF _Toc241748605 \h </w:instrText>
+              <w:instrText xml:space="preserve"> PAGEREF _Toc241848850 \h </w:instrText>
             </w:r>
             <w:r>
               <w:rPr>
@@ -1422,7 +1422,7 @@
               <w14:ligatures w14:val="standardContextual"/>
             </w:rPr>
           </w:pPr>
-          <w:hyperlink w:anchor="_Toc241748606" w:history="1">
+          <w:hyperlink w:anchor="_Toc241848851" w:history="1">
             <w:r>
               <w:rPr>
                 <w:rStyle w:val="Hiperligao"/>
@@ -1446,7 +1446,7 @@
               <w:rPr>
                 <w:noProof/>
               </w:rPr>
-              <w:instrText xml:space="preserve"> PAGEREF _Toc241748606 \h </w:instrText>
+              <w:instrText xml:space="preserve"> PAGEREF _Toc241848851 \h </w:instrText>
             </w:r>
             <w:r>
               <w:rPr>
@@ -1488,7 +1488,7 @@
               <w14:ligatures w14:val="standardContextual"/>
             </w:rPr>
           </w:pPr>
-          <w:hyperlink w:anchor="_Toc241748607" w:history="1">
+          <w:hyperlink w:anchor="_Toc241848852" w:history="1">
             <w:r>
               <w:rPr>
                 <w:rStyle w:val="Hiperligao"/>
@@ -1512,7 +1512,7 @@
               <w:rPr>
                 <w:noProof/>
               </w:rPr>
-              <w:instrText xml:space="preserve"> PAGEREF _Toc241748607 \h </w:instrText>
+              <w:instrText xml:space="preserve"> PAGEREF _Toc241848852 \h </w:instrText>
             </w:r>
             <w:r>
               <w:rPr>
@@ -1554,7 +1554,7 @@
               <w14:ligatures w14:val="standardContextual"/>
             </w:rPr>
           </w:pPr>
-          <w:hyperlink w:anchor="_Toc241748608" w:history="1">
+          <w:hyperlink w:anchor="_Toc241848853" w:history="1">
             <w:r>
               <w:rPr>
                 <w:rStyle w:val="Hiperligao"/>
@@ -1578,7 +1578,7 @@
               <w:rPr>
                 <w:noProof/>
               </w:rPr>
-              <w:instrText xml:space="preserve"> PAGEREF _Toc241748608 \h </w:instrText>
+              <w:instrText xml:space="preserve"> PAGEREF _Toc241848853 \h </w:instrText>
             </w:r>
             <w:r>
               <w:rPr>
@@ -1620,7 +1620,7 @@
               <w14:ligatures w14:val="standardContextual"/>
             </w:rPr>
           </w:pPr>
-          <w:hyperlink w:anchor="_Toc241748609" w:history="1">
+          <w:hyperlink w:anchor="_Toc241848854" w:history="1">
             <w:r>
               <w:rPr>
                 <w:rStyle w:val="Hiperligao"/>
@@ -1644,7 +1644,7 @@
               <w:rPr>
                 <w:noProof/>
               </w:rPr>
-              <w:instrText xml:space="preserve"> PAGEREF _Toc241748609 \h </w:instrText>
+              <w:instrText xml:space="preserve"> PAGEREF _Toc241848854 \h </w:instrText>
             </w:r>
             <w:r>
               <w:rPr>
@@ -1686,7 +1686,7 @@
               <w14:ligatures w14:val="standardContextual"/>
             </w:rPr>
           </w:pPr>
-          <w:hyperlink w:anchor="_Toc241748610" w:history="1">
+          <w:hyperlink w:anchor="_Toc241848855" w:history="1">
             <w:r>
               <w:rPr>
                 <w:rStyle w:val="Hiperligao"/>
@@ -1710,7 +1710,7 @@
               <w:rPr>
                 <w:noProof/>
               </w:rPr>
-              <w:instrText xml:space="preserve"> PAGEREF _Toc241748610 \h </w:instrText>
+              <w:instrText xml:space="preserve"> PAGEREF _Toc241848855 \h </w:instrText>
             </w:r>
             <w:r>
               <w:rPr>
@@ -1752,7 +1752,7 @@
               <w14:ligatures w14:val="standardContextual"/>
             </w:rPr>
           </w:pPr>
-          <w:hyperlink w:anchor="_Toc241748611" w:history="1">
+          <w:hyperlink w:anchor="_Toc241848856" w:history="1">
             <w:r>
               <w:rPr>
                 <w:rStyle w:val="Hiperligao"/>
@@ -1776,7 +1776,7 @@
               <w:rPr>
                 <w:noProof/>
               </w:rPr>
-              <w:instrText xml:space="preserve"> PAGEREF _Toc241748611 \h </w:instrText>
+              <w:instrText xml:space="preserve"> PAGEREF _Toc241848856 \h </w:instrText>
             </w:r>
             <w:r>
               <w:rPr>
@@ -1818,12 +1818,78 @@
               <w14:ligatures w14:val="standardContextual"/>
             </w:rPr>
           </w:pPr>
-          <w:hyperlink w:anchor="_Toc241748612" w:history="1">
+          <w:hyperlink w:anchor="_Toc241848857" w:history="1">
             <w:r>
               <w:rPr>
                 <w:rStyle w:val="Hiperligao"/>
                 <w:noProof/>
               </w:rPr>
+              <w:t>Paramètres qui suivent la date d'exécution</w:t>
+            </w:r>
+            <w:r>
+              <w:rPr>
+                <w:noProof/>
+              </w:rPr>
+              <w:tab/>
+            </w:r>
+            <w:r>
+              <w:rPr>
+                <w:noProof/>
+              </w:rPr>
+              <w:fldChar w:fldCharType="begin"/>
+            </w:r>
+            <w:r>
+              <w:rPr>
+                <w:noProof/>
+              </w:rPr>
+              <w:instrText xml:space="preserve"> PAGEREF _Toc241848857 \h </w:instrText>
+            </w:r>
+            <w:r>
+              <w:rPr>
+                <w:noProof/>
+              </w:rPr>
+            </w:r>
+            <w:r>
+              <w:rPr>
+                <w:noProof/>
+              </w:rPr>
+              <w:fldChar w:fldCharType="separate"/>
+            </w:r>
+            <w:r>
+              <w:rPr>
+                <w:noProof/>
+              </w:rPr>
+              <w:t>25</w:t>
+            </w:r>
+            <w:r>
+              <w:rPr>
+                <w:noProof/>
+              </w:rPr>
+              <w:fldChar w:fldCharType="end"/>
+            </w:r>
+          </w:hyperlink>
+        </w:p>
+        <w:p>
+          <w:pPr>
+            <w:pStyle w:val="ndice2"/>
+            <w:tabs>
+              <w:tab w:val="right" w:leader="dot" w:pos="9016"/>
+            </w:tabs>
+            <w:rPr>
+              <w:rFonts w:asciiTheme="minorHAnsi" w:eastAsiaTheme="minorEastAsia" w:hAnsiTheme="minorHAnsi" w:cstheme="minorBidi"/>
+              <w:noProof/>
+              <w:kern w:val="2"/>
+              <w:sz w:val="24"/>
+              <w:szCs w:val="24"/>
+              <w14:ligatures w14:val="standardContextual"/>
+            </w:rPr>
+          </w:pPr>
+          <w:hyperlink w:anchor="_Toc241848858" w:history="1">
+            <w:r>
+              <w:rPr>
+                <w:rStyle w:val="Hiperligao"/>
+                <w:noProof/>
+              </w:rPr>
               <w:t>Historique</w:t>
             </w:r>
             <w:r>
@@ -1842,7 +1908,7 @@
               <w:rPr>
                 <w:noProof/>
               </w:rPr>
-              <w:instrText xml:space="preserve"> PAGEREF _Toc241748612 \h </w:instrText>
+              <w:instrText xml:space="preserve"> PAGEREF _Toc241848858 \h </w:instrText>
             </w:r>
             <w:r>
               <w:rPr>
@@ -1859,7 +1925,7 @@
               <w:rPr>
                 <w:noProof/>
               </w:rPr>
-              <w:t>24</w:t>
+              <w:t>26</w:t>
             </w:r>
             <w:r>
               <w:rPr>
@@ -1884,7 +1950,7 @@
               <w14:ligatures w14:val="standardContextual"/>
             </w:rPr>
           </w:pPr>
-          <w:hyperlink w:anchor="_Toc241748613" w:history="1">
+          <w:hyperlink w:anchor="_Toc241848859" w:history="1">
             <w:r>
               <w:rPr>
                 <w:rStyle w:val="Hiperligao"/>
@@ -1908,7 +1974,7 @@
               <w:rPr>
                 <w:noProof/>
               </w:rPr>
-              <w:instrText xml:space="preserve"> PAGEREF _Toc241748613 \h </w:instrText>
+              <w:instrText xml:space="preserve"> PAGEREF _Toc241848859 \h </w:instrText>
             </w:r>
             <w:r>
               <w:rPr>
@@ -1925,7 +1991,7 @@
               <w:rPr>
                 <w:noProof/>
               </w:rPr>
-              <w:t>25</w:t>
+              <w:t>27</w:t>
             </w:r>
             <w:r>
               <w:rPr>
@@ -1950,7 +2016,7 @@
               <w14:ligatures w14:val="standardContextual"/>
             </w:rPr>
           </w:pPr>
-          <w:hyperlink w:anchor="_Toc241748614" w:history="1">
+          <w:hyperlink w:anchor="_Toc241848860" w:history="1">
             <w:r>
               <w:rPr>
                 <w:rStyle w:val="Hiperligao"/>
@@ -1974,7 +2040,7 @@
               <w:rPr>
                 <w:noProof/>
               </w:rPr>
-              <w:instrText xml:space="preserve"> PAGEREF _Toc241748614 \h </w:instrText>
+              <w:instrText xml:space="preserve"> PAGEREF _Toc241848860 \h </w:instrText>
             </w:r>
             <w:r>
               <w:rPr>
@@ -1991,7 +2057,7 @@
               <w:rPr>
                 <w:noProof/>
               </w:rPr>
-              <w:t>26</w:t>
+              <w:t>28</w:t>
             </w:r>
             <w:r>
               <w:rPr>
@@ -2016,7 +2082,7 @@
               <w14:ligatures w14:val="standardContextual"/>
             </w:rPr>
           </w:pPr>
-          <w:hyperlink w:anchor="_Toc241748615" w:history="1">
+          <w:hyperlink w:anchor="_Toc241848861" w:history="1">
             <w:r>
               <w:rPr>
                 <w:rStyle w:val="Hiperligao"/>
@@ -2040,7 +2106,7 @@
               <w:rPr>
                 <w:noProof/>
               </w:rPr>
-              <w:instrText xml:space="preserve"> PAGEREF _Toc241748615 \h </w:instrText>
+              <w:instrText xml:space="preserve"> PAGEREF _Toc241848861 \h </w:instrText>
             </w:r>
             <w:r>
               <w:rPr>
@@ -2057,7 +2123,7 @@
               <w:rPr>
                 <w:noProof/>
               </w:rPr>
-              <w:t>27</w:t>
+              <w:t>29</w:t>
             </w:r>
             <w:r>
               <w:rPr>
@@ -2088,7 +2154,7 @@
       <w:pPr>
         <w:pStyle w:val="Ttulo1"/>
       </w:pPr>
-      <w:bookmarkStart w:id="0" w:name="_Toc241748586"/>
+      <w:bookmarkStart w:id="0" w:name="_Toc241848831"/>
       <w:r>
         <w:lastRenderedPageBreak/>
         <w:t>Votre rôle en un coup d'œil</w:t>
@@ -2836,7 +2902,7 @@
       <w:pPr>
         <w:pStyle w:val="Ttulo2"/>
       </w:pPr>
-      <w:bookmarkStart w:id="1" w:name="_Toc241748587"/>
+      <w:bookmarkStart w:id="1" w:name="_Toc241848832"/>
       <w:r>
         <w:t>D'où viennent vos accès</w:t>
       </w:r>
@@ -3890,7 +3956,7 @@
       <w:pPr>
         <w:pStyle w:val="Ttulo2"/>
       </w:pPr>
-      <w:bookmarkStart w:id="2" w:name="_Toc241748588"/>
+      <w:bookmarkStart w:id="2" w:name="_Toc241848833"/>
       <w:r>
         <w:t>Se connecter, changer de mot de passe, se déconnecter</w:t>
       </w:r>
@@ -4005,10 +4071,10 @@
         </w:rPr>
         <w:lastRenderedPageBreak/>
         <w:drawing>
-          <wp:inline distT="0" distB="0" distL="0" distR="0" wp14:anchorId="5ADA3564" wp14:editId="003F111A">
+          <wp:inline distT="0" distB="0" distL="0" distR="0" wp14:anchorId="60E46E93" wp14:editId="3672E51B">
             <wp:extent cx="5715000" cy="3571875"/>
             <wp:effectExtent l="0" t="0" r="0" b="0"/>
-            <wp:docPr id="332" name="01-login.png" descr="La page de connexion avec E-mail, Mot de passe, Rester connecté et le bouton Se connecter." title="La page de connexion avec E-mail, Mot de passe, Rester connecté et le bouton Se connecter."/>
+            <wp:docPr id="343" name="01-login.png" descr="La page de connexion avec E-mail, Mot de passe, Rester connecté et le bouton Se connecter." title="La page de connexion avec E-mail, Mot de passe, Rester connecté et le bouton Se connecter."/>
             <wp:cNvGraphicFramePr>
               <a:graphicFrameLocks xmlns:a="http://schemas.openxmlformats.org/drawingml/2006/main" noChangeAspect="1"/>
             </wp:cNvGraphicFramePr>
@@ -4439,7 +4505,7 @@
         <w:pStyle w:val="Ttulo1"/>
         <w:pageBreakBefore/>
       </w:pPr>
-      <w:bookmarkStart w:id="3" w:name="_Toc241748589"/>
+      <w:bookmarkStart w:id="3" w:name="_Toc241848834"/>
       <w:r>
         <w:lastRenderedPageBreak/>
         <w:t>Tableau de bord</w:t>
@@ -4472,10 +4538,10 @@
           <w:noProof/>
         </w:rPr>
         <w:drawing>
-          <wp:inline distT="0" distB="0" distL="0" distR="0" wp14:anchorId="0E7FC8C6" wp14:editId="5745FB7E">
+          <wp:inline distT="0" distB="0" distL="0" distR="0" wp14:anchorId="70CC1645" wp14:editId="607F509F">
             <wp:extent cx="5715000" cy="3571875"/>
             <wp:effectExtent l="0" t="0" r="0" b="0"/>
-            <wp:docPr id="333" name="45-dashboard.png" descr="Le tableau de bord avec les cartes de synthèse et la liste Cartes récentes." title="Le tableau de bord avec les cartes de synthèse et la liste Cartes récentes."/>
+            <wp:docPr id="344" name="45-dashboard.png" descr="Le tableau de bord avec les cartes de synthèse et la liste Cartes récentes." title="Le tableau de bord avec les cartes de synthèse et la liste Cartes récentes."/>
             <wp:cNvGraphicFramePr>
               <a:graphicFrameLocks xmlns:a="http://schemas.openxmlformats.org/drawingml/2006/main" noChangeAspect="1"/>
             </wp:cNvGraphicFramePr>
@@ -5047,7 +5113,7 @@
         <w:pStyle w:val="Ttulo1"/>
         <w:pageBreakBefore/>
       </w:pPr>
-      <w:bookmarkStart w:id="4" w:name="_Toc241748590"/>
+      <w:bookmarkStart w:id="4" w:name="_Toc241848835"/>
       <w:r>
         <w:lastRenderedPageBreak/>
         <w:t>Cartes</w:t>
@@ -5080,10 +5146,10 @@
           <w:noProof/>
         </w:rPr>
         <w:drawing>
-          <wp:inline distT="0" distB="0" distL="0" distR="0" wp14:anchorId="32CDF562" wp14:editId="224B9023">
+          <wp:inline distT="0" distB="0" distL="0" distR="0" wp14:anchorId="0F44D1D6" wp14:editId="5E32ABB3">
             <wp:extent cx="5715000" cy="3429000"/>
             <wp:effectExtent l="0" t="0" r="0" b="0"/>
-            <wp:docPr id="334" name="03-maps-mine.png" descr="La liste Cartes, onglet Mes cartes, affichant les icônes d'action sur la ligne de la carte." title="La liste Cartes, onglet Mes cartes, affichant les icônes d'action sur la ligne de la carte."/>
+            <wp:docPr id="345" name="03-maps-mine.png" descr="La liste Cartes, onglet Mes cartes, affichant les icônes d'action sur la ligne de la carte." title="La liste Cartes, onglet Mes cartes, affichant les icônes d'action sur la ligne de la carte."/>
             <wp:cNvGraphicFramePr>
               <a:graphicFrameLocks xmlns:a="http://schemas.openxmlformats.org/drawingml/2006/main" noChangeAspect="1"/>
             </wp:cNvGraphicFramePr>
@@ -5132,7 +5198,7 @@
       <w:pPr>
         <w:pStyle w:val="Ttulo2"/>
       </w:pPr>
-      <w:bookmarkStart w:id="5" w:name="_Toc241748591"/>
+      <w:bookmarkStart w:id="5" w:name="_Toc241848836"/>
       <w:r>
         <w:t>Onglets, recherche et filtres</w:t>
       </w:r>
@@ -5883,7 +5949,7 @@
       <w:pPr>
         <w:pStyle w:val="Ttulo2"/>
       </w:pPr>
-      <w:bookmarkStart w:id="6" w:name="_Toc241748592"/>
+      <w:bookmarkStart w:id="6" w:name="_Toc241848837"/>
       <w:r>
         <w:lastRenderedPageBreak/>
         <w:t>Actions de ligne</w:t>
@@ -6620,7 +6686,7 @@
       <w:pPr>
         <w:pStyle w:val="Ttulo2"/>
       </w:pPr>
-      <w:bookmarkStart w:id="7" w:name="_Toc241748593"/>
+      <w:bookmarkStart w:id="7" w:name="_Toc241848838"/>
       <w:r>
         <w:t>Classeurs</w:t>
       </w:r>
@@ -7106,10 +7172,10 @@
           <w:noProof/>
         </w:rPr>
         <w:drawing>
-          <wp:inline distT="0" distB="0" distL="0" distR="0" wp14:anchorId="47E558E5" wp14:editId="44901C49">
+          <wp:inline distT="0" distB="0" distL="0" distR="0" wp14:anchorId="58F1CB44" wp14:editId="4F0FD65B">
             <wp:extent cx="2905125" cy="1676400"/>
             <wp:effectExtent l="0" t="0" r="0" b="0"/>
-            <wp:docPr id="335" name="02-workbook-copy-dialog.png" descr="La boîte de dialogue Copier le classeur avec le champ du nom du nouveau classeur." title="La boîte de dialogue Copier le classeur avec le champ du nom du nouveau classeur."/>
+            <wp:docPr id="346" name="02-workbook-copy-dialog.png" descr="La boîte de dialogue Copier le classeur avec le champ du nom du nouveau classeur." title="La boîte de dialogue Copier le classeur avec le champ du nom du nouveau classeur."/>
             <wp:cNvGraphicFramePr>
               <a:graphicFrameLocks xmlns:a="http://schemas.openxmlformats.org/drawingml/2006/main" noChangeAspect="1"/>
             </wp:cNvGraphicFramePr>
@@ -7173,7 +7239,7 @@
       <w:pPr>
         <w:pStyle w:val="Ttulo2"/>
       </w:pPr>
-      <w:bookmarkStart w:id="8" w:name="_Toc241748594"/>
+      <w:bookmarkStart w:id="8" w:name="_Toc241848839"/>
       <w:r>
         <w:t>Copier une carte</w:t>
       </w:r>
@@ -7255,7 +7321,7 @@
       <w:pPr>
         <w:pStyle w:val="Ttulo2"/>
       </w:pPr>
-      <w:bookmarkStart w:id="9" w:name="_Toc241748595"/>
+      <w:bookmarkStart w:id="9" w:name="_Toc241848840"/>
       <w:r>
         <w:t>Partager une carte qui vous appartient</w:t>
       </w:r>
@@ -7339,10 +7405,10 @@
           <w:noProof/>
         </w:rPr>
         <w:drawing>
-          <wp:inline distT="0" distB="0" distL="0" distR="0" wp14:anchorId="679A0737" wp14:editId="1B13BBFF">
+          <wp:inline distT="0" distB="0" distL="0" distR="0" wp14:anchorId="2D9F350E" wp14:editId="4FC32550">
             <wp:extent cx="3743325" cy="1714500"/>
             <wp:effectExtent l="0" t="0" r="0" b="0"/>
-            <wp:docPr id="336" name="29-share-dialog-search.png" descr="La boîte de dialogue Partager la carte avec une personne correspondante et les boutons Peut consulter, Peut exporter et Peut modifier." title="La boîte de dialogue Partager la carte avec une personne correspondante et les boutons Peut consulter, Peut exporter et Peut modifier."/>
+            <wp:docPr id="347" name="29-share-dialog-search.png" descr="La boîte de dialogue Partager la carte avec une personne correspondante et les boutons Peut consulter, Peut exporter et Peut modifier." title="La boîte de dialogue Partager la carte avec une personne correspondante et les boutons Peut consulter, Peut exporter et Peut modifier."/>
             <wp:cNvGraphicFramePr>
               <a:graphicFrameLocks xmlns:a="http://schemas.openxmlformats.org/drawingml/2006/main" noChangeAspect="1"/>
             </wp:cNvGraphicFramePr>
@@ -7773,7 +7839,7 @@
         <w:pStyle w:val="Ttulo1"/>
         <w:pageBreakBefore/>
       </w:pPr>
-      <w:bookmarkStart w:id="10" w:name="_Toc241748596"/>
+      <w:bookmarkStart w:id="10" w:name="_Toc241848841"/>
       <w:r>
         <w:lastRenderedPageBreak/>
         <w:t>La visionneuse de cartes</w:t>
@@ -7796,10 +7862,10 @@
           <w:noProof/>
         </w:rPr>
         <w:drawing>
-          <wp:inline distT="0" distB="0" distL="0" distR="0" wp14:anchorId="5F1FF881" wp14:editId="688D6904">
+          <wp:inline distT="0" distB="0" distL="0" distR="0" wp14:anchorId="0C7B55FE" wp14:editId="729EA246">
             <wp:extent cx="5715000" cy="3571875"/>
             <wp:effectExtent l="0" t="0" r="0" b="0"/>
-            <wp:docPr id="337" name="25-viewer-results.png" descr="La visionneuse de cartes après une exécution terminée, avec la grille de résultats et les boutons d'exportation." title="La visionneuse de cartes après une exécution terminée, avec la grille de résultats et les boutons d'exportation."/>
+            <wp:docPr id="348" name="25-viewer-results.png" descr="La visionneuse de cartes après une exécution terminée, avec la grille de résultats et les boutons d'exportation." title="La visionneuse de cartes après une exécution terminée, avec la grille de résultats et les boutons d'exportation."/>
             <wp:cNvGraphicFramePr>
               <a:graphicFrameLocks xmlns:a="http://schemas.openxmlformats.org/drawingml/2006/main" noChangeAspect="1"/>
             </wp:cNvGraphicFramePr>
@@ -8325,7 +8391,7 @@
       <w:pPr>
         <w:pStyle w:val="Ttulo2"/>
       </w:pPr>
-      <w:bookmarkStart w:id="11" w:name="_Toc241748597"/>
+      <w:bookmarkStart w:id="11" w:name="_Toc241848842"/>
       <w:r>
         <w:lastRenderedPageBreak/>
         <w:t>Paramètres d'exécution</w:t>
@@ -8368,10 +8434,10 @@
           <w:noProof/>
         </w:rPr>
         <w:drawing>
-          <wp:inline distT="0" distB="0" distL="0" distR="0" wp14:anchorId="1402BDD6" wp14:editId="48396620">
+          <wp:inline distT="0" distB="0" distL="0" distR="0" wp14:anchorId="4AC44FB0" wp14:editId="6832014E">
             <wp:extent cx="2905125" cy="2457450"/>
             <wp:effectExtent l="0" t="0" r="0" b="0"/>
-            <wp:docPr id="338" name="24-viewer-params-filled.png" descr="La boîte de dialogue Paramètres d'exécution avec les deux valeurs obligatoires renseignées." title="La boîte de dialogue Paramètres d'exécution avec les deux valeurs obligatoires renseignées."/>
+            <wp:docPr id="349" name="24-viewer-params-filled.png" descr="La boîte de dialogue Paramètres d'exécution avec les deux valeurs obligatoires renseignées." title="La boîte de dialogue Paramètres d'exécution avec les deux valeurs obligatoires renseignées."/>
             <wp:cNvGraphicFramePr>
               <a:graphicFrameLocks xmlns:a="http://schemas.openxmlformats.org/drawingml/2006/main" noChangeAspect="1"/>
             </wp:cNvGraphicFramePr>
@@ -8420,7 +8486,7 @@
       <w:pPr>
         <w:pStyle w:val="Ttulo2"/>
       </w:pPr>
-      <w:bookmarkStart w:id="12" w:name="_Toc241748598"/>
+      <w:bookmarkStart w:id="12" w:name="_Toc241848843"/>
       <w:r>
         <w:t>Lire les résultats</w:t>
       </w:r>
@@ -9104,7 +9170,7 @@
       <w:pPr>
         <w:pStyle w:val="Ttulo2"/>
       </w:pPr>
-      <w:bookmarkStart w:id="13" w:name="_Toc241748599"/>
+      <w:bookmarkStart w:id="13" w:name="_Toc241848844"/>
       <w:r>
         <w:t>Exporter les résultats</w:t>
       </w:r>
@@ -9435,10 +9501,10 @@
           <w:noProof/>
         </w:rPr>
         <w:drawing>
-          <wp:inline distT="0" distB="0" distL="0" distR="0" wp14:anchorId="5D0FB9FB" wp14:editId="3F5EC2A7">
+          <wp:inline distT="0" distB="0" distL="0" distR="0" wp14:anchorId="6168FC87" wp14:editId="13ACB62A">
             <wp:extent cx="3324225" cy="3990975"/>
             <wp:effectExtent l="0" t="0" r="0" b="0"/>
-            <wp:docPr id="339" name="17-builder-pdf-dialog.png" descr="La boîte de dialogue d'exportation PDF avec les options d'orientation, de format du papier, de titre et de police." title="La boîte de dialogue d'exportation PDF avec les options d'orientation, de format du papier, de titre et de police."/>
+            <wp:docPr id="350" name="17-builder-pdf-dialog.png" descr="La boîte de dialogue d'exportation PDF avec les options d'orientation, de format du papier, de titre et de police." title="La boîte de dialogue d'exportation PDF avec les options d'orientation, de format du papier, de titre et de police."/>
             <wp:cNvGraphicFramePr>
               <a:graphicFrameLocks xmlns:a="http://schemas.openxmlformats.org/drawingml/2006/main" noChangeAspect="1"/>
             </wp:cNvGraphicFramePr>
@@ -9913,7 +9979,7 @@
         <w:pStyle w:val="Ttulo1"/>
         <w:pageBreakBefore/>
       </w:pPr>
-      <w:bookmarkStart w:id="14" w:name="_Toc241748600"/>
+      <w:bookmarkStart w:id="14" w:name="_Toc241848845"/>
       <w:r>
         <w:lastRenderedPageBreak/>
         <w:t>Créer et modifier des cartes</w:t>
@@ -9976,10 +10042,10 @@
           <w:noProof/>
         </w:rPr>
         <w:drawing>
-          <wp:inline distT="0" distB="0" distL="0" distR="0" wp14:anchorId="315E4CCC" wp14:editId="09B4F692">
+          <wp:inline distT="0" distB="0" distL="0" distR="0" wp14:anchorId="63D52B0B" wp14:editId="03E13145">
             <wp:extent cx="5715000" cy="3571875"/>
             <wp:effectExtent l="0" t="0" r="0" b="0"/>
-            <wp:docPr id="340" name="05-builder-overview.png" descr="Le créateur de cartes avec l'arborescence Domaines d'activité, la zone Colonnes et le panneau Propriétés." title="Le créateur de cartes avec l'arborescence Domaines d'activité, la zone Colonnes et le panneau Propriétés."/>
+            <wp:docPr id="351" name="05-builder-overview.png" descr="Le créateur de cartes avec l'arborescence Domaines d'activité, la zone Colonnes et le panneau Propriétés." title="Le créateur de cartes avec l'arborescence Domaines d'activité, la zone Colonnes et le panneau Propriétés."/>
             <wp:cNvGraphicFramePr>
               <a:graphicFrameLocks xmlns:a="http://schemas.openxmlformats.org/drawingml/2006/main" noChangeAspect="1"/>
             </wp:cNvGraphicFramePr>
@@ -10083,7 +10149,7 @@
       <w:pPr>
         <w:pStyle w:val="Ttulo2"/>
       </w:pPr>
-      <w:bookmarkStart w:id="15" w:name="_Toc241748601"/>
+      <w:bookmarkStart w:id="15" w:name="_Toc241848846"/>
       <w:r>
         <w:t>Barre d'outils</w:t>
       </w:r>
@@ -10615,7 +10681,17 @@
               <w:spacing w:after="0"/>
             </w:pPr>
             <w:r>
-              <w:t>Enregistre la carte. Exige au moins une colonne</w:t>
+              <w:t xml:space="preserve">Enregistre la carte. Exige au moins une colonne. Si rien n'a changé, le message </w:t>
+            </w:r>
+            <w:r>
+              <w:rPr>
+                <w:b/>
+                <w:bCs/>
+              </w:rPr>
+              <w:t>Aucune modification à enregistrer</w:t>
+            </w:r>
+            <w:r>
+              <w:t xml:space="preserve"> s'affiche</w:t>
             </w:r>
           </w:p>
         </w:tc>
@@ -11009,7 +11085,7 @@
       <w:pPr>
         <w:pStyle w:val="Ttulo2"/>
       </w:pPr>
-      <w:bookmarkStart w:id="16" w:name="_Toc241748602"/>
+      <w:bookmarkStart w:id="16" w:name="_Toc241848847"/>
       <w:r>
         <w:t>Ajouter des colonnes</w:t>
       </w:r>
@@ -11174,7 +11250,7 @@
       <w:pPr>
         <w:pStyle w:val="Ttulo2"/>
       </w:pPr>
-      <w:bookmarkStart w:id="17" w:name="_Toc241748603"/>
+      <w:bookmarkStart w:id="17" w:name="_Toc241848848"/>
       <w:r>
         <w:t>Configurer une colonne</w:t>
       </w:r>
@@ -12174,10 +12250,10 @@
           <w:noProof/>
         </w:rPr>
         <w:drawing>
-          <wp:inline distT="0" distB="0" distL="0" distR="0" wp14:anchorId="7E63E4F3" wp14:editId="59533B08">
+          <wp:inline distT="0" distB="0" distL="0" distR="0" wp14:anchorId="712BE999" wp14:editId="3CAD8200">
             <wp:extent cx="5715000" cy="3571875"/>
             <wp:effectExtent l="0" t="0" r="0" b="0"/>
-            <wp:docPr id="341" name="08-builder-column-aggregation.png" descr="La boîte de dialogue Configurer la colonne avec la liste Agrégation ouverte." title="La boîte de dialogue Configurer la colonne avec la liste Agrégation ouverte."/>
+            <wp:docPr id="352" name="08-builder-column-aggregation.png" descr="La boîte de dialogue Configurer la colonne avec la liste Agrégation ouverte." title="La boîte de dialogue Configurer la colonne avec la liste Agrégation ouverte."/>
             <wp:cNvGraphicFramePr>
               <a:graphicFrameLocks xmlns:a="http://schemas.openxmlformats.org/drawingml/2006/main" noChangeAspect="1"/>
             </wp:cNvGraphicFramePr>
@@ -12226,7 +12302,7 @@
       <w:pPr>
         <w:pStyle w:val="Ttulo2"/>
       </w:pPr>
-      <w:bookmarkStart w:id="18" w:name="_Toc241748604"/>
+      <w:bookmarkStart w:id="18" w:name="_Toc241848849"/>
       <w:r>
         <w:lastRenderedPageBreak/>
         <w:t>Onglets du panneau de droite</w:t>
@@ -12972,10 +13048,10 @@
           <w:noProof/>
         </w:rPr>
         <w:drawing>
-          <wp:inline distT="0" distB="0" distL="0" distR="0" wp14:anchorId="690C8C61" wp14:editId="2172435A">
+          <wp:inline distT="0" distB="0" distL="0" distR="0" wp14:anchorId="676117BC" wp14:editId="12D86A0E">
             <wp:extent cx="5715000" cy="3571875"/>
             <wp:effectExtent l="0" t="0" r="0" b="0"/>
-            <wp:docPr id="342" name="09-builder-conditions.png" descr="L'onglet Conditions listant les conditions de la carte avec les contrôles d'opérateur et de valeur ou d'invite." title="L'onglet Conditions listant les conditions de la carte avec les contrôles d'opérateur et de valeur ou d'invite."/>
+            <wp:docPr id="353" name="09-builder-conditions.png" descr="L'onglet Conditions listant les conditions de la carte avec les contrôles d'opérateur et de valeur ou d'invite." title="L'onglet Conditions listant les conditions de la carte avec les contrôles d'opérateur et de valeur ou d'invite."/>
             <wp:cNvGraphicFramePr>
               <a:graphicFrameLocks xmlns:a="http://schemas.openxmlformats.org/drawingml/2006/main" noChangeAspect="1"/>
             </wp:cNvGraphicFramePr>
@@ -13130,7 +13206,7 @@
       <w:pPr>
         <w:pStyle w:val="Ttulo2"/>
       </w:pPr>
-      <w:bookmarkStart w:id="19" w:name="_Toc241748605"/>
+      <w:bookmarkStart w:id="19" w:name="_Toc241848850"/>
       <w:r>
         <w:t>Mise en forme conditionnelle</w:t>
       </w:r>
@@ -13835,10 +13911,10 @@
           <w:noProof/>
         </w:rPr>
         <w:drawing>
-          <wp:inline distT="0" distB="0" distL="0" distR="0" wp14:anchorId="378E8C91" wp14:editId="72B36B58">
+          <wp:inline distT="0" distB="0" distL="0" distR="0" wp14:anchorId="13695E00" wp14:editId="4C47E158">
             <wp:extent cx="3324225" cy="1457325"/>
             <wp:effectExtent l="0" t="0" r="0" b="0"/>
-            <wp:docPr id="343" name="19-builder-formatting-dialog.png" descr="La boîte de dialogue Mise en forme avec la liste des règles et les contrôles Ajouter une règle." title="La boîte de dialogue Mise en forme avec la liste des règles et les contrôles Ajouter une règle."/>
+            <wp:docPr id="354" name="19-builder-formatting-dialog.png" descr="La boîte de dialogue Mise en forme avec la liste des règles et les contrôles Ajouter une règle." title="La boîte de dialogue Mise en forme avec la liste des règles et les contrôles Ajouter une règle."/>
             <wp:cNvGraphicFramePr>
               <a:graphicFrameLocks xmlns:a="http://schemas.openxmlformats.org/drawingml/2006/main" noChangeAspect="1"/>
             </wp:cNvGraphicFramePr>
@@ -13887,7 +13963,7 @@
       <w:pPr>
         <w:pStyle w:val="Ttulo2"/>
       </w:pPr>
-      <w:bookmarkStart w:id="20" w:name="_Toc241748606"/>
+      <w:bookmarkStart w:id="20" w:name="_Toc241848851"/>
       <w:r>
         <w:t>Exécuter depuis le créateur et exécutions refusées</w:t>
       </w:r>
@@ -13934,7 +14010,7 @@
       <w:pPr>
         <w:pStyle w:val="Ttulo2"/>
       </w:pPr>
-      <w:bookmarkStart w:id="21" w:name="_Toc241748607"/>
+      <w:bookmarkStart w:id="21" w:name="_Toc241848852"/>
       <w:r>
         <w:lastRenderedPageBreak/>
         <w:t>Exemple : créer une petite carte</w:t>
@@ -14084,7 +14160,7 @@
         <w:pStyle w:val="Ttulo1"/>
         <w:pageBreakBefore/>
       </w:pPr>
-      <w:bookmarkStart w:id="22" w:name="_Toc241748608"/>
+      <w:bookmarkStart w:id="22" w:name="_Toc241848853"/>
       <w:r>
         <w:lastRenderedPageBreak/>
         <w:t>Exécutions</w:t>
@@ -14117,10 +14193,10 @@
           <w:noProof/>
         </w:rPr>
         <w:drawing>
-          <wp:inline distT="0" distB="0" distL="0" distR="0" wp14:anchorId="6829F28C" wp14:editId="2C4ACE23">
+          <wp:inline distT="0" distB="0" distL="0" distR="0" wp14:anchorId="7C9CC169" wp14:editId="24B4CE2F">
             <wp:extent cx="5715000" cy="3571875"/>
             <wp:effectExtent l="0" t="0" r="0" b="0"/>
-            <wp:docPr id="344" name="41-runs.png" descr="La page Exécutions avec les filtres et le tableau des exécutions et de leurs boutons d'exportation." title="La page Exécutions avec les filtres et le tableau des exécutions et de leurs boutons d'exportation."/>
+            <wp:docPr id="355" name="41-runs.png" descr="La page Exécutions avec les filtres et le tableau des exécutions et de leurs boutons d'exportation." title="La page Exécutions avec les filtres et le tableau des exécutions et de leurs boutons d'exportation."/>
             <wp:cNvGraphicFramePr>
               <a:graphicFrameLocks xmlns:a="http://schemas.openxmlformats.org/drawingml/2006/main" noChangeAspect="1"/>
             </wp:cNvGraphicFramePr>
@@ -15120,7 +15196,7 @@
         <w:pStyle w:val="Ttulo1"/>
         <w:pageBreakBefore/>
       </w:pPr>
-      <w:bookmarkStart w:id="23" w:name="_Toc241748609"/>
+      <w:bookmarkStart w:id="23" w:name="_Toc241848854"/>
       <w:r>
         <w:lastRenderedPageBreak/>
         <w:t>Exportations</w:t>
@@ -15153,10 +15229,10 @@
           <w:noProof/>
         </w:rPr>
         <w:drawing>
-          <wp:inline distT="0" distB="0" distL="0" distR="0" wp14:anchorId="4CD2D00F" wp14:editId="4E84A3E5">
+          <wp:inline distT="0" distB="0" distL="0" distR="0" wp14:anchorId="4756B06C" wp14:editId="63BB06C9">
             <wp:extent cx="5715000" cy="3571875"/>
             <wp:effectExtent l="0" t="0" r="0" b="0"/>
-            <wp:docPr id="345" name="44-exports.png" descr="La page Exportations listant les exportations avec un bouton Télécharger sur celles qui sont terminées." title="La page Exportations listant les exportations avec un bouton Télécharger sur celles qui sont terminées."/>
+            <wp:docPr id="356" name="44-exports.png" descr="La page Exportations listant les exportations avec un bouton Télécharger sur celles qui sont terminées." title="La page Exportations listant les exportations avec un bouton Télécharger sur celles qui sont terminées."/>
             <wp:cNvGraphicFramePr>
               <a:graphicFrameLocks xmlns:a="http://schemas.openxmlformats.org/drawingml/2006/main" noChangeAspect="1"/>
             </wp:cNvGraphicFramePr>
@@ -15570,7 +15646,7 @@
         <w:pStyle w:val="Ttulo1"/>
         <w:pageBreakBefore/>
       </w:pPr>
-      <w:bookmarkStart w:id="24" w:name="_Toc241748610"/>
+      <w:bookmarkStart w:id="24" w:name="_Toc241848855"/>
       <w:r>
         <w:lastRenderedPageBreak/>
         <w:t>Planifications</w:t>
@@ -15638,10 +15714,10 @@
           <w:noProof/>
         </w:rPr>
         <w:drawing>
-          <wp:inline distT="0" distB="0" distL="0" distR="0" wp14:anchorId="519056DE" wp14:editId="296151D9">
+          <wp:inline distT="0" distB="0" distL="0" distR="0" wp14:anchorId="190027E9" wp14:editId="3607D5C9">
             <wp:extent cx="5715000" cy="3571875"/>
             <wp:effectExtent l="0" t="0" r="0" b="0"/>
-            <wp:docPr id="346" name="38-schedules-list.png" descr="La page Planifications avec une planification en pause et ses icônes d'action." title="La page Planifications avec une planification en pause et ses icônes d'action."/>
+            <wp:docPr id="357" name="38-schedules-list.png" descr="La page Planifications avec une planification en pause et ses icônes d'action." title="La page Planifications avec une planification en pause et ses icônes d'action."/>
             <wp:cNvGraphicFramePr>
               <a:graphicFrameLocks xmlns:a="http://schemas.openxmlformats.org/drawingml/2006/main" noChangeAspect="1"/>
             </wp:cNvGraphicFramePr>
@@ -16395,7 +16471,7 @@
       <w:pPr>
         <w:pStyle w:val="Ttulo2"/>
       </w:pPr>
-      <w:bookmarkStart w:id="25" w:name="_Toc241748611"/>
+      <w:bookmarkStart w:id="25" w:name="_Toc241848856"/>
       <w:r>
         <w:lastRenderedPageBreak/>
         <w:t>Nouvelle planification</w:t>
@@ -16511,7 +16587,17 @@
         <w:t>Fréquence</w:t>
       </w:r>
       <w:r>
-        <w:t xml:space="preserve">, un </w:t>
+        <w:t xml:space="preserve">, son </w:t>
+      </w:r>
+      <w:r>
+        <w:rPr>
+          <w:b/>
+          <w:bCs/>
+        </w:rPr>
+        <w:t>Heure</w:t>
+      </w:r>
+      <w:r>
+        <w:t xml:space="preserve"> et son jour, un </w:t>
       </w:r>
       <w:r>
         <w:rPr>
@@ -16554,7 +16640,27 @@
         <w:t>Préréglages de paramètres</w:t>
       </w:r>
       <w:r>
-        <w:t xml:space="preserve"> si la carte a des paramètres.</w:t>
+        <w:t xml:space="preserve"> si la carte a des paramètres : une </w:t>
+      </w:r>
+      <w:r>
+        <w:rPr>
+          <w:b/>
+          <w:bCs/>
+        </w:rPr>
+        <w:t>Valeur fixe</w:t>
+      </w:r>
+      <w:r>
+        <w:t xml:space="preserve">, ou </w:t>
+      </w:r>
+      <w:r>
+        <w:rPr>
+          <w:b/>
+          <w:bCs/>
+        </w:rPr>
+        <w:t>Relatif à la date d’exécution</w:t>
+      </w:r>
+      <w:r>
+        <w:t>.</w:t>
       </w:r>
     </w:p>
     <w:p>
@@ -16606,10 +16712,10 @@
           <w:noProof/>
         </w:rPr>
         <w:drawing>
-          <wp:inline distT="0" distB="0" distL="0" distR="0" wp14:anchorId="158DCB73" wp14:editId="7BC2B78A">
+          <wp:inline distT="0" distB="0" distL="0" distR="0" wp14:anchorId="65A14613" wp14:editId="770A40BC">
             <wp:extent cx="3743325" cy="4676775"/>
             <wp:effectExtent l="0" t="0" r="0" b="0"/>
-            <wp:docPr id="347" name="37-schedule-filled.png" descr="La boîte de dialogue Nouvelle planification remplie, avec une fréquence mensuelle et Activé décoché." title="La boîte de dialogue Nouvelle planification remplie, avec une fréquence mensuelle et Activé décoché."/>
+            <wp:docPr id="358" name="37-schedule-filled.png" descr="La boîte de dialogue Nouvelle planification remplie, avec une fréquence mensuelle et Activé décoché." title="La boîte de dialogue Nouvelle planification remplie, avec une fréquence mensuelle et Activé décoché."/>
             <wp:cNvGraphicFramePr>
               <a:graphicFrameLocks xmlns:a="http://schemas.openxmlformats.org/drawingml/2006/main" noChangeAspect="1"/>
             </wp:cNvGraphicFramePr>
@@ -16672,8 +16778,8 @@
         <w:tblLook w:val="0000" w:firstRow="0" w:lastRow="0" w:firstColumn="0" w:lastColumn="0" w:noHBand="0" w:noVBand="0"/>
       </w:tblPr>
       <w:tblGrid>
-        <w:gridCol w:w="2123"/>
-        <w:gridCol w:w="6903"/>
+        <w:gridCol w:w="2256"/>
+        <w:gridCol w:w="6770"/>
       </w:tblGrid>
       <w:tr>
         <w:tblPrEx>
@@ -16688,7 +16794,7 @@
         </w:trPr>
         <w:tc>
           <w:tcPr>
-            <w:tcW w:w="2123" w:type="dxa"/>
+            <w:tcW w:w="2256" w:type="dxa"/>
             <w:tcBorders>
               <w:top w:val="single" w:sz="4" w:space="0" w:color="BFC7D1"/>
               <w:left w:val="single" w:sz="4" w:space="0" w:color="BFC7D1"/>
@@ -16719,7 +16825,7 @@
         </w:tc>
         <w:tc>
           <w:tcPr>
-            <w:tcW w:w="6903" w:type="dxa"/>
+            <w:tcW w:w="6770" w:type="dxa"/>
             <w:tcBorders>
               <w:top w:val="single" w:sz="4" w:space="0" w:color="BFC7D1"/>
               <w:left w:val="single" w:sz="4" w:space="0" w:color="BFC7D1"/>
@@ -16761,7 +16867,7 @@
         </w:trPr>
         <w:tc>
           <w:tcPr>
-            <w:tcW w:w="2123" w:type="dxa"/>
+            <w:tcW w:w="2256" w:type="dxa"/>
             <w:tcBorders>
               <w:top w:val="single" w:sz="4" w:space="0" w:color="BFC7D1"/>
               <w:left w:val="single" w:sz="4" w:space="0" w:color="BFC7D1"/>
@@ -16786,40 +16892,30 @@
               </w:rPr>
               <w:t>Fréquence</w:t>
             </w:r>
-            <w:r>
-              <w:t xml:space="preserve"> : </w:t>
-            </w:r>
-            <w:r>
-              <w:rPr>
-                <w:b/>
-                <w:bCs/>
-              </w:rPr>
-              <w:t>Tous les jours (minuit)</w:t>
-            </w:r>
-          </w:p>
-        </w:tc>
-        <w:tc>
-          <w:tcPr>
-            <w:tcW w:w="6903" w:type="dxa"/>
-            <w:tcBorders>
-              <w:top w:val="single" w:sz="4" w:space="0" w:color="BFC7D1"/>
-              <w:left w:val="single" w:sz="4" w:space="0" w:color="BFC7D1"/>
-              <w:bottom w:val="single" w:sz="4" w:space="0" w:color="BFC7D1"/>
-              <w:right w:val="single" w:sz="4" w:space="0" w:color="BFC7D1"/>
-            </w:tcBorders>
-            <w:tcMar>
-              <w:top w:w="60" w:type="dxa"/>
-              <w:left w:w="100" w:type="dxa"/>
-              <w:bottom w:w="60" w:type="dxa"/>
-              <w:right w:w="100" w:type="dxa"/>
-            </w:tcMar>
-          </w:tcPr>
-          <w:p>
-            <w:pPr>
-              <w:spacing w:after="0"/>
-            </w:pPr>
-            <w:r>
-              <w:t>Tous les jours à 00:00 dans le fuseau horaire choisi</w:t>
+          </w:p>
+        </w:tc>
+        <w:tc>
+          <w:tcPr>
+            <w:tcW w:w="6770" w:type="dxa"/>
+            <w:tcBorders>
+              <w:top w:val="single" w:sz="4" w:space="0" w:color="BFC7D1"/>
+              <w:left w:val="single" w:sz="4" w:space="0" w:color="BFC7D1"/>
+              <w:bottom w:val="single" w:sz="4" w:space="0" w:color="BFC7D1"/>
+              <w:right w:val="single" w:sz="4" w:space="0" w:color="BFC7D1"/>
+            </w:tcBorders>
+            <w:tcMar>
+              <w:top w:w="60" w:type="dxa"/>
+              <w:left w:w="100" w:type="dxa"/>
+              <w:bottom w:w="60" w:type="dxa"/>
+              <w:right w:w="100" w:type="dxa"/>
+            </w:tcMar>
+          </w:tcPr>
+          <w:p>
+            <w:pPr>
+              <w:spacing w:after="0"/>
+            </w:pPr>
+            <w:r>
+              <w:t>La fréquence d'exécution. Voir le tableau suivant</w:t>
             </w:r>
           </w:p>
         </w:tc>
@@ -16836,7 +16932,7 @@
         </w:trPr>
         <w:tc>
           <w:tcPr>
-            <w:tcW w:w="2123" w:type="dxa"/>
+            <w:tcW w:w="2256" w:type="dxa"/>
             <w:tcBorders>
               <w:top w:val="single" w:sz="4" w:space="0" w:color="BFC7D1"/>
               <w:left w:val="single" w:sz="4" w:space="0" w:color="BFC7D1"/>
@@ -16860,24 +16956,13 @@
                 <w:b/>
                 <w:bCs/>
               </w:rPr>
-              <w:lastRenderedPageBreak/>
-              <w:t>Fréquence</w:t>
-            </w:r>
-            <w:r>
-              <w:t xml:space="preserve"> : </w:t>
-            </w:r>
-            <w:r>
-              <w:rPr>
-                <w:b/>
-                <w:bCs/>
-              </w:rPr>
-              <w:t>Toutes les semaines (dimanche, minuit)</w:t>
-            </w:r>
-          </w:p>
-        </w:tc>
-        <w:tc>
-          <w:tcPr>
-            <w:tcW w:w="6903" w:type="dxa"/>
+              <w:t>Heure</w:t>
+            </w:r>
+          </w:p>
+        </w:tc>
+        <w:tc>
+          <w:tcPr>
+            <w:tcW w:w="6770" w:type="dxa"/>
             <w:tcBorders>
               <w:top w:val="single" w:sz="4" w:space="0" w:color="BFC7D1"/>
               <w:left w:val="single" w:sz="4" w:space="0" w:color="BFC7D1"/>
@@ -16897,7 +16982,17 @@
               <w:spacing w:after="0"/>
             </w:pPr>
             <w:r>
-              <w:t>Tous les dimanches à 00:00</w:t>
+              <w:t xml:space="preserve">L'heure et la minute de l'exécution. Affiché pour toutes les fréquences sauf </w:t>
+            </w:r>
+            <w:r>
+              <w:rPr>
+                <w:b/>
+                <w:bCs/>
+              </w:rPr>
+              <w:t>Personnalisé (cron)</w:t>
+            </w:r>
+            <w:r>
+              <w:t>.</w:t>
             </w:r>
           </w:p>
         </w:tc>
@@ -16914,65 +17009,66 @@
         </w:trPr>
         <w:tc>
           <w:tcPr>
-            <w:tcW w:w="2123" w:type="dxa"/>
-            <w:tcBorders>
-              <w:top w:val="single" w:sz="4" w:space="0" w:color="BFC7D1"/>
-              <w:left w:val="single" w:sz="4" w:space="0" w:color="BFC7D1"/>
-              <w:bottom w:val="single" w:sz="4" w:space="0" w:color="BFC7D1"/>
-              <w:right w:val="single" w:sz="4" w:space="0" w:color="BFC7D1"/>
-            </w:tcBorders>
-            <w:tcMar>
-              <w:top w:w="60" w:type="dxa"/>
-              <w:left w:w="100" w:type="dxa"/>
-              <w:bottom w:w="60" w:type="dxa"/>
-              <w:right w:w="100" w:type="dxa"/>
-            </w:tcMar>
-          </w:tcPr>
-          <w:p>
-            <w:pPr>
-              <w:spacing w:after="0"/>
-            </w:pPr>
-            <w:r>
-              <w:rPr>
-                <w:b/>
-                <w:bCs/>
-              </w:rPr>
-              <w:t>Fréquence</w:t>
-            </w:r>
-            <w:r>
-              <w:t xml:space="preserve"> : </w:t>
-            </w:r>
-            <w:r>
-              <w:rPr>
-                <w:b/>
-                <w:bCs/>
-              </w:rPr>
-              <w:t>Tous les mois (le 1er, minuit)</w:t>
-            </w:r>
-          </w:p>
-        </w:tc>
-        <w:tc>
-          <w:tcPr>
-            <w:tcW w:w="6903" w:type="dxa"/>
-            <w:tcBorders>
-              <w:top w:val="single" w:sz="4" w:space="0" w:color="BFC7D1"/>
-              <w:left w:val="single" w:sz="4" w:space="0" w:color="BFC7D1"/>
-              <w:bottom w:val="single" w:sz="4" w:space="0" w:color="BFC7D1"/>
-              <w:right w:val="single" w:sz="4" w:space="0" w:color="BFC7D1"/>
-            </w:tcBorders>
-            <w:tcMar>
-              <w:top w:w="60" w:type="dxa"/>
-              <w:left w:w="100" w:type="dxa"/>
-              <w:bottom w:w="60" w:type="dxa"/>
-              <w:right w:w="100" w:type="dxa"/>
-            </w:tcMar>
-          </w:tcPr>
-          <w:p>
-            <w:pPr>
-              <w:spacing w:after="0"/>
-            </w:pPr>
-            <w:r>
-              <w:t>Le 1er de chaque mois à 00:00</w:t>
+            <w:tcW w:w="2256" w:type="dxa"/>
+            <w:tcBorders>
+              <w:top w:val="single" w:sz="4" w:space="0" w:color="BFC7D1"/>
+              <w:left w:val="single" w:sz="4" w:space="0" w:color="BFC7D1"/>
+              <w:bottom w:val="single" w:sz="4" w:space="0" w:color="BFC7D1"/>
+              <w:right w:val="single" w:sz="4" w:space="0" w:color="BFC7D1"/>
+            </w:tcBorders>
+            <w:tcMar>
+              <w:top w:w="60" w:type="dxa"/>
+              <w:left w:w="100" w:type="dxa"/>
+              <w:bottom w:w="60" w:type="dxa"/>
+              <w:right w:w="100" w:type="dxa"/>
+            </w:tcMar>
+          </w:tcPr>
+          <w:p>
+            <w:pPr>
+              <w:spacing w:after="0"/>
+            </w:pPr>
+            <w:r>
+              <w:rPr>
+                <w:b/>
+                <w:bCs/>
+              </w:rPr>
+              <w:lastRenderedPageBreak/>
+              <w:t>Jour de la semaine</w:t>
+            </w:r>
+          </w:p>
+        </w:tc>
+        <w:tc>
+          <w:tcPr>
+            <w:tcW w:w="6770" w:type="dxa"/>
+            <w:tcBorders>
+              <w:top w:val="single" w:sz="4" w:space="0" w:color="BFC7D1"/>
+              <w:left w:val="single" w:sz="4" w:space="0" w:color="BFC7D1"/>
+              <w:bottom w:val="single" w:sz="4" w:space="0" w:color="BFC7D1"/>
+              <w:right w:val="single" w:sz="4" w:space="0" w:color="BFC7D1"/>
+            </w:tcBorders>
+            <w:tcMar>
+              <w:top w:w="60" w:type="dxa"/>
+              <w:left w:w="100" w:type="dxa"/>
+              <w:bottom w:w="60" w:type="dxa"/>
+              <w:right w:w="100" w:type="dxa"/>
+            </w:tcMar>
+          </w:tcPr>
+          <w:p>
+            <w:pPr>
+              <w:spacing w:after="0"/>
+            </w:pPr>
+            <w:r>
+              <w:t xml:space="preserve">Affiché pour </w:t>
+            </w:r>
+            <w:r>
+              <w:rPr>
+                <w:b/>
+                <w:bCs/>
+              </w:rPr>
+              <w:t>Hebdomadaire</w:t>
+            </w:r>
+            <w:r>
+              <w:t>.</w:t>
             </w:r>
           </w:p>
         </w:tc>
@@ -16989,7 +17085,7 @@
         </w:trPr>
         <w:tc>
           <w:tcPr>
-            <w:tcW w:w="2123" w:type="dxa"/>
+            <w:tcW w:w="2256" w:type="dxa"/>
             <w:tcBorders>
               <w:top w:val="single" w:sz="4" w:space="0" w:color="BFC7D1"/>
               <w:left w:val="single" w:sz="4" w:space="0" w:color="BFC7D1"/>
@@ -17013,23 +17109,13 @@
                 <w:b/>
                 <w:bCs/>
               </w:rPr>
-              <w:t>Fréquence</w:t>
-            </w:r>
-            <w:r>
-              <w:t xml:space="preserve"> : </w:t>
-            </w:r>
-            <w:r>
-              <w:rPr>
-                <w:b/>
-                <w:bCs/>
-              </w:rPr>
-              <w:t>Personnalisé</w:t>
-            </w:r>
-          </w:p>
-        </w:tc>
-        <w:tc>
-          <w:tcPr>
-            <w:tcW w:w="6903" w:type="dxa"/>
+              <w:t>Jour du mois</w:t>
+            </w:r>
+          </w:p>
+        </w:tc>
+        <w:tc>
+          <w:tcPr>
+            <w:tcW w:w="6770" w:type="dxa"/>
             <w:tcBorders>
               <w:top w:val="single" w:sz="4" w:space="0" w:color="BFC7D1"/>
               <w:left w:val="single" w:sz="4" w:space="0" w:color="BFC7D1"/>
@@ -17049,28 +17135,37 @@
               <w:spacing w:after="0"/>
             </w:pPr>
             <w:r>
-              <w:t xml:space="preserve">Vous saisissez une </w:t>
-            </w:r>
-            <w:r>
-              <w:rPr>
-                <w:b/>
-                <w:bCs/>
-              </w:rPr>
-              <w:t>Expression cron</w:t>
-            </w:r>
-            <w:r>
-              <w:t xml:space="preserve">, cinq champs : minute, heure, jour du mois, mois, jour de la semaine. Par exemple </w:t>
-            </w:r>
-            <w:r>
-              <w:rPr>
-                <w:rFonts w:ascii="Consolas" w:eastAsia="Consolas" w:hAnsi="Consolas" w:cs="Consolas"/>
-                <w:sz w:val="19"/>
-                <w:szCs w:val="19"/>
-              </w:rPr>
-              <w:t>0 9 * * 1-5</w:t>
-            </w:r>
-            <w:r>
-              <w:t xml:space="preserve"> correspond à 09:00 les jours ouvrés</w:t>
+              <w:t xml:space="preserve">De 1 à 28, ou </w:t>
+            </w:r>
+            <w:r>
+              <w:rPr>
+                <w:b/>
+                <w:bCs/>
+              </w:rPr>
+              <w:t>Dernier jour</w:t>
+            </w:r>
+            <w:r>
+              <w:t xml:space="preserve">. Les jours 29 à 31 ne sont pas proposés, ainsi aucun mois court n'est sauté. Affiché pour </w:t>
+            </w:r>
+            <w:r>
+              <w:rPr>
+                <w:b/>
+                <w:bCs/>
+              </w:rPr>
+              <w:t>Mensuel</w:t>
+            </w:r>
+            <w:r>
+              <w:t xml:space="preserve">, les fréquences plus longues et </w:t>
+            </w:r>
+            <w:r>
+              <w:rPr>
+                <w:b/>
+                <w:bCs/>
+              </w:rPr>
+              <w:t>Annuel</w:t>
+            </w:r>
+            <w:r>
+              <w:t>.</w:t>
             </w:r>
           </w:p>
         </w:tc>
@@ -17087,55 +17182,65 @@
         </w:trPr>
         <w:tc>
           <w:tcPr>
-            <w:tcW w:w="2123" w:type="dxa"/>
-            <w:tcBorders>
-              <w:top w:val="single" w:sz="4" w:space="0" w:color="BFC7D1"/>
-              <w:left w:val="single" w:sz="4" w:space="0" w:color="BFC7D1"/>
-              <w:bottom w:val="single" w:sz="4" w:space="0" w:color="BFC7D1"/>
-              <w:right w:val="single" w:sz="4" w:space="0" w:color="BFC7D1"/>
-            </w:tcBorders>
-            <w:tcMar>
-              <w:top w:w="60" w:type="dxa"/>
-              <w:left w:w="100" w:type="dxa"/>
-              <w:bottom w:w="60" w:type="dxa"/>
-              <w:right w:w="100" w:type="dxa"/>
-            </w:tcMar>
-          </w:tcPr>
-          <w:p>
-            <w:pPr>
-              <w:spacing w:after="0"/>
-            </w:pPr>
-            <w:r>
-              <w:rPr>
-                <w:b/>
-                <w:bCs/>
-              </w:rPr>
-              <w:t>Fuseau horaire</w:t>
-            </w:r>
-          </w:p>
-        </w:tc>
-        <w:tc>
-          <w:tcPr>
-            <w:tcW w:w="6903" w:type="dxa"/>
-            <w:tcBorders>
-              <w:top w:val="single" w:sz="4" w:space="0" w:color="BFC7D1"/>
-              <w:left w:val="single" w:sz="4" w:space="0" w:color="BFC7D1"/>
-              <w:bottom w:val="single" w:sz="4" w:space="0" w:color="BFC7D1"/>
-              <w:right w:val="single" w:sz="4" w:space="0" w:color="BFC7D1"/>
-            </w:tcBorders>
-            <w:tcMar>
-              <w:top w:w="60" w:type="dxa"/>
-              <w:left w:w="100" w:type="dxa"/>
-              <w:bottom w:w="60" w:type="dxa"/>
-              <w:right w:w="100" w:type="dxa"/>
-            </w:tcMar>
-          </w:tcPr>
-          <w:p>
-            <w:pPr>
-              <w:spacing w:after="0"/>
-            </w:pPr>
-            <w:r>
-              <w:t>L'horloge utilisée par la planification. UTC est la valeur par défaut</w:t>
+            <w:tcW w:w="2256" w:type="dxa"/>
+            <w:tcBorders>
+              <w:top w:val="single" w:sz="4" w:space="0" w:color="BFC7D1"/>
+              <w:left w:val="single" w:sz="4" w:space="0" w:color="BFC7D1"/>
+              <w:bottom w:val="single" w:sz="4" w:space="0" w:color="BFC7D1"/>
+              <w:right w:val="single" w:sz="4" w:space="0" w:color="BFC7D1"/>
+            </w:tcBorders>
+            <w:tcMar>
+              <w:top w:w="60" w:type="dxa"/>
+              <w:left w:w="100" w:type="dxa"/>
+              <w:bottom w:w="60" w:type="dxa"/>
+              <w:right w:w="100" w:type="dxa"/>
+            </w:tcMar>
+          </w:tcPr>
+          <w:p>
+            <w:pPr>
+              <w:spacing w:after="0"/>
+            </w:pPr>
+            <w:r>
+              <w:rPr>
+                <w:b/>
+                <w:bCs/>
+              </w:rPr>
+              <w:t>Mois</w:t>
+            </w:r>
+          </w:p>
+        </w:tc>
+        <w:tc>
+          <w:tcPr>
+            <w:tcW w:w="6770" w:type="dxa"/>
+            <w:tcBorders>
+              <w:top w:val="single" w:sz="4" w:space="0" w:color="BFC7D1"/>
+              <w:left w:val="single" w:sz="4" w:space="0" w:color="BFC7D1"/>
+              <w:bottom w:val="single" w:sz="4" w:space="0" w:color="BFC7D1"/>
+              <w:right w:val="single" w:sz="4" w:space="0" w:color="BFC7D1"/>
+            </w:tcBorders>
+            <w:tcMar>
+              <w:top w:w="60" w:type="dxa"/>
+              <w:left w:w="100" w:type="dxa"/>
+              <w:bottom w:w="60" w:type="dxa"/>
+              <w:right w:w="100" w:type="dxa"/>
+            </w:tcMar>
+          </w:tcPr>
+          <w:p>
+            <w:pPr>
+              <w:spacing w:after="0"/>
+            </w:pPr>
+            <w:r>
+              <w:t xml:space="preserve">Affiché pour </w:t>
+            </w:r>
+            <w:r>
+              <w:rPr>
+                <w:b/>
+                <w:bCs/>
+              </w:rPr>
+              <w:t>Annuel</w:t>
+            </w:r>
+            <w:r>
+              <w:t>.</w:t>
             </w:r>
           </w:p>
         </w:tc>
@@ -17152,7 +17257,7 @@
         </w:trPr>
         <w:tc>
           <w:tcPr>
-            <w:tcW w:w="2123" w:type="dxa"/>
+            <w:tcW w:w="2256" w:type="dxa"/>
             <w:tcBorders>
               <w:top w:val="single" w:sz="4" w:space="0" w:color="BFC7D1"/>
               <w:left w:val="single" w:sz="4" w:space="0" w:color="BFC7D1"/>
@@ -17176,23 +17281,13 @@
                 <w:b/>
                 <w:bCs/>
               </w:rPr>
-              <w:t>Valide à partir de (facultatif)</w:t>
-            </w:r>
-            <w:r>
-              <w:t xml:space="preserve">, </w:t>
-            </w:r>
-            <w:r>
-              <w:rPr>
-                <w:b/>
-                <w:bCs/>
-              </w:rPr>
-              <w:t>Valide jusqu'au (facultatif)</w:t>
-            </w:r>
-          </w:p>
-        </w:tc>
-        <w:tc>
-          <w:tcPr>
-            <w:tcW w:w="6903" w:type="dxa"/>
+              <w:t>Fuseau horaire</w:t>
+            </w:r>
+          </w:p>
+        </w:tc>
+        <w:tc>
+          <w:tcPr>
+            <w:tcW w:w="6770" w:type="dxa"/>
             <w:tcBorders>
               <w:top w:val="single" w:sz="4" w:space="0" w:color="BFC7D1"/>
               <w:left w:val="single" w:sz="4" w:space="0" w:color="BFC7D1"/>
@@ -17212,7 +17307,7 @@
               <w:spacing w:after="0"/>
             </w:pPr>
             <w:r>
-              <w:t>La planification ne s'exécute pas avant ou après ces dates</w:t>
+              <w:t>L'horloge utilisée par la planification. Le fuseau horaire de votre ordinateur est la valeur par défaut</w:t>
             </w:r>
           </w:p>
         </w:tc>
@@ -17229,75 +17324,65 @@
         </w:trPr>
         <w:tc>
           <w:tcPr>
-            <w:tcW w:w="2123" w:type="dxa"/>
-            <w:tcBorders>
-              <w:top w:val="single" w:sz="4" w:space="0" w:color="BFC7D1"/>
-              <w:left w:val="single" w:sz="4" w:space="0" w:color="BFC7D1"/>
-              <w:bottom w:val="single" w:sz="4" w:space="0" w:color="BFC7D1"/>
-              <w:right w:val="single" w:sz="4" w:space="0" w:color="BFC7D1"/>
-            </w:tcBorders>
-            <w:tcMar>
-              <w:top w:w="60" w:type="dxa"/>
-              <w:left w:w="100" w:type="dxa"/>
-              <w:bottom w:w="60" w:type="dxa"/>
-              <w:right w:w="100" w:type="dxa"/>
-            </w:tcMar>
-          </w:tcPr>
-          <w:p>
-            <w:pPr>
-              <w:spacing w:after="0"/>
-            </w:pPr>
-            <w:r>
-              <w:rPr>
-                <w:b/>
-                <w:bCs/>
-              </w:rPr>
-              <w:t>Format de sortie</w:t>
-            </w:r>
-            <w:r>
-              <w:t xml:space="preserve"> : </w:t>
-            </w:r>
-            <w:r>
-              <w:rPr>
-                <w:b/>
-                <w:bCs/>
-              </w:rPr>
-              <w:t>Excel (.xlsx)</w:t>
-            </w:r>
-            <w:r>
-              <w:t xml:space="preserve"> ou </w:t>
-            </w:r>
-            <w:r>
-              <w:rPr>
-                <w:b/>
-                <w:bCs/>
-              </w:rPr>
-              <w:t>CSV</w:t>
-            </w:r>
-          </w:p>
-        </w:tc>
-        <w:tc>
-          <w:tcPr>
-            <w:tcW w:w="6903" w:type="dxa"/>
-            <w:tcBorders>
-              <w:top w:val="single" w:sz="4" w:space="0" w:color="BFC7D1"/>
-              <w:left w:val="single" w:sz="4" w:space="0" w:color="BFC7D1"/>
-              <w:bottom w:val="single" w:sz="4" w:space="0" w:color="BFC7D1"/>
-              <w:right w:val="single" w:sz="4" w:space="0" w:color="BFC7D1"/>
-            </w:tcBorders>
-            <w:tcMar>
-              <w:top w:w="60" w:type="dxa"/>
-              <w:left w:w="100" w:type="dxa"/>
-              <w:bottom w:w="60" w:type="dxa"/>
-              <w:right w:w="100" w:type="dxa"/>
-            </w:tcMar>
-          </w:tcPr>
-          <w:p>
-            <w:pPr>
-              <w:spacing w:after="0"/>
-            </w:pPr>
-            <w:r>
-              <w:t>Le type de fichier du résultat stocké. CSV est la valeur par défaut</w:t>
+            <w:tcW w:w="2256" w:type="dxa"/>
+            <w:tcBorders>
+              <w:top w:val="single" w:sz="4" w:space="0" w:color="BFC7D1"/>
+              <w:left w:val="single" w:sz="4" w:space="0" w:color="BFC7D1"/>
+              <w:bottom w:val="single" w:sz="4" w:space="0" w:color="BFC7D1"/>
+              <w:right w:val="single" w:sz="4" w:space="0" w:color="BFC7D1"/>
+            </w:tcBorders>
+            <w:tcMar>
+              <w:top w:w="60" w:type="dxa"/>
+              <w:left w:w="100" w:type="dxa"/>
+              <w:bottom w:w="60" w:type="dxa"/>
+              <w:right w:w="100" w:type="dxa"/>
+            </w:tcMar>
+          </w:tcPr>
+          <w:p>
+            <w:pPr>
+              <w:spacing w:after="0"/>
+            </w:pPr>
+            <w:r>
+              <w:rPr>
+                <w:b/>
+                <w:bCs/>
+              </w:rPr>
+              <w:t>Valide à partir de (facultatif)</w:t>
+            </w:r>
+            <w:r>
+              <w:t xml:space="preserve">, </w:t>
+            </w:r>
+            <w:r>
+              <w:rPr>
+                <w:b/>
+                <w:bCs/>
+              </w:rPr>
+              <w:t>Valide jusqu'au (facultatif)</w:t>
+            </w:r>
+          </w:p>
+        </w:tc>
+        <w:tc>
+          <w:tcPr>
+            <w:tcW w:w="6770" w:type="dxa"/>
+            <w:tcBorders>
+              <w:top w:val="single" w:sz="4" w:space="0" w:color="BFC7D1"/>
+              <w:left w:val="single" w:sz="4" w:space="0" w:color="BFC7D1"/>
+              <w:bottom w:val="single" w:sz="4" w:space="0" w:color="BFC7D1"/>
+              <w:right w:val="single" w:sz="4" w:space="0" w:color="BFC7D1"/>
+            </w:tcBorders>
+            <w:tcMar>
+              <w:top w:w="60" w:type="dxa"/>
+              <w:left w:w="100" w:type="dxa"/>
+              <w:bottom w:w="60" w:type="dxa"/>
+              <w:right w:w="100" w:type="dxa"/>
+            </w:tcMar>
+          </w:tcPr>
+          <w:p>
+            <w:pPr>
+              <w:spacing w:after="0"/>
+            </w:pPr>
+            <w:r>
+              <w:t>La planification ne s'exécute pas avant ou après ces dates</w:t>
             </w:r>
           </w:p>
         </w:tc>
@@ -17314,7 +17399,7 @@
         </w:trPr>
         <w:tc>
           <w:tcPr>
-            <w:tcW w:w="2123" w:type="dxa"/>
+            <w:tcW w:w="2256" w:type="dxa"/>
             <w:tcBorders>
               <w:top w:val="single" w:sz="4" w:space="0" w:color="BFC7D1"/>
               <w:left w:val="single" w:sz="4" w:space="0" w:color="BFC7D1"/>
@@ -17338,13 +17423,33 @@
                 <w:b/>
                 <w:bCs/>
               </w:rPr>
-              <w:t>Préréglages de paramètres</w:t>
-            </w:r>
-          </w:p>
-        </w:tc>
-        <w:tc>
-          <w:tcPr>
-            <w:tcW w:w="6903" w:type="dxa"/>
+              <w:t>Format de sortie</w:t>
+            </w:r>
+            <w:r>
+              <w:t xml:space="preserve"> : </w:t>
+            </w:r>
+            <w:r>
+              <w:rPr>
+                <w:b/>
+                <w:bCs/>
+              </w:rPr>
+              <w:t>Excel (.xlsx)</w:t>
+            </w:r>
+            <w:r>
+              <w:t xml:space="preserve"> ou </w:t>
+            </w:r>
+            <w:r>
+              <w:rPr>
+                <w:b/>
+                <w:bCs/>
+              </w:rPr>
+              <w:t>CSV</w:t>
+            </w:r>
+          </w:p>
+        </w:tc>
+        <w:tc>
+          <w:tcPr>
+            <w:tcW w:w="6770" w:type="dxa"/>
             <w:tcBorders>
               <w:top w:val="single" w:sz="4" w:space="0" w:color="BFC7D1"/>
               <w:left w:val="single" w:sz="4" w:space="0" w:color="BFC7D1"/>
@@ -17364,7 +17469,7 @@
               <w:spacing w:after="0"/>
             </w:pPr>
             <w:r>
-              <w:t>Les valeurs utilisées pour chaque exécution. Les valeurs obligatoires sont marquées *</w:t>
+              <w:t>Le type de fichier du résultat stocké. CSV est la valeur par défaut</w:t>
             </w:r>
           </w:p>
         </w:tc>
@@ -17381,13 +17486,79 @@
         </w:trPr>
         <w:tc>
           <w:tcPr>
-            <w:tcW w:w="2123" w:type="dxa"/>
-            <w:tcBorders>
-              <w:top w:val="single" w:sz="4" w:space="0" w:color="BFC7D1"/>
-              <w:left w:val="single" w:sz="4" w:space="0" w:color="BFC7D1"/>
-              <w:bottom w:val="single" w:sz="4" w:space="0" w:color="BFC7D1"/>
-              <w:right w:val="single" w:sz="4" w:space="0" w:color="BFC7D1"/>
-            </w:tcBorders>
+            <w:tcW w:w="2256" w:type="dxa"/>
+            <w:tcBorders>
+              <w:top w:val="single" w:sz="4" w:space="0" w:color="BFC7D1"/>
+              <w:left w:val="single" w:sz="4" w:space="0" w:color="BFC7D1"/>
+              <w:bottom w:val="single" w:sz="4" w:space="0" w:color="BFC7D1"/>
+              <w:right w:val="single" w:sz="4" w:space="0" w:color="BFC7D1"/>
+            </w:tcBorders>
+            <w:tcMar>
+              <w:top w:w="60" w:type="dxa"/>
+              <w:left w:w="100" w:type="dxa"/>
+              <w:bottom w:w="60" w:type="dxa"/>
+              <w:right w:w="100" w:type="dxa"/>
+            </w:tcMar>
+          </w:tcPr>
+          <w:p>
+            <w:pPr>
+              <w:spacing w:after="0"/>
+            </w:pPr>
+            <w:r>
+              <w:rPr>
+                <w:b/>
+                <w:bCs/>
+              </w:rPr>
+              <w:t>Préréglages de paramètres</w:t>
+            </w:r>
+          </w:p>
+        </w:tc>
+        <w:tc>
+          <w:tcPr>
+            <w:tcW w:w="6770" w:type="dxa"/>
+            <w:tcBorders>
+              <w:top w:val="single" w:sz="4" w:space="0" w:color="BFC7D1"/>
+              <w:left w:val="single" w:sz="4" w:space="0" w:color="BFC7D1"/>
+              <w:bottom w:val="single" w:sz="4" w:space="0" w:color="BFC7D1"/>
+              <w:right w:val="single" w:sz="4" w:space="0" w:color="BFC7D1"/>
+            </w:tcBorders>
+            <w:tcMar>
+              <w:top w:w="60" w:type="dxa"/>
+              <w:left w:w="100" w:type="dxa"/>
+              <w:bottom w:w="60" w:type="dxa"/>
+              <w:right w:w="100" w:type="dxa"/>
+            </w:tcMar>
+          </w:tcPr>
+          <w:p>
+            <w:pPr>
+              <w:spacing w:after="0"/>
+            </w:pPr>
+            <w:r>
+              <w:t>Les valeurs utilisées pour chaque exécution, fixes ou relatives à la date d'exécution. Les valeurs obligatoires sont marquées *</w:t>
+            </w:r>
+          </w:p>
+        </w:tc>
+      </w:tr>
+      <w:tr>
+        <w:tblPrEx>
+          <w:tblCellMar>
+            <w:top w:w="0" w:type="dxa"/>
+            <w:bottom w:w="0" w:type="dxa"/>
+          </w:tblCellMar>
+        </w:tblPrEx>
+        <w:trPr>
+          <w:cantSplit/>
+        </w:trPr>
+        <w:tc>
+          <w:tcPr>
+            <w:tcW w:w="2256" w:type="dxa"/>
+            <w:tcBorders>
+              <w:top w:val="single" w:sz="4" w:space="0" w:color="BFC7D1"/>
+              <w:left w:val="single" w:sz="4" w:space="0" w:color="BFC7D1"/>
+              <w:bottom w:val="single" w:sz="4" w:space="0" w:color="BFC7D1"/>
+              <w:right w:val="single" w:sz="4" w:space="0" w:color="BFC7D1"/>
+            </w:tcBorders>
+            <w:shd w:val="clear" w:color="auto" w:fill="F3F6F9"/>
             <w:tcMar>
               <w:top w:w="60" w:type="dxa"/>
               <w:left w:w="100" w:type="dxa"/>
@@ -17410,13 +17581,14 @@
         </w:tc>
         <w:tc>
           <w:tcPr>
-            <w:tcW w:w="6903" w:type="dxa"/>
-            <w:tcBorders>
-              <w:top w:val="single" w:sz="4" w:space="0" w:color="BFC7D1"/>
-              <w:left w:val="single" w:sz="4" w:space="0" w:color="BFC7D1"/>
-              <w:bottom w:val="single" w:sz="4" w:space="0" w:color="BFC7D1"/>
-              <w:right w:val="single" w:sz="4" w:space="0" w:color="BFC7D1"/>
-            </w:tcBorders>
+            <w:tcW w:w="6770" w:type="dxa"/>
+            <w:tcBorders>
+              <w:top w:val="single" w:sz="4" w:space="0" w:color="BFC7D1"/>
+              <w:left w:val="single" w:sz="4" w:space="0" w:color="BFC7D1"/>
+              <w:bottom w:val="single" w:sz="4" w:space="0" w:color="BFC7D1"/>
+              <w:right w:val="single" w:sz="4" w:space="0" w:color="BFC7D1"/>
+            </w:tcBorders>
+            <w:shd w:val="clear" w:color="auto" w:fill="F3F6F9"/>
             <w:tcMar>
               <w:top w:w="60" w:type="dxa"/>
               <w:left w:w="100" w:type="dxa"/>
@@ -17430,6 +17602,838 @@
             </w:pPr>
             <w:r>
               <w:t>Si décoché, la planification attend que vous l'activiez</w:t>
+            </w:r>
+          </w:p>
+        </w:tc>
+      </w:tr>
+    </w:tbl>
+    <w:p>
+      <w:pPr>
+        <w:spacing w:after="60"/>
+      </w:pPr>
+    </w:p>
+    <w:tbl>
+      <w:tblPr>
+        <w:tblW w:w="9026" w:type="dxa"/>
+        <w:tblBorders>
+          <w:top w:val="single" w:sz="4" w:space="0" w:color="auto"/>
+          <w:left w:val="single" w:sz="4" w:space="0" w:color="auto"/>
+          <w:bottom w:val="single" w:sz="4" w:space="0" w:color="auto"/>
+          <w:right w:val="single" w:sz="4" w:space="0" w:color="auto"/>
+          <w:insideH w:val="single" w:sz="4" w:space="0" w:color="auto"/>
+          <w:insideV w:val="single" w:sz="4" w:space="0" w:color="auto"/>
+        </w:tblBorders>
+        <w:tblCellMar>
+          <w:left w:w="10" w:type="dxa"/>
+          <w:right w:w="10" w:type="dxa"/>
+        </w:tblCellMar>
+        <w:tblLook w:val="0000" w:firstRow="0" w:lastRow="0" w:firstColumn="0" w:lastColumn="0" w:noHBand="0" w:noVBand="0"/>
+      </w:tblPr>
+      <w:tblGrid>
+        <w:gridCol w:w="3924"/>
+        <w:gridCol w:w="5102"/>
+      </w:tblGrid>
+      <w:tr>
+        <w:tblPrEx>
+          <w:tblCellMar>
+            <w:top w:w="0" w:type="dxa"/>
+            <w:bottom w:w="0" w:type="dxa"/>
+          </w:tblCellMar>
+        </w:tblPrEx>
+        <w:trPr>
+          <w:cantSplit/>
+          <w:tblHeader/>
+        </w:trPr>
+        <w:tc>
+          <w:tcPr>
+            <w:tcW w:w="3924" w:type="dxa"/>
+            <w:tcBorders>
+              <w:top w:val="single" w:sz="4" w:space="0" w:color="BFC7D1"/>
+              <w:left w:val="single" w:sz="4" w:space="0" w:color="BFC7D1"/>
+              <w:bottom w:val="single" w:sz="4" w:space="0" w:color="BFC7D1"/>
+              <w:right w:val="single" w:sz="4" w:space="0" w:color="BFC7D1"/>
+            </w:tcBorders>
+            <w:shd w:val="clear" w:color="auto" w:fill="1F3A5F"/>
+            <w:tcMar>
+              <w:top w:w="60" w:type="dxa"/>
+              <w:left w:w="100" w:type="dxa"/>
+              <w:bottom w:w="60" w:type="dxa"/>
+              <w:right w:w="100" w:type="dxa"/>
+            </w:tcMar>
+          </w:tcPr>
+          <w:p>
+            <w:pPr>
+              <w:spacing w:after="0"/>
+            </w:pPr>
+            <w:r>
+              <w:rPr>
+                <w:b/>
+                <w:bCs/>
+                <w:color w:val="FFFFFF"/>
+              </w:rPr>
+              <w:t>Option (Fréquence)</w:t>
+            </w:r>
+          </w:p>
+        </w:tc>
+        <w:tc>
+          <w:tcPr>
+            <w:tcW w:w="5102" w:type="dxa"/>
+            <w:tcBorders>
+              <w:top w:val="single" w:sz="4" w:space="0" w:color="BFC7D1"/>
+              <w:left w:val="single" w:sz="4" w:space="0" w:color="BFC7D1"/>
+              <w:bottom w:val="single" w:sz="4" w:space="0" w:color="BFC7D1"/>
+              <w:right w:val="single" w:sz="4" w:space="0" w:color="BFC7D1"/>
+            </w:tcBorders>
+            <w:shd w:val="clear" w:color="auto" w:fill="1F3A5F"/>
+            <w:tcMar>
+              <w:top w:w="60" w:type="dxa"/>
+              <w:left w:w="100" w:type="dxa"/>
+              <w:bottom w:w="60" w:type="dxa"/>
+              <w:right w:w="100" w:type="dxa"/>
+            </w:tcMar>
+          </w:tcPr>
+          <w:p>
+            <w:pPr>
+              <w:spacing w:after="0"/>
+            </w:pPr>
+            <w:r>
+              <w:rPr>
+                <w:b/>
+                <w:bCs/>
+                <w:color w:val="FFFFFF"/>
+              </w:rPr>
+              <w:t>Signification</w:t>
+            </w:r>
+          </w:p>
+        </w:tc>
+      </w:tr>
+      <w:tr>
+        <w:tblPrEx>
+          <w:tblCellMar>
+            <w:top w:w="0" w:type="dxa"/>
+            <w:bottom w:w="0" w:type="dxa"/>
+          </w:tblCellMar>
+        </w:tblPrEx>
+        <w:trPr>
+          <w:cantSplit/>
+        </w:trPr>
+        <w:tc>
+          <w:tcPr>
+            <w:tcW w:w="3924" w:type="dxa"/>
+            <w:tcBorders>
+              <w:top w:val="single" w:sz="4" w:space="0" w:color="BFC7D1"/>
+              <w:left w:val="single" w:sz="4" w:space="0" w:color="BFC7D1"/>
+              <w:bottom w:val="single" w:sz="4" w:space="0" w:color="BFC7D1"/>
+              <w:right w:val="single" w:sz="4" w:space="0" w:color="BFC7D1"/>
+            </w:tcBorders>
+            <w:tcMar>
+              <w:top w:w="60" w:type="dxa"/>
+              <w:left w:w="100" w:type="dxa"/>
+              <w:bottom w:w="60" w:type="dxa"/>
+              <w:right w:w="100" w:type="dxa"/>
+            </w:tcMar>
+          </w:tcPr>
+          <w:p>
+            <w:pPr>
+              <w:spacing w:after="0"/>
+            </w:pPr>
+            <w:r>
+              <w:rPr>
+                <w:b/>
+                <w:bCs/>
+              </w:rPr>
+              <w:t>Quotidien</w:t>
+            </w:r>
+          </w:p>
+        </w:tc>
+        <w:tc>
+          <w:tcPr>
+            <w:tcW w:w="5102" w:type="dxa"/>
+            <w:tcBorders>
+              <w:top w:val="single" w:sz="4" w:space="0" w:color="BFC7D1"/>
+              <w:left w:val="single" w:sz="4" w:space="0" w:color="BFC7D1"/>
+              <w:bottom w:val="single" w:sz="4" w:space="0" w:color="BFC7D1"/>
+              <w:right w:val="single" w:sz="4" w:space="0" w:color="BFC7D1"/>
+            </w:tcBorders>
+            <w:tcMar>
+              <w:top w:w="60" w:type="dxa"/>
+              <w:left w:w="100" w:type="dxa"/>
+              <w:bottom w:w="60" w:type="dxa"/>
+              <w:right w:w="100" w:type="dxa"/>
+            </w:tcMar>
+          </w:tcPr>
+          <w:p>
+            <w:pPr>
+              <w:spacing w:after="0"/>
+            </w:pPr>
+            <w:r>
+              <w:t>Tous les jours, à l'</w:t>
+            </w:r>
+            <w:r>
+              <w:rPr>
+                <w:b/>
+                <w:bCs/>
+              </w:rPr>
+              <w:t>Heure</w:t>
+            </w:r>
+            <w:r>
+              <w:t xml:space="preserve"> que vous choisissez.</w:t>
+            </w:r>
+          </w:p>
+        </w:tc>
+      </w:tr>
+      <w:tr>
+        <w:tblPrEx>
+          <w:tblCellMar>
+            <w:top w:w="0" w:type="dxa"/>
+            <w:bottom w:w="0" w:type="dxa"/>
+          </w:tblCellMar>
+        </w:tblPrEx>
+        <w:trPr>
+          <w:cantSplit/>
+        </w:trPr>
+        <w:tc>
+          <w:tcPr>
+            <w:tcW w:w="3924" w:type="dxa"/>
+            <w:tcBorders>
+              <w:top w:val="single" w:sz="4" w:space="0" w:color="BFC7D1"/>
+              <w:left w:val="single" w:sz="4" w:space="0" w:color="BFC7D1"/>
+              <w:bottom w:val="single" w:sz="4" w:space="0" w:color="BFC7D1"/>
+              <w:right w:val="single" w:sz="4" w:space="0" w:color="BFC7D1"/>
+            </w:tcBorders>
+            <w:shd w:val="clear" w:color="auto" w:fill="F3F6F9"/>
+            <w:tcMar>
+              <w:top w:w="60" w:type="dxa"/>
+              <w:left w:w="100" w:type="dxa"/>
+              <w:bottom w:w="60" w:type="dxa"/>
+              <w:right w:w="100" w:type="dxa"/>
+            </w:tcMar>
+          </w:tcPr>
+          <w:p>
+            <w:pPr>
+              <w:spacing w:after="0"/>
+            </w:pPr>
+            <w:r>
+              <w:rPr>
+                <w:b/>
+                <w:bCs/>
+              </w:rPr>
+              <w:t>Hebdomadaire</w:t>
+            </w:r>
+          </w:p>
+        </w:tc>
+        <w:tc>
+          <w:tcPr>
+            <w:tcW w:w="5102" w:type="dxa"/>
+            <w:tcBorders>
+              <w:top w:val="single" w:sz="4" w:space="0" w:color="BFC7D1"/>
+              <w:left w:val="single" w:sz="4" w:space="0" w:color="BFC7D1"/>
+              <w:bottom w:val="single" w:sz="4" w:space="0" w:color="BFC7D1"/>
+              <w:right w:val="single" w:sz="4" w:space="0" w:color="BFC7D1"/>
+            </w:tcBorders>
+            <w:shd w:val="clear" w:color="auto" w:fill="F3F6F9"/>
+            <w:tcMar>
+              <w:top w:w="60" w:type="dxa"/>
+              <w:left w:w="100" w:type="dxa"/>
+              <w:bottom w:w="60" w:type="dxa"/>
+              <w:right w:w="100" w:type="dxa"/>
+            </w:tcMar>
+          </w:tcPr>
+          <w:p>
+            <w:pPr>
+              <w:spacing w:after="0"/>
+            </w:pPr>
+            <w:r>
+              <w:t xml:space="preserve">Une fois par semaine, le </w:t>
+            </w:r>
+            <w:r>
+              <w:rPr>
+                <w:b/>
+                <w:bCs/>
+              </w:rPr>
+              <w:t>Jour de la semaine</w:t>
+            </w:r>
+            <w:r>
+              <w:t xml:space="preserve"> que vous choisissez.</w:t>
+            </w:r>
+          </w:p>
+        </w:tc>
+      </w:tr>
+      <w:tr>
+        <w:tblPrEx>
+          <w:tblCellMar>
+            <w:top w:w="0" w:type="dxa"/>
+            <w:bottom w:w="0" w:type="dxa"/>
+          </w:tblCellMar>
+        </w:tblPrEx>
+        <w:trPr>
+          <w:cantSplit/>
+        </w:trPr>
+        <w:tc>
+          <w:tcPr>
+            <w:tcW w:w="3924" w:type="dxa"/>
+            <w:tcBorders>
+              <w:top w:val="single" w:sz="4" w:space="0" w:color="BFC7D1"/>
+              <w:left w:val="single" w:sz="4" w:space="0" w:color="BFC7D1"/>
+              <w:bottom w:val="single" w:sz="4" w:space="0" w:color="BFC7D1"/>
+              <w:right w:val="single" w:sz="4" w:space="0" w:color="BFC7D1"/>
+            </w:tcBorders>
+            <w:tcMar>
+              <w:top w:w="60" w:type="dxa"/>
+              <w:left w:w="100" w:type="dxa"/>
+              <w:bottom w:w="60" w:type="dxa"/>
+              <w:right w:w="100" w:type="dxa"/>
+            </w:tcMar>
+          </w:tcPr>
+          <w:p>
+            <w:pPr>
+              <w:spacing w:after="0"/>
+            </w:pPr>
+            <w:r>
+              <w:rPr>
+                <w:b/>
+                <w:bCs/>
+              </w:rPr>
+              <w:t>Bimensuel (le 1er et le 16)</w:t>
+            </w:r>
+          </w:p>
+        </w:tc>
+        <w:tc>
+          <w:tcPr>
+            <w:tcW w:w="5102" w:type="dxa"/>
+            <w:tcBorders>
+              <w:top w:val="single" w:sz="4" w:space="0" w:color="BFC7D1"/>
+              <w:left w:val="single" w:sz="4" w:space="0" w:color="BFC7D1"/>
+              <w:bottom w:val="single" w:sz="4" w:space="0" w:color="BFC7D1"/>
+              <w:right w:val="single" w:sz="4" w:space="0" w:color="BFC7D1"/>
+            </w:tcBorders>
+            <w:tcMar>
+              <w:top w:w="60" w:type="dxa"/>
+              <w:left w:w="100" w:type="dxa"/>
+              <w:bottom w:w="60" w:type="dxa"/>
+              <w:right w:w="100" w:type="dxa"/>
+            </w:tcMar>
+          </w:tcPr>
+          <w:p>
+            <w:pPr>
+              <w:spacing w:after="0"/>
+            </w:pPr>
+            <w:r>
+              <w:t>Le 1er et le 16 de chaque mois.</w:t>
+            </w:r>
+          </w:p>
+        </w:tc>
+      </w:tr>
+      <w:tr>
+        <w:tblPrEx>
+          <w:tblCellMar>
+            <w:top w:w="0" w:type="dxa"/>
+            <w:bottom w:w="0" w:type="dxa"/>
+          </w:tblCellMar>
+        </w:tblPrEx>
+        <w:trPr>
+          <w:cantSplit/>
+        </w:trPr>
+        <w:tc>
+          <w:tcPr>
+            <w:tcW w:w="3924" w:type="dxa"/>
+            <w:tcBorders>
+              <w:top w:val="single" w:sz="4" w:space="0" w:color="BFC7D1"/>
+              <w:left w:val="single" w:sz="4" w:space="0" w:color="BFC7D1"/>
+              <w:bottom w:val="single" w:sz="4" w:space="0" w:color="BFC7D1"/>
+              <w:right w:val="single" w:sz="4" w:space="0" w:color="BFC7D1"/>
+            </w:tcBorders>
+            <w:shd w:val="clear" w:color="auto" w:fill="F3F6F9"/>
+            <w:tcMar>
+              <w:top w:w="60" w:type="dxa"/>
+              <w:left w:w="100" w:type="dxa"/>
+              <w:bottom w:w="60" w:type="dxa"/>
+              <w:right w:w="100" w:type="dxa"/>
+            </w:tcMar>
+          </w:tcPr>
+          <w:p>
+            <w:pPr>
+              <w:spacing w:after="0"/>
+            </w:pPr>
+            <w:r>
+              <w:rPr>
+                <w:b/>
+                <w:bCs/>
+              </w:rPr>
+              <w:t>Mensuel</w:t>
+            </w:r>
+          </w:p>
+        </w:tc>
+        <w:tc>
+          <w:tcPr>
+            <w:tcW w:w="5102" w:type="dxa"/>
+            <w:tcBorders>
+              <w:top w:val="single" w:sz="4" w:space="0" w:color="BFC7D1"/>
+              <w:left w:val="single" w:sz="4" w:space="0" w:color="BFC7D1"/>
+              <w:bottom w:val="single" w:sz="4" w:space="0" w:color="BFC7D1"/>
+              <w:right w:val="single" w:sz="4" w:space="0" w:color="BFC7D1"/>
+            </w:tcBorders>
+            <w:shd w:val="clear" w:color="auto" w:fill="F3F6F9"/>
+            <w:tcMar>
+              <w:top w:w="60" w:type="dxa"/>
+              <w:left w:w="100" w:type="dxa"/>
+              <w:bottom w:w="60" w:type="dxa"/>
+              <w:right w:w="100" w:type="dxa"/>
+            </w:tcMar>
+          </w:tcPr>
+          <w:p>
+            <w:pPr>
+              <w:spacing w:after="0"/>
+            </w:pPr>
+            <w:r>
+              <w:t xml:space="preserve">Une fois par mois, le </w:t>
+            </w:r>
+            <w:r>
+              <w:rPr>
+                <w:b/>
+                <w:bCs/>
+              </w:rPr>
+              <w:t>Jour du mois</w:t>
+            </w:r>
+            <w:r>
+              <w:t xml:space="preserve"> que vous choisissez.</w:t>
+            </w:r>
+          </w:p>
+        </w:tc>
+      </w:tr>
+      <w:tr>
+        <w:tblPrEx>
+          <w:tblCellMar>
+            <w:top w:w="0" w:type="dxa"/>
+            <w:bottom w:w="0" w:type="dxa"/>
+          </w:tblCellMar>
+        </w:tblPrEx>
+        <w:trPr>
+          <w:cantSplit/>
+        </w:trPr>
+        <w:tc>
+          <w:tcPr>
+            <w:tcW w:w="3924" w:type="dxa"/>
+            <w:tcBorders>
+              <w:top w:val="single" w:sz="4" w:space="0" w:color="BFC7D1"/>
+              <w:left w:val="single" w:sz="4" w:space="0" w:color="BFC7D1"/>
+              <w:bottom w:val="single" w:sz="4" w:space="0" w:color="BFC7D1"/>
+              <w:right w:val="single" w:sz="4" w:space="0" w:color="BFC7D1"/>
+            </w:tcBorders>
+            <w:tcMar>
+              <w:top w:w="60" w:type="dxa"/>
+              <w:left w:w="100" w:type="dxa"/>
+              <w:bottom w:w="60" w:type="dxa"/>
+              <w:right w:w="100" w:type="dxa"/>
+            </w:tcMar>
+          </w:tcPr>
+          <w:p>
+            <w:pPr>
+              <w:spacing w:after="0"/>
+            </w:pPr>
+            <w:r>
+              <w:rPr>
+                <w:b/>
+                <w:bCs/>
+              </w:rPr>
+              <w:t>Tous les 2 mois</w:t>
+            </w:r>
+          </w:p>
+        </w:tc>
+        <w:tc>
+          <w:tcPr>
+            <w:tcW w:w="5102" w:type="dxa"/>
+            <w:tcBorders>
+              <w:top w:val="single" w:sz="4" w:space="0" w:color="BFC7D1"/>
+              <w:left w:val="single" w:sz="4" w:space="0" w:color="BFC7D1"/>
+              <w:bottom w:val="single" w:sz="4" w:space="0" w:color="BFC7D1"/>
+              <w:right w:val="single" w:sz="4" w:space="0" w:color="BFC7D1"/>
+            </w:tcBorders>
+            <w:tcMar>
+              <w:top w:w="60" w:type="dxa"/>
+              <w:left w:w="100" w:type="dxa"/>
+              <w:bottom w:w="60" w:type="dxa"/>
+              <w:right w:w="100" w:type="dxa"/>
+            </w:tcMar>
+          </w:tcPr>
+          <w:p>
+            <w:pPr>
+              <w:spacing w:after="0"/>
+            </w:pPr>
+            <w:r>
+              <w:t>En janvier, mars, mai, juillet, septembre et novembre.</w:t>
+            </w:r>
+          </w:p>
+        </w:tc>
+      </w:tr>
+      <w:tr>
+        <w:tblPrEx>
+          <w:tblCellMar>
+            <w:top w:w="0" w:type="dxa"/>
+            <w:bottom w:w="0" w:type="dxa"/>
+          </w:tblCellMar>
+        </w:tblPrEx>
+        <w:trPr>
+          <w:cantSplit/>
+        </w:trPr>
+        <w:tc>
+          <w:tcPr>
+            <w:tcW w:w="3924" w:type="dxa"/>
+            <w:tcBorders>
+              <w:top w:val="single" w:sz="4" w:space="0" w:color="BFC7D1"/>
+              <w:left w:val="single" w:sz="4" w:space="0" w:color="BFC7D1"/>
+              <w:bottom w:val="single" w:sz="4" w:space="0" w:color="BFC7D1"/>
+              <w:right w:val="single" w:sz="4" w:space="0" w:color="BFC7D1"/>
+            </w:tcBorders>
+            <w:shd w:val="clear" w:color="auto" w:fill="F3F6F9"/>
+            <w:tcMar>
+              <w:top w:w="60" w:type="dxa"/>
+              <w:left w:w="100" w:type="dxa"/>
+              <w:bottom w:w="60" w:type="dxa"/>
+              <w:right w:w="100" w:type="dxa"/>
+            </w:tcMar>
+          </w:tcPr>
+          <w:p>
+            <w:pPr>
+              <w:spacing w:after="0"/>
+            </w:pPr>
+            <w:r>
+              <w:rPr>
+                <w:b/>
+                <w:bCs/>
+              </w:rPr>
+              <w:t>Trimestriel</w:t>
+            </w:r>
+          </w:p>
+        </w:tc>
+        <w:tc>
+          <w:tcPr>
+            <w:tcW w:w="5102" w:type="dxa"/>
+            <w:tcBorders>
+              <w:top w:val="single" w:sz="4" w:space="0" w:color="BFC7D1"/>
+              <w:left w:val="single" w:sz="4" w:space="0" w:color="BFC7D1"/>
+              <w:bottom w:val="single" w:sz="4" w:space="0" w:color="BFC7D1"/>
+              <w:right w:val="single" w:sz="4" w:space="0" w:color="BFC7D1"/>
+            </w:tcBorders>
+            <w:shd w:val="clear" w:color="auto" w:fill="F3F6F9"/>
+            <w:tcMar>
+              <w:top w:w="60" w:type="dxa"/>
+              <w:left w:w="100" w:type="dxa"/>
+              <w:bottom w:w="60" w:type="dxa"/>
+              <w:right w:w="100" w:type="dxa"/>
+            </w:tcMar>
+          </w:tcPr>
+          <w:p>
+            <w:pPr>
+              <w:spacing w:after="0"/>
+            </w:pPr>
+            <w:r>
+              <w:t>En janvier, avril, juillet et octobre.</w:t>
+            </w:r>
+          </w:p>
+        </w:tc>
+      </w:tr>
+      <w:tr>
+        <w:tblPrEx>
+          <w:tblCellMar>
+            <w:top w:w="0" w:type="dxa"/>
+            <w:bottom w:w="0" w:type="dxa"/>
+          </w:tblCellMar>
+        </w:tblPrEx>
+        <w:trPr>
+          <w:cantSplit/>
+        </w:trPr>
+        <w:tc>
+          <w:tcPr>
+            <w:tcW w:w="3924" w:type="dxa"/>
+            <w:tcBorders>
+              <w:top w:val="single" w:sz="4" w:space="0" w:color="BFC7D1"/>
+              <w:left w:val="single" w:sz="4" w:space="0" w:color="BFC7D1"/>
+              <w:bottom w:val="single" w:sz="4" w:space="0" w:color="BFC7D1"/>
+              <w:right w:val="single" w:sz="4" w:space="0" w:color="BFC7D1"/>
+            </w:tcBorders>
+            <w:tcMar>
+              <w:top w:w="60" w:type="dxa"/>
+              <w:left w:w="100" w:type="dxa"/>
+              <w:bottom w:w="60" w:type="dxa"/>
+              <w:right w:w="100" w:type="dxa"/>
+            </w:tcMar>
+          </w:tcPr>
+          <w:p>
+            <w:pPr>
+              <w:spacing w:after="0"/>
+            </w:pPr>
+            <w:r>
+              <w:rPr>
+                <w:b/>
+                <w:bCs/>
+              </w:rPr>
+              <w:t>Quadrimestriel</w:t>
+            </w:r>
+          </w:p>
+        </w:tc>
+        <w:tc>
+          <w:tcPr>
+            <w:tcW w:w="5102" w:type="dxa"/>
+            <w:tcBorders>
+              <w:top w:val="single" w:sz="4" w:space="0" w:color="BFC7D1"/>
+              <w:left w:val="single" w:sz="4" w:space="0" w:color="BFC7D1"/>
+              <w:bottom w:val="single" w:sz="4" w:space="0" w:color="BFC7D1"/>
+              <w:right w:val="single" w:sz="4" w:space="0" w:color="BFC7D1"/>
+            </w:tcBorders>
+            <w:tcMar>
+              <w:top w:w="60" w:type="dxa"/>
+              <w:left w:w="100" w:type="dxa"/>
+              <w:bottom w:w="60" w:type="dxa"/>
+              <w:right w:w="100" w:type="dxa"/>
+            </w:tcMar>
+          </w:tcPr>
+          <w:p>
+            <w:pPr>
+              <w:spacing w:after="0"/>
+            </w:pPr>
+            <w:r>
+              <w:t>En janvier, mai et septembre.</w:t>
+            </w:r>
+          </w:p>
+        </w:tc>
+      </w:tr>
+      <w:tr>
+        <w:tblPrEx>
+          <w:tblCellMar>
+            <w:top w:w="0" w:type="dxa"/>
+            <w:bottom w:w="0" w:type="dxa"/>
+          </w:tblCellMar>
+        </w:tblPrEx>
+        <w:trPr>
+          <w:cantSplit/>
+        </w:trPr>
+        <w:tc>
+          <w:tcPr>
+            <w:tcW w:w="3924" w:type="dxa"/>
+            <w:tcBorders>
+              <w:top w:val="single" w:sz="4" w:space="0" w:color="BFC7D1"/>
+              <w:left w:val="single" w:sz="4" w:space="0" w:color="BFC7D1"/>
+              <w:bottom w:val="single" w:sz="4" w:space="0" w:color="BFC7D1"/>
+              <w:right w:val="single" w:sz="4" w:space="0" w:color="BFC7D1"/>
+            </w:tcBorders>
+            <w:shd w:val="clear" w:color="auto" w:fill="F3F6F9"/>
+            <w:tcMar>
+              <w:top w:w="60" w:type="dxa"/>
+              <w:left w:w="100" w:type="dxa"/>
+              <w:bottom w:w="60" w:type="dxa"/>
+              <w:right w:w="100" w:type="dxa"/>
+            </w:tcMar>
+          </w:tcPr>
+          <w:p>
+            <w:pPr>
+              <w:spacing w:after="0"/>
+            </w:pPr>
+            <w:r>
+              <w:rPr>
+                <w:b/>
+                <w:bCs/>
+              </w:rPr>
+              <w:t>Semestriel</w:t>
+            </w:r>
+          </w:p>
+        </w:tc>
+        <w:tc>
+          <w:tcPr>
+            <w:tcW w:w="5102" w:type="dxa"/>
+            <w:tcBorders>
+              <w:top w:val="single" w:sz="4" w:space="0" w:color="BFC7D1"/>
+              <w:left w:val="single" w:sz="4" w:space="0" w:color="BFC7D1"/>
+              <w:bottom w:val="single" w:sz="4" w:space="0" w:color="BFC7D1"/>
+              <w:right w:val="single" w:sz="4" w:space="0" w:color="BFC7D1"/>
+            </w:tcBorders>
+            <w:shd w:val="clear" w:color="auto" w:fill="F3F6F9"/>
+            <w:tcMar>
+              <w:top w:w="60" w:type="dxa"/>
+              <w:left w:w="100" w:type="dxa"/>
+              <w:bottom w:w="60" w:type="dxa"/>
+              <w:right w:w="100" w:type="dxa"/>
+            </w:tcMar>
+          </w:tcPr>
+          <w:p>
+            <w:pPr>
+              <w:spacing w:after="0"/>
+            </w:pPr>
+            <w:r>
+              <w:t>En janvier et juillet.</w:t>
+            </w:r>
+          </w:p>
+        </w:tc>
+      </w:tr>
+      <w:tr>
+        <w:tblPrEx>
+          <w:tblCellMar>
+            <w:top w:w="0" w:type="dxa"/>
+            <w:bottom w:w="0" w:type="dxa"/>
+          </w:tblCellMar>
+        </w:tblPrEx>
+        <w:trPr>
+          <w:cantSplit/>
+        </w:trPr>
+        <w:tc>
+          <w:tcPr>
+            <w:tcW w:w="3924" w:type="dxa"/>
+            <w:tcBorders>
+              <w:top w:val="single" w:sz="4" w:space="0" w:color="BFC7D1"/>
+              <w:left w:val="single" w:sz="4" w:space="0" w:color="BFC7D1"/>
+              <w:bottom w:val="single" w:sz="4" w:space="0" w:color="BFC7D1"/>
+              <w:right w:val="single" w:sz="4" w:space="0" w:color="BFC7D1"/>
+            </w:tcBorders>
+            <w:tcMar>
+              <w:top w:w="60" w:type="dxa"/>
+              <w:left w:w="100" w:type="dxa"/>
+              <w:bottom w:w="60" w:type="dxa"/>
+              <w:right w:w="100" w:type="dxa"/>
+            </w:tcMar>
+          </w:tcPr>
+          <w:p>
+            <w:pPr>
+              <w:spacing w:after="0"/>
+            </w:pPr>
+            <w:r>
+              <w:rPr>
+                <w:b/>
+                <w:bCs/>
+              </w:rPr>
+              <w:t>Annuel</w:t>
+            </w:r>
+          </w:p>
+        </w:tc>
+        <w:tc>
+          <w:tcPr>
+            <w:tcW w:w="5102" w:type="dxa"/>
+            <w:tcBorders>
+              <w:top w:val="single" w:sz="4" w:space="0" w:color="BFC7D1"/>
+              <w:left w:val="single" w:sz="4" w:space="0" w:color="BFC7D1"/>
+              <w:bottom w:val="single" w:sz="4" w:space="0" w:color="BFC7D1"/>
+              <w:right w:val="single" w:sz="4" w:space="0" w:color="BFC7D1"/>
+            </w:tcBorders>
+            <w:tcMar>
+              <w:top w:w="60" w:type="dxa"/>
+              <w:left w:w="100" w:type="dxa"/>
+              <w:bottom w:w="60" w:type="dxa"/>
+              <w:right w:w="100" w:type="dxa"/>
+            </w:tcMar>
+          </w:tcPr>
+          <w:p>
+            <w:pPr>
+              <w:spacing w:after="0"/>
+            </w:pPr>
+            <w:r>
+              <w:t xml:space="preserve">Une fois par an, le </w:t>
+            </w:r>
+            <w:r>
+              <w:rPr>
+                <w:b/>
+                <w:bCs/>
+              </w:rPr>
+              <w:t>Mois</w:t>
+            </w:r>
+            <w:r>
+              <w:t xml:space="preserve"> et le </w:t>
+            </w:r>
+            <w:r>
+              <w:rPr>
+                <w:b/>
+                <w:bCs/>
+              </w:rPr>
+              <w:t>Jour du mois</w:t>
+            </w:r>
+            <w:r>
+              <w:t xml:space="preserve"> que vous choisissez.</w:t>
+            </w:r>
+          </w:p>
+        </w:tc>
+      </w:tr>
+      <w:tr>
+        <w:tblPrEx>
+          <w:tblCellMar>
+            <w:top w:w="0" w:type="dxa"/>
+            <w:bottom w:w="0" w:type="dxa"/>
+          </w:tblCellMar>
+        </w:tblPrEx>
+        <w:trPr>
+          <w:cantSplit/>
+        </w:trPr>
+        <w:tc>
+          <w:tcPr>
+            <w:tcW w:w="3924" w:type="dxa"/>
+            <w:tcBorders>
+              <w:top w:val="single" w:sz="4" w:space="0" w:color="BFC7D1"/>
+              <w:left w:val="single" w:sz="4" w:space="0" w:color="BFC7D1"/>
+              <w:bottom w:val="single" w:sz="4" w:space="0" w:color="BFC7D1"/>
+              <w:right w:val="single" w:sz="4" w:space="0" w:color="BFC7D1"/>
+            </w:tcBorders>
+            <w:shd w:val="clear" w:color="auto" w:fill="F3F6F9"/>
+            <w:tcMar>
+              <w:top w:w="60" w:type="dxa"/>
+              <w:left w:w="100" w:type="dxa"/>
+              <w:bottom w:w="60" w:type="dxa"/>
+              <w:right w:w="100" w:type="dxa"/>
+            </w:tcMar>
+          </w:tcPr>
+          <w:p>
+            <w:pPr>
+              <w:spacing w:after="0"/>
+            </w:pPr>
+            <w:r>
+              <w:rPr>
+                <w:b/>
+                <w:bCs/>
+              </w:rPr>
+              <w:t>Personnalisé (cron)</w:t>
+            </w:r>
+          </w:p>
+        </w:tc>
+        <w:tc>
+          <w:tcPr>
+            <w:tcW w:w="5102" w:type="dxa"/>
+            <w:tcBorders>
+              <w:top w:val="single" w:sz="4" w:space="0" w:color="BFC7D1"/>
+              <w:left w:val="single" w:sz="4" w:space="0" w:color="BFC7D1"/>
+              <w:bottom w:val="single" w:sz="4" w:space="0" w:color="BFC7D1"/>
+              <w:right w:val="single" w:sz="4" w:space="0" w:color="BFC7D1"/>
+            </w:tcBorders>
+            <w:shd w:val="clear" w:color="auto" w:fill="F3F6F9"/>
+            <w:tcMar>
+              <w:top w:w="60" w:type="dxa"/>
+              <w:left w:w="100" w:type="dxa"/>
+              <w:bottom w:w="60" w:type="dxa"/>
+              <w:right w:w="100" w:type="dxa"/>
+            </w:tcMar>
+          </w:tcPr>
+          <w:p>
+            <w:pPr>
+              <w:spacing w:after="0"/>
+            </w:pPr>
+            <w:r>
+              <w:t xml:space="preserve">Vous écrivez une </w:t>
+            </w:r>
+            <w:r>
+              <w:rPr>
+                <w:b/>
+                <w:bCs/>
+              </w:rPr>
+              <w:t>Expression cron</w:t>
+            </w:r>
+            <w:r>
+              <w:t xml:space="preserve"> : cinq champs, minute, heure, jour du mois, mois, jour de la semaine. Exemple : </w:t>
+            </w:r>
+            <w:r>
+              <w:rPr>
+                <w:rFonts w:ascii="Consolas" w:eastAsia="Consolas" w:hAnsi="Consolas" w:cs="Consolas"/>
+                <w:sz w:val="19"/>
+                <w:szCs w:val="19"/>
+              </w:rPr>
+              <w:t>0 9 * * 1-5</w:t>
+            </w:r>
+            <w:r>
+              <w:t xml:space="preserve"> correspond à 09:00 les jours ouvrés.</w:t>
             </w:r>
           </w:p>
         </w:tc>
@@ -17444,59 +18448,91 @@
       <w:pPr>
         <w:pStyle w:val="Ttulo2"/>
       </w:pPr>
-      <w:bookmarkStart w:id="26" w:name="_Toc241748612"/>
-      <w:r>
-        <w:t>Historique</w:t>
+      <w:bookmarkStart w:id="26" w:name="_Toc241848857"/>
+      <w:r>
+        <w:lastRenderedPageBreak/>
+        <w:t>Paramètres qui suivent la date d'exécution</w:t>
       </w:r>
       <w:bookmarkEnd w:id="26"/>
     </w:p>
     <w:p>
+      <w:r>
+        <w:t xml:space="preserve">Chaque paramètre de </w:t>
+      </w:r>
       <w:r>
         <w:rPr>
           <w:b/>
           <w:bCs/>
         </w:rPr>
-        <w:t>Historique</w:t>
-      </w:r>
-      <w:r>
-        <w:t xml:space="preserve"> affiche </w:t>
+        <w:t>Préréglages de paramètres</w:t>
+      </w:r>
+      <w:r>
+        <w:t xml:space="preserve"> propose un choix : </w:t>
       </w:r>
       <w:r>
         <w:rPr>
           <w:b/>
           <w:bCs/>
         </w:rPr>
-        <w:t>Exécuté</w:t>
-      </w:r>
-      <w:r>
-        <w:t xml:space="preserve">, </w:t>
+        <w:t>Valeur fixe</w:t>
+      </w:r>
+      <w:r>
+        <w:t xml:space="preserve"> ou </w:t>
       </w:r>
       <w:r>
         <w:rPr>
           <w:b/>
           <w:bCs/>
         </w:rPr>
-        <w:t>Statut</w:t>
-      </w:r>
-      <w:r>
-        <w:t xml:space="preserve"> (</w:t>
-      </w:r>
+        <w:t>Relatif à la date d’exécution</w:t>
+      </w:r>
+      <w:r>
+        <w:t>. Une valeur fixe est la même à chaque exécution. Une valeur relative change avec la date d'exécution de la planification, ainsi un rapport mensuel couvre toujours le bon mois.</w:t>
+      </w:r>
+    </w:p>
+    <w:p>
+      <w:r>
+        <w:t>Une valeur relative comporte trois parties :</w:t>
+      </w:r>
+    </w:p>
+    <w:p>
+      <w:pPr>
+        <w:pStyle w:val="PargrafodaLista"/>
+        <w:numPr>
+          <w:ilvl w:val="0"/>
+          <w:numId w:val="9"/>
+        </w:numPr>
+        <w:spacing w:after="60"/>
+      </w:pPr>
       <w:r>
         <w:rPr>
           <w:b/>
           <w:bCs/>
         </w:rPr>
-        <w:t>SUCCESS</w:t>
-      </w:r>
-      <w:r>
-        <w:t xml:space="preserve">, </w:t>
+        <w:t>Décaler la date d’exécution de</w:t>
+      </w:r>
+      <w:r>
+        <w:t xml:space="preserve"> un nombre. Utilisez -1 pour la période précédente, 0 pour la période en cours.</w:t>
+      </w:r>
+    </w:p>
+    <w:p>
+      <w:pPr>
+        <w:pStyle w:val="PargrafodaLista"/>
+        <w:numPr>
+          <w:ilvl w:val="0"/>
+          <w:numId w:val="9"/>
+        </w:numPr>
+        <w:spacing w:after="60"/>
+      </w:pPr>
+      <w:r>
+        <w:t xml:space="preserve">La période : </w:t>
       </w:r>
       <w:r>
         <w:rPr>
           <w:b/>
           <w:bCs/>
         </w:rPr>
-        <w:t>FAILED</w:t>
+        <w:t>jours</w:t>
       </w:r>
       <w:r>
         <w:t xml:space="preserve">, </w:t>
@@ -17506,110 +18542,116 @@
           <w:b/>
           <w:bCs/>
         </w:rPr>
-        <w:t>TIMEOUT</w:t>
-      </w:r>
-      <w:r>
-        <w:t xml:space="preserve">), </w:t>
+        <w:t>semaines</w:t>
+      </w:r>
+      <w:r>
+        <w:t xml:space="preserve">, </w:t>
       </w:r>
       <w:r>
         <w:rPr>
           <w:b/>
           <w:bCs/>
         </w:rPr>
-        <w:t>Lignes</w:t>
-      </w:r>
-      <w:r>
-        <w:t xml:space="preserve"> et </w:t>
+        <w:t>quinzaines</w:t>
+      </w:r>
+      <w:r>
+        <w:t xml:space="preserve">, </w:t>
       </w:r>
       <w:r>
         <w:rPr>
           <w:b/>
           <w:bCs/>
         </w:rPr>
-        <w:t>Durée</w:t>
-      </w:r>
-      <w:r>
-        <w:t xml:space="preserve">. Pour chaque résultat, </w:t>
+        <w:t>mois</w:t>
+      </w:r>
+      <w:r>
+        <w:t xml:space="preserve">, </w:t>
       </w:r>
       <w:r>
         <w:rPr>
           <w:b/>
           <w:bCs/>
         </w:rPr>
-        <w:t>Ouvrir</w:t>
-      </w:r>
-      <w:r>
-        <w:t xml:space="preserve"> l'affiche, et </w:t>
+        <w:t>trimestres</w:t>
+      </w:r>
+      <w:r>
+        <w:t xml:space="preserve">, </w:t>
       </w:r>
       <w:r>
         <w:rPr>
           <w:b/>
           <w:bCs/>
         </w:rPr>
-        <w:t>XLSX</w:t>
-      </w:r>
-      <w:r>
-        <w:t xml:space="preserve">, </w:t>
+        <w:t>semestres</w:t>
+      </w:r>
+      <w:r>
+        <w:t xml:space="preserve"> ou </w:t>
       </w:r>
       <w:r>
         <w:rPr>
           <w:b/>
           <w:bCs/>
         </w:rPr>
-        <w:t>CSV</w:t>
-      </w:r>
-      <w:r>
-        <w:t xml:space="preserve"> et </w:t>
-      </w:r>
+        <w:t>années</w:t>
+      </w:r>
+      <w:r>
+        <w:t>.</w:t>
+      </w:r>
+    </w:p>
+    <w:p>
+      <w:pPr>
+        <w:pStyle w:val="PargrafodaLista"/>
+        <w:numPr>
+          <w:ilvl w:val="0"/>
+          <w:numId w:val="9"/>
+        </w:numPr>
+        <w:spacing w:after="60"/>
+      </w:pPr>
       <w:r>
         <w:rPr>
           <w:b/>
           <w:bCs/>
         </w:rPr>
-        <w:t>PDF</w:t>
-      </w:r>
-      <w:r>
-        <w:t xml:space="preserve"> créent un fichier (si votre accès permet l'exportation). </w:t>
+        <w:t>puis utiliser le</w:t>
+      </w:r>
+      <w:r>
+        <w:t xml:space="preserve"> : </w:t>
       </w:r>
       <w:r>
         <w:rPr>
           <w:b/>
           <w:bCs/>
         </w:rPr>
-        <w:t>Expire</w:t>
-      </w:r>
-      <w:r>
-        <w:t xml:space="preserve"> indique combien de temps le résultat est conservé, 30 jours par défaut.</w:t>
-      </w:r>
-    </w:p>
-    <w:p>
-      <w:r>
-        <w:t>Les résultats restent sur le serveur. Rien n'est envoyé par e-mail.</w:t>
-      </w:r>
-    </w:p>
-    <w:p>
-      <w:pPr>
-        <w:pStyle w:val="Ttulo1"/>
-        <w:pageBreakBefore/>
-      </w:pPr>
-      <w:bookmarkStart w:id="27" w:name="_Toc241748613"/>
-      <w:r>
-        <w:lastRenderedPageBreak/>
-        <w:t>Paramètres</w:t>
-      </w:r>
-      <w:bookmarkEnd w:id="27"/>
-    </w:p>
-    <w:p>
+        <w:t>cette date</w:t>
+      </w:r>
+      <w:r>
+        <w:t xml:space="preserve">, le premier ou le dernier jour de la semaine, de la quinzaine, du mois, du trimestre, du semestre ou de l'année, </w:t>
+      </w:r>
       <w:r>
         <w:rPr>
           <w:b/>
           <w:bCs/>
         </w:rPr>
-        <w:t>Paramètres</w:t>
-      </w:r>
-      <w:r>
-        <w:t xml:space="preserve"> modifie l'apparence de l'application pour vous. Ouvrez-les depuis la barre latérale ou depuis votre nom en haut à droite. Les paramètres appartiennent à votre compte et vous suivent sur d'autres ordinateurs.</w:t>
-      </w:r>
+        <w:t>l’année (nombre)</w:t>
+      </w:r>
+      <w:r>
+        <w:t xml:space="preserve"> ou </w:t>
+      </w:r>
+      <w:r>
+        <w:rPr>
+          <w:b/>
+          <w:bCs/>
+        </w:rPr>
+        <w:t>le mois (nombre 1-12)</w:t>
+      </w:r>
+      <w:r>
+        <w:t>.</w:t>
+      </w:r>
+    </w:p>
+    <w:p>
+      <w:pPr>
+        <w:spacing w:after="60"/>
+      </w:pPr>
     </w:p>
     <w:p>
       <w:pPr>
@@ -17622,10 +18664,10 @@
           <w:noProof/>
         </w:rPr>
         <w:drawing>
-          <wp:inline distT="0" distB="0" distL="0" distR="0" wp14:anchorId="7808353F" wp14:editId="6DEFA580">
-            <wp:extent cx="5715000" cy="3571875"/>
+          <wp:inline distT="0" distB="0" distL="0" distR="0" wp14:anchorId="5F625379" wp14:editId="5A292771">
+            <wp:extent cx="3419475" cy="1914525"/>
             <wp:effectExtent l="0" t="0" r="0" b="0"/>
-            <wp:docPr id="348" name="04-settings.png" descr="La page Paramètres avec les cartes Langue, Thème et Palette de couleurs." title="La page Paramètres avec les cartes Langue, Thème et Palette de couleurs."/>
+            <wp:docPr id="359" name="35-schedule-relative-date.png" descr="Préréglages de paramètres avec une valeur fixe et une valeur relative à la date d'exécution." title="Préréglages de paramètres avec une valeur fixe et une valeur relative à la date d'exécution."/>
             <wp:cNvGraphicFramePr>
               <a:graphicFrameLocks xmlns:a="http://schemas.openxmlformats.org/drawingml/2006/main" noChangeAspect="1"/>
             </wp:cNvGraphicFramePr>
@@ -17640,6 +18682,1061 @@
                   </pic:nvPicPr>
                   <pic:blipFill>
                     <a:blip r:embed="rId23"/>
+                    <a:srcRect/>
+                    <a:stretch>
+                      <a:fillRect/>
+                    </a:stretch>
+                  </pic:blipFill>
+                  <pic:spPr bwMode="auto">
+                    <a:xfrm>
+                      <a:off x="0" y="0"/>
+                      <a:ext cx="3419475" cy="1914525"/>
+                    </a:xfrm>
+                    <a:prstGeom prst="rect">
+                      <a:avLst/>
+                    </a:prstGeom>
+                  </pic:spPr>
+                </pic:pic>
+              </a:graphicData>
+            </a:graphic>
+          </wp:inline>
+        </w:drawing>
+      </w:r>
+    </w:p>
+    <w:p>
+      <w:pPr>
+        <w:pStyle w:val="Legenda"/>
+        <w:jc w:val="center"/>
+      </w:pPr>
+      <w:r>
+        <w:t>Préréglages de paramètres avec une valeur fixe et une valeur relative à la date d'exécution.</w:t>
+      </w:r>
+    </w:p>
+    <w:tbl>
+      <w:tblPr>
+        <w:tblW w:w="9026" w:type="dxa"/>
+        <w:tblBorders>
+          <w:top w:val="single" w:sz="4" w:space="0" w:color="auto"/>
+          <w:left w:val="single" w:sz="4" w:space="0" w:color="auto"/>
+          <w:bottom w:val="single" w:sz="4" w:space="0" w:color="auto"/>
+          <w:right w:val="single" w:sz="4" w:space="0" w:color="auto"/>
+          <w:insideH w:val="single" w:sz="4" w:space="0" w:color="auto"/>
+          <w:insideV w:val="single" w:sz="4" w:space="0" w:color="auto"/>
+        </w:tblBorders>
+        <w:tblCellMar>
+          <w:left w:w="10" w:type="dxa"/>
+          <w:right w:w="10" w:type="dxa"/>
+        </w:tblCellMar>
+        <w:tblLook w:val="0000" w:firstRow="0" w:lastRow="0" w:firstColumn="0" w:lastColumn="0" w:noHBand="0" w:noVBand="0"/>
+      </w:tblPr>
+      <w:tblGrid>
+        <w:gridCol w:w="2256"/>
+        <w:gridCol w:w="3666"/>
+        <w:gridCol w:w="3104"/>
+      </w:tblGrid>
+      <w:tr>
+        <w:tblPrEx>
+          <w:tblCellMar>
+            <w:top w:w="0" w:type="dxa"/>
+            <w:bottom w:w="0" w:type="dxa"/>
+          </w:tblCellMar>
+        </w:tblPrEx>
+        <w:trPr>
+          <w:cantSplit/>
+          <w:tblHeader/>
+        </w:trPr>
+        <w:tc>
+          <w:tcPr>
+            <w:tcW w:w="2256" w:type="dxa"/>
+            <w:tcBorders>
+              <w:top w:val="single" w:sz="4" w:space="0" w:color="BFC7D1"/>
+              <w:left w:val="single" w:sz="4" w:space="0" w:color="BFC7D1"/>
+              <w:bottom w:val="single" w:sz="4" w:space="0" w:color="BFC7D1"/>
+              <w:right w:val="single" w:sz="4" w:space="0" w:color="BFC7D1"/>
+            </w:tcBorders>
+            <w:shd w:val="clear" w:color="auto" w:fill="1F3A5F"/>
+            <w:tcMar>
+              <w:top w:w="60" w:type="dxa"/>
+              <w:left w:w="100" w:type="dxa"/>
+              <w:bottom w:w="60" w:type="dxa"/>
+              <w:right w:w="100" w:type="dxa"/>
+            </w:tcMar>
+          </w:tcPr>
+          <w:p>
+            <w:pPr>
+              <w:spacing w:after="0"/>
+            </w:pPr>
+            <w:r>
+              <w:rPr>
+                <w:b/>
+                <w:bCs/>
+                <w:color w:val="FFFFFF"/>
+              </w:rPr>
+              <w:t>Vous voulez</w:t>
+            </w:r>
+          </w:p>
+        </w:tc>
+        <w:tc>
+          <w:tcPr>
+            <w:tcW w:w="3666" w:type="dxa"/>
+            <w:tcBorders>
+              <w:top w:val="single" w:sz="4" w:space="0" w:color="BFC7D1"/>
+              <w:left w:val="single" w:sz="4" w:space="0" w:color="BFC7D1"/>
+              <w:bottom w:val="single" w:sz="4" w:space="0" w:color="BFC7D1"/>
+              <w:right w:val="single" w:sz="4" w:space="0" w:color="BFC7D1"/>
+            </w:tcBorders>
+            <w:shd w:val="clear" w:color="auto" w:fill="1F3A5F"/>
+            <w:tcMar>
+              <w:top w:w="60" w:type="dxa"/>
+              <w:left w:w="100" w:type="dxa"/>
+              <w:bottom w:w="60" w:type="dxa"/>
+              <w:right w:w="100" w:type="dxa"/>
+            </w:tcMar>
+          </w:tcPr>
+          <w:p>
+            <w:pPr>
+              <w:spacing w:after="0"/>
+            </w:pPr>
+            <w:r>
+              <w:rPr>
+                <w:b/>
+                <w:bCs/>
+                <w:color w:val="FFFFFF"/>
+              </w:rPr>
+              <w:t>Date de début</w:t>
+            </w:r>
+          </w:p>
+        </w:tc>
+        <w:tc>
+          <w:tcPr>
+            <w:tcW w:w="3104" w:type="dxa"/>
+            <w:tcBorders>
+              <w:top w:val="single" w:sz="4" w:space="0" w:color="BFC7D1"/>
+              <w:left w:val="single" w:sz="4" w:space="0" w:color="BFC7D1"/>
+              <w:bottom w:val="single" w:sz="4" w:space="0" w:color="BFC7D1"/>
+              <w:right w:val="single" w:sz="4" w:space="0" w:color="BFC7D1"/>
+            </w:tcBorders>
+            <w:shd w:val="clear" w:color="auto" w:fill="1F3A5F"/>
+            <w:tcMar>
+              <w:top w:w="60" w:type="dxa"/>
+              <w:left w:w="100" w:type="dxa"/>
+              <w:bottom w:w="60" w:type="dxa"/>
+              <w:right w:w="100" w:type="dxa"/>
+            </w:tcMar>
+          </w:tcPr>
+          <w:p>
+            <w:pPr>
+              <w:spacing w:after="0"/>
+            </w:pPr>
+            <w:r>
+              <w:rPr>
+                <w:b/>
+                <w:bCs/>
+                <w:color w:val="FFFFFF"/>
+              </w:rPr>
+              <w:t>Date de fin</w:t>
+            </w:r>
+          </w:p>
+        </w:tc>
+      </w:tr>
+      <w:tr>
+        <w:tblPrEx>
+          <w:tblCellMar>
+            <w:top w:w="0" w:type="dxa"/>
+            <w:bottom w:w="0" w:type="dxa"/>
+          </w:tblCellMar>
+        </w:tblPrEx>
+        <w:trPr>
+          <w:cantSplit/>
+        </w:trPr>
+        <w:tc>
+          <w:tcPr>
+            <w:tcW w:w="2256" w:type="dxa"/>
+            <w:tcBorders>
+              <w:top w:val="single" w:sz="4" w:space="0" w:color="BFC7D1"/>
+              <w:left w:val="single" w:sz="4" w:space="0" w:color="BFC7D1"/>
+              <w:bottom w:val="single" w:sz="4" w:space="0" w:color="BFC7D1"/>
+              <w:right w:val="single" w:sz="4" w:space="0" w:color="BFC7D1"/>
+            </w:tcBorders>
+            <w:tcMar>
+              <w:top w:w="60" w:type="dxa"/>
+              <w:left w:w="100" w:type="dxa"/>
+              <w:bottom w:w="60" w:type="dxa"/>
+              <w:right w:w="100" w:type="dxa"/>
+            </w:tcMar>
+          </w:tcPr>
+          <w:p>
+            <w:pPr>
+              <w:spacing w:after="0"/>
+            </w:pPr>
+            <w:r>
+              <w:t>Le mois dernier</w:t>
+            </w:r>
+          </w:p>
+        </w:tc>
+        <w:tc>
+          <w:tcPr>
+            <w:tcW w:w="3666" w:type="dxa"/>
+            <w:tcBorders>
+              <w:top w:val="single" w:sz="4" w:space="0" w:color="BFC7D1"/>
+              <w:left w:val="single" w:sz="4" w:space="0" w:color="BFC7D1"/>
+              <w:bottom w:val="single" w:sz="4" w:space="0" w:color="BFC7D1"/>
+              <w:right w:val="single" w:sz="4" w:space="0" w:color="BFC7D1"/>
+            </w:tcBorders>
+            <w:tcMar>
+              <w:top w:w="60" w:type="dxa"/>
+              <w:left w:w="100" w:type="dxa"/>
+              <w:bottom w:w="60" w:type="dxa"/>
+              <w:right w:w="100" w:type="dxa"/>
+            </w:tcMar>
+          </w:tcPr>
+          <w:p>
+            <w:pPr>
+              <w:spacing w:after="0"/>
+            </w:pPr>
+            <w:r>
+              <w:t xml:space="preserve">-1 </w:t>
+            </w:r>
+            <w:r>
+              <w:rPr>
+                <w:b/>
+                <w:bCs/>
+              </w:rPr>
+              <w:t>mois</w:t>
+            </w:r>
+            <w:r>
+              <w:t xml:space="preserve">, </w:t>
+            </w:r>
+            <w:r>
+              <w:rPr>
+                <w:b/>
+                <w:bCs/>
+              </w:rPr>
+              <w:t>premier jour de ce mois</w:t>
+            </w:r>
+          </w:p>
+        </w:tc>
+        <w:tc>
+          <w:tcPr>
+            <w:tcW w:w="3104" w:type="dxa"/>
+            <w:tcBorders>
+              <w:top w:val="single" w:sz="4" w:space="0" w:color="BFC7D1"/>
+              <w:left w:val="single" w:sz="4" w:space="0" w:color="BFC7D1"/>
+              <w:bottom w:val="single" w:sz="4" w:space="0" w:color="BFC7D1"/>
+              <w:right w:val="single" w:sz="4" w:space="0" w:color="BFC7D1"/>
+            </w:tcBorders>
+            <w:tcMar>
+              <w:top w:w="60" w:type="dxa"/>
+              <w:left w:w="100" w:type="dxa"/>
+              <w:bottom w:w="60" w:type="dxa"/>
+              <w:right w:w="100" w:type="dxa"/>
+            </w:tcMar>
+          </w:tcPr>
+          <w:p>
+            <w:pPr>
+              <w:spacing w:after="0"/>
+            </w:pPr>
+            <w:r>
+              <w:t xml:space="preserve">-1 </w:t>
+            </w:r>
+            <w:r>
+              <w:rPr>
+                <w:b/>
+                <w:bCs/>
+              </w:rPr>
+              <w:t>mois</w:t>
+            </w:r>
+            <w:r>
+              <w:t xml:space="preserve">, </w:t>
+            </w:r>
+            <w:r>
+              <w:rPr>
+                <w:b/>
+                <w:bCs/>
+              </w:rPr>
+              <w:t>dernier jour de ce mois</w:t>
+            </w:r>
+          </w:p>
+        </w:tc>
+      </w:tr>
+      <w:tr>
+        <w:tblPrEx>
+          <w:tblCellMar>
+            <w:top w:w="0" w:type="dxa"/>
+            <w:bottom w:w="0" w:type="dxa"/>
+          </w:tblCellMar>
+        </w:tblPrEx>
+        <w:trPr>
+          <w:cantSplit/>
+        </w:trPr>
+        <w:tc>
+          <w:tcPr>
+            <w:tcW w:w="2256" w:type="dxa"/>
+            <w:tcBorders>
+              <w:top w:val="single" w:sz="4" w:space="0" w:color="BFC7D1"/>
+              <w:left w:val="single" w:sz="4" w:space="0" w:color="BFC7D1"/>
+              <w:bottom w:val="single" w:sz="4" w:space="0" w:color="BFC7D1"/>
+              <w:right w:val="single" w:sz="4" w:space="0" w:color="BFC7D1"/>
+            </w:tcBorders>
+            <w:shd w:val="clear" w:color="auto" w:fill="F3F6F9"/>
+            <w:tcMar>
+              <w:top w:w="60" w:type="dxa"/>
+              <w:left w:w="100" w:type="dxa"/>
+              <w:bottom w:w="60" w:type="dxa"/>
+              <w:right w:w="100" w:type="dxa"/>
+            </w:tcMar>
+          </w:tcPr>
+          <w:p>
+            <w:pPr>
+              <w:spacing w:after="0"/>
+            </w:pPr>
+            <w:r>
+              <w:t>L'année en cours, jusqu'au mois dernier</w:t>
+            </w:r>
+          </w:p>
+        </w:tc>
+        <w:tc>
+          <w:tcPr>
+            <w:tcW w:w="3666" w:type="dxa"/>
+            <w:tcBorders>
+              <w:top w:val="single" w:sz="4" w:space="0" w:color="BFC7D1"/>
+              <w:left w:val="single" w:sz="4" w:space="0" w:color="BFC7D1"/>
+              <w:bottom w:val="single" w:sz="4" w:space="0" w:color="BFC7D1"/>
+              <w:right w:val="single" w:sz="4" w:space="0" w:color="BFC7D1"/>
+            </w:tcBorders>
+            <w:shd w:val="clear" w:color="auto" w:fill="F3F6F9"/>
+            <w:tcMar>
+              <w:top w:w="60" w:type="dxa"/>
+              <w:left w:w="100" w:type="dxa"/>
+              <w:bottom w:w="60" w:type="dxa"/>
+              <w:right w:w="100" w:type="dxa"/>
+            </w:tcMar>
+          </w:tcPr>
+          <w:p>
+            <w:pPr>
+              <w:spacing w:after="0"/>
+            </w:pPr>
+            <w:r>
+              <w:t xml:space="preserve">-1 </w:t>
+            </w:r>
+            <w:r>
+              <w:rPr>
+                <w:b/>
+                <w:bCs/>
+              </w:rPr>
+              <w:t>mois</w:t>
+            </w:r>
+            <w:r>
+              <w:t xml:space="preserve">, </w:t>
+            </w:r>
+            <w:r>
+              <w:rPr>
+                <w:b/>
+                <w:bCs/>
+              </w:rPr>
+              <w:t>premier jour de cette année</w:t>
+            </w:r>
+          </w:p>
+        </w:tc>
+        <w:tc>
+          <w:tcPr>
+            <w:tcW w:w="3104" w:type="dxa"/>
+            <w:tcBorders>
+              <w:top w:val="single" w:sz="4" w:space="0" w:color="BFC7D1"/>
+              <w:left w:val="single" w:sz="4" w:space="0" w:color="BFC7D1"/>
+              <w:bottom w:val="single" w:sz="4" w:space="0" w:color="BFC7D1"/>
+              <w:right w:val="single" w:sz="4" w:space="0" w:color="BFC7D1"/>
+            </w:tcBorders>
+            <w:shd w:val="clear" w:color="auto" w:fill="F3F6F9"/>
+            <w:tcMar>
+              <w:top w:w="60" w:type="dxa"/>
+              <w:left w:w="100" w:type="dxa"/>
+              <w:bottom w:w="60" w:type="dxa"/>
+              <w:right w:w="100" w:type="dxa"/>
+            </w:tcMar>
+          </w:tcPr>
+          <w:p>
+            <w:pPr>
+              <w:spacing w:after="0"/>
+            </w:pPr>
+            <w:r>
+              <w:t xml:space="preserve">-1 </w:t>
+            </w:r>
+            <w:r>
+              <w:rPr>
+                <w:b/>
+                <w:bCs/>
+              </w:rPr>
+              <w:t>mois</w:t>
+            </w:r>
+            <w:r>
+              <w:t xml:space="preserve">, </w:t>
+            </w:r>
+            <w:r>
+              <w:rPr>
+                <w:b/>
+                <w:bCs/>
+              </w:rPr>
+              <w:t>dernier jour de ce mois</w:t>
+            </w:r>
+          </w:p>
+        </w:tc>
+      </w:tr>
+      <w:tr>
+        <w:tblPrEx>
+          <w:tblCellMar>
+            <w:top w:w="0" w:type="dxa"/>
+            <w:bottom w:w="0" w:type="dxa"/>
+          </w:tblCellMar>
+        </w:tblPrEx>
+        <w:trPr>
+          <w:cantSplit/>
+        </w:trPr>
+        <w:tc>
+          <w:tcPr>
+            <w:tcW w:w="2256" w:type="dxa"/>
+            <w:tcBorders>
+              <w:top w:val="single" w:sz="4" w:space="0" w:color="BFC7D1"/>
+              <w:left w:val="single" w:sz="4" w:space="0" w:color="BFC7D1"/>
+              <w:bottom w:val="single" w:sz="4" w:space="0" w:color="BFC7D1"/>
+              <w:right w:val="single" w:sz="4" w:space="0" w:color="BFC7D1"/>
+            </w:tcBorders>
+            <w:tcMar>
+              <w:top w:w="60" w:type="dxa"/>
+              <w:left w:w="100" w:type="dxa"/>
+              <w:bottom w:w="60" w:type="dxa"/>
+              <w:right w:w="100" w:type="dxa"/>
+            </w:tcMar>
+          </w:tcPr>
+          <w:p>
+            <w:pPr>
+              <w:spacing w:after="0"/>
+            </w:pPr>
+            <w:r>
+              <w:t>Un début fixe, une fin mobile</w:t>
+            </w:r>
+          </w:p>
+        </w:tc>
+        <w:tc>
+          <w:tcPr>
+            <w:tcW w:w="3666" w:type="dxa"/>
+            <w:tcBorders>
+              <w:top w:val="single" w:sz="4" w:space="0" w:color="BFC7D1"/>
+              <w:left w:val="single" w:sz="4" w:space="0" w:color="BFC7D1"/>
+              <w:bottom w:val="single" w:sz="4" w:space="0" w:color="BFC7D1"/>
+              <w:right w:val="single" w:sz="4" w:space="0" w:color="BFC7D1"/>
+            </w:tcBorders>
+            <w:tcMar>
+              <w:top w:w="60" w:type="dxa"/>
+              <w:left w:w="100" w:type="dxa"/>
+              <w:bottom w:w="60" w:type="dxa"/>
+              <w:right w:w="100" w:type="dxa"/>
+            </w:tcMar>
+          </w:tcPr>
+          <w:p>
+            <w:pPr>
+              <w:spacing w:after="0"/>
+            </w:pPr>
+            <w:r>
+              <w:rPr>
+                <w:b/>
+                <w:bCs/>
+              </w:rPr>
+              <w:t>Valeur fixe</w:t>
+            </w:r>
+            <w:r>
+              <w:t>, par exemple 2026-01-01</w:t>
+            </w:r>
+          </w:p>
+        </w:tc>
+        <w:tc>
+          <w:tcPr>
+            <w:tcW w:w="3104" w:type="dxa"/>
+            <w:tcBorders>
+              <w:top w:val="single" w:sz="4" w:space="0" w:color="BFC7D1"/>
+              <w:left w:val="single" w:sz="4" w:space="0" w:color="BFC7D1"/>
+              <w:bottom w:val="single" w:sz="4" w:space="0" w:color="BFC7D1"/>
+              <w:right w:val="single" w:sz="4" w:space="0" w:color="BFC7D1"/>
+            </w:tcBorders>
+            <w:tcMar>
+              <w:top w:w="60" w:type="dxa"/>
+              <w:left w:w="100" w:type="dxa"/>
+              <w:bottom w:w="60" w:type="dxa"/>
+              <w:right w:w="100" w:type="dxa"/>
+            </w:tcMar>
+          </w:tcPr>
+          <w:p>
+            <w:pPr>
+              <w:spacing w:after="0"/>
+            </w:pPr>
+            <w:r>
+              <w:t xml:space="preserve">-1 </w:t>
+            </w:r>
+            <w:r>
+              <w:rPr>
+                <w:b/>
+                <w:bCs/>
+              </w:rPr>
+              <w:t>mois</w:t>
+            </w:r>
+            <w:r>
+              <w:t xml:space="preserve">, </w:t>
+            </w:r>
+            <w:r>
+              <w:rPr>
+                <w:b/>
+                <w:bCs/>
+              </w:rPr>
+              <w:t>dernier jour de ce mois</w:t>
+            </w:r>
+          </w:p>
+        </w:tc>
+      </w:tr>
+      <w:tr>
+        <w:tblPrEx>
+          <w:tblCellMar>
+            <w:top w:w="0" w:type="dxa"/>
+            <w:bottom w:w="0" w:type="dxa"/>
+          </w:tblCellMar>
+        </w:tblPrEx>
+        <w:trPr>
+          <w:cantSplit/>
+        </w:trPr>
+        <w:tc>
+          <w:tcPr>
+            <w:tcW w:w="2256" w:type="dxa"/>
+            <w:tcBorders>
+              <w:top w:val="single" w:sz="4" w:space="0" w:color="BFC7D1"/>
+              <w:left w:val="single" w:sz="4" w:space="0" w:color="BFC7D1"/>
+              <w:bottom w:val="single" w:sz="4" w:space="0" w:color="BFC7D1"/>
+              <w:right w:val="single" w:sz="4" w:space="0" w:color="BFC7D1"/>
+            </w:tcBorders>
+            <w:shd w:val="clear" w:color="auto" w:fill="F3F6F9"/>
+            <w:tcMar>
+              <w:top w:w="60" w:type="dxa"/>
+              <w:left w:w="100" w:type="dxa"/>
+              <w:bottom w:w="60" w:type="dxa"/>
+              <w:right w:w="100" w:type="dxa"/>
+            </w:tcMar>
+          </w:tcPr>
+          <w:p>
+            <w:pPr>
+              <w:spacing w:after="0"/>
+            </w:pPr>
+            <w:r>
+              <w:t>Le trimestre dernier</w:t>
+            </w:r>
+          </w:p>
+        </w:tc>
+        <w:tc>
+          <w:tcPr>
+            <w:tcW w:w="3666" w:type="dxa"/>
+            <w:tcBorders>
+              <w:top w:val="single" w:sz="4" w:space="0" w:color="BFC7D1"/>
+              <w:left w:val="single" w:sz="4" w:space="0" w:color="BFC7D1"/>
+              <w:bottom w:val="single" w:sz="4" w:space="0" w:color="BFC7D1"/>
+              <w:right w:val="single" w:sz="4" w:space="0" w:color="BFC7D1"/>
+            </w:tcBorders>
+            <w:shd w:val="clear" w:color="auto" w:fill="F3F6F9"/>
+            <w:tcMar>
+              <w:top w:w="60" w:type="dxa"/>
+              <w:left w:w="100" w:type="dxa"/>
+              <w:bottom w:w="60" w:type="dxa"/>
+              <w:right w:w="100" w:type="dxa"/>
+            </w:tcMar>
+          </w:tcPr>
+          <w:p>
+            <w:pPr>
+              <w:spacing w:after="0"/>
+            </w:pPr>
+            <w:r>
+              <w:t xml:space="preserve">-1 </w:t>
+            </w:r>
+            <w:r>
+              <w:rPr>
+                <w:b/>
+                <w:bCs/>
+              </w:rPr>
+              <w:t>trimestres</w:t>
+            </w:r>
+            <w:r>
+              <w:t xml:space="preserve">, </w:t>
+            </w:r>
+            <w:r>
+              <w:rPr>
+                <w:b/>
+                <w:bCs/>
+              </w:rPr>
+              <w:t>premier jour de ce trimestre</w:t>
+            </w:r>
+          </w:p>
+        </w:tc>
+        <w:tc>
+          <w:tcPr>
+            <w:tcW w:w="3104" w:type="dxa"/>
+            <w:tcBorders>
+              <w:top w:val="single" w:sz="4" w:space="0" w:color="BFC7D1"/>
+              <w:left w:val="single" w:sz="4" w:space="0" w:color="BFC7D1"/>
+              <w:bottom w:val="single" w:sz="4" w:space="0" w:color="BFC7D1"/>
+              <w:right w:val="single" w:sz="4" w:space="0" w:color="BFC7D1"/>
+            </w:tcBorders>
+            <w:shd w:val="clear" w:color="auto" w:fill="F3F6F9"/>
+            <w:tcMar>
+              <w:top w:w="60" w:type="dxa"/>
+              <w:left w:w="100" w:type="dxa"/>
+              <w:bottom w:w="60" w:type="dxa"/>
+              <w:right w:w="100" w:type="dxa"/>
+            </w:tcMar>
+          </w:tcPr>
+          <w:p>
+            <w:pPr>
+              <w:spacing w:after="0"/>
+            </w:pPr>
+            <w:r>
+              <w:t xml:space="preserve">-1 </w:t>
+            </w:r>
+            <w:r>
+              <w:rPr>
+                <w:b/>
+                <w:bCs/>
+              </w:rPr>
+              <w:t>trimestres</w:t>
+            </w:r>
+            <w:r>
+              <w:t xml:space="preserve">, </w:t>
+            </w:r>
+            <w:r>
+              <w:rPr>
+                <w:b/>
+                <w:bCs/>
+              </w:rPr>
+              <w:t>dernier jour de ce trimestre</w:t>
+            </w:r>
+          </w:p>
+        </w:tc>
+      </w:tr>
+      <w:tr>
+        <w:tblPrEx>
+          <w:tblCellMar>
+            <w:top w:w="0" w:type="dxa"/>
+            <w:bottom w:w="0" w:type="dxa"/>
+          </w:tblCellMar>
+        </w:tblPrEx>
+        <w:trPr>
+          <w:cantSplit/>
+        </w:trPr>
+        <w:tc>
+          <w:tcPr>
+            <w:tcW w:w="2256" w:type="dxa"/>
+            <w:tcBorders>
+              <w:top w:val="single" w:sz="4" w:space="0" w:color="BFC7D1"/>
+              <w:left w:val="single" w:sz="4" w:space="0" w:color="BFC7D1"/>
+              <w:bottom w:val="single" w:sz="4" w:space="0" w:color="BFC7D1"/>
+              <w:right w:val="single" w:sz="4" w:space="0" w:color="BFC7D1"/>
+            </w:tcBorders>
+            <w:tcMar>
+              <w:top w:w="60" w:type="dxa"/>
+              <w:left w:w="100" w:type="dxa"/>
+              <w:bottom w:w="60" w:type="dxa"/>
+              <w:right w:w="100" w:type="dxa"/>
+            </w:tcMar>
+          </w:tcPr>
+          <w:p>
+            <w:pPr>
+              <w:spacing w:after="0"/>
+            </w:pPr>
+            <w:r>
+              <w:t>Hier</w:t>
+            </w:r>
+          </w:p>
+        </w:tc>
+        <w:tc>
+          <w:tcPr>
+            <w:tcW w:w="3666" w:type="dxa"/>
+            <w:tcBorders>
+              <w:top w:val="single" w:sz="4" w:space="0" w:color="BFC7D1"/>
+              <w:left w:val="single" w:sz="4" w:space="0" w:color="BFC7D1"/>
+              <w:bottom w:val="single" w:sz="4" w:space="0" w:color="BFC7D1"/>
+              <w:right w:val="single" w:sz="4" w:space="0" w:color="BFC7D1"/>
+            </w:tcBorders>
+            <w:tcMar>
+              <w:top w:w="60" w:type="dxa"/>
+              <w:left w:w="100" w:type="dxa"/>
+              <w:bottom w:w="60" w:type="dxa"/>
+              <w:right w:w="100" w:type="dxa"/>
+            </w:tcMar>
+          </w:tcPr>
+          <w:p>
+            <w:pPr>
+              <w:spacing w:after="0"/>
+            </w:pPr>
+            <w:r>
+              <w:t xml:space="preserve">-1 </w:t>
+            </w:r>
+            <w:r>
+              <w:rPr>
+                <w:b/>
+                <w:bCs/>
+              </w:rPr>
+              <w:t>jours</w:t>
+            </w:r>
+            <w:r>
+              <w:t xml:space="preserve">, </w:t>
+            </w:r>
+            <w:r>
+              <w:rPr>
+                <w:b/>
+                <w:bCs/>
+              </w:rPr>
+              <w:t>cette date</w:t>
+            </w:r>
+          </w:p>
+        </w:tc>
+        <w:tc>
+          <w:tcPr>
+            <w:tcW w:w="3104" w:type="dxa"/>
+            <w:tcBorders>
+              <w:top w:val="single" w:sz="4" w:space="0" w:color="BFC7D1"/>
+              <w:left w:val="single" w:sz="4" w:space="0" w:color="BFC7D1"/>
+              <w:bottom w:val="single" w:sz="4" w:space="0" w:color="BFC7D1"/>
+              <w:right w:val="single" w:sz="4" w:space="0" w:color="BFC7D1"/>
+            </w:tcBorders>
+            <w:tcMar>
+              <w:top w:w="60" w:type="dxa"/>
+              <w:left w:w="100" w:type="dxa"/>
+              <w:bottom w:w="60" w:type="dxa"/>
+              <w:right w:w="100" w:type="dxa"/>
+            </w:tcMar>
+          </w:tcPr>
+          <w:p>
+            <w:pPr>
+              <w:spacing w:after="0"/>
+            </w:pPr>
+            <w:r>
+              <w:t xml:space="preserve">-1 </w:t>
+            </w:r>
+            <w:r>
+              <w:rPr>
+                <w:b/>
+                <w:bCs/>
+              </w:rPr>
+              <w:t>jours</w:t>
+            </w:r>
+            <w:r>
+              <w:t xml:space="preserve">, </w:t>
+            </w:r>
+            <w:r>
+              <w:rPr>
+                <w:b/>
+                <w:bCs/>
+              </w:rPr>
+              <w:t>cette date</w:t>
+            </w:r>
+          </w:p>
+        </w:tc>
+      </w:tr>
+    </w:tbl>
+    <w:p>
+      <w:pPr>
+        <w:spacing w:after="60"/>
+      </w:pPr>
+    </w:p>
+    <w:p>
+      <w:r>
+        <w:t xml:space="preserve">Pour un paramètre qui demande une année ou un mois sous forme de nombre, utilisez </w:t>
+      </w:r>
+      <w:r>
+        <w:rPr>
+          <w:b/>
+          <w:bCs/>
+        </w:rPr>
+        <w:t>l’année (nombre)</w:t>
+      </w:r>
+      <w:r>
+        <w:t xml:space="preserve"> ou </w:t>
+      </w:r>
+      <w:r>
+        <w:rPr>
+          <w:b/>
+          <w:bCs/>
+        </w:rPr>
+        <w:t>le mois (nombre 1-12)</w:t>
+      </w:r>
+      <w:r>
+        <w:t>. Une semaine commence le lundi. Une quinzaine va du 1er au 15, ou du 16 à la fin du mois.</w:t>
+      </w:r>
+    </w:p>
+    <w:p>
+      <w:pPr>
+        <w:pBdr>
+          <w:left w:val="single" w:sz="24" w:space="8" w:color="4E9A5B"/>
+        </w:pBdr>
+        <w:shd w:val="clear" w:color="auto" w:fill="E8F4EA"/>
+        <w:spacing w:before="120" w:after="160"/>
+        <w:ind w:left="200" w:right="200"/>
+      </w:pPr>
+      <w:r>
+        <w:rPr>
+          <w:b/>
+          <w:bCs/>
+        </w:rPr>
+        <w:t>Astuce :</w:t>
+      </w:r>
+      <w:r>
+        <w:t xml:space="preserve"> -1 </w:t>
+      </w:r>
+      <w:r>
+        <w:rPr>
+          <w:b/>
+          <w:bCs/>
+        </w:rPr>
+        <w:t>mois</w:t>
+      </w:r>
+      <w:r>
+        <w:t xml:space="preserve">, </w:t>
+      </w:r>
+      <w:r>
+        <w:rPr>
+          <w:b/>
+          <w:bCs/>
+        </w:rPr>
+        <w:t>premier jour de cette année</w:t>
+      </w:r>
+      <w:r>
+        <w:t xml:space="preserve"> donne toujours toute l'année précédente quand la planification s'exécute en janvier. Une </w:t>
+      </w:r>
+      <w:r>
+        <w:rPr>
+          <w:b/>
+          <w:bCs/>
+        </w:rPr>
+        <w:t>Valeur fixe</w:t>
+      </w:r>
+      <w:r>
+        <w:t xml:space="preserve"> ne bouge pas : une date fixe 2026-01-01 commence toujours en 2026 quand la planification s'exécute en 2027.</w:t>
+      </w:r>
+    </w:p>
+    <w:p>
+      <w:r>
+        <w:lastRenderedPageBreak/>
+        <w:t xml:space="preserve">La colonne </w:t>
+      </w:r>
+      <w:r>
+        <w:rPr>
+          <w:b/>
+          <w:bCs/>
+        </w:rPr>
+        <w:t>Prochaine exécution</w:t>
+      </w:r>
+      <w:r>
+        <w:t xml:space="preserve"> affiche la date de la prochaine exécution et, en dessous, les valeurs que cette exécution utilisera. Vérifiez-la après l'enregistrement.</w:t>
+      </w:r>
+    </w:p>
+    <w:p>
+      <w:r>
+        <w:t>Vous pouvez donner plusieurs planifications à une même carte, chacune avec sa propre fréquence et ses propres valeurs. Exemple : une planification mensuelle pour le mois dernier, et une planification annuelle pour l'année dernière.</w:t>
+      </w:r>
+    </w:p>
+    <w:p>
+      <w:pPr>
+        <w:pStyle w:val="Ttulo2"/>
+      </w:pPr>
+      <w:bookmarkStart w:id="27" w:name="_Toc241848858"/>
+      <w:r>
+        <w:t>Historique</w:t>
+      </w:r>
+      <w:bookmarkEnd w:id="27"/>
+    </w:p>
+    <w:p>
+      <w:r>
+        <w:rPr>
+          <w:b/>
+          <w:bCs/>
+        </w:rPr>
+        <w:t>Historique</w:t>
+      </w:r>
+      <w:r>
+        <w:t xml:space="preserve"> affiche </w:t>
+      </w:r>
+      <w:r>
+        <w:rPr>
+          <w:b/>
+          <w:bCs/>
+        </w:rPr>
+        <w:t>Exécuté</w:t>
+      </w:r>
+      <w:r>
+        <w:t xml:space="preserve">, </w:t>
+      </w:r>
+      <w:r>
+        <w:rPr>
+          <w:b/>
+          <w:bCs/>
+        </w:rPr>
+        <w:t>Statut</w:t>
+      </w:r>
+      <w:r>
+        <w:t xml:space="preserve"> (</w:t>
+      </w:r>
+      <w:r>
+        <w:rPr>
+          <w:b/>
+          <w:bCs/>
+        </w:rPr>
+        <w:t>SUCCESS</w:t>
+      </w:r>
+      <w:r>
+        <w:t xml:space="preserve">, </w:t>
+      </w:r>
+      <w:r>
+        <w:rPr>
+          <w:b/>
+          <w:bCs/>
+        </w:rPr>
+        <w:t>FAILED</w:t>
+      </w:r>
+      <w:r>
+        <w:t xml:space="preserve">, </w:t>
+      </w:r>
+      <w:r>
+        <w:rPr>
+          <w:b/>
+          <w:bCs/>
+        </w:rPr>
+        <w:t>TIMEOUT</w:t>
+      </w:r>
+      <w:r>
+        <w:t xml:space="preserve">), </w:t>
+      </w:r>
+      <w:r>
+        <w:rPr>
+          <w:b/>
+          <w:bCs/>
+        </w:rPr>
+        <w:t>Lignes</w:t>
+      </w:r>
+      <w:r>
+        <w:t xml:space="preserve"> et </w:t>
+      </w:r>
+      <w:r>
+        <w:rPr>
+          <w:b/>
+          <w:bCs/>
+        </w:rPr>
+        <w:t>Durée</w:t>
+      </w:r>
+      <w:r>
+        <w:t xml:space="preserve">. Pour chaque résultat, </w:t>
+      </w:r>
+      <w:r>
+        <w:rPr>
+          <w:b/>
+          <w:bCs/>
+        </w:rPr>
+        <w:t>Ouvrir</w:t>
+      </w:r>
+      <w:r>
+        <w:t xml:space="preserve"> l'affiche, et </w:t>
+      </w:r>
+      <w:r>
+        <w:rPr>
+          <w:b/>
+          <w:bCs/>
+        </w:rPr>
+        <w:t>XLSX</w:t>
+      </w:r>
+      <w:r>
+        <w:t xml:space="preserve">, </w:t>
+      </w:r>
+      <w:r>
+        <w:rPr>
+          <w:b/>
+          <w:bCs/>
+        </w:rPr>
+        <w:t>CSV</w:t>
+      </w:r>
+      <w:r>
+        <w:t xml:space="preserve"> et </w:t>
+      </w:r>
+      <w:r>
+        <w:rPr>
+          <w:b/>
+          <w:bCs/>
+        </w:rPr>
+        <w:t>PDF</w:t>
+      </w:r>
+      <w:r>
+        <w:t xml:space="preserve"> créent un fichier (si votre accès permet l'exportation). </w:t>
+      </w:r>
+      <w:r>
+        <w:rPr>
+          <w:b/>
+          <w:bCs/>
+        </w:rPr>
+        <w:t>Expire</w:t>
+      </w:r>
+      <w:r>
+        <w:t xml:space="preserve"> indique combien de temps le résultat est conservé, 30 jours par défaut.</w:t>
+      </w:r>
+    </w:p>
+    <w:p>
+      <w:r>
+        <w:t>Les résultats restent sur le serveur. Rien n'est envoyé par e-mail.</w:t>
+      </w:r>
+    </w:p>
+    <w:p>
+      <w:pPr>
+        <w:pStyle w:val="Ttulo1"/>
+        <w:pageBreakBefore/>
+      </w:pPr>
+      <w:bookmarkStart w:id="28" w:name="_Toc241848859"/>
+      <w:r>
+        <w:lastRenderedPageBreak/>
+        <w:t>Paramètres</w:t>
+      </w:r>
+      <w:bookmarkEnd w:id="28"/>
+    </w:p>
+    <w:p>
+      <w:r>
+        <w:rPr>
+          <w:b/>
+          <w:bCs/>
+        </w:rPr>
+        <w:t>Paramètres</w:t>
+      </w:r>
+      <w:r>
+        <w:t xml:space="preserve"> modifie l'apparence de l'application pour vous. Ouvrez-les depuis la barre latérale ou depuis votre nom en haut à droite. Les paramètres appartiennent à votre compte et vous suivent sur d'autres ordinateurs.</w:t>
+      </w:r>
+    </w:p>
+    <w:p>
+      <w:pPr>
+        <w:keepNext/>
+        <w:spacing w:before="120" w:after="60"/>
+        <w:jc w:val="center"/>
+      </w:pPr>
+      <w:r>
+        <w:rPr>
+          <w:noProof/>
+        </w:rPr>
+        <w:drawing>
+          <wp:inline distT="0" distB="0" distL="0" distR="0" wp14:anchorId="77DAF5C3" wp14:editId="26132045">
+            <wp:extent cx="5715000" cy="3571875"/>
+            <wp:effectExtent l="0" t="0" r="0" b="0"/>
+            <wp:docPr id="360" name="04-settings.png" descr="La page Paramètres avec les cartes Langue, Thème et Palette de couleurs." title="La page Paramètres avec les cartes Langue, Thème et Palette de couleurs."/>
+            <wp:cNvGraphicFramePr>
+              <a:graphicFrameLocks xmlns:a="http://schemas.openxmlformats.org/drawingml/2006/main" noChangeAspect="1"/>
+            </wp:cNvGraphicFramePr>
+            <a:graphic xmlns:a="http://schemas.openxmlformats.org/drawingml/2006/main">
+              <a:graphicData uri="http://schemas.openxmlformats.org/drawingml/2006/picture">
+                <pic:pic xmlns:pic="http://schemas.openxmlformats.org/drawingml/2006/picture">
+                  <pic:nvPicPr>
+                    <pic:cNvPr id="0" name=""/>
+                    <pic:cNvPicPr>
+                      <a:picLocks noChangeAspect="1" noChangeArrowheads="1"/>
+                    </pic:cNvPicPr>
+                  </pic:nvPicPr>
+                  <pic:blipFill>
+                    <a:blip r:embed="rId24"/>
                     <a:srcRect/>
                     <a:stretch>
                       <a:fillRect/>
@@ -18177,12 +20274,12 @@
         <w:pStyle w:val="Ttulo1"/>
         <w:pageBreakBefore/>
       </w:pPr>
-      <w:bookmarkStart w:id="28" w:name="_Toc241748614"/>
+      <w:bookmarkStart w:id="29" w:name="_Toc241848860"/>
       <w:r>
         <w:lastRenderedPageBreak/>
         <w:t>Questions fréquentes</w:t>
       </w:r>
-      <w:bookmarkEnd w:id="28"/>
+      <w:bookmarkEnd w:id="29"/>
     </w:p>
     <w:p>
       <w:r>
@@ -18272,6 +20369,38 @@
       </w:r>
       <w:r>
         <w:t>. Copiez la carte, puis modifiez votre copie.</w:t>
+      </w:r>
+    </w:p>
+    <w:p>
+      <w:r>
+        <w:rPr>
+          <w:b/>
+          <w:bCs/>
+        </w:rPr>
+        <w:t>Ma planification mensuelle affiche toujours les mêmes dates.</w:t>
+      </w:r>
+      <w:r>
+        <w:t xml:space="preserve"> Ses paramètres de date ont une </w:t>
+      </w:r>
+      <w:r>
+        <w:rPr>
+          <w:b/>
+          <w:bCs/>
+        </w:rPr>
+        <w:t>Valeur fixe</w:t>
+      </w:r>
+      <w:r>
+        <w:t xml:space="preserve">. Modifiez la planification et réglez-les sur </w:t>
+      </w:r>
+      <w:r>
+        <w:rPr>
+          <w:b/>
+          <w:bCs/>
+        </w:rPr>
+        <w:t>Relatif à la date d’exécution</w:t>
+      </w:r>
+      <w:r>
+        <w:t>.</w:t>
       </w:r>
     </w:p>
     <w:p>
@@ -18359,12 +20488,12 @@
         <w:pStyle w:val="Ttulo1"/>
         <w:pageBreakBefore/>
       </w:pPr>
-      <w:bookmarkStart w:id="29" w:name="_Toc241748615"/>
+      <w:bookmarkStart w:id="30" w:name="_Toc241848861"/>
       <w:r>
         <w:lastRenderedPageBreak/>
         <w:t>Glossaire</w:t>
       </w:r>
-      <w:bookmarkEnd w:id="29"/>
+      <w:bookmarkEnd w:id="30"/>
     </w:p>
     <w:tbl>
       <w:tblPr>
@@ -19239,8 +21368,8 @@
       </w:pPr>
     </w:p>
     <w:sectPr>
-      <w:headerReference w:type="default" r:id="rId24"/>
-      <w:footerReference w:type="default" r:id="rId25"/>
+      <w:headerReference w:type="default" r:id="rId25"/>
+      <w:footerReference w:type="default" r:id="rId26"/>
       <w:pgSz w:w="11906" w:h="16838"/>
       <w:pgMar w:top="1440" w:right="1440" w:bottom="1440" w:left="1440" w:header="708" w:footer="708" w:gutter="0"/>
       <w:pgNumType w:start="1"/>
@@ -19372,7 +21501,7 @@
         <w:sz w:val="16"/>
         <w:szCs w:val="16"/>
       </w:rPr>
-      <w:t>Discoverer Neo 2.1.1 · Guide complet · USER</w:t>
+      <w:t>Discoverer Neo 2.2.0 · Guide complet · USER</w:t>
     </w:r>
   </w:p>
 </w:hdr>
@@ -19381,10 +21510,10 @@
 <file path=word/numbering.xml><?xml version="1.0" encoding="utf-8"?>
 <w:numbering xmlns:wpc="http://schemas.microsoft.com/office/word/2010/wordprocessingCanvas" xmlns:cx="http://schemas.microsoft.com/office/drawing/2014/chartex" xmlns:cx1="http://schemas.microsoft.com/office/drawing/2015/9/8/chartex" xmlns:cx2="http://schemas.microsoft.com/office/drawing/2015/10/21/chartex" xmlns:cx3="http://schemas.microsoft.com/office/drawing/2016/5/9/chartex" xmlns:cx4="http://schemas.microsoft.com/office/drawing/2016/5/10/chartex" xmlns:cx5="http://schemas.microsoft.com/office/drawing/2016/5/11/chartex" xmlns:cx6="http://schemas.microsoft.com/office/drawing/2016/5/12/chartex" xmlns:cx7="http://schemas.microsoft.com/office/drawing/2016/5/13/chartex" xmlns:cx8="http://schemas.microsoft.com/office/drawing/2016/5/14/chartex" xmlns:mc="http://schemas.openxmlformats.org/markup-compatibility/2006" xmlns:aink="http://schemas.microsoft.com/office/drawing/2016/ink" xmlns:am3d="http://schemas.microsoft.com/office/drawing/2017/model3d" xmlns:o="urn:schemas-microsoft-com:office:office" xmlns:oel="http://schemas.microsoft.com/office/2019/extlst" xmlns:r="http://schemas.openxmlformats.org/officeDocument/2006/relationships" xmlns:m="http://schemas.openxmlformats.org/officeDocument/2006/math" xmlns:v="urn:schemas-microsoft-com:vml" xmlns:wp14="http://schemas.microsoft.com/office/word/2010/wordprocessingDrawing" xmlns:wp="http://schemas.openxmlformats.org/drawingml/2006/wordprocessingDrawing" xmlns:w10="urn:schemas-microsoft-com:office:word" xmlns:w="http://schemas.openxmlformats.org/wordprocessingml/2006/main" xmlns:w14="http://schemas.microsoft.com/office/word/2010/wordml" xmlns:w15="http://schemas.microsoft.com/office/word/2012/wordml" xmlns:w16cex="http://schemas.microsoft.com/office/word/2018/wordml/cex" xmlns:w16cid="http://schemas.microsoft.com/office/word/2016/wordml/cid" xmlns:w16="http://schemas.microsoft.com/office/word/2018/wordml" xmlns:w16sdtdh="http://schemas.microsoft.com/office/word/2020/wordml/sdtdatahash" xmlns:w16se="http://schemas.microsoft.com/office/word/2015/wordml/symex" xmlns:wpg="http://schemas.microsoft.com/office/word/2010/wordprocessingGroup" xmlns:wpi="http://schemas.microsoft.com/office/word/2010/wordprocessingInk" xmlns:wne="http://schemas.microsoft.com/office/word/2006/wordml" xmlns:wps="http://schemas.microsoft.com/office/word/2010/wordprocessingShape" mc:Ignorable="w14 w15 w16se w16cid w16 w16cex w16sdtdh wp14">
   <w:abstractNum w:abstractNumId="0" w15:restartNumberingAfterBreak="0">
-    <w:nsid w:val="0AF4526A"/>
+    <w:nsid w:val="029241ED"/>
     <w:multiLevelType w:val="hybridMultilevel"/>
-    <w:tmpl w:val="F78C74EA"/>
-    <w:lvl w:ilvl="0" w:tplc="B9F0B9E4">
+    <w:tmpl w:val="CE6CA778"/>
+    <w:lvl w:ilvl="0" w:tplc="2B2A315A">
       <w:start w:val="1"/>
       <w:numFmt w:val="decimal"/>
       <w:lvlText w:val="%1."/>
@@ -19393,7 +21522,7 @@
         <w:ind w:left="360" w:hanging="300"/>
       </w:pPr>
     </w:lvl>
-    <w:lvl w:ilvl="1" w:tplc="D7161E7C" w:tentative="1">
+    <w:lvl w:ilvl="1" w:tplc="9964F728" w:tentative="1">
       <w:start w:val="1"/>
       <w:numFmt w:val="lowerLetter"/>
       <w:lvlText w:val="%2."/>
@@ -19402,47 +21531,47 @@
         <w:ind w:left="720" w:hanging="300"/>
       </w:pPr>
     </w:lvl>
-    <w:lvl w:ilvl="2" w:tplc="BCBE5E48">
+    <w:lvl w:ilvl="2" w:tplc="83942564">
       <w:numFmt w:val="decimal"/>
       <w:lvlText w:val=""/>
       <w:lvlJc w:val="left"/>
     </w:lvl>
-    <w:lvl w:ilvl="3" w:tplc="735E6D0E">
+    <w:lvl w:ilvl="3" w:tplc="EEDABCD6">
       <w:numFmt w:val="decimal"/>
       <w:lvlText w:val=""/>
       <w:lvlJc w:val="left"/>
     </w:lvl>
-    <w:lvl w:ilvl="4" w:tplc="232C9F88">
+    <w:lvl w:ilvl="4" w:tplc="EF80ADC0">
       <w:numFmt w:val="decimal"/>
       <w:lvlText w:val=""/>
       <w:lvlJc w:val="left"/>
     </w:lvl>
-    <w:lvl w:ilvl="5" w:tplc="BAA6FB52">
+    <w:lvl w:ilvl="5" w:tplc="145ED010">
       <w:numFmt w:val="decimal"/>
       <w:lvlText w:val=""/>
       <w:lvlJc w:val="left"/>
     </w:lvl>
-    <w:lvl w:ilvl="6" w:tplc="40964E58">
+    <w:lvl w:ilvl="6" w:tplc="6C00B490">
       <w:numFmt w:val="decimal"/>
       <w:lvlText w:val=""/>
       <w:lvlJc w:val="left"/>
     </w:lvl>
-    <w:lvl w:ilvl="7" w:tplc="DC1829F4">
+    <w:lvl w:ilvl="7" w:tplc="A3A46510">
       <w:numFmt w:val="decimal"/>
       <w:lvlText w:val=""/>
       <w:lvlJc w:val="left"/>
     </w:lvl>
-    <w:lvl w:ilvl="8" w:tplc="C9204D36">
+    <w:lvl w:ilvl="8" w:tplc="B0401898">
       <w:numFmt w:val="decimal"/>
       <w:lvlText w:val=""/>
       <w:lvlJc w:val="left"/>
     </w:lvl>
   </w:abstractNum>
   <w:abstractNum w:abstractNumId="1" w15:restartNumberingAfterBreak="0">
-    <w:nsid w:val="28935488"/>
+    <w:nsid w:val="1F1A6DA7"/>
     <w:multiLevelType w:val="hybridMultilevel"/>
-    <w:tmpl w:val="70FE54EC"/>
-    <w:lvl w:ilvl="0" w:tplc="7B248460">
+    <w:tmpl w:val="FF667414"/>
+    <w:lvl w:ilvl="0" w:tplc="831E900C">
       <w:start w:val="1"/>
       <w:numFmt w:val="decimal"/>
       <w:lvlText w:val="%1."/>
@@ -19451,7 +21580,7 @@
         <w:ind w:left="360" w:hanging="300"/>
       </w:pPr>
     </w:lvl>
-    <w:lvl w:ilvl="1" w:tplc="C0ECD0E4" w:tentative="1">
+    <w:lvl w:ilvl="1" w:tplc="94AC0032" w:tentative="1">
       <w:start w:val="1"/>
       <w:numFmt w:val="lowerLetter"/>
       <w:lvlText w:val="%2."/>
@@ -19460,105 +21589,47 @@
         <w:ind w:left="720" w:hanging="300"/>
       </w:pPr>
     </w:lvl>
-    <w:lvl w:ilvl="2" w:tplc="367EFC22">
+    <w:lvl w:ilvl="2" w:tplc="E3F25974">
       <w:numFmt w:val="decimal"/>
       <w:lvlText w:val=""/>
       <w:lvlJc w:val="left"/>
     </w:lvl>
-    <w:lvl w:ilvl="3" w:tplc="623C3234">
+    <w:lvl w:ilvl="3" w:tplc="14AEA442">
       <w:numFmt w:val="decimal"/>
       <w:lvlText w:val=""/>
       <w:lvlJc w:val="left"/>
     </w:lvl>
-    <w:lvl w:ilvl="4" w:tplc="42A28C36">
+    <w:lvl w:ilvl="4" w:tplc="FC7E3B6E">
       <w:numFmt w:val="decimal"/>
       <w:lvlText w:val=""/>
       <w:lvlJc w:val="left"/>
     </w:lvl>
-    <w:lvl w:ilvl="5" w:tplc="81C4CE46">
+    <w:lvl w:ilvl="5" w:tplc="653AC7E0">
       <w:numFmt w:val="decimal"/>
       <w:lvlText w:val=""/>
       <w:lvlJc w:val="left"/>
     </w:lvl>
-    <w:lvl w:ilvl="6" w:tplc="E5B63CDA">
+    <w:lvl w:ilvl="6" w:tplc="70E0D286">
       <w:numFmt w:val="decimal"/>
       <w:lvlText w:val=""/>
       <w:lvlJc w:val="left"/>
     </w:lvl>
-    <w:lvl w:ilvl="7" w:tplc="E5E897FE">
+    <w:lvl w:ilvl="7" w:tplc="EA2E81DE">
       <w:numFmt w:val="decimal"/>
       <w:lvlText w:val=""/>
       <w:lvlJc w:val="left"/>
     </w:lvl>
-    <w:lvl w:ilvl="8" w:tplc="4FFCCB90">
+    <w:lvl w:ilvl="8" w:tplc="A34AE6EA">
       <w:numFmt w:val="decimal"/>
       <w:lvlText w:val=""/>
       <w:lvlJc w:val="left"/>
     </w:lvl>
   </w:abstractNum>
   <w:abstractNum w:abstractNumId="2" w15:restartNumberingAfterBreak="0">
-    <w:nsid w:val="293F0145"/>
+    <w:nsid w:val="228E5879"/>
     <w:multiLevelType w:val="hybridMultilevel"/>
-    <w:tmpl w:val="AB601C26"/>
-    <w:lvl w:ilvl="0" w:tplc="4C500CAC">
-      <w:start w:val="1"/>
-      <w:numFmt w:val="bullet"/>
-      <w:lvlText w:val="•"/>
-      <w:lvlJc w:val="left"/>
-      <w:pPr>
-        <w:ind w:left="360" w:hanging="260"/>
-      </w:pPr>
-    </w:lvl>
-    <w:lvl w:ilvl="1" w:tplc="8BD4C2EA" w:tentative="1">
-      <w:start w:val="1"/>
-      <w:numFmt w:val="bullet"/>
-      <w:lvlText w:val="–"/>
-      <w:lvlJc w:val="left"/>
-      <w:pPr>
-        <w:ind w:left="720" w:hanging="260"/>
-      </w:pPr>
-    </w:lvl>
-    <w:lvl w:ilvl="2" w:tplc="116CDDA6">
-      <w:numFmt w:val="decimal"/>
-      <w:lvlText w:val=""/>
-      <w:lvlJc w:val="left"/>
-    </w:lvl>
-    <w:lvl w:ilvl="3" w:tplc="C408106A">
-      <w:numFmt w:val="decimal"/>
-      <w:lvlText w:val=""/>
-      <w:lvlJc w:val="left"/>
-    </w:lvl>
-    <w:lvl w:ilvl="4" w:tplc="147E9352">
-      <w:numFmt w:val="decimal"/>
-      <w:lvlText w:val=""/>
-      <w:lvlJc w:val="left"/>
-    </w:lvl>
-    <w:lvl w:ilvl="5" w:tplc="5FB4EC82">
-      <w:numFmt w:val="decimal"/>
-      <w:lvlText w:val=""/>
-      <w:lvlJc w:val="left"/>
-    </w:lvl>
-    <w:lvl w:ilvl="6" w:tplc="D80CC4F0">
-      <w:numFmt w:val="decimal"/>
-      <w:lvlText w:val=""/>
-      <w:lvlJc w:val="left"/>
-    </w:lvl>
-    <w:lvl w:ilvl="7" w:tplc="D1D21B60">
-      <w:numFmt w:val="decimal"/>
-      <w:lvlText w:val=""/>
-      <w:lvlJc w:val="left"/>
-    </w:lvl>
-    <w:lvl w:ilvl="8" w:tplc="8E1EA144">
-      <w:numFmt w:val="decimal"/>
-      <w:lvlText w:val=""/>
-      <w:lvlJc w:val="left"/>
-    </w:lvl>
-  </w:abstractNum>
-  <w:abstractNum w:abstractNumId="3" w15:restartNumberingAfterBreak="0">
-    <w:nsid w:val="418C5B46"/>
-    <w:multiLevelType w:val="hybridMultilevel"/>
-    <w:tmpl w:val="AF12F79E"/>
-    <w:lvl w:ilvl="0" w:tplc="1B82AED0">
+    <w:tmpl w:val="A0BA7DBC"/>
+    <w:lvl w:ilvl="0" w:tplc="3C4A2B96">
       <w:start w:val="1"/>
       <w:numFmt w:val="decimal"/>
       <w:lvlText w:val="%1."/>
@@ -19567,7 +21638,7 @@
         <w:ind w:left="360" w:hanging="300"/>
       </w:pPr>
     </w:lvl>
-    <w:lvl w:ilvl="1" w:tplc="1780D7C2" w:tentative="1">
+    <w:lvl w:ilvl="1" w:tplc="977A9E88" w:tentative="1">
       <w:start w:val="1"/>
       <w:numFmt w:val="lowerLetter"/>
       <w:lvlText w:val="%2."/>
@@ -19576,221 +21647,47 @@
         <w:ind w:left="720" w:hanging="300"/>
       </w:pPr>
     </w:lvl>
-    <w:lvl w:ilvl="2" w:tplc="D55828F6">
+    <w:lvl w:ilvl="2" w:tplc="61427AB2">
       <w:numFmt w:val="decimal"/>
       <w:lvlText w:val=""/>
       <w:lvlJc w:val="left"/>
     </w:lvl>
-    <w:lvl w:ilvl="3" w:tplc="EF46FA14">
+    <w:lvl w:ilvl="3" w:tplc="8F2AAF2A">
       <w:numFmt w:val="decimal"/>
       <w:lvlText w:val=""/>
       <w:lvlJc w:val="left"/>
     </w:lvl>
-    <w:lvl w:ilvl="4" w:tplc="71C05582">
+    <w:lvl w:ilvl="4" w:tplc="8188DB50">
       <w:numFmt w:val="decimal"/>
       <w:lvlText w:val=""/>
       <w:lvlJc w:val="left"/>
     </w:lvl>
-    <w:lvl w:ilvl="5" w:tplc="CCAA1F0E">
+    <w:lvl w:ilvl="5" w:tplc="3E2EE9BC">
       <w:numFmt w:val="decimal"/>
       <w:lvlText w:val=""/>
       <w:lvlJc w:val="left"/>
     </w:lvl>
-    <w:lvl w:ilvl="6" w:tplc="C0ECC21A">
+    <w:lvl w:ilvl="6" w:tplc="85D84B74">
       <w:numFmt w:val="decimal"/>
       <w:lvlText w:val=""/>
       <w:lvlJc w:val="left"/>
     </w:lvl>
-    <w:lvl w:ilvl="7" w:tplc="D702F94A">
+    <w:lvl w:ilvl="7" w:tplc="0DE427A0">
       <w:numFmt w:val="decimal"/>
       <w:lvlText w:val=""/>
       <w:lvlJc w:val="left"/>
     </w:lvl>
-    <w:lvl w:ilvl="8" w:tplc="4D44998C">
+    <w:lvl w:ilvl="8" w:tplc="AF086056">
       <w:numFmt w:val="decimal"/>
       <w:lvlText w:val=""/>
       <w:lvlJc w:val="left"/>
     </w:lvl>
   </w:abstractNum>
-  <w:abstractNum w:abstractNumId="4" w15:restartNumberingAfterBreak="0">
-    <w:nsid w:val="498C4E39"/>
+  <w:abstractNum w:abstractNumId="3" w15:restartNumberingAfterBreak="0">
+    <w:nsid w:val="2438238D"/>
     <w:multiLevelType w:val="hybridMultilevel"/>
-    <w:tmpl w:val="6C52F07E"/>
-    <w:lvl w:ilvl="0" w:tplc="C096B552">
-      <w:start w:val="1"/>
-      <w:numFmt w:val="decimal"/>
-      <w:lvlText w:val="%1."/>
-      <w:lvlJc w:val="left"/>
-      <w:pPr>
-        <w:ind w:left="360" w:hanging="300"/>
-      </w:pPr>
-    </w:lvl>
-    <w:lvl w:ilvl="1" w:tplc="8ACC4016" w:tentative="1">
-      <w:start w:val="1"/>
-      <w:numFmt w:val="lowerLetter"/>
-      <w:lvlText w:val="%2."/>
-      <w:lvlJc w:val="left"/>
-      <w:pPr>
-        <w:ind w:left="720" w:hanging="300"/>
-      </w:pPr>
-    </w:lvl>
-    <w:lvl w:ilvl="2" w:tplc="19927932">
-      <w:numFmt w:val="decimal"/>
-      <w:lvlText w:val=""/>
-      <w:lvlJc w:val="left"/>
-    </w:lvl>
-    <w:lvl w:ilvl="3" w:tplc="F8A6A804">
-      <w:numFmt w:val="decimal"/>
-      <w:lvlText w:val=""/>
-      <w:lvlJc w:val="left"/>
-    </w:lvl>
-    <w:lvl w:ilvl="4" w:tplc="1DA8FAF0">
-      <w:numFmt w:val="decimal"/>
-      <w:lvlText w:val=""/>
-      <w:lvlJc w:val="left"/>
-    </w:lvl>
-    <w:lvl w:ilvl="5" w:tplc="6C8461EA">
-      <w:numFmt w:val="decimal"/>
-      <w:lvlText w:val=""/>
-      <w:lvlJc w:val="left"/>
-    </w:lvl>
-    <w:lvl w:ilvl="6" w:tplc="C3784E76">
-      <w:numFmt w:val="decimal"/>
-      <w:lvlText w:val=""/>
-      <w:lvlJc w:val="left"/>
-    </w:lvl>
-    <w:lvl w:ilvl="7" w:tplc="68B8D978">
-      <w:numFmt w:val="decimal"/>
-      <w:lvlText w:val=""/>
-      <w:lvlJc w:val="left"/>
-    </w:lvl>
-    <w:lvl w:ilvl="8" w:tplc="8768014C">
-      <w:numFmt w:val="decimal"/>
-      <w:lvlText w:val=""/>
-      <w:lvlJc w:val="left"/>
-    </w:lvl>
-  </w:abstractNum>
-  <w:abstractNum w:abstractNumId="5" w15:restartNumberingAfterBreak="0">
-    <w:nsid w:val="6B822071"/>
-    <w:multiLevelType w:val="hybridMultilevel"/>
-    <w:tmpl w:val="9C9EC7F2"/>
-    <w:lvl w:ilvl="0" w:tplc="3F2E317C">
-      <w:start w:val="1"/>
-      <w:numFmt w:val="decimal"/>
-      <w:lvlText w:val="%1."/>
-      <w:lvlJc w:val="left"/>
-      <w:pPr>
-        <w:ind w:left="360" w:hanging="300"/>
-      </w:pPr>
-    </w:lvl>
-    <w:lvl w:ilvl="1" w:tplc="B00E9C8C" w:tentative="1">
-      <w:start w:val="1"/>
-      <w:numFmt w:val="lowerLetter"/>
-      <w:lvlText w:val="%2."/>
-      <w:lvlJc w:val="left"/>
-      <w:pPr>
-        <w:ind w:left="720" w:hanging="300"/>
-      </w:pPr>
-    </w:lvl>
-    <w:lvl w:ilvl="2" w:tplc="27240D26">
-      <w:numFmt w:val="decimal"/>
-      <w:lvlText w:val=""/>
-      <w:lvlJc w:val="left"/>
-    </w:lvl>
-    <w:lvl w:ilvl="3" w:tplc="C2B8A594">
-      <w:numFmt w:val="decimal"/>
-      <w:lvlText w:val=""/>
-      <w:lvlJc w:val="left"/>
-    </w:lvl>
-    <w:lvl w:ilvl="4" w:tplc="91304978">
-      <w:numFmt w:val="decimal"/>
-      <w:lvlText w:val=""/>
-      <w:lvlJc w:val="left"/>
-    </w:lvl>
-    <w:lvl w:ilvl="5" w:tplc="17882788">
-      <w:numFmt w:val="decimal"/>
-      <w:lvlText w:val=""/>
-      <w:lvlJc w:val="left"/>
-    </w:lvl>
-    <w:lvl w:ilvl="6" w:tplc="F8D247B8">
-      <w:numFmt w:val="decimal"/>
-      <w:lvlText w:val=""/>
-      <w:lvlJc w:val="left"/>
-    </w:lvl>
-    <w:lvl w:ilvl="7" w:tplc="AD9252B6">
-      <w:numFmt w:val="decimal"/>
-      <w:lvlText w:val=""/>
-      <w:lvlJc w:val="left"/>
-    </w:lvl>
-    <w:lvl w:ilvl="8" w:tplc="769CAF90">
-      <w:numFmt w:val="decimal"/>
-      <w:lvlText w:val=""/>
-      <w:lvlJc w:val="left"/>
-    </w:lvl>
-  </w:abstractNum>
-  <w:abstractNum w:abstractNumId="6" w15:restartNumberingAfterBreak="0">
-    <w:nsid w:val="79CB272E"/>
-    <w:multiLevelType w:val="hybridMultilevel"/>
-    <w:tmpl w:val="75524386"/>
-    <w:lvl w:ilvl="0" w:tplc="B9C8E4EE">
-      <w:start w:val="1"/>
-      <w:numFmt w:val="decimal"/>
-      <w:lvlText w:val="%1."/>
-      <w:lvlJc w:val="left"/>
-      <w:pPr>
-        <w:ind w:left="360" w:hanging="300"/>
-      </w:pPr>
-    </w:lvl>
-    <w:lvl w:ilvl="1" w:tplc="10944BC0" w:tentative="1">
-      <w:start w:val="1"/>
-      <w:numFmt w:val="lowerLetter"/>
-      <w:lvlText w:val="%2."/>
-      <w:lvlJc w:val="left"/>
-      <w:pPr>
-        <w:ind w:left="720" w:hanging="300"/>
-      </w:pPr>
-    </w:lvl>
-    <w:lvl w:ilvl="2" w:tplc="7874722A">
-      <w:numFmt w:val="decimal"/>
-      <w:lvlText w:val=""/>
-      <w:lvlJc w:val="left"/>
-    </w:lvl>
-    <w:lvl w:ilvl="3" w:tplc="4DB0EB46">
-      <w:numFmt w:val="decimal"/>
-      <w:lvlText w:val=""/>
-      <w:lvlJc w:val="left"/>
-    </w:lvl>
-    <w:lvl w:ilvl="4" w:tplc="885A8342">
-      <w:numFmt w:val="decimal"/>
-      <w:lvlText w:val=""/>
-      <w:lvlJc w:val="left"/>
-    </w:lvl>
-    <w:lvl w:ilvl="5" w:tplc="E32EEE0C">
-      <w:numFmt w:val="decimal"/>
-      <w:lvlText w:val=""/>
-      <w:lvlJc w:val="left"/>
-    </w:lvl>
-    <w:lvl w:ilvl="6" w:tplc="E06872C6">
-      <w:numFmt w:val="decimal"/>
-      <w:lvlText w:val=""/>
-      <w:lvlJc w:val="left"/>
-    </w:lvl>
-    <w:lvl w:ilvl="7" w:tplc="91200536">
-      <w:numFmt w:val="decimal"/>
-      <w:lvlText w:val=""/>
-      <w:lvlJc w:val="left"/>
-    </w:lvl>
-    <w:lvl w:ilvl="8" w:tplc="2F32E20A">
-      <w:numFmt w:val="decimal"/>
-      <w:lvlText w:val=""/>
-      <w:lvlJc w:val="left"/>
-    </w:lvl>
-  </w:abstractNum>
-  <w:abstractNum w:abstractNumId="7" w15:restartNumberingAfterBreak="0">
-    <w:nsid w:val="7F541CF2"/>
-    <w:multiLevelType w:val="hybridMultilevel"/>
-    <w:tmpl w:val="5C64D310"/>
-    <w:lvl w:ilvl="0" w:tplc="9D368A96" w:tentative="1">
+    <w:tmpl w:val="0576BBC6"/>
+    <w:lvl w:ilvl="0" w:tplc="54E2D9F6" w:tentative="1">
       <w:start w:val="1"/>
       <w:numFmt w:val="bullet"/>
       <w:lvlText w:val="●"/>
@@ -19799,7 +21696,7 @@
         <w:ind w:left="720" w:hanging="360"/>
       </w:pPr>
     </w:lvl>
-    <w:lvl w:ilvl="1" w:tplc="03DC6B20" w:tentative="1">
+    <w:lvl w:ilvl="1" w:tplc="5012251C" w:tentative="1">
       <w:start w:val="1"/>
       <w:numFmt w:val="bullet"/>
       <w:lvlText w:val="○"/>
@@ -19808,7 +21705,7 @@
         <w:ind w:left="1440" w:hanging="360"/>
       </w:pPr>
     </w:lvl>
-    <w:lvl w:ilvl="2" w:tplc="1100875E" w:tentative="1">
+    <w:lvl w:ilvl="2" w:tplc="17BCD7A8" w:tentative="1">
       <w:start w:val="1"/>
       <w:numFmt w:val="bullet"/>
       <w:lvlText w:val="■"/>
@@ -19817,7 +21714,7 @@
         <w:ind w:left="2160" w:hanging="360"/>
       </w:pPr>
     </w:lvl>
-    <w:lvl w:ilvl="3" w:tplc="8DDA7F1E" w:tentative="1">
+    <w:lvl w:ilvl="3" w:tplc="0956910E" w:tentative="1">
       <w:start w:val="1"/>
       <w:numFmt w:val="bullet"/>
       <w:lvlText w:val="●"/>
@@ -19826,7 +21723,7 @@
         <w:ind w:left="2880" w:hanging="360"/>
       </w:pPr>
     </w:lvl>
-    <w:lvl w:ilvl="4" w:tplc="23D63392" w:tentative="1">
+    <w:lvl w:ilvl="4" w:tplc="740E9810" w:tentative="1">
       <w:start w:val="1"/>
       <w:numFmt w:val="bullet"/>
       <w:lvlText w:val="○"/>
@@ -19835,7 +21732,7 @@
         <w:ind w:left="3600" w:hanging="360"/>
       </w:pPr>
     </w:lvl>
-    <w:lvl w:ilvl="5" w:tplc="C97E87E8" w:tentative="1">
+    <w:lvl w:ilvl="5" w:tplc="441440F4" w:tentative="1">
       <w:start w:val="1"/>
       <w:numFmt w:val="bullet"/>
       <w:lvlText w:val="■"/>
@@ -19844,7 +21741,7 @@
         <w:ind w:left="4320" w:hanging="360"/>
       </w:pPr>
     </w:lvl>
-    <w:lvl w:ilvl="6" w:tplc="41629FA4" w:tentative="1">
+    <w:lvl w:ilvl="6" w:tplc="4C00F26C" w:tentative="1">
       <w:start w:val="1"/>
       <w:numFmt w:val="bullet"/>
       <w:lvlText w:val="●"/>
@@ -19853,7 +21750,7 @@
         <w:ind w:left="5040" w:hanging="360"/>
       </w:pPr>
     </w:lvl>
-    <w:lvl w:ilvl="7" w:tplc="E82ED36A" w:tentative="1">
+    <w:lvl w:ilvl="7" w:tplc="A0D24826" w:tentative="1">
       <w:start w:val="1"/>
       <w:numFmt w:val="bullet"/>
       <w:lvlText w:val="●"/>
@@ -19862,7 +21759,7 @@
         <w:ind w:left="5760" w:hanging="360"/>
       </w:pPr>
     </w:lvl>
-    <w:lvl w:ilvl="8" w:tplc="00A4D3A0" w:tentative="1">
+    <w:lvl w:ilvl="8" w:tplc="3F4A75CA" w:tentative="1">
       <w:start w:val="1"/>
       <w:numFmt w:val="bullet"/>
       <w:lvlText w:val="●"/>
@@ -19872,50 +21769,346 @@
       </w:pPr>
     </w:lvl>
   </w:abstractNum>
-  <w:num w:numId="1" w16cid:durableId="1645767783">
+  <w:abstractNum w:abstractNumId="4" w15:restartNumberingAfterBreak="0">
+    <w:nsid w:val="25D7538A"/>
+    <w:multiLevelType w:val="hybridMultilevel"/>
+    <w:tmpl w:val="1B5E5042"/>
+    <w:lvl w:ilvl="0" w:tplc="866C4F58">
+      <w:start w:val="1"/>
+      <w:numFmt w:val="decimal"/>
+      <w:lvlText w:val="%1."/>
+      <w:lvlJc w:val="left"/>
+      <w:pPr>
+        <w:ind w:left="360" w:hanging="300"/>
+      </w:pPr>
+    </w:lvl>
+    <w:lvl w:ilvl="1" w:tplc="78D4DD0A" w:tentative="1">
+      <w:start w:val="1"/>
+      <w:numFmt w:val="lowerLetter"/>
+      <w:lvlText w:val="%2."/>
+      <w:lvlJc w:val="left"/>
+      <w:pPr>
+        <w:ind w:left="720" w:hanging="300"/>
+      </w:pPr>
+    </w:lvl>
+    <w:lvl w:ilvl="2" w:tplc="6C1290DA">
+      <w:numFmt w:val="decimal"/>
+      <w:lvlText w:val=""/>
+      <w:lvlJc w:val="left"/>
+    </w:lvl>
+    <w:lvl w:ilvl="3" w:tplc="61323FD6">
+      <w:numFmt w:val="decimal"/>
+      <w:lvlText w:val=""/>
+      <w:lvlJc w:val="left"/>
+    </w:lvl>
+    <w:lvl w:ilvl="4" w:tplc="5C2C93B4">
+      <w:numFmt w:val="decimal"/>
+      <w:lvlText w:val=""/>
+      <w:lvlJc w:val="left"/>
+    </w:lvl>
+    <w:lvl w:ilvl="5" w:tplc="F940A228">
+      <w:numFmt w:val="decimal"/>
+      <w:lvlText w:val=""/>
+      <w:lvlJc w:val="left"/>
+    </w:lvl>
+    <w:lvl w:ilvl="6" w:tplc="83B05B04">
+      <w:numFmt w:val="decimal"/>
+      <w:lvlText w:val=""/>
+      <w:lvlJc w:val="left"/>
+    </w:lvl>
+    <w:lvl w:ilvl="7" w:tplc="2A8E0FEA">
+      <w:numFmt w:val="decimal"/>
+      <w:lvlText w:val=""/>
+      <w:lvlJc w:val="left"/>
+    </w:lvl>
+    <w:lvl w:ilvl="8" w:tplc="BFE8D900">
+      <w:numFmt w:val="decimal"/>
+      <w:lvlText w:val=""/>
+      <w:lvlJc w:val="left"/>
+    </w:lvl>
+  </w:abstractNum>
+  <w:abstractNum w:abstractNumId="5" w15:restartNumberingAfterBreak="0">
+    <w:nsid w:val="283C3C3B"/>
+    <w:multiLevelType w:val="hybridMultilevel"/>
+    <w:tmpl w:val="A19E9EBA"/>
+    <w:lvl w:ilvl="0" w:tplc="EA70791A">
+      <w:start w:val="1"/>
+      <w:numFmt w:val="bullet"/>
+      <w:lvlText w:val="•"/>
+      <w:lvlJc w:val="left"/>
+      <w:pPr>
+        <w:ind w:left="360" w:hanging="260"/>
+      </w:pPr>
+    </w:lvl>
+    <w:lvl w:ilvl="1" w:tplc="79A058BC" w:tentative="1">
+      <w:start w:val="1"/>
+      <w:numFmt w:val="bullet"/>
+      <w:lvlText w:val="–"/>
+      <w:lvlJc w:val="left"/>
+      <w:pPr>
+        <w:ind w:left="720" w:hanging="260"/>
+      </w:pPr>
+    </w:lvl>
+    <w:lvl w:ilvl="2" w:tplc="AC42EF00">
+      <w:numFmt w:val="decimal"/>
+      <w:lvlText w:val=""/>
+      <w:lvlJc w:val="left"/>
+    </w:lvl>
+    <w:lvl w:ilvl="3" w:tplc="866A1E14">
+      <w:numFmt w:val="decimal"/>
+      <w:lvlText w:val=""/>
+      <w:lvlJc w:val="left"/>
+    </w:lvl>
+    <w:lvl w:ilvl="4" w:tplc="3C668E5E">
+      <w:numFmt w:val="decimal"/>
+      <w:lvlText w:val=""/>
+      <w:lvlJc w:val="left"/>
+    </w:lvl>
+    <w:lvl w:ilvl="5" w:tplc="52D878D4">
+      <w:numFmt w:val="decimal"/>
+      <w:lvlText w:val=""/>
+      <w:lvlJc w:val="left"/>
+    </w:lvl>
+    <w:lvl w:ilvl="6" w:tplc="C158E32A">
+      <w:numFmt w:val="decimal"/>
+      <w:lvlText w:val=""/>
+      <w:lvlJc w:val="left"/>
+    </w:lvl>
+    <w:lvl w:ilvl="7" w:tplc="4DA87EC8">
+      <w:numFmt w:val="decimal"/>
+      <w:lvlText w:val=""/>
+      <w:lvlJc w:val="left"/>
+    </w:lvl>
+    <w:lvl w:ilvl="8" w:tplc="1E589032">
+      <w:numFmt w:val="decimal"/>
+      <w:lvlText w:val=""/>
+      <w:lvlJc w:val="left"/>
+    </w:lvl>
+  </w:abstractNum>
+  <w:abstractNum w:abstractNumId="6" w15:restartNumberingAfterBreak="0">
+    <w:nsid w:val="3EE816DA"/>
+    <w:multiLevelType w:val="hybridMultilevel"/>
+    <w:tmpl w:val="CC5EEFE6"/>
+    <w:lvl w:ilvl="0" w:tplc="E94A72AA">
+      <w:start w:val="1"/>
+      <w:numFmt w:val="decimal"/>
+      <w:lvlText w:val="%1."/>
+      <w:lvlJc w:val="left"/>
+      <w:pPr>
+        <w:ind w:left="360" w:hanging="300"/>
+      </w:pPr>
+    </w:lvl>
+    <w:lvl w:ilvl="1" w:tplc="3D647D90" w:tentative="1">
+      <w:start w:val="1"/>
+      <w:numFmt w:val="lowerLetter"/>
+      <w:lvlText w:val="%2."/>
+      <w:lvlJc w:val="left"/>
+      <w:pPr>
+        <w:ind w:left="720" w:hanging="300"/>
+      </w:pPr>
+    </w:lvl>
+    <w:lvl w:ilvl="2" w:tplc="8188A312">
+      <w:numFmt w:val="decimal"/>
+      <w:lvlText w:val=""/>
+      <w:lvlJc w:val="left"/>
+    </w:lvl>
+    <w:lvl w:ilvl="3" w:tplc="731ED65A">
+      <w:numFmt w:val="decimal"/>
+      <w:lvlText w:val=""/>
+      <w:lvlJc w:val="left"/>
+    </w:lvl>
+    <w:lvl w:ilvl="4" w:tplc="FC70FAD6">
+      <w:numFmt w:val="decimal"/>
+      <w:lvlText w:val=""/>
+      <w:lvlJc w:val="left"/>
+    </w:lvl>
+    <w:lvl w:ilvl="5" w:tplc="ABC642AA">
+      <w:numFmt w:val="decimal"/>
+      <w:lvlText w:val=""/>
+      <w:lvlJc w:val="left"/>
+    </w:lvl>
+    <w:lvl w:ilvl="6" w:tplc="D1C29F56">
+      <w:numFmt w:val="decimal"/>
+      <w:lvlText w:val=""/>
+      <w:lvlJc w:val="left"/>
+    </w:lvl>
+    <w:lvl w:ilvl="7" w:tplc="25465836">
+      <w:numFmt w:val="decimal"/>
+      <w:lvlText w:val=""/>
+      <w:lvlJc w:val="left"/>
+    </w:lvl>
+    <w:lvl w:ilvl="8" w:tplc="6518B55C">
+      <w:numFmt w:val="decimal"/>
+      <w:lvlText w:val=""/>
+      <w:lvlJc w:val="left"/>
+    </w:lvl>
+  </w:abstractNum>
+  <w:abstractNum w:abstractNumId="7" w15:restartNumberingAfterBreak="0">
+    <w:nsid w:val="5003491D"/>
+    <w:multiLevelType w:val="hybridMultilevel"/>
+    <w:tmpl w:val="47A274B2"/>
+    <w:lvl w:ilvl="0" w:tplc="418AC58C">
+      <w:start w:val="1"/>
+      <w:numFmt w:val="decimal"/>
+      <w:lvlText w:val="%1."/>
+      <w:lvlJc w:val="left"/>
+      <w:pPr>
+        <w:ind w:left="360" w:hanging="300"/>
+      </w:pPr>
+    </w:lvl>
+    <w:lvl w:ilvl="1" w:tplc="0808557E" w:tentative="1">
+      <w:start w:val="1"/>
+      <w:numFmt w:val="lowerLetter"/>
+      <w:lvlText w:val="%2."/>
+      <w:lvlJc w:val="left"/>
+      <w:pPr>
+        <w:ind w:left="720" w:hanging="300"/>
+      </w:pPr>
+    </w:lvl>
+    <w:lvl w:ilvl="2" w:tplc="5D5E3C10">
+      <w:numFmt w:val="decimal"/>
+      <w:lvlText w:val=""/>
+      <w:lvlJc w:val="left"/>
+    </w:lvl>
+    <w:lvl w:ilvl="3" w:tplc="7C02DEB0">
+      <w:numFmt w:val="decimal"/>
+      <w:lvlText w:val=""/>
+      <w:lvlJc w:val="left"/>
+    </w:lvl>
+    <w:lvl w:ilvl="4" w:tplc="A04068D0">
+      <w:numFmt w:val="decimal"/>
+      <w:lvlText w:val=""/>
+      <w:lvlJc w:val="left"/>
+    </w:lvl>
+    <w:lvl w:ilvl="5" w:tplc="75E8C79C">
+      <w:numFmt w:val="decimal"/>
+      <w:lvlText w:val=""/>
+      <w:lvlJc w:val="left"/>
+    </w:lvl>
+    <w:lvl w:ilvl="6" w:tplc="5782A6B2">
+      <w:numFmt w:val="decimal"/>
+      <w:lvlText w:val=""/>
+      <w:lvlJc w:val="left"/>
+    </w:lvl>
+    <w:lvl w:ilvl="7" w:tplc="8D3E2874">
+      <w:numFmt w:val="decimal"/>
+      <w:lvlText w:val=""/>
+      <w:lvlJc w:val="left"/>
+    </w:lvl>
+    <w:lvl w:ilvl="8" w:tplc="51325E06">
+      <w:numFmt w:val="decimal"/>
+      <w:lvlText w:val=""/>
+      <w:lvlJc w:val="left"/>
+    </w:lvl>
+  </w:abstractNum>
+  <w:abstractNum w:abstractNumId="8" w15:restartNumberingAfterBreak="0">
+    <w:nsid w:val="63E5175F"/>
+    <w:multiLevelType w:val="hybridMultilevel"/>
+    <w:tmpl w:val="9C90D318"/>
+    <w:lvl w:ilvl="0" w:tplc="FB50B8A6">
+      <w:start w:val="1"/>
+      <w:numFmt w:val="decimal"/>
+      <w:lvlText w:val="%1."/>
+      <w:lvlJc w:val="left"/>
+      <w:pPr>
+        <w:ind w:left="360" w:hanging="300"/>
+      </w:pPr>
+    </w:lvl>
+    <w:lvl w:ilvl="1" w:tplc="4B427FEA" w:tentative="1">
+      <w:start w:val="1"/>
+      <w:numFmt w:val="lowerLetter"/>
+      <w:lvlText w:val="%2."/>
+      <w:lvlJc w:val="left"/>
+      <w:pPr>
+        <w:ind w:left="720" w:hanging="300"/>
+      </w:pPr>
+    </w:lvl>
+    <w:lvl w:ilvl="2" w:tplc="93243370">
+      <w:numFmt w:val="decimal"/>
+      <w:lvlText w:val=""/>
+      <w:lvlJc w:val="left"/>
+    </w:lvl>
+    <w:lvl w:ilvl="3" w:tplc="B2141FE4">
+      <w:numFmt w:val="decimal"/>
+      <w:lvlText w:val=""/>
+      <w:lvlJc w:val="left"/>
+    </w:lvl>
+    <w:lvl w:ilvl="4" w:tplc="B6A21388">
+      <w:numFmt w:val="decimal"/>
+      <w:lvlText w:val=""/>
+      <w:lvlJc w:val="left"/>
+    </w:lvl>
+    <w:lvl w:ilvl="5" w:tplc="9AB47540">
+      <w:numFmt w:val="decimal"/>
+      <w:lvlText w:val=""/>
+      <w:lvlJc w:val="left"/>
+    </w:lvl>
+    <w:lvl w:ilvl="6" w:tplc="9072C9F0">
+      <w:numFmt w:val="decimal"/>
+      <w:lvlText w:val=""/>
+      <w:lvlJc w:val="left"/>
+    </w:lvl>
+    <w:lvl w:ilvl="7" w:tplc="B0B82E48">
+      <w:numFmt w:val="decimal"/>
+      <w:lvlText w:val=""/>
+      <w:lvlJc w:val="left"/>
+    </w:lvl>
+    <w:lvl w:ilvl="8" w:tplc="FE720F5A">
+      <w:numFmt w:val="decimal"/>
+      <w:lvlText w:val=""/>
+      <w:lvlJc w:val="left"/>
+    </w:lvl>
+  </w:abstractNum>
+  <w:num w:numId="1" w16cid:durableId="935485035">
+    <w:abstractNumId w:val="3"/>
+    <w:lvlOverride w:ilvl="0">
+      <w:startOverride w:val="1"/>
+    </w:lvlOverride>
+  </w:num>
+  <w:num w:numId="2" w16cid:durableId="1182738239">
+    <w:abstractNumId w:val="5"/>
+    <w:lvlOverride w:ilvl="0">
+      <w:startOverride w:val="1"/>
+    </w:lvlOverride>
+  </w:num>
+  <w:num w:numId="3" w16cid:durableId="615412072">
+    <w:abstractNumId w:val="8"/>
+    <w:lvlOverride w:ilvl="0">
+      <w:startOverride w:val="1"/>
+    </w:lvlOverride>
+  </w:num>
+  <w:num w:numId="4" w16cid:durableId="1732577256">
+    <w:abstractNumId w:val="4"/>
+    <w:lvlOverride w:ilvl="0">
+      <w:startOverride w:val="1"/>
+    </w:lvlOverride>
+  </w:num>
+  <w:num w:numId="5" w16cid:durableId="287010445">
     <w:abstractNumId w:val="7"/>
     <w:lvlOverride w:ilvl="0">
       <w:startOverride w:val="1"/>
     </w:lvlOverride>
   </w:num>
-  <w:num w:numId="2" w16cid:durableId="14311142">
-    <w:abstractNumId w:val="2"/>
+  <w:num w:numId="6" w16cid:durableId="328795522">
+    <w:abstractNumId w:val="0"/>
     <w:lvlOverride w:ilvl="0">
       <w:startOverride w:val="1"/>
     </w:lvlOverride>
   </w:num>
-  <w:num w:numId="3" w16cid:durableId="1868832774">
+  <w:num w:numId="7" w16cid:durableId="904729309">
     <w:abstractNumId w:val="6"/>
     <w:lvlOverride w:ilvl="0">
       <w:startOverride w:val="1"/>
     </w:lvlOverride>
   </w:num>
-  <w:num w:numId="4" w16cid:durableId="1615284176">
-    <w:abstractNumId w:val="0"/>
+  <w:num w:numId="8" w16cid:durableId="318995810">
+    <w:abstractNumId w:val="1"/>
     <w:lvlOverride w:ilvl="0">
       <w:startOverride w:val="1"/>
     </w:lvlOverride>
   </w:num>
-  <w:num w:numId="5" w16cid:durableId="2083985932">
-    <w:abstractNumId w:val="3"/>
-    <w:lvlOverride w:ilvl="0">
-      <w:startOverride w:val="1"/>
-    </w:lvlOverride>
-  </w:num>
-  <w:num w:numId="6" w16cid:durableId="1774128604">
-    <w:abstractNumId w:val="5"/>
-    <w:lvlOverride w:ilvl="0">
-      <w:startOverride w:val="1"/>
-    </w:lvlOverride>
-  </w:num>
-  <w:num w:numId="7" w16cid:durableId="561140202">
-    <w:abstractNumId w:val="4"/>
-    <w:lvlOverride w:ilvl="0">
-      <w:startOverride w:val="1"/>
-    </w:lvlOverride>
-  </w:num>
-  <w:num w:numId="8" w16cid:durableId="1528446403">
-    <w:abstractNumId w:val="1"/>
+  <w:num w:numId="9" w16cid:durableId="25721688">
+    <w:abstractNumId w:val="2"/>
     <w:lvlOverride w:ilvl="0">
       <w:startOverride w:val="1"/>
     </w:lvlOverride>
@@ -20595,7 +22788,7 @@
     <w:autoRedefine/>
     <w:uiPriority w:val="39"/>
     <w:unhideWhenUsed/>
-    <w:rsid w:val="00800CC3"/>
+    <w:rsid w:val="00A30690"/>
     <w:pPr>
       <w:spacing w:after="100"/>
     </w:pPr>
@@ -20607,7 +22800,7 @@
     <w:autoRedefine/>
     <w:uiPriority w:val="39"/>
     <w:unhideWhenUsed/>
-    <w:rsid w:val="00800CC3"/>
+    <w:rsid w:val="00A30690"/>
     <w:pPr>
       <w:spacing w:after="100"/>
       <w:ind w:left="210"/>
